--- a/데브옵스를_위한_쿠버네티스_마스터_강의/section03.docx
+++ b/데브옵스를_위한_쿠버네티스_마스터_강의/section03.docx
@@ -2,6 +2,2445 @@
 <file path=word/document.xml><?xml version="1.0" encoding="utf-8"?>
 <w:document xmlns:wpc="http://schemas.microsoft.com/office/word/2010/wordprocessingCanvas" xmlns:cx="http://schemas.microsoft.com/office/drawing/2014/chartex" xmlns:cx1="http://schemas.microsoft.com/office/drawing/2015/9/8/chartex" xmlns:cx2="http://schemas.microsoft.com/office/drawing/2015/10/21/chartex" xmlns:cx3="http://schemas.microsoft.com/office/drawing/2016/5/9/chartex" xmlns:cx4="http://schemas.microsoft.com/office/drawing/2016/5/10/chartex" xmlns:cx5="http://schemas.microsoft.com/office/drawing/2016/5/11/chartex" xmlns:cx6="http://schemas.microsoft.com/office/drawing/2016/5/12/chartex" xmlns:cx7="http://schemas.microsoft.com/office/drawing/2016/5/13/chartex" xmlns:cx8="http://schemas.microsoft.com/office/drawing/2016/5/14/chartex" xmlns:mc="http://schemas.openxmlformats.org/markup-compatibility/2006" xmlns:aink="http://schemas.microsoft.com/office/drawing/2016/ink" xmlns:am3d="http://schemas.microsoft.com/office/drawing/2017/model3d" xmlns:o="urn:schemas-microsoft-com:office:office" xmlns:oel="http://schemas.microsoft.com/office/2019/extlst" xmlns:r="http://schemas.openxmlformats.org/officeDocument/2006/relationships" xmlns:m="http://schemas.openxmlformats.org/officeDocument/2006/math" xmlns:v="urn:schemas-microsoft-com:vml" xmlns:wp14="http://schemas.microsoft.com/office/word/2010/wordprocessingDrawing" xmlns:wp="http://schemas.openxmlformats.org/drawingml/2006/wordprocessingDrawing" xmlns:w10="urn:schemas-microsoft-com:office:word" xmlns:w="http://schemas.openxmlformats.org/wordprocessingml/2006/main" xmlns:w14="http://schemas.microsoft.com/office/word/2010/wordml" xmlns:w15="http://schemas.microsoft.com/office/word/2012/wordml" xmlns:w16cex="http://schemas.microsoft.com/office/word/2018/wordml/cex" xmlns:w16cid="http://schemas.microsoft.com/office/word/2016/wordml/cid" xmlns:w16="http://schemas.microsoft.com/office/word/2018/wordml" xmlns:w16du="http://schemas.microsoft.com/office/word/2023/wordml/word16du" xmlns:w16sdtdh="http://schemas.microsoft.com/office/word/2020/wordml/sdtdatahash" xmlns:w16se="http://schemas.microsoft.com/office/word/2015/wordml/symex" xmlns:wpg="http://schemas.microsoft.com/office/word/2010/wordprocessingGroup" xmlns:wpi="http://schemas.microsoft.com/office/word/2010/wordprocessingInk" xmlns:wne="http://schemas.microsoft.com/office/word/2006/wordml" xmlns:wps="http://schemas.microsoft.com/office/word/2010/wordprocessingShape" mc:Ignorable="w14 w15 w16se w16cid w16 w16cex w16sdtdh wp14">
   <w:body>
+    <w:p>
+      <w:pPr>
+        <w:pStyle w:val="1"/>
+      </w:pPr>
+      <w:proofErr w:type="spellStart"/>
+      <w:r>
+        <w:rPr>
+          <w:rFonts w:hint="eastAsia"/>
+        </w:rPr>
+        <w:t>쿠버네티스</w:t>
+      </w:r>
+      <w:proofErr w:type="spellEnd"/>
+      <w:r>
+        <w:rPr>
+          <w:rFonts w:hint="eastAsia"/>
+        </w:rPr>
+        <w:t xml:space="preserve"> 소개</w:t>
+      </w:r>
+    </w:p>
+    <w:p>
+      <w:proofErr w:type="spellStart"/>
+      <w:r>
+        <w:rPr>
+          <w:rFonts w:hint="eastAsia"/>
+        </w:rPr>
+        <w:t>쿠버네티스</w:t>
+      </w:r>
+      <w:proofErr w:type="spellEnd"/>
+      <w:r>
+        <w:rPr>
+          <w:rFonts w:hint="eastAsia"/>
+        </w:rPr>
+        <w:t xml:space="preserve"> 시작</w:t>
+      </w:r>
+    </w:p>
+    <w:p>
+      <w:pPr>
+        <w:pStyle w:val="a3"/>
+        <w:numPr>
+          <w:ilvl w:val="0"/>
+          <w:numId w:val="8"/>
+        </w:numPr>
+        <w:ind w:leftChars="0"/>
+      </w:pPr>
+      <w:r>
+        <w:rPr>
+          <w:rFonts w:hint="eastAsia"/>
+        </w:rPr>
+        <w:t>오랜 세월 동안 구글은 보그(</w:t>
+      </w:r>
+      <w:r>
+        <w:t>Borg)</w:t>
+      </w:r>
+      <w:r>
+        <w:rPr>
+          <w:rFonts w:hint="eastAsia"/>
+        </w:rPr>
+        <w:t>라는 내부 시스템을 개발</w:t>
+      </w:r>
+    </w:p>
+    <w:p>
+      <w:pPr>
+        <w:pStyle w:val="a3"/>
+        <w:numPr>
+          <w:ilvl w:val="0"/>
+          <w:numId w:val="8"/>
+        </w:numPr>
+        <w:ind w:leftChars="0"/>
+      </w:pPr>
+      <w:r>
+        <w:rPr>
+          <w:rFonts w:hint="eastAsia"/>
+        </w:rPr>
+        <w:t>애플리케이션 개발자와 시스템 관리자가 수천 개의 애플리케이션과 서비스를 관리하는 데 도움</w:t>
+      </w:r>
+    </w:p>
+    <w:p>
+      <w:pPr>
+        <w:pStyle w:val="a3"/>
+        <w:numPr>
+          <w:ilvl w:val="0"/>
+          <w:numId w:val="8"/>
+        </w:numPr>
+        <w:ind w:leftChars="0"/>
+      </w:pPr>
+      <w:r>
+        <w:rPr>
+          <w:rFonts w:hint="eastAsia"/>
+        </w:rPr>
+        <w:t>조직 규모가 클 때 엄청난 가치 발휘</w:t>
+      </w:r>
+    </w:p>
+    <w:p>
+      <w:pPr>
+        <w:pStyle w:val="a3"/>
+        <w:numPr>
+          <w:ilvl w:val="0"/>
+          <w:numId w:val="8"/>
+        </w:numPr>
+        <w:ind w:leftChars="0"/>
+      </w:pPr>
+      <w:r>
+        <w:rPr>
+          <w:rFonts w:hint="eastAsia"/>
+        </w:rPr>
+        <w:t>수십만 대의 시스템을 가동할 때 사용률이 조금만 향상돼도 수백만 달러의 비용 절감 효과</w:t>
+      </w:r>
+    </w:p>
+    <w:p>
+      <w:pPr>
+        <w:pStyle w:val="a3"/>
+        <w:numPr>
+          <w:ilvl w:val="0"/>
+          <w:numId w:val="8"/>
+        </w:numPr>
+        <w:ind w:leftChars="0"/>
+      </w:pPr>
+      <w:r>
+        <w:rPr>
+          <w:rFonts w:hint="eastAsia"/>
+        </w:rPr>
+        <w:t xml:space="preserve">구글은 보그와 오메가를 </w:t>
+      </w:r>
+      <w:r>
+        <w:t>15</w:t>
+      </w:r>
+      <w:r>
+        <w:rPr>
+          <w:rFonts w:hint="eastAsia"/>
+        </w:rPr>
+        <w:t>년 동안 비밀로 유지</w:t>
+      </w:r>
+    </w:p>
+    <w:p>
+      <w:pPr>
+        <w:pStyle w:val="a3"/>
+        <w:numPr>
+          <w:ilvl w:val="0"/>
+          <w:numId w:val="8"/>
+        </w:numPr>
+        <w:ind w:leftChars="0"/>
+      </w:pPr>
+      <w:r>
+        <w:rPr>
+          <w:rFonts w:hint="eastAsia"/>
+        </w:rPr>
+        <w:t>2</w:t>
+      </w:r>
+      <w:r>
+        <w:t>014</w:t>
+      </w:r>
+      <w:r>
+        <w:rPr>
+          <w:rFonts w:hint="eastAsia"/>
+        </w:rPr>
+        <w:t xml:space="preserve">년 구글 시스템을 얻은 경험을 바탕으로 한 오픈소스 시스템인 </w:t>
+      </w:r>
+      <w:r>
+        <w:t>‘</w:t>
+      </w:r>
+      <w:proofErr w:type="spellStart"/>
+      <w:r>
+        <w:rPr>
+          <w:rFonts w:hint="eastAsia"/>
+        </w:rPr>
+        <w:t>쿠버네티스</w:t>
+      </w:r>
+      <w:proofErr w:type="spellEnd"/>
+      <w:r>
+        <w:t>’</w:t>
+      </w:r>
+      <w:proofErr w:type="spellStart"/>
+      <w:r>
+        <w:rPr>
+          <w:rFonts w:hint="eastAsia"/>
+        </w:rPr>
+        <w:t>를</w:t>
+      </w:r>
+      <w:proofErr w:type="spellEnd"/>
+      <w:r>
+        <w:rPr>
+          <w:rFonts w:hint="eastAsia"/>
+        </w:rPr>
+        <w:t xml:space="preserve"> 출시</w:t>
+      </w:r>
+    </w:p>
+    <w:p/>
+    <w:p>
+      <w:pPr>
+        <w:pStyle w:val="2"/>
+      </w:pPr>
+      <w:proofErr w:type="spellStart"/>
+      <w:r>
+        <w:rPr>
+          <w:rFonts w:hint="eastAsia"/>
+        </w:rPr>
+        <w:t>쿠버네티스의</w:t>
+      </w:r>
+      <w:proofErr w:type="spellEnd"/>
+      <w:r>
+        <w:rPr>
+          <w:rFonts w:hint="eastAsia"/>
+        </w:rPr>
+        <w:t xml:space="preserve"> 장점</w:t>
+      </w:r>
+    </w:p>
+    <w:p>
+      <w:r>
+        <w:rPr>
+          <w:rFonts w:hint="eastAsia"/>
+        </w:rPr>
+        <w:t>인프라의 추상화</w:t>
+      </w:r>
+    </w:p>
+    <w:p>
+      <w:pPr>
+        <w:pStyle w:val="a3"/>
+        <w:numPr>
+          <w:ilvl w:val="0"/>
+          <w:numId w:val="8"/>
+        </w:numPr>
+        <w:ind w:leftChars="0"/>
+      </w:pPr>
+      <w:r>
+        <w:t>컨테이너</w:t>
+      </w:r>
+      <w:r>
+        <w:rPr>
+          <w:rFonts w:hint="eastAsia"/>
+        </w:rPr>
+        <w:t xml:space="preserve"> </w:t>
+      </w:r>
+      <w:r>
+        <w:t>시스템에서</w:t>
+      </w:r>
+      <w:r>
+        <w:rPr>
+          <w:rFonts w:hint="eastAsia"/>
+        </w:rPr>
+        <w:t xml:space="preserve"> </w:t>
+      </w:r>
+      <w:r>
+        <w:t>컨테이너</w:t>
+      </w:r>
+      <w:r>
+        <w:rPr>
+          <w:rFonts w:hint="eastAsia"/>
+        </w:rPr>
+        <w:t xml:space="preserve"> </w:t>
+      </w:r>
+      <w:r>
+        <w:t>애플리케이션을</w:t>
+      </w:r>
+      <w:r>
+        <w:rPr>
+          <w:rFonts w:hint="eastAsia"/>
+        </w:rPr>
+        <w:t xml:space="preserve"> </w:t>
+      </w:r>
+      <w:r>
+        <w:t>쉽게</w:t>
+      </w:r>
+      <w:r>
+        <w:rPr>
+          <w:rFonts w:hint="eastAsia"/>
+        </w:rPr>
+        <w:t xml:space="preserve"> </w:t>
+      </w:r>
+      <w:r>
+        <w:t>배포, 관리하도록</w:t>
+      </w:r>
+      <w:r>
+        <w:rPr>
+          <w:rFonts w:hint="eastAsia"/>
+        </w:rPr>
+        <w:t xml:space="preserve"> </w:t>
+      </w:r>
+      <w:r>
+        <w:t>돕는</w:t>
+      </w:r>
+      <w:r>
+        <w:rPr>
+          <w:rFonts w:hint="eastAsia"/>
+        </w:rPr>
+        <w:t xml:space="preserve"> </w:t>
+      </w:r>
+      <w:r>
+        <w:t>소프트웨어</w:t>
+      </w:r>
+      <w:r>
+        <w:rPr>
+          <w:rFonts w:hint="eastAsia"/>
+        </w:rPr>
+        <w:t xml:space="preserve"> </w:t>
+      </w:r>
+      <w:r>
+        <w:t>시스템</w:t>
+      </w:r>
+    </w:p>
+    <w:p>
+      <w:pPr>
+        <w:pStyle w:val="a3"/>
+        <w:numPr>
+          <w:ilvl w:val="0"/>
+          <w:numId w:val="8"/>
+        </w:numPr>
+        <w:ind w:leftChars="0"/>
+      </w:pPr>
+      <w:r>
+        <w:t>기본</w:t>
+      </w:r>
+      <w:r>
+        <w:rPr>
+          <w:rFonts w:hint="eastAsia"/>
+        </w:rPr>
+        <w:t xml:space="preserve"> </w:t>
+      </w:r>
+      <w:r>
+        <w:t>인프라를</w:t>
+      </w:r>
+      <w:r>
+        <w:rPr>
+          <w:rFonts w:hint="eastAsia"/>
+        </w:rPr>
+        <w:t xml:space="preserve"> </w:t>
+      </w:r>
+      <w:r>
+        <w:t>추상화해</w:t>
+      </w:r>
+      <w:r>
+        <w:rPr>
+          <w:rFonts w:hint="eastAsia"/>
+        </w:rPr>
+        <w:t xml:space="preserve"> </w:t>
+      </w:r>
+      <w:r>
+        <w:t>개발</w:t>
+      </w:r>
+      <w:r>
+        <w:rPr>
+          <w:rFonts w:hint="eastAsia"/>
+        </w:rPr>
+        <w:t xml:space="preserve"> </w:t>
+      </w:r>
+      <w:r>
+        <w:t>및</w:t>
+      </w:r>
+      <w:r>
+        <w:rPr>
+          <w:rFonts w:hint="eastAsia"/>
+        </w:rPr>
+        <w:t xml:space="preserve"> </w:t>
+      </w:r>
+      <w:r>
+        <w:t>운영팀의</w:t>
+      </w:r>
+      <w:r>
+        <w:rPr>
+          <w:rFonts w:hint="eastAsia"/>
+        </w:rPr>
+        <w:t xml:space="preserve"> </w:t>
+      </w:r>
+      <w:r>
+        <w:t>개발, 배포, 관리를</w:t>
+      </w:r>
+      <w:r>
+        <w:rPr>
+          <w:rFonts w:hint="eastAsia"/>
+        </w:rPr>
+        <w:t xml:space="preserve"> </w:t>
+      </w:r>
+      <w:r>
+        <w:t>단순화</w:t>
+      </w:r>
+    </w:p>
+    <w:p>
+      <w:pPr>
+        <w:pStyle w:val="a3"/>
+        <w:numPr>
+          <w:ilvl w:val="0"/>
+          <w:numId w:val="8"/>
+        </w:numPr>
+        <w:ind w:leftChars="0"/>
+      </w:pPr>
+      <w:r>
+        <w:t>모든 노드가 하나의 거대한</w:t>
+      </w:r>
+      <w:r>
+        <w:rPr>
+          <w:rFonts w:hint="eastAsia"/>
+        </w:rPr>
+        <w:t xml:space="preserve"> </w:t>
+      </w:r>
+      <w:r>
+        <w:t>컴퓨터인</w:t>
+      </w:r>
+      <w:r>
+        <w:rPr>
+          <w:rFonts w:hint="eastAsia"/>
+        </w:rPr>
+        <w:t xml:space="preserve"> </w:t>
+      </w:r>
+      <w:r>
+        <w:t>것처럼 수천개의</w:t>
+      </w:r>
+      <w:r>
+        <w:rPr>
+          <w:rFonts w:hint="eastAsia"/>
+        </w:rPr>
+        <w:t xml:space="preserve"> </w:t>
+      </w:r>
+      <w:r>
+        <w:t>컴퓨터 노드에서</w:t>
+      </w:r>
+      <w:r>
+        <w:rPr>
+          <w:rFonts w:hint="eastAsia"/>
+        </w:rPr>
+        <w:t xml:space="preserve"> </w:t>
+      </w:r>
+      <w:r>
+        <w:t>소프트웨어 애플리케이션을 실행</w:t>
+      </w:r>
+    </w:p>
+    <w:p>
+      <w:r>
+        <w:rPr>
+          <w:noProof/>
+        </w:rPr>
+        <w:drawing>
+          <wp:inline distT="0" distB="0" distL="0" distR="0" wp14:anchorId="3FDAC5C6" wp14:editId="4E2F8C8B">
+            <wp:extent cx="5731510" cy="2442210"/>
+            <wp:effectExtent l="0" t="0" r="2540" b="0"/>
+            <wp:docPr id="477363712" name="그림 1"/>
+            <wp:cNvGraphicFramePr>
+              <a:graphicFrameLocks xmlns:a="http://schemas.openxmlformats.org/drawingml/2006/main" noChangeAspect="1"/>
+            </wp:cNvGraphicFramePr>
+            <a:graphic xmlns:a="http://schemas.openxmlformats.org/drawingml/2006/main">
+              <a:graphicData uri="http://schemas.openxmlformats.org/drawingml/2006/picture">
+                <pic:pic xmlns:pic="http://schemas.openxmlformats.org/drawingml/2006/picture">
+                  <pic:nvPicPr>
+                    <pic:cNvPr id="477363712" name=""/>
+                    <pic:cNvPicPr/>
+                  </pic:nvPicPr>
+                  <pic:blipFill>
+                    <a:blip r:embed="rId6"/>
+                    <a:stretch>
+                      <a:fillRect/>
+                    </a:stretch>
+                  </pic:blipFill>
+                  <pic:spPr>
+                    <a:xfrm>
+                      <a:off x="0" y="0"/>
+                      <a:ext cx="5731510" cy="2442210"/>
+                    </a:xfrm>
+                    <a:prstGeom prst="rect">
+                      <a:avLst/>
+                    </a:prstGeom>
+                  </pic:spPr>
+                </pic:pic>
+              </a:graphicData>
+            </a:graphic>
+          </wp:inline>
+        </w:drawing>
+      </w:r>
+    </w:p>
+    <w:p/>
+    <w:p>
+      <w:r>
+        <w:rPr>
+          <w:rFonts w:hint="eastAsia"/>
+        </w:rPr>
+        <w:lastRenderedPageBreak/>
+        <w:t>개발자 돕기:</w:t>
+      </w:r>
+      <w:r>
+        <w:t xml:space="preserve"> </w:t>
+      </w:r>
+      <w:r>
+        <w:rPr>
+          <w:rFonts w:hint="eastAsia"/>
+        </w:rPr>
+        <w:t xml:space="preserve">핵심 </w:t>
+      </w:r>
+      <w:r>
+        <w:t>애플리케이션</w:t>
+      </w:r>
+      <w:r>
+        <w:rPr>
+          <w:rFonts w:hint="eastAsia"/>
+        </w:rPr>
+        <w:t xml:space="preserve"> 기능에 집중</w:t>
+      </w:r>
+    </w:p>
+    <w:p>
+      <w:pPr>
+        <w:pStyle w:val="a3"/>
+        <w:numPr>
+          <w:ilvl w:val="0"/>
+          <w:numId w:val="8"/>
+        </w:numPr>
+        <w:ind w:leftChars="0"/>
+      </w:pPr>
+      <w:r>
+        <w:rPr>
+          <w:rFonts w:hint="eastAsia"/>
+        </w:rPr>
+        <w:t>애플리케이션 개발자가 특정 인프라 관련 서비스를 애플리케이션에 구현하지 않아도 됨</w:t>
+      </w:r>
+    </w:p>
+    <w:p>
+      <w:pPr>
+        <w:pStyle w:val="a3"/>
+        <w:numPr>
+          <w:ilvl w:val="0"/>
+          <w:numId w:val="8"/>
+        </w:numPr>
+        <w:ind w:leftChars="0"/>
+      </w:pPr>
+      <w:proofErr w:type="spellStart"/>
+      <w:r>
+        <w:rPr>
+          <w:rFonts w:hint="eastAsia"/>
+        </w:rPr>
+        <w:t>쿠버네티스에</w:t>
+      </w:r>
+      <w:proofErr w:type="spellEnd"/>
+      <w:r>
+        <w:rPr>
+          <w:rFonts w:hint="eastAsia"/>
+        </w:rPr>
+        <w:t xml:space="preserve"> 의존해 서비스 제공</w:t>
+      </w:r>
+    </w:p>
+    <w:p>
+      <w:pPr>
+        <w:pStyle w:val="a3"/>
+        <w:numPr>
+          <w:ilvl w:val="1"/>
+          <w:numId w:val="8"/>
+        </w:numPr>
+        <w:ind w:leftChars="0"/>
+      </w:pPr>
+      <w:r>
+        <w:rPr>
+          <w:rFonts w:hint="eastAsia"/>
+        </w:rPr>
+        <w:t>서비스 검색,</w:t>
+      </w:r>
+      <w:r>
+        <w:t xml:space="preserve"> </w:t>
+      </w:r>
+      <w:r>
+        <w:rPr>
+          <w:rFonts w:hint="eastAsia"/>
+        </w:rPr>
+        <w:t>확장,</w:t>
+      </w:r>
+      <w:r>
+        <w:t xml:space="preserve"> </w:t>
+      </w:r>
+      <w:r>
+        <w:rPr>
+          <w:rFonts w:hint="eastAsia"/>
+        </w:rPr>
+        <w:t xml:space="preserve">로드 </w:t>
+      </w:r>
+      <w:proofErr w:type="spellStart"/>
+      <w:r>
+        <w:rPr>
+          <w:rFonts w:hint="eastAsia"/>
+        </w:rPr>
+        <w:t>밸런싱</w:t>
+      </w:r>
+      <w:proofErr w:type="spellEnd"/>
+      <w:r>
+        <w:rPr>
+          <w:rFonts w:hint="eastAsia"/>
+        </w:rPr>
+        <w:t>,</w:t>
+      </w:r>
+      <w:r>
+        <w:t xml:space="preserve"> </w:t>
+      </w:r>
+      <w:r>
+        <w:rPr>
+          <w:rFonts w:hint="eastAsia"/>
+        </w:rPr>
+        <w:t>자가 치유,</w:t>
+      </w:r>
+      <w:r>
+        <w:t xml:space="preserve"> </w:t>
+      </w:r>
+      <w:r>
+        <w:rPr>
+          <w:rFonts w:hint="eastAsia"/>
+        </w:rPr>
+        <w:t>리더 선출 등</w:t>
+      </w:r>
+    </w:p>
+    <w:p>
+      <w:pPr>
+        <w:pStyle w:val="a3"/>
+        <w:numPr>
+          <w:ilvl w:val="0"/>
+          <w:numId w:val="8"/>
+        </w:numPr>
+        <w:ind w:leftChars="0"/>
+      </w:pPr>
+      <w:r>
+        <w:rPr>
+          <w:rFonts w:hint="eastAsia"/>
+        </w:rPr>
+        <w:t>애플리케이션 개발자는 애플리케이션의 실제 기능을 구현하는 데 주력</w:t>
+      </w:r>
+    </w:p>
+    <w:p>
+      <w:pPr>
+        <w:pStyle w:val="a3"/>
+        <w:numPr>
+          <w:ilvl w:val="0"/>
+          <w:numId w:val="8"/>
+        </w:numPr>
+        <w:ind w:leftChars="0"/>
+      </w:pPr>
+      <w:r>
+        <w:rPr>
+          <w:rFonts w:hint="eastAsia"/>
+        </w:rPr>
+        <w:t>인프라와 인프라를 통합하는 방법을 파악하는데 시간을 낭비할 필요 없음</w:t>
+      </w:r>
+    </w:p>
+    <w:p>
+      <w:r>
+        <w:rPr>
+          <w:rFonts w:hint="eastAsia"/>
+        </w:rPr>
+        <w:t>운영 팀 돕기:</w:t>
+      </w:r>
+      <w:r>
+        <w:t xml:space="preserve"> </w:t>
+      </w:r>
+      <w:r>
+        <w:rPr>
+          <w:rFonts w:hint="eastAsia"/>
+        </w:rPr>
+        <w:t>효과적으로 리소스를 활용</w:t>
+      </w:r>
+    </w:p>
+    <w:p>
+      <w:pPr>
+        <w:pStyle w:val="a3"/>
+        <w:numPr>
+          <w:ilvl w:val="0"/>
+          <w:numId w:val="8"/>
+        </w:numPr>
+        <w:ind w:leftChars="0"/>
+      </w:pPr>
+      <w:r>
+        <w:rPr>
+          <w:rFonts w:hint="eastAsia"/>
+        </w:rPr>
+        <w:t>실행을 유지하고 서로 통신할 수 있도록 컴포넌트에 정보를 제공</w:t>
+      </w:r>
+    </w:p>
+    <w:p>
+      <w:pPr>
+        <w:pStyle w:val="a3"/>
+        <w:numPr>
+          <w:ilvl w:val="0"/>
+          <w:numId w:val="8"/>
+        </w:numPr>
+        <w:ind w:leftChars="0"/>
+      </w:pPr>
+      <w:r>
+        <w:rPr>
+          <w:rFonts w:hint="eastAsia"/>
+        </w:rPr>
+        <w:t>애플리케이션이 어떤 노드에서 실행되든 상관없음(신경</w:t>
+      </w:r>
+      <w:r>
+        <w:t xml:space="preserve"> </w:t>
+      </w:r>
+      <w:r>
+        <w:rPr>
+          <w:rFonts w:hint="eastAsia"/>
+        </w:rPr>
+        <w:t>쓰지 않아도 됨)</w:t>
+      </w:r>
+    </w:p>
+    <w:p>
+      <w:pPr>
+        <w:pStyle w:val="a3"/>
+        <w:numPr>
+          <w:ilvl w:val="0"/>
+          <w:numId w:val="8"/>
+        </w:numPr>
+        <w:ind w:leftChars="0"/>
+      </w:pPr>
+      <w:r>
+        <w:rPr>
+          <w:rFonts w:hint="eastAsia"/>
+        </w:rPr>
+        <w:t>언제든지 애플리케이션을 재배치 가능</w:t>
+      </w:r>
+    </w:p>
+    <w:p>
+      <w:pPr>
+        <w:pStyle w:val="a3"/>
+        <w:numPr>
+          <w:ilvl w:val="0"/>
+          <w:numId w:val="8"/>
+        </w:numPr>
+        <w:ind w:leftChars="0"/>
+      </w:pPr>
+      <w:r>
+        <w:rPr>
+          <w:rFonts w:hint="eastAsia"/>
+        </w:rPr>
+        <w:t>애플리케이션을 혼합하고 매칭시킴으로써 리소스를 매칭</w:t>
+      </w:r>
+    </w:p>
+    <w:p>
+      <w:pPr>
+        <w:pStyle w:val="2"/>
+      </w:pPr>
+      <w:proofErr w:type="spellStart"/>
+      <w:r>
+        <w:rPr>
+          <w:rFonts w:hint="eastAsia"/>
+        </w:rPr>
+        <w:t>쿠버네티스</w:t>
+      </w:r>
+      <w:proofErr w:type="spellEnd"/>
+      <w:r>
+        <w:rPr>
+          <w:rFonts w:hint="eastAsia"/>
+        </w:rPr>
+        <w:t xml:space="preserve"> 클러스터 아키텍처</w:t>
+      </w:r>
+    </w:p>
+    <w:p>
+      <w:pPr>
+        <w:pStyle w:val="a3"/>
+        <w:numPr>
+          <w:ilvl w:val="0"/>
+          <w:numId w:val="8"/>
+        </w:numPr>
+        <w:ind w:leftChars="0"/>
+      </w:pPr>
+      <w:proofErr w:type="spellStart"/>
+      <w:r>
+        <w:rPr>
+          <w:rFonts w:hint="eastAsia"/>
+        </w:rPr>
+        <w:t>쿠버네티스의</w:t>
+      </w:r>
+      <w:proofErr w:type="spellEnd"/>
+      <w:r>
+        <w:rPr>
+          <w:rFonts w:hint="eastAsia"/>
+        </w:rPr>
+        <w:t xml:space="preserve"> 클러스터는 하드웨어 수준에서 많은 노드로 구성되며 두 가지 유형으로 나뉨</w:t>
+      </w:r>
+    </w:p>
+    <w:p>
+      <w:pPr>
+        <w:pStyle w:val="a3"/>
+        <w:numPr>
+          <w:ilvl w:val="1"/>
+          <w:numId w:val="8"/>
+        </w:numPr>
+        <w:ind w:leftChars="0"/>
+      </w:pPr>
+      <w:r>
+        <w:rPr>
+          <w:rFonts w:hint="eastAsia"/>
+        </w:rPr>
+        <w:t>마스터 노드:</w:t>
+      </w:r>
+      <w:r>
+        <w:t xml:space="preserve"> </w:t>
+      </w:r>
+      <w:r>
+        <w:rPr>
+          <w:rFonts w:hint="eastAsia"/>
+        </w:rPr>
+        <w:t xml:space="preserve">전체 </w:t>
+      </w:r>
+      <w:proofErr w:type="spellStart"/>
+      <w:r>
+        <w:rPr>
+          <w:rFonts w:hint="eastAsia"/>
+        </w:rPr>
+        <w:t>쿠버네티스</w:t>
+      </w:r>
+      <w:proofErr w:type="spellEnd"/>
+      <w:r>
+        <w:rPr>
+          <w:rFonts w:hint="eastAsia"/>
+        </w:rPr>
+        <w:t xml:space="preserve"> 시스템을 관리하고 통제하는 </w:t>
+      </w:r>
+      <w:proofErr w:type="spellStart"/>
+      <w:r>
+        <w:rPr>
+          <w:rFonts w:hint="eastAsia"/>
+        </w:rPr>
+        <w:t>쿠버네티스</w:t>
+      </w:r>
+      <w:proofErr w:type="spellEnd"/>
+      <w:r>
+        <w:rPr>
+          <w:rFonts w:hint="eastAsia"/>
+        </w:rPr>
+        <w:t xml:space="preserve"> 컨트롤 </w:t>
+      </w:r>
+      <w:proofErr w:type="spellStart"/>
+      <w:r>
+        <w:rPr>
+          <w:rFonts w:hint="eastAsia"/>
+        </w:rPr>
+        <w:t>플레인을</w:t>
+      </w:r>
+      <w:proofErr w:type="spellEnd"/>
+      <w:r>
+        <w:rPr>
+          <w:rFonts w:hint="eastAsia"/>
+        </w:rPr>
+        <w:t xml:space="preserve"> 관장</w:t>
+      </w:r>
+    </w:p>
+    <w:p>
+      <w:pPr>
+        <w:pStyle w:val="a3"/>
+        <w:numPr>
+          <w:ilvl w:val="1"/>
+          <w:numId w:val="8"/>
+        </w:numPr>
+        <w:ind w:leftChars="0"/>
+      </w:pPr>
+      <w:r>
+        <w:rPr>
+          <w:rFonts w:hint="eastAsia"/>
+        </w:rPr>
+        <w:t>워커 노드:</w:t>
+      </w:r>
+      <w:r>
+        <w:t xml:space="preserve"> </w:t>
+      </w:r>
+      <w:r>
+        <w:rPr>
+          <w:rFonts w:hint="eastAsia"/>
+        </w:rPr>
+        <w:t>실제 배포하고자 하는 애플리케이션의 실행을 담당</w:t>
+      </w:r>
+    </w:p>
+    <w:p>
+      <w:r>
+        <w:rPr>
+          <w:noProof/>
+        </w:rPr>
+        <w:drawing>
+          <wp:inline distT="0" distB="0" distL="0" distR="0" wp14:anchorId="2BB5FAEB" wp14:editId="266A4F31">
+            <wp:extent cx="5605670" cy="2428337"/>
+            <wp:effectExtent l="0" t="0" r="0" b="0"/>
+            <wp:docPr id="200931587" name="그림 1"/>
+            <wp:cNvGraphicFramePr>
+              <a:graphicFrameLocks xmlns:a="http://schemas.openxmlformats.org/drawingml/2006/main" noChangeAspect="1"/>
+            </wp:cNvGraphicFramePr>
+            <a:graphic xmlns:a="http://schemas.openxmlformats.org/drawingml/2006/main">
+              <a:graphicData uri="http://schemas.openxmlformats.org/drawingml/2006/picture">
+                <pic:pic xmlns:pic="http://schemas.openxmlformats.org/drawingml/2006/picture">
+                  <pic:nvPicPr>
+                    <pic:cNvPr id="200931587" name=""/>
+                    <pic:cNvPicPr/>
+                  </pic:nvPicPr>
+                  <pic:blipFill>
+                    <a:blip r:embed="rId7"/>
+                    <a:stretch>
+                      <a:fillRect/>
+                    </a:stretch>
+                  </pic:blipFill>
+                  <pic:spPr>
+                    <a:xfrm>
+                      <a:off x="0" y="0"/>
+                      <a:ext cx="5613124" cy="2431566"/>
+                    </a:xfrm>
+                    <a:prstGeom prst="rect">
+                      <a:avLst/>
+                    </a:prstGeom>
+                  </pic:spPr>
+                </pic:pic>
+              </a:graphicData>
+            </a:graphic>
+          </wp:inline>
+        </w:drawing>
+      </w:r>
+    </w:p>
+    <w:p>
+      <w:pPr>
+        <w:pStyle w:val="2"/>
+      </w:pPr>
+      <w:proofErr w:type="spellStart"/>
+      <w:r>
+        <w:rPr>
+          <w:rFonts w:hint="eastAsia"/>
+        </w:rPr>
+        <w:lastRenderedPageBreak/>
+        <w:t>쿠버네티스에서</w:t>
+      </w:r>
+      <w:proofErr w:type="spellEnd"/>
+      <w:r>
+        <w:rPr>
+          <w:rFonts w:hint="eastAsia"/>
+        </w:rPr>
+        <w:t xml:space="preserve"> 애플리케이션 실행</w:t>
+      </w:r>
+    </w:p>
+    <w:p>
+      <w:r>
+        <w:rPr>
+          <w:noProof/>
+        </w:rPr>
+        <w:drawing>
+          <wp:inline distT="0" distB="0" distL="0" distR="0" wp14:anchorId="00CF951E" wp14:editId="151BA08B">
+            <wp:extent cx="5731510" cy="3715385"/>
+            <wp:effectExtent l="0" t="0" r="2540" b="0"/>
+            <wp:docPr id="1878181728" name="그림 1"/>
+            <wp:cNvGraphicFramePr>
+              <a:graphicFrameLocks xmlns:a="http://schemas.openxmlformats.org/drawingml/2006/main" noChangeAspect="1"/>
+            </wp:cNvGraphicFramePr>
+            <a:graphic xmlns:a="http://schemas.openxmlformats.org/drawingml/2006/main">
+              <a:graphicData uri="http://schemas.openxmlformats.org/drawingml/2006/picture">
+                <pic:pic xmlns:pic="http://schemas.openxmlformats.org/drawingml/2006/picture">
+                  <pic:nvPicPr>
+                    <pic:cNvPr id="1878181728" name=""/>
+                    <pic:cNvPicPr/>
+                  </pic:nvPicPr>
+                  <pic:blipFill>
+                    <a:blip r:embed="rId8"/>
+                    <a:stretch>
+                      <a:fillRect/>
+                    </a:stretch>
+                  </pic:blipFill>
+                  <pic:spPr>
+                    <a:xfrm>
+                      <a:off x="0" y="0"/>
+                      <a:ext cx="5731510" cy="3715385"/>
+                    </a:xfrm>
+                    <a:prstGeom prst="rect">
+                      <a:avLst/>
+                    </a:prstGeom>
+                  </pic:spPr>
+                </pic:pic>
+              </a:graphicData>
+            </a:graphic>
+          </wp:inline>
+        </w:drawing>
+      </w:r>
+    </w:p>
+    <w:p>
+      <w:r>
+        <w:rPr>
+          <w:rFonts w:hint="eastAsia"/>
+        </w:rPr>
+        <w:t xml:space="preserve">개발자 </w:t>
+      </w:r>
+      <w:r>
+        <w:t>-&gt; push -&gt; ci/cd</w:t>
+      </w:r>
+      <w:r>
+        <w:rPr>
+          <w:rFonts w:hint="eastAsia"/>
+        </w:rPr>
+        <w:t xml:space="preserve">를 통해 이미지 레지스트리 업로드 </w:t>
+      </w:r>
+      <w:r>
+        <w:t xml:space="preserve">-&gt; </w:t>
+      </w:r>
+      <w:r>
+        <w:rPr>
+          <w:rFonts w:hint="eastAsia"/>
+        </w:rPr>
+        <w:t xml:space="preserve">앱 </w:t>
+      </w:r>
+      <w:proofErr w:type="spellStart"/>
+      <w:r>
+        <w:rPr>
+          <w:rFonts w:hint="eastAsia"/>
+        </w:rPr>
+        <w:t>디스크립터</w:t>
+      </w:r>
+      <w:proofErr w:type="spellEnd"/>
+      <w:r>
+        <w:rPr>
+          <w:rFonts w:hint="eastAsia"/>
+        </w:rPr>
+        <w:t>(</w:t>
+      </w:r>
+      <w:proofErr w:type="spellStart"/>
+      <w:r>
+        <w:t>json</w:t>
+      </w:r>
+      <w:proofErr w:type="spellEnd"/>
+      <w:r>
+        <w:t xml:space="preserve">, </w:t>
+      </w:r>
+      <w:proofErr w:type="spellStart"/>
+      <w:r>
+        <w:t>yaml</w:t>
+      </w:r>
+      <w:proofErr w:type="spellEnd"/>
+      <w:r>
+        <w:t xml:space="preserve">) </w:t>
+      </w:r>
+      <w:r>
+        <w:rPr>
+          <w:rFonts w:hint="eastAsia"/>
+        </w:rPr>
+        <w:t xml:space="preserve">작성한 것을 통해 컨트롤 플레인(마스터)에게 전달 </w:t>
+      </w:r>
+      <w:r>
+        <w:t xml:space="preserve">-&gt; </w:t>
+      </w:r>
+      <w:r>
+        <w:rPr>
+          <w:rFonts w:hint="eastAsia"/>
+        </w:rPr>
+        <w:t>서비스(데몬)</w:t>
+      </w:r>
+      <w:r>
+        <w:t xml:space="preserve"> </w:t>
+      </w:r>
+      <w:r>
+        <w:rPr>
+          <w:rFonts w:hint="eastAsia"/>
+        </w:rPr>
+        <w:t xml:space="preserve">역할 중인 </w:t>
+      </w:r>
+      <w:proofErr w:type="spellStart"/>
+      <w:r>
+        <w:t>kublet</w:t>
+      </w:r>
+      <w:proofErr w:type="spellEnd"/>
+      <w:r>
+        <w:rPr>
+          <w:rFonts w:hint="eastAsia"/>
+        </w:rPr>
+        <w:t xml:space="preserve">에게 명령 </w:t>
+      </w:r>
+      <w:r>
+        <w:t xml:space="preserve">-&gt; </w:t>
+      </w:r>
+      <w:proofErr w:type="spellStart"/>
+      <w:r>
+        <w:t>containerd</w:t>
+      </w:r>
+      <w:proofErr w:type="spellEnd"/>
+      <w:r>
+        <w:rPr>
+          <w:rFonts w:hint="eastAsia"/>
+        </w:rPr>
+        <w:t>를 컨트롤하여 이미지 레지스트리에서 다운로드 받은 정보를 컨테이너로 생성</w:t>
+      </w:r>
+    </w:p>
+    <w:p/>
+    <w:p>
+      <w:pPr>
+        <w:pStyle w:val="1"/>
+      </w:pPr>
+      <w:r>
+        <w:rPr>
+          <w:rFonts w:hint="eastAsia"/>
+        </w:rPr>
+        <w:t>클러스터를 두 개나 사용하는 이유</w:t>
+      </w:r>
+    </w:p>
+    <w:p>
+      <w:r>
+        <w:rPr>
+          <w:rFonts w:hint="eastAsia"/>
+        </w:rPr>
+        <w:t>G</w:t>
+      </w:r>
+      <w:r>
+        <w:t>KE(</w:t>
+      </w:r>
+      <w:r>
+        <w:rPr>
+          <w:rFonts w:hint="eastAsia"/>
+        </w:rPr>
+        <w:t xml:space="preserve">구글 </w:t>
+      </w:r>
+      <w:proofErr w:type="spellStart"/>
+      <w:r>
+        <w:rPr>
+          <w:rFonts w:hint="eastAsia"/>
+        </w:rPr>
+        <w:t>쿠버네티스</w:t>
+      </w:r>
+      <w:proofErr w:type="spellEnd"/>
+      <w:r>
+        <w:rPr>
+          <w:rFonts w:hint="eastAsia"/>
+        </w:rPr>
+        <w:t xml:space="preserve"> 엔진)</w:t>
+      </w:r>
+    </w:p>
+    <w:p>
+      <w:pPr>
+        <w:pStyle w:val="a3"/>
+        <w:numPr>
+          <w:ilvl w:val="0"/>
+          <w:numId w:val="8"/>
+        </w:numPr>
+        <w:ind w:leftChars="0"/>
+      </w:pPr>
+      <w:r>
+        <w:rPr>
+          <w:rFonts w:hint="eastAsia"/>
+        </w:rPr>
+        <w:t>구글 관리하는 관리형 클러스터</w:t>
+      </w:r>
+    </w:p>
+    <w:p>
+      <w:pPr>
+        <w:pStyle w:val="a3"/>
+        <w:numPr>
+          <w:ilvl w:val="0"/>
+          <w:numId w:val="8"/>
+        </w:numPr>
+        <w:ind w:leftChars="0"/>
+      </w:pPr>
+      <w:r>
+        <w:rPr>
+          <w:rFonts w:hint="eastAsia"/>
+        </w:rPr>
+        <w:t>따라서 클러스터 세부 설정을 직접 할 수 없으므로 공부를 하는데 걸림돌</w:t>
+      </w:r>
+    </w:p>
+    <w:p>
+      <w:pPr>
+        <w:pStyle w:val="a3"/>
+        <w:numPr>
+          <w:ilvl w:val="0"/>
+          <w:numId w:val="8"/>
+        </w:numPr>
+        <w:ind w:leftChars="0"/>
+      </w:pPr>
+      <w:r>
+        <w:rPr>
+          <w:rFonts w:hint="eastAsia"/>
+        </w:rPr>
+        <w:t xml:space="preserve">장점은 클라우드 네이티브를 어느 정도 바로 사용할 수 있도록 </w:t>
+      </w:r>
+      <w:proofErr w:type="spellStart"/>
+      <w:r>
+        <w:rPr>
+          <w:rFonts w:hint="eastAsia"/>
+        </w:rPr>
+        <w:t>세팅되어</w:t>
+      </w:r>
+      <w:proofErr w:type="spellEnd"/>
+      <w:r>
+        <w:rPr>
+          <w:rFonts w:hint="eastAsia"/>
+        </w:rPr>
+        <w:t xml:space="preserve"> 있다는 점</w:t>
+      </w:r>
+    </w:p>
+    <w:p>
+      <w:proofErr w:type="spellStart"/>
+      <w:r>
+        <w:rPr>
+          <w:rFonts w:hint="eastAsia"/>
+        </w:rPr>
+        <w:t>온프레미스</w:t>
+      </w:r>
+      <w:proofErr w:type="spellEnd"/>
+      <w:r>
+        <w:rPr>
+          <w:rFonts w:hint="eastAsia"/>
+        </w:rPr>
+        <w:t>(우분투)</w:t>
+      </w:r>
+    </w:p>
+    <w:p>
+      <w:pPr>
+        <w:pStyle w:val="a3"/>
+        <w:numPr>
+          <w:ilvl w:val="0"/>
+          <w:numId w:val="8"/>
+        </w:numPr>
+        <w:ind w:leftChars="0"/>
+      </w:pPr>
+      <w:r>
+        <w:rPr>
+          <w:rFonts w:hint="eastAsia"/>
+        </w:rPr>
+        <w:t>단점은 클라우드 네이티브에 필요한 모든 구성 요소를 직접 세팅 필요</w:t>
+      </w:r>
+    </w:p>
+    <w:p>
+      <w:pPr>
+        <w:pStyle w:val="a3"/>
+        <w:numPr>
+          <w:ilvl w:val="0"/>
+          <w:numId w:val="8"/>
+        </w:numPr>
+        <w:ind w:leftChars="0"/>
+      </w:pPr>
+      <w:r>
+        <w:rPr>
+          <w:rFonts w:hint="eastAsia"/>
+        </w:rPr>
+        <w:t xml:space="preserve">장점은 </w:t>
+      </w:r>
+      <w:proofErr w:type="spellStart"/>
+      <w:r>
+        <w:rPr>
+          <w:rFonts w:hint="eastAsia"/>
+        </w:rPr>
+        <w:t>쿠버네티스</w:t>
+      </w:r>
+      <w:proofErr w:type="spellEnd"/>
+      <w:r>
+        <w:rPr>
+          <w:rFonts w:hint="eastAsia"/>
+        </w:rPr>
+        <w:t xml:space="preserve"> 클러스터의 모든 설정을 직접 조작할 수 있으므로 서비스를 구성하는 다양한 기능 테스트 가능</w:t>
+      </w:r>
+    </w:p>
+    <w:p>
+      <w:pPr>
+        <w:rPr>
+          <w:rFonts w:hint="eastAsia"/>
+        </w:rPr>
+      </w:pPr>
+      <w:r>
+        <w:rPr>
+          <w:rFonts w:hint="eastAsia"/>
+        </w:rPr>
+        <w:t>어느 쪽에서 실행해도 관계없는 경우,</w:t>
+      </w:r>
+      <w:r>
+        <w:t xml:space="preserve"> </w:t>
+      </w:r>
+      <w:r>
+        <w:rPr>
+          <w:rFonts w:hint="eastAsia"/>
+        </w:rPr>
+        <w:t xml:space="preserve">편의를 위해 </w:t>
+      </w:r>
+      <w:r>
+        <w:t xml:space="preserve">GKE </w:t>
+      </w:r>
+      <w:r>
+        <w:rPr>
+          <w:rFonts w:hint="eastAsia"/>
+        </w:rPr>
+        <w:t>사용해서 실습 진행</w:t>
+      </w:r>
+    </w:p>
+    <w:p>
+      <w:pPr>
+        <w:pStyle w:val="1"/>
+      </w:pPr>
+      <w:r>
+        <w:rPr>
+          <w:rFonts w:hint="eastAsia"/>
+        </w:rPr>
+        <w:lastRenderedPageBreak/>
+        <w:t xml:space="preserve">구글 </w:t>
+      </w:r>
+      <w:proofErr w:type="spellStart"/>
+      <w:r>
+        <w:rPr>
+          <w:rFonts w:hint="eastAsia"/>
+        </w:rPr>
+        <w:t>쿠버네티스</w:t>
+      </w:r>
+      <w:proofErr w:type="spellEnd"/>
+      <w:r>
+        <w:rPr>
+          <w:rFonts w:hint="eastAsia"/>
+        </w:rPr>
+        <w:t xml:space="preserve"> 엔진 소개와 회원 가입 안내</w:t>
+      </w:r>
+    </w:p>
+    <w:p>
+      <w:r>
+        <w:rPr>
+          <w:rFonts w:hint="eastAsia"/>
+        </w:rPr>
+        <w:t>G</w:t>
+      </w:r>
+      <w:r>
+        <w:t>oogle Kubernetes Engine(GKE)</w:t>
+      </w:r>
+      <w:r>
+        <w:rPr>
+          <w:rFonts w:hint="eastAsia"/>
+        </w:rPr>
+        <w:t xml:space="preserve">이란 </w:t>
+      </w:r>
+      <w:r>
+        <w:t>Google cloud</w:t>
+      </w:r>
+      <w:r>
+        <w:rPr>
+          <w:rFonts w:hint="eastAsia"/>
+        </w:rPr>
+        <w:t xml:space="preserve">의 관리형 </w:t>
+      </w:r>
+      <w:r>
+        <w:t xml:space="preserve">Kubernetes </w:t>
+      </w:r>
+      <w:r>
+        <w:rPr>
+          <w:rFonts w:hint="eastAsia"/>
+        </w:rPr>
+        <w:t>서비스이다.</w:t>
+      </w:r>
+    </w:p>
+    <w:p>
+      <w:pPr>
+        <w:pStyle w:val="a3"/>
+        <w:numPr>
+          <w:ilvl w:val="0"/>
+          <w:numId w:val="8"/>
+        </w:numPr>
+        <w:ind w:leftChars="0"/>
+      </w:pPr>
+      <w:r>
+        <w:rPr>
+          <w:rFonts w:hint="eastAsia"/>
+        </w:rPr>
+        <w:t>G</w:t>
+      </w:r>
+      <w:r>
+        <w:t>KE</w:t>
+      </w:r>
+      <w:r>
+        <w:rPr>
+          <w:rFonts w:hint="eastAsia"/>
+        </w:rPr>
+        <w:t xml:space="preserve">는 </w:t>
+      </w:r>
+      <w:r>
+        <w:t>Kubernetes</w:t>
+      </w:r>
+      <w:r>
+        <w:rPr>
+          <w:rFonts w:hint="eastAsia"/>
+        </w:rPr>
+        <w:t>를 쉽게 사용자가 활용할 수 있도록 관리형으로 제공한다.</w:t>
+      </w:r>
+    </w:p>
+    <w:p>
+      <w:pPr>
+        <w:pStyle w:val="a3"/>
+        <w:numPr>
+          <w:ilvl w:val="0"/>
+          <w:numId w:val="8"/>
+        </w:numPr>
+        <w:ind w:leftChars="0"/>
+      </w:pPr>
+      <w:r>
+        <w:rPr>
+          <w:rFonts w:hint="eastAsia"/>
+        </w:rPr>
+        <w:t>규모에 맞춘 컨테이너식 애플리케이션을 관리한다.</w:t>
+      </w:r>
+    </w:p>
+    <w:p>
+      <w:pPr>
+        <w:pStyle w:val="a3"/>
+        <w:numPr>
+          <w:ilvl w:val="0"/>
+          <w:numId w:val="8"/>
+        </w:numPr>
+        <w:ind w:leftChars="0"/>
+      </w:pPr>
+      <w:r>
+        <w:rPr>
+          <w:rFonts w:hint="eastAsia"/>
+        </w:rPr>
+        <w:t>다양한 애플리케이션 배포를 할 수 있다.</w:t>
+      </w:r>
+    </w:p>
+    <w:p>
+      <w:pPr>
+        <w:pStyle w:val="a3"/>
+        <w:numPr>
+          <w:ilvl w:val="0"/>
+          <w:numId w:val="8"/>
+        </w:numPr>
+        <w:ind w:leftChars="0"/>
+      </w:pPr>
+      <w:r>
+        <w:rPr>
+          <w:rFonts w:hint="eastAsia"/>
+        </w:rPr>
+        <w:t>고가용성을 통한 원활한 운영이 가능하다.</w:t>
+      </w:r>
+    </w:p>
+    <w:p>
+      <w:pPr>
+        <w:pStyle w:val="a3"/>
+        <w:numPr>
+          <w:ilvl w:val="0"/>
+          <w:numId w:val="8"/>
+        </w:numPr>
+        <w:ind w:leftChars="0"/>
+      </w:pPr>
+      <w:r>
+        <w:rPr>
+          <w:rFonts w:hint="eastAsia"/>
+        </w:rPr>
+        <w:t>수요에 맞게 간편하게 확장이 가능하다.</w:t>
+      </w:r>
+    </w:p>
+    <w:p>
+      <w:pPr>
+        <w:pStyle w:val="a3"/>
+        <w:numPr>
+          <w:ilvl w:val="0"/>
+          <w:numId w:val="8"/>
+        </w:numPr>
+        <w:ind w:leftChars="0"/>
+      </w:pPr>
+      <w:r>
+        <w:rPr>
+          <w:rFonts w:hint="eastAsia"/>
+        </w:rPr>
+        <w:t>G</w:t>
+      </w:r>
+      <w:r>
+        <w:t xml:space="preserve">oogle </w:t>
+      </w:r>
+      <w:r>
+        <w:rPr>
+          <w:rFonts w:hint="eastAsia"/>
+        </w:rPr>
+        <w:t>네트워크에서의 안전한 실행이 가능하다.</w:t>
+      </w:r>
+    </w:p>
+    <w:p>
+      <w:pPr>
+        <w:pStyle w:val="a3"/>
+        <w:numPr>
+          <w:ilvl w:val="0"/>
+          <w:numId w:val="8"/>
+        </w:numPr>
+        <w:ind w:leftChars="0"/>
+      </w:pPr>
+      <w:proofErr w:type="spellStart"/>
+      <w:r>
+        <w:rPr>
+          <w:rFonts w:hint="eastAsia"/>
+        </w:rPr>
+        <w:t>온프레미스</w:t>
+      </w:r>
+      <w:proofErr w:type="spellEnd"/>
+      <w:r>
+        <w:rPr>
+          <w:rFonts w:hint="eastAsia"/>
+        </w:rPr>
+        <w:t xml:space="preserve"> 및 클라우드 간의 자유로운 이동이 가능하다.</w:t>
+      </w:r>
+    </w:p>
+    <w:p>
+      <w:pPr>
+        <w:pStyle w:val="2"/>
+      </w:pPr>
+      <w:r>
+        <w:rPr>
+          <w:rFonts w:hint="eastAsia"/>
+        </w:rPr>
+        <w:t>회원가입 방법</w:t>
+      </w:r>
+    </w:p>
+    <w:p>
+      <w:hyperlink r:id="rId9" w:history="1">
+        <w:r>
+          <w:rPr>
+            <w:rStyle w:val="a4"/>
+          </w:rPr>
+          <w:t>https://console.cloud.google.com/</w:t>
+        </w:r>
+      </w:hyperlink>
+      <w:r>
+        <w:t xml:space="preserve"> </w:t>
+      </w:r>
+      <w:r>
+        <w:rPr>
+          <w:rFonts w:hint="eastAsia"/>
+        </w:rPr>
+        <w:t xml:space="preserve">에 접속하여 개인 메일로 </w:t>
+      </w:r>
+      <w:r>
+        <w:t xml:space="preserve">GCP </w:t>
+      </w:r>
+      <w:r>
+        <w:rPr>
+          <w:rFonts w:hint="eastAsia"/>
+        </w:rPr>
+        <w:t>회원 가입을 진행한다.</w:t>
+      </w:r>
+    </w:p>
+    <w:p>
+      <w:r>
+        <w:rPr>
+          <w:rFonts w:hint="eastAsia"/>
+        </w:rPr>
+        <w:t>신용카드 정보를 적고 무료 평가판을 시작하면 되는데,</w:t>
+      </w:r>
+      <w:r>
+        <w:t xml:space="preserve"> </w:t>
+      </w:r>
+      <w:r>
+        <w:rPr>
+          <w:rFonts w:hint="eastAsia"/>
+        </w:rPr>
+        <w:t xml:space="preserve">만약 회원가입이 되어 있어 </w:t>
+      </w:r>
+      <w:proofErr w:type="spellStart"/>
+      <w:r>
+        <w:rPr>
+          <w:rFonts w:hint="eastAsia"/>
+        </w:rPr>
+        <w:t>크레딧이</w:t>
+      </w:r>
+      <w:proofErr w:type="spellEnd"/>
+      <w:r>
+        <w:rPr>
+          <w:rFonts w:hint="eastAsia"/>
+        </w:rPr>
+        <w:t xml:space="preserve"> 없는 경우에는 구글 계정을 새로 만들어 사용하거나,</w:t>
+      </w:r>
+      <w:r>
+        <w:t xml:space="preserve"> </w:t>
+      </w:r>
+      <w:r>
+        <w:rPr>
+          <w:rFonts w:hint="eastAsia"/>
+        </w:rPr>
+        <w:t>비용을 지불하고 사용해야 한다.</w:t>
+      </w:r>
+    </w:p>
+    <w:p>
+      <w:r>
+        <w:drawing>
+          <wp:inline distT="0" distB="0" distL="0" distR="0" wp14:anchorId="25A7856D" wp14:editId="260C32BF">
+            <wp:extent cx="3705308" cy="2202456"/>
+            <wp:effectExtent l="0" t="0" r="0" b="7620"/>
+            <wp:docPr id="200769178" name="그림 1"/>
+            <wp:cNvGraphicFramePr>
+              <a:graphicFrameLocks xmlns:a="http://schemas.openxmlformats.org/drawingml/2006/main" noChangeAspect="1"/>
+            </wp:cNvGraphicFramePr>
+            <a:graphic xmlns:a="http://schemas.openxmlformats.org/drawingml/2006/main">
+              <a:graphicData uri="http://schemas.openxmlformats.org/drawingml/2006/picture">
+                <pic:pic xmlns:pic="http://schemas.openxmlformats.org/drawingml/2006/picture">
+                  <pic:nvPicPr>
+                    <pic:cNvPr id="200769178" name=""/>
+                    <pic:cNvPicPr/>
+                  </pic:nvPicPr>
+                  <pic:blipFill>
+                    <a:blip r:embed="rId10"/>
+                    <a:stretch>
+                      <a:fillRect/>
+                    </a:stretch>
+                  </pic:blipFill>
+                  <pic:spPr>
+                    <a:xfrm>
+                      <a:off x="0" y="0"/>
+                      <a:ext cx="3709604" cy="2205009"/>
+                    </a:xfrm>
+                    <a:prstGeom prst="rect">
+                      <a:avLst/>
+                    </a:prstGeom>
+                  </pic:spPr>
+                </pic:pic>
+              </a:graphicData>
+            </a:graphic>
+          </wp:inline>
+        </w:drawing>
+      </w:r>
+    </w:p>
+    <w:p>
+      <w:pPr>
+        <w:rPr>
+          <w:rFonts w:hint="eastAsia"/>
+        </w:rPr>
+      </w:pPr>
+      <w:r>
+        <w:drawing>
+          <wp:inline distT="0" distB="0" distL="0" distR="0" wp14:anchorId="5005D034" wp14:editId="267228D0">
+            <wp:extent cx="2727297" cy="1260342"/>
+            <wp:effectExtent l="0" t="0" r="0" b="0"/>
+            <wp:docPr id="619560324" name="그림 1"/>
+            <wp:cNvGraphicFramePr>
+              <a:graphicFrameLocks xmlns:a="http://schemas.openxmlformats.org/drawingml/2006/main" noChangeAspect="1"/>
+            </wp:cNvGraphicFramePr>
+            <a:graphic xmlns:a="http://schemas.openxmlformats.org/drawingml/2006/main">
+              <a:graphicData uri="http://schemas.openxmlformats.org/drawingml/2006/picture">
+                <pic:pic xmlns:pic="http://schemas.openxmlformats.org/drawingml/2006/picture">
+                  <pic:nvPicPr>
+                    <pic:cNvPr id="619560324" name=""/>
+                    <pic:cNvPicPr/>
+                  </pic:nvPicPr>
+                  <pic:blipFill>
+                    <a:blip r:embed="rId11"/>
+                    <a:stretch>
+                      <a:fillRect/>
+                    </a:stretch>
+                  </pic:blipFill>
+                  <pic:spPr>
+                    <a:xfrm>
+                      <a:off x="0" y="0"/>
+                      <a:ext cx="2746181" cy="1269068"/>
+                    </a:xfrm>
+                    <a:prstGeom prst="rect">
+                      <a:avLst/>
+                    </a:prstGeom>
+                  </pic:spPr>
+                </pic:pic>
+              </a:graphicData>
+            </a:graphic>
+          </wp:inline>
+        </w:drawing>
+      </w:r>
+    </w:p>
+    <w:p>
+      <w:r>
+        <w:rPr>
+          <w:rFonts w:hint="eastAsia"/>
+        </w:rPr>
+        <w:t>추가로 실습이 종료되면</w:t>
+      </w:r>
+      <w:r>
+        <w:t xml:space="preserve"> </w:t>
+      </w:r>
+      <w:r>
+        <w:rPr>
+          <w:rFonts w:hint="eastAsia"/>
+        </w:rPr>
+        <w:t>클러스터는 반드시 삭제하도록 하자.</w:t>
+      </w:r>
+    </w:p>
+    <w:p>
+      <w:pPr>
+        <w:pStyle w:val="1"/>
+      </w:pPr>
+      <w:r>
+        <w:rPr>
+          <w:rFonts w:hint="eastAsia"/>
+        </w:rPr>
+        <w:lastRenderedPageBreak/>
+        <w:t xml:space="preserve">구글 클라우드에서 </w:t>
+      </w:r>
+      <w:r>
+        <w:t xml:space="preserve">GKE </w:t>
+      </w:r>
+      <w:r>
+        <w:rPr>
+          <w:rFonts w:hint="eastAsia"/>
+        </w:rPr>
+        <w:t>클러스터 만들기</w:t>
+      </w:r>
+    </w:p>
+    <w:p>
+      <w:pPr>
+        <w:rPr>
+          <w:rFonts w:hint="eastAsia"/>
+        </w:rPr>
+      </w:pPr>
+      <w:r>
+        <w:rPr>
+          <w:rFonts w:hint="eastAsia"/>
+        </w:rPr>
+        <w:t xml:space="preserve">상단 </w:t>
+      </w:r>
+      <w:proofErr w:type="spellStart"/>
+      <w:r>
+        <w:t>GoogleCloud</w:t>
+      </w:r>
+      <w:proofErr w:type="spellEnd"/>
+      <w:r>
+        <w:t xml:space="preserve"> </w:t>
+      </w:r>
+      <w:r>
+        <w:rPr>
+          <w:rFonts w:hint="eastAsia"/>
+        </w:rPr>
+        <w:t>옆에 보면 프로젝트를 선택할 수 있는 칸이 있다.</w:t>
+      </w:r>
+    </w:p>
+    <w:p>
+      <w:pPr>
+        <w:rPr>
+          <w:rFonts w:hint="eastAsia"/>
+        </w:rPr>
+      </w:pPr>
+      <w:r>
+        <w:drawing>
+          <wp:inline distT="0" distB="0" distL="0" distR="0" wp14:anchorId="195FFB16" wp14:editId="55271BED">
+            <wp:extent cx="5731510" cy="1704975"/>
+            <wp:effectExtent l="0" t="0" r="2540" b="9525"/>
+            <wp:docPr id="2127191253" name="그림 1"/>
+            <wp:cNvGraphicFramePr>
+              <a:graphicFrameLocks xmlns:a="http://schemas.openxmlformats.org/drawingml/2006/main" noChangeAspect="1"/>
+            </wp:cNvGraphicFramePr>
+            <a:graphic xmlns:a="http://schemas.openxmlformats.org/drawingml/2006/main">
+              <a:graphicData uri="http://schemas.openxmlformats.org/drawingml/2006/picture">
+                <pic:pic xmlns:pic="http://schemas.openxmlformats.org/drawingml/2006/picture">
+                  <pic:nvPicPr>
+                    <pic:cNvPr id="2127191253" name=""/>
+                    <pic:cNvPicPr/>
+                  </pic:nvPicPr>
+                  <pic:blipFill>
+                    <a:blip r:embed="rId12"/>
+                    <a:stretch>
+                      <a:fillRect/>
+                    </a:stretch>
+                  </pic:blipFill>
+                  <pic:spPr>
+                    <a:xfrm>
+                      <a:off x="0" y="0"/>
+                      <a:ext cx="5731510" cy="1704975"/>
+                    </a:xfrm>
+                    <a:prstGeom prst="rect">
+                      <a:avLst/>
+                    </a:prstGeom>
+                  </pic:spPr>
+                </pic:pic>
+              </a:graphicData>
+            </a:graphic>
+          </wp:inline>
+        </w:drawing>
+      </w:r>
+    </w:p>
+    <w:p>
+      <w:r>
+        <w:rPr>
+          <w:rFonts w:hint="eastAsia"/>
+        </w:rPr>
+        <w:t xml:space="preserve">그것을 클릭한 후 생성되는 창의 새 프로젝트를 </w:t>
+      </w:r>
+      <w:r>
+        <w:rPr>
+          <w:rFonts w:hint="eastAsia"/>
+        </w:rPr>
+        <w:t>클릭한다.</w:t>
+      </w:r>
+    </w:p>
+    <w:p>
+      <w:pPr>
+        <w:rPr>
+          <w:rFonts w:hint="eastAsia"/>
+        </w:rPr>
+      </w:pPr>
+      <w:r>
+        <w:rPr>
+          <w:rFonts w:hint="eastAsia"/>
+        </w:rPr>
+        <w:t xml:space="preserve">프로젝트 명은 </w:t>
+      </w:r>
+      <w:r>
+        <w:t>username-</w:t>
+      </w:r>
+      <w:r>
+        <w:rPr>
+          <w:rFonts w:hint="eastAsia"/>
+        </w:rPr>
+        <w:t>오늘 날자 로 생성한다.</w:t>
+      </w:r>
+      <w:r>
+        <w:t xml:space="preserve"> </w:t>
+      </w:r>
+      <w:r>
+        <w:rPr>
+          <w:rFonts w:hint="eastAsia"/>
+        </w:rPr>
+        <w:t>이후 만들기를 클릭한다.</w:t>
+      </w:r>
+    </w:p>
+    <w:p>
+      <w:pPr>
+        <w:rPr>
+          <w:rFonts w:hint="eastAsia"/>
+        </w:rPr>
+      </w:pPr>
+      <w:r>
+        <w:drawing>
+          <wp:inline distT="0" distB="0" distL="0" distR="0" wp14:anchorId="7982D6F3" wp14:editId="36AE36BF">
+            <wp:extent cx="5731510" cy="2602230"/>
+            <wp:effectExtent l="0" t="0" r="2540" b="7620"/>
+            <wp:docPr id="543591828" name="그림 1"/>
+            <wp:cNvGraphicFramePr>
+              <a:graphicFrameLocks xmlns:a="http://schemas.openxmlformats.org/drawingml/2006/main" noChangeAspect="1"/>
+            </wp:cNvGraphicFramePr>
+            <a:graphic xmlns:a="http://schemas.openxmlformats.org/drawingml/2006/main">
+              <a:graphicData uri="http://schemas.openxmlformats.org/drawingml/2006/picture">
+                <pic:pic xmlns:pic="http://schemas.openxmlformats.org/drawingml/2006/picture">
+                  <pic:nvPicPr>
+                    <pic:cNvPr id="543591828" name=""/>
+                    <pic:cNvPicPr/>
+                  </pic:nvPicPr>
+                  <pic:blipFill>
+                    <a:blip r:embed="rId13"/>
+                    <a:stretch>
+                      <a:fillRect/>
+                    </a:stretch>
+                  </pic:blipFill>
+                  <pic:spPr>
+                    <a:xfrm>
+                      <a:off x="0" y="0"/>
+                      <a:ext cx="5731510" cy="2602230"/>
+                    </a:xfrm>
+                    <a:prstGeom prst="rect">
+                      <a:avLst/>
+                    </a:prstGeom>
+                  </pic:spPr>
+                </pic:pic>
+              </a:graphicData>
+            </a:graphic>
+          </wp:inline>
+        </w:drawing>
+      </w:r>
+    </w:p>
+    <w:p>
+      <w:r>
+        <w:drawing>
+          <wp:inline distT="0" distB="0" distL="0" distR="0" wp14:anchorId="58026B25" wp14:editId="6FD54E51">
+            <wp:extent cx="3762900" cy="1171739"/>
+            <wp:effectExtent l="0" t="0" r="0" b="9525"/>
+            <wp:docPr id="1610001784" name="그림 1"/>
+            <wp:cNvGraphicFramePr>
+              <a:graphicFrameLocks xmlns:a="http://schemas.openxmlformats.org/drawingml/2006/main" noChangeAspect="1"/>
+            </wp:cNvGraphicFramePr>
+            <a:graphic xmlns:a="http://schemas.openxmlformats.org/drawingml/2006/main">
+              <a:graphicData uri="http://schemas.openxmlformats.org/drawingml/2006/picture">
+                <pic:pic xmlns:pic="http://schemas.openxmlformats.org/drawingml/2006/picture">
+                  <pic:nvPicPr>
+                    <pic:cNvPr id="1610001784" name=""/>
+                    <pic:cNvPicPr/>
+                  </pic:nvPicPr>
+                  <pic:blipFill>
+                    <a:blip r:embed="rId14"/>
+                    <a:stretch>
+                      <a:fillRect/>
+                    </a:stretch>
+                  </pic:blipFill>
+                  <pic:spPr>
+                    <a:xfrm>
+                      <a:off x="0" y="0"/>
+                      <a:ext cx="3762900" cy="1171739"/>
+                    </a:xfrm>
+                    <a:prstGeom prst="rect">
+                      <a:avLst/>
+                    </a:prstGeom>
+                  </pic:spPr>
+                </pic:pic>
+              </a:graphicData>
+            </a:graphic>
+          </wp:inline>
+        </w:drawing>
+      </w:r>
+    </w:p>
+    <w:p>
+      <w:r>
+        <w:rPr>
+          <w:rFonts w:hint="eastAsia"/>
+        </w:rPr>
+        <w:t xml:space="preserve">프로젝트 선택을 누르면 프로젝트가 </w:t>
+      </w:r>
+      <w:r>
+        <w:t>username-</w:t>
+      </w:r>
+      <w:r>
+        <w:rPr>
+          <w:rFonts w:hint="eastAsia"/>
+        </w:rPr>
+        <w:t>오늘 날짜 로 변한 것을 확인할 수 있다.</w:t>
+      </w:r>
+    </w:p>
+    <w:p>
+      <w:r>
+        <w:lastRenderedPageBreak/>
+        <w:drawing>
+          <wp:inline distT="0" distB="0" distL="0" distR="0" wp14:anchorId="6F3DFADC" wp14:editId="6D716435">
+            <wp:extent cx="5731510" cy="1117600"/>
+            <wp:effectExtent l="0" t="0" r="2540" b="6350"/>
+            <wp:docPr id="1533569251" name="그림 1"/>
+            <wp:cNvGraphicFramePr>
+              <a:graphicFrameLocks xmlns:a="http://schemas.openxmlformats.org/drawingml/2006/main" noChangeAspect="1"/>
+            </wp:cNvGraphicFramePr>
+            <a:graphic xmlns:a="http://schemas.openxmlformats.org/drawingml/2006/main">
+              <a:graphicData uri="http://schemas.openxmlformats.org/drawingml/2006/picture">
+                <pic:pic xmlns:pic="http://schemas.openxmlformats.org/drawingml/2006/picture">
+                  <pic:nvPicPr>
+                    <pic:cNvPr id="1533569251" name=""/>
+                    <pic:cNvPicPr/>
+                  </pic:nvPicPr>
+                  <pic:blipFill>
+                    <a:blip r:embed="rId15"/>
+                    <a:stretch>
+                      <a:fillRect/>
+                    </a:stretch>
+                  </pic:blipFill>
+                  <pic:spPr>
+                    <a:xfrm>
+                      <a:off x="0" y="0"/>
+                      <a:ext cx="5731510" cy="1117600"/>
+                    </a:xfrm>
+                    <a:prstGeom prst="rect">
+                      <a:avLst/>
+                    </a:prstGeom>
+                  </pic:spPr>
+                </pic:pic>
+              </a:graphicData>
+            </a:graphic>
+          </wp:inline>
+        </w:drawing>
+      </w:r>
+    </w:p>
+    <w:p>
+      <w:pPr>
+        <w:rPr>
+          <w:rFonts w:hint="eastAsia"/>
+        </w:rPr>
+      </w:pPr>
+      <w:r>
+        <w:rPr>
+          <w:rFonts w:hint="eastAsia"/>
+        </w:rPr>
+        <w:t xml:space="preserve">좌측 상단의 메뉴바를 눌러 </w:t>
+      </w:r>
+      <w:r>
+        <w:t>Kubernetes Engine</w:t>
+      </w:r>
+      <w:r>
+        <w:rPr>
+          <w:rFonts w:hint="eastAsia"/>
+        </w:rPr>
+        <w:t>을 클릭한다.</w:t>
+      </w:r>
+    </w:p>
+    <w:p>
+      <w:r>
+        <w:drawing>
+          <wp:inline distT="0" distB="0" distL="0" distR="0" wp14:anchorId="0749155D" wp14:editId="15B21CBF">
+            <wp:extent cx="5731510" cy="4104640"/>
+            <wp:effectExtent l="0" t="0" r="2540" b="0"/>
+            <wp:docPr id="905012148" name="그림 1"/>
+            <wp:cNvGraphicFramePr>
+              <a:graphicFrameLocks xmlns:a="http://schemas.openxmlformats.org/drawingml/2006/main" noChangeAspect="1"/>
+            </wp:cNvGraphicFramePr>
+            <a:graphic xmlns:a="http://schemas.openxmlformats.org/drawingml/2006/main">
+              <a:graphicData uri="http://schemas.openxmlformats.org/drawingml/2006/picture">
+                <pic:pic xmlns:pic="http://schemas.openxmlformats.org/drawingml/2006/picture">
+                  <pic:nvPicPr>
+                    <pic:cNvPr id="905012148" name=""/>
+                    <pic:cNvPicPr/>
+                  </pic:nvPicPr>
+                  <pic:blipFill>
+                    <a:blip r:embed="rId16"/>
+                    <a:stretch>
+                      <a:fillRect/>
+                    </a:stretch>
+                  </pic:blipFill>
+                  <pic:spPr>
+                    <a:xfrm>
+                      <a:off x="0" y="0"/>
+                      <a:ext cx="5731510" cy="4104640"/>
+                    </a:xfrm>
+                    <a:prstGeom prst="rect">
+                      <a:avLst/>
+                    </a:prstGeom>
+                  </pic:spPr>
+                </pic:pic>
+              </a:graphicData>
+            </a:graphic>
+          </wp:inline>
+        </w:drawing>
+      </w:r>
+    </w:p>
+    <w:p>
+      <w:pPr>
+        <w:rPr>
+          <w:rFonts w:hint="eastAsia"/>
+        </w:rPr>
+      </w:pPr>
+      <w:r>
+        <w:rPr>
+          <w:rFonts w:hint="eastAsia"/>
+        </w:rPr>
+        <w:t xml:space="preserve">나오는 화면의 사용을 눌러 </w:t>
+      </w:r>
+      <w:r>
+        <w:t>Kubernetes Engine API</w:t>
+      </w:r>
+      <w:r>
+        <w:rPr>
+          <w:rFonts w:hint="eastAsia"/>
+        </w:rPr>
+        <w:t>를 사용한다.</w:t>
+      </w:r>
+    </w:p>
+    <w:p>
+      <w:r>
+        <w:drawing>
+          <wp:inline distT="0" distB="0" distL="0" distR="0" wp14:anchorId="119491F0" wp14:editId="50E52319">
+            <wp:extent cx="5731510" cy="1965325"/>
+            <wp:effectExtent l="0" t="0" r="2540" b="0"/>
+            <wp:docPr id="1406259848" name="그림 1"/>
+            <wp:cNvGraphicFramePr>
+              <a:graphicFrameLocks xmlns:a="http://schemas.openxmlformats.org/drawingml/2006/main" noChangeAspect="1"/>
+            </wp:cNvGraphicFramePr>
+            <a:graphic xmlns:a="http://schemas.openxmlformats.org/drawingml/2006/main">
+              <a:graphicData uri="http://schemas.openxmlformats.org/drawingml/2006/picture">
+                <pic:pic xmlns:pic="http://schemas.openxmlformats.org/drawingml/2006/picture">
+                  <pic:nvPicPr>
+                    <pic:cNvPr id="1406259848" name=""/>
+                    <pic:cNvPicPr/>
+                  </pic:nvPicPr>
+                  <pic:blipFill>
+                    <a:blip r:embed="rId17"/>
+                    <a:stretch>
+                      <a:fillRect/>
+                    </a:stretch>
+                  </pic:blipFill>
+                  <pic:spPr>
+                    <a:xfrm>
+                      <a:off x="0" y="0"/>
+                      <a:ext cx="5731510" cy="1965325"/>
+                    </a:xfrm>
+                    <a:prstGeom prst="rect">
+                      <a:avLst/>
+                    </a:prstGeom>
+                  </pic:spPr>
+                </pic:pic>
+              </a:graphicData>
+            </a:graphic>
+          </wp:inline>
+        </w:drawing>
+      </w:r>
+    </w:p>
+    <w:p>
+      <w:r>
+        <w:rPr>
+          <w:rFonts w:hint="eastAsia"/>
+        </w:rPr>
+        <w:t>완료된다면 다음과 같은 화면으로 넘어간다.</w:t>
+      </w:r>
+    </w:p>
+    <w:p>
+      <w:r>
+        <w:lastRenderedPageBreak/>
+        <w:drawing>
+          <wp:inline distT="0" distB="0" distL="0" distR="0" wp14:anchorId="40DADAA9" wp14:editId="29A87153">
+            <wp:extent cx="5731510" cy="2423160"/>
+            <wp:effectExtent l="0" t="0" r="2540" b="0"/>
+            <wp:docPr id="749036786" name="그림 1"/>
+            <wp:cNvGraphicFramePr>
+              <a:graphicFrameLocks xmlns:a="http://schemas.openxmlformats.org/drawingml/2006/main" noChangeAspect="1"/>
+            </wp:cNvGraphicFramePr>
+            <a:graphic xmlns:a="http://schemas.openxmlformats.org/drawingml/2006/main">
+              <a:graphicData uri="http://schemas.openxmlformats.org/drawingml/2006/picture">
+                <pic:pic xmlns:pic="http://schemas.openxmlformats.org/drawingml/2006/picture">
+                  <pic:nvPicPr>
+                    <pic:cNvPr id="749036786" name=""/>
+                    <pic:cNvPicPr/>
+                  </pic:nvPicPr>
+                  <pic:blipFill>
+                    <a:blip r:embed="rId18"/>
+                    <a:stretch>
+                      <a:fillRect/>
+                    </a:stretch>
+                  </pic:blipFill>
+                  <pic:spPr>
+                    <a:xfrm>
+                      <a:off x="0" y="0"/>
+                      <a:ext cx="5731510" cy="2423160"/>
+                    </a:xfrm>
+                    <a:prstGeom prst="rect">
+                      <a:avLst/>
+                    </a:prstGeom>
+                  </pic:spPr>
+                </pic:pic>
+              </a:graphicData>
+            </a:graphic>
+          </wp:inline>
+        </w:drawing>
+      </w:r>
+    </w:p>
+    <w:p>
+      <w:r>
+        <w:rPr>
+          <w:rFonts w:hint="eastAsia"/>
+        </w:rPr>
+        <w:t>좌측 메뉴의 클러스터를 클릭하고 만들기를 누른다.</w:t>
+      </w:r>
+    </w:p>
+    <w:p>
+      <w:r>
+        <w:drawing>
+          <wp:inline distT="0" distB="0" distL="0" distR="0" wp14:anchorId="39451314" wp14:editId="5F98A38E">
+            <wp:extent cx="5731510" cy="2120265"/>
+            <wp:effectExtent l="0" t="0" r="2540" b="0"/>
+            <wp:docPr id="80689627" name="그림 1"/>
+            <wp:cNvGraphicFramePr>
+              <a:graphicFrameLocks xmlns:a="http://schemas.openxmlformats.org/drawingml/2006/main" noChangeAspect="1"/>
+            </wp:cNvGraphicFramePr>
+            <a:graphic xmlns:a="http://schemas.openxmlformats.org/drawingml/2006/main">
+              <a:graphicData uri="http://schemas.openxmlformats.org/drawingml/2006/picture">
+                <pic:pic xmlns:pic="http://schemas.openxmlformats.org/drawingml/2006/picture">
+                  <pic:nvPicPr>
+                    <pic:cNvPr id="80689627" name=""/>
+                    <pic:cNvPicPr/>
+                  </pic:nvPicPr>
+                  <pic:blipFill>
+                    <a:blip r:embed="rId19"/>
+                    <a:stretch>
+                      <a:fillRect/>
+                    </a:stretch>
+                  </pic:blipFill>
+                  <pic:spPr>
+                    <a:xfrm>
+                      <a:off x="0" y="0"/>
+                      <a:ext cx="5731510" cy="2120265"/>
+                    </a:xfrm>
+                    <a:prstGeom prst="rect">
+                      <a:avLst/>
+                    </a:prstGeom>
+                  </pic:spPr>
+                </pic:pic>
+              </a:graphicData>
+            </a:graphic>
+          </wp:inline>
+        </w:drawing>
+      </w:r>
+    </w:p>
+    <w:p>
+      <w:r>
+        <w:drawing>
+          <wp:inline distT="0" distB="0" distL="0" distR="0" wp14:anchorId="28222F42" wp14:editId="71AD4C1A">
+            <wp:extent cx="4007457" cy="2535185"/>
+            <wp:effectExtent l="0" t="0" r="0" b="0"/>
+            <wp:docPr id="189259232" name="그림 1"/>
+            <wp:cNvGraphicFramePr>
+              <a:graphicFrameLocks xmlns:a="http://schemas.openxmlformats.org/drawingml/2006/main" noChangeAspect="1"/>
+            </wp:cNvGraphicFramePr>
+            <a:graphic xmlns:a="http://schemas.openxmlformats.org/drawingml/2006/main">
+              <a:graphicData uri="http://schemas.openxmlformats.org/drawingml/2006/picture">
+                <pic:pic xmlns:pic="http://schemas.openxmlformats.org/drawingml/2006/picture">
+                  <pic:nvPicPr>
+                    <pic:cNvPr id="189259232" name=""/>
+                    <pic:cNvPicPr/>
+                  </pic:nvPicPr>
+                  <pic:blipFill>
+                    <a:blip r:embed="rId20"/>
+                    <a:stretch>
+                      <a:fillRect/>
+                    </a:stretch>
+                  </pic:blipFill>
+                  <pic:spPr>
+                    <a:xfrm>
+                      <a:off x="0" y="0"/>
+                      <a:ext cx="4011437" cy="2537703"/>
+                    </a:xfrm>
+                    <a:prstGeom prst="rect">
+                      <a:avLst/>
+                    </a:prstGeom>
+                  </pic:spPr>
+                </pic:pic>
+              </a:graphicData>
+            </a:graphic>
+          </wp:inline>
+        </w:drawing>
+      </w:r>
+    </w:p>
+    <w:p>
+      <w:r>
+        <w:t>‘</w:t>
+      </w:r>
+      <w:r>
+        <w:rPr>
+          <w:rFonts w:hint="eastAsia"/>
+        </w:rPr>
+        <w:t>S</w:t>
+      </w:r>
+      <w:r>
+        <w:t xml:space="preserve">tandard: </w:t>
+      </w:r>
+      <w:r>
+        <w:rPr>
+          <w:rFonts w:hint="eastAsia"/>
+        </w:rPr>
+        <w:t>사용자가 클러스터 관리</w:t>
+      </w:r>
+      <w:r>
+        <w:t>’</w:t>
+      </w:r>
+      <w:r>
+        <w:rPr>
+          <w:rFonts w:hint="eastAsia"/>
+        </w:rPr>
+        <w:t>의 구성을 클릭한다.</w:t>
+      </w:r>
+    </w:p>
+    <w:p>
+      <w:pPr>
+        <w:pStyle w:val="a3"/>
+        <w:numPr>
+          <w:ilvl w:val="0"/>
+          <w:numId w:val="8"/>
+        </w:numPr>
+        <w:ind w:leftChars="0"/>
+      </w:pPr>
+      <w:r>
+        <w:rPr>
+          <w:rFonts w:hint="eastAsia"/>
+        </w:rPr>
+        <w:t>A</w:t>
+      </w:r>
+      <w:r>
+        <w:t xml:space="preserve">utopilot: </w:t>
+      </w:r>
+      <w:r>
+        <w:rPr>
+          <w:rFonts w:hint="eastAsia"/>
+        </w:rPr>
+        <w:t>노드를 빌려주지 않는다.</w:t>
+      </w:r>
+      <w:r>
+        <w:t xml:space="preserve"> </w:t>
+      </w:r>
+      <w:r>
+        <w:rPr>
+          <w:rFonts w:hint="eastAsia"/>
+        </w:rPr>
+        <w:t>구글이 관리하며,</w:t>
+      </w:r>
+      <w:r>
+        <w:t xml:space="preserve"> </w:t>
+      </w:r>
+      <w:r>
+        <w:rPr>
+          <w:rFonts w:hint="eastAsia"/>
+        </w:rPr>
+        <w:t>대신 컨테이너만 사용할 수 있게끔 서비스를 제공한다.</w:t>
+      </w:r>
+      <w:r>
+        <w:br/>
+      </w:r>
+      <w:r>
+        <w:rPr>
+          <w:rFonts w:hint="eastAsia"/>
+        </w:rPr>
+        <w:lastRenderedPageBreak/>
+        <w:t>컨테이너 당 비용이 부가된다.</w:t>
+      </w:r>
+      <w:r>
+        <w:t xml:space="preserve"> (</w:t>
+      </w:r>
+      <w:r>
+        <w:rPr>
+          <w:rFonts w:hint="eastAsia"/>
+        </w:rPr>
+        <w:t>서버리스 형식으로 서비스를 제공)</w:t>
+      </w:r>
+    </w:p>
+    <w:p>
+      <w:pPr>
+        <w:pStyle w:val="a3"/>
+        <w:numPr>
+          <w:ilvl w:val="0"/>
+          <w:numId w:val="8"/>
+        </w:numPr>
+        <w:ind w:leftChars="0"/>
+      </w:pPr>
+      <w:r>
+        <w:rPr>
+          <w:rFonts w:hint="eastAsia"/>
+        </w:rPr>
+        <w:t>S</w:t>
+      </w:r>
+      <w:r>
+        <w:t xml:space="preserve">tandard: </w:t>
+      </w:r>
+      <w:r>
+        <w:rPr>
+          <w:rFonts w:hint="eastAsia"/>
+        </w:rPr>
+        <w:t xml:space="preserve">가상 </w:t>
+      </w:r>
+      <w:proofErr w:type="spellStart"/>
+      <w:r>
+        <w:rPr>
+          <w:rFonts w:hint="eastAsia"/>
+        </w:rPr>
+        <w:t>머신을</w:t>
+      </w:r>
+      <w:proofErr w:type="spellEnd"/>
+      <w:r>
+        <w:rPr>
+          <w:rFonts w:hint="eastAsia"/>
+        </w:rPr>
+        <w:t xml:space="preserve"> 생성해준다.</w:t>
+      </w:r>
+      <w:r>
+        <w:t xml:space="preserve"> </w:t>
+      </w:r>
+      <w:r>
+        <w:rPr>
+          <w:rFonts w:hint="eastAsia"/>
+        </w:rPr>
+        <w:t>이것을 관리하는 형식으로 사용자들이 사용할 수 있게 해준다.</w:t>
+      </w:r>
+      <w:r>
+        <w:br/>
+      </w:r>
+      <w:r>
+        <w:rPr>
+          <w:rFonts w:hint="eastAsia"/>
+        </w:rPr>
+        <w:t>가상머신 당 비용이 부가된다.</w:t>
+      </w:r>
+    </w:p>
+    <w:p>
+      <w:pPr>
+        <w:rPr>
+          <w:rFonts w:hint="eastAsia"/>
+        </w:rPr>
+      </w:pPr>
+      <w:r>
+        <w:rPr>
+          <w:rFonts w:hint="eastAsia"/>
+        </w:rPr>
+        <w:t>A</w:t>
+      </w:r>
+      <w:r>
+        <w:t>utopilot</w:t>
+      </w:r>
+      <w:r>
+        <w:rPr>
+          <w:rFonts w:hint="eastAsia"/>
+        </w:rPr>
+        <w:t xml:space="preserve">는 사용은 편리하나 공부하고 깊게 사용하기 위해서는 </w:t>
+      </w:r>
+      <w:r>
+        <w:t>Standard</w:t>
+      </w:r>
+      <w:r>
+        <w:rPr>
+          <w:rFonts w:hint="eastAsia"/>
+        </w:rPr>
+        <w:t>가 적절하다.</w:t>
+      </w:r>
+    </w:p>
+    <w:p>
+      <w:r>
+        <w:drawing>
+          <wp:inline distT="0" distB="0" distL="0" distR="0" wp14:anchorId="1CE81666" wp14:editId="6CDE575A">
+            <wp:extent cx="5731510" cy="3245485"/>
+            <wp:effectExtent l="0" t="0" r="2540" b="0"/>
+            <wp:docPr id="528120946" name="그림 1"/>
+            <wp:cNvGraphicFramePr>
+              <a:graphicFrameLocks xmlns:a="http://schemas.openxmlformats.org/drawingml/2006/main" noChangeAspect="1"/>
+            </wp:cNvGraphicFramePr>
+            <a:graphic xmlns:a="http://schemas.openxmlformats.org/drawingml/2006/main">
+              <a:graphicData uri="http://schemas.openxmlformats.org/drawingml/2006/picture">
+                <pic:pic xmlns:pic="http://schemas.openxmlformats.org/drawingml/2006/picture">
+                  <pic:nvPicPr>
+                    <pic:cNvPr id="528120946" name=""/>
+                    <pic:cNvPicPr/>
+                  </pic:nvPicPr>
+                  <pic:blipFill>
+                    <a:blip r:embed="rId21"/>
+                    <a:stretch>
+                      <a:fillRect/>
+                    </a:stretch>
+                  </pic:blipFill>
+                  <pic:spPr>
+                    <a:xfrm>
+                      <a:off x="0" y="0"/>
+                      <a:ext cx="5731510" cy="3245485"/>
+                    </a:xfrm>
+                    <a:prstGeom prst="rect">
+                      <a:avLst/>
+                    </a:prstGeom>
+                  </pic:spPr>
+                </pic:pic>
+              </a:graphicData>
+            </a:graphic>
+          </wp:inline>
+        </w:drawing>
+      </w:r>
+    </w:p>
+    <w:p>
+      <w:r>
+        <w:rPr>
+          <w:rFonts w:hint="eastAsia"/>
+        </w:rPr>
+        <w:t xml:space="preserve">위치 유형을 영역으로 </w:t>
+      </w:r>
+      <w:proofErr w:type="spellStart"/>
+      <w:r>
+        <w:rPr>
+          <w:rFonts w:hint="eastAsia"/>
+        </w:rPr>
+        <w:t>해둔</w:t>
+      </w:r>
+      <w:proofErr w:type="spellEnd"/>
+      <w:r>
+        <w:rPr>
+          <w:rFonts w:hint="eastAsia"/>
+        </w:rPr>
+        <w:t xml:space="preserve"> 후 만들기를 누른다.</w:t>
+      </w:r>
+    </w:p>
+    <w:p>
+      <w:pPr>
+        <w:rPr>
+          <w:rFonts w:hint="eastAsia"/>
+        </w:rPr>
+      </w:pPr>
+    </w:p>
+    <w:p>
+      <w:pPr>
+        <w:rPr>
+          <w:rFonts w:hint="eastAsia"/>
+        </w:rPr>
+      </w:pPr>
+    </w:p>
+    <w:p/>
     <w:p/>
     <w:sectPr>
       <w:pgSz w:w="11906" w:h="16838"/>
@@ -442,6 +2881,118 @@
     </w:lvl>
   </w:abstractNum>
   <w:abstractNum w:abstractNumId="4" w15:restartNumberingAfterBreak="0">
+    <w:nsid w:val="62DB492A"/>
+    <w:multiLevelType w:val="hybridMultilevel"/>
+    <w:tmpl w:val="B4581EA4"/>
+    <w:lvl w:ilvl="0" w:tplc="B82CEB26">
+      <w:numFmt w:val="bullet"/>
+      <w:lvlText w:val="-"/>
+      <w:lvlJc w:val="left"/>
+      <w:pPr>
+        <w:ind w:left="800" w:hanging="360"/>
+      </w:pPr>
+      <w:rPr>
+        <w:rFonts w:ascii="맑은 고딕" w:eastAsia="맑은 고딕" w:hAnsi="맑은 고딕" w:cstheme="minorBidi" w:hint="eastAsia"/>
+      </w:rPr>
+    </w:lvl>
+    <w:lvl w:ilvl="1" w:tplc="04090003">
+      <w:start w:val="1"/>
+      <w:numFmt w:val="bullet"/>
+      <w:lvlText w:val=""/>
+      <w:lvlJc w:val="left"/>
+      <w:pPr>
+        <w:ind w:left="1320" w:hanging="440"/>
+      </w:pPr>
+      <w:rPr>
+        <w:rFonts w:ascii="Wingdings" w:hAnsi="Wingdings" w:hint="default"/>
+      </w:rPr>
+    </w:lvl>
+    <w:lvl w:ilvl="2" w:tplc="04090005" w:tentative="1">
+      <w:start w:val="1"/>
+      <w:numFmt w:val="bullet"/>
+      <w:lvlText w:val=""/>
+      <w:lvlJc w:val="left"/>
+      <w:pPr>
+        <w:ind w:left="1760" w:hanging="440"/>
+      </w:pPr>
+      <w:rPr>
+        <w:rFonts w:ascii="Wingdings" w:hAnsi="Wingdings" w:hint="default"/>
+      </w:rPr>
+    </w:lvl>
+    <w:lvl w:ilvl="3" w:tplc="04090001" w:tentative="1">
+      <w:start w:val="1"/>
+      <w:numFmt w:val="bullet"/>
+      <w:lvlText w:val=""/>
+      <w:lvlJc w:val="left"/>
+      <w:pPr>
+        <w:ind w:left="2200" w:hanging="440"/>
+      </w:pPr>
+      <w:rPr>
+        <w:rFonts w:ascii="Wingdings" w:hAnsi="Wingdings" w:hint="default"/>
+      </w:rPr>
+    </w:lvl>
+    <w:lvl w:ilvl="4" w:tplc="04090003" w:tentative="1">
+      <w:start w:val="1"/>
+      <w:numFmt w:val="bullet"/>
+      <w:lvlText w:val=""/>
+      <w:lvlJc w:val="left"/>
+      <w:pPr>
+        <w:ind w:left="2640" w:hanging="440"/>
+      </w:pPr>
+      <w:rPr>
+        <w:rFonts w:ascii="Wingdings" w:hAnsi="Wingdings" w:hint="default"/>
+      </w:rPr>
+    </w:lvl>
+    <w:lvl w:ilvl="5" w:tplc="04090005" w:tentative="1">
+      <w:start w:val="1"/>
+      <w:numFmt w:val="bullet"/>
+      <w:lvlText w:val=""/>
+      <w:lvlJc w:val="left"/>
+      <w:pPr>
+        <w:ind w:left="3080" w:hanging="440"/>
+      </w:pPr>
+      <w:rPr>
+        <w:rFonts w:ascii="Wingdings" w:hAnsi="Wingdings" w:hint="default"/>
+      </w:rPr>
+    </w:lvl>
+    <w:lvl w:ilvl="6" w:tplc="04090001" w:tentative="1">
+      <w:start w:val="1"/>
+      <w:numFmt w:val="bullet"/>
+      <w:lvlText w:val=""/>
+      <w:lvlJc w:val="left"/>
+      <w:pPr>
+        <w:ind w:left="3520" w:hanging="440"/>
+      </w:pPr>
+      <w:rPr>
+        <w:rFonts w:ascii="Wingdings" w:hAnsi="Wingdings" w:hint="default"/>
+      </w:rPr>
+    </w:lvl>
+    <w:lvl w:ilvl="7" w:tplc="04090003" w:tentative="1">
+      <w:start w:val="1"/>
+      <w:numFmt w:val="bullet"/>
+      <w:lvlText w:val=""/>
+      <w:lvlJc w:val="left"/>
+      <w:pPr>
+        <w:ind w:left="3960" w:hanging="440"/>
+      </w:pPr>
+      <w:rPr>
+        <w:rFonts w:ascii="Wingdings" w:hAnsi="Wingdings" w:hint="default"/>
+      </w:rPr>
+    </w:lvl>
+    <w:lvl w:ilvl="8" w:tplc="04090005" w:tentative="1">
+      <w:start w:val="1"/>
+      <w:numFmt w:val="bullet"/>
+      <w:lvlText w:val=""/>
+      <w:lvlJc w:val="left"/>
+      <w:pPr>
+        <w:ind w:left="4400" w:hanging="440"/>
+      </w:pPr>
+      <w:rPr>
+        <w:rFonts w:ascii="Wingdings" w:hAnsi="Wingdings" w:hint="default"/>
+      </w:rPr>
+    </w:lvl>
+  </w:abstractNum>
+  <w:abstractNum w:abstractNumId="5" w15:restartNumberingAfterBreak="0">
     <w:nsid w:val="6C4E3AC8"/>
     <w:multiLevelType w:val="hybridMultilevel"/>
     <w:tmpl w:val="1F7A0E02"/>
@@ -530,7 +3081,7 @@
       </w:pPr>
     </w:lvl>
   </w:abstractNum>
-  <w:abstractNum w:abstractNumId="5" w15:restartNumberingAfterBreak="0">
+  <w:abstractNum w:abstractNumId="6" w15:restartNumberingAfterBreak="0">
     <w:nsid w:val="6C6648B1"/>
     <w:multiLevelType w:val="hybridMultilevel"/>
     <w:tmpl w:val="D8C0018A"/>
@@ -619,7 +3170,7 @@
       </w:pPr>
     </w:lvl>
   </w:abstractNum>
-  <w:abstractNum w:abstractNumId="6" w15:restartNumberingAfterBreak="0">
+  <w:abstractNum w:abstractNumId="7" w15:restartNumberingAfterBreak="0">
     <w:nsid w:val="7CD83118"/>
     <w:multiLevelType w:val="hybridMultilevel"/>
     <w:tmpl w:val="452AD748"/>
@@ -735,22 +3286,25 @@
     <w:abstractNumId w:val="0"/>
   </w:num>
   <w:num w:numId="2" w16cid:durableId="2050064200">
-    <w:abstractNumId w:val="5"/>
+    <w:abstractNumId w:val="6"/>
   </w:num>
   <w:num w:numId="3" w16cid:durableId="334042425">
     <w:abstractNumId w:val="2"/>
   </w:num>
   <w:num w:numId="4" w16cid:durableId="1053312061">
-    <w:abstractNumId w:val="4"/>
+    <w:abstractNumId w:val="5"/>
   </w:num>
   <w:num w:numId="5" w16cid:durableId="1567763632">
     <w:abstractNumId w:val="3"/>
   </w:num>
   <w:num w:numId="6" w16cid:durableId="761948301">
-    <w:abstractNumId w:val="6"/>
+    <w:abstractNumId w:val="7"/>
   </w:num>
   <w:num w:numId="7" w16cid:durableId="858274405">
     <w:abstractNumId w:val="1"/>
+  </w:num>
+  <w:num w:numId="8" w16cid:durableId="137890861">
+    <w:abstractNumId w:val="4"/>
   </w:num>
 </w:numbering>
 </file>

--- a/데브옵스를_위한_쿠버네티스_마스터_강의/section03.docx
+++ b/데브옵스를_위한_쿠버네티스_마스터_강의/section03.docx
@@ -6,35 +6,19 @@
       <w:pPr>
         <w:pStyle w:val="1"/>
       </w:pPr>
-      <w:proofErr w:type="spellStart"/>
-      <w:r>
-        <w:rPr>
-          <w:rFonts w:hint="eastAsia"/>
-        </w:rPr>
-        <w:t>쿠버네티스</w:t>
-      </w:r>
-      <w:proofErr w:type="spellEnd"/>
-      <w:r>
-        <w:rPr>
-          <w:rFonts w:hint="eastAsia"/>
-        </w:rPr>
-        <w:t xml:space="preserve"> 소개</w:t>
-      </w:r>
-    </w:p>
-    <w:p>
-      <w:proofErr w:type="spellStart"/>
-      <w:r>
-        <w:rPr>
-          <w:rFonts w:hint="eastAsia"/>
-        </w:rPr>
-        <w:t>쿠버네티스</w:t>
-      </w:r>
-      <w:proofErr w:type="spellEnd"/>
-      <w:r>
-        <w:rPr>
-          <w:rFonts w:hint="eastAsia"/>
-        </w:rPr>
-        <w:t xml:space="preserve"> 시작</w:t>
+      <w:r>
+        <w:rPr>
+          <w:rFonts w:hint="eastAsia"/>
+        </w:rPr>
+        <w:t>쿠버네티스 소개</w:t>
+      </w:r>
+    </w:p>
+    <w:p>
+      <w:r>
+        <w:rPr>
+          <w:rFonts w:hint="eastAsia"/>
+        </w:rPr>
+        <w:t>쿠버네티스 시작</w:t>
       </w:r>
     </w:p>
     <w:p>
@@ -162,30 +146,20 @@
       <w:r>
         <w:t>‘</w:t>
       </w:r>
-      <w:proofErr w:type="spellStart"/>
       <w:r>
         <w:rPr>
           <w:rFonts w:hint="eastAsia"/>
         </w:rPr>
         <w:t>쿠버네티스</w:t>
       </w:r>
-      <w:proofErr w:type="spellEnd"/>
       <w:r>
         <w:t>’</w:t>
       </w:r>
-      <w:proofErr w:type="spellStart"/>
-      <w:r>
-        <w:rPr>
-          <w:rFonts w:hint="eastAsia"/>
-        </w:rPr>
-        <w:t>를</w:t>
-      </w:r>
-      <w:proofErr w:type="spellEnd"/>
-      <w:r>
-        <w:rPr>
-          <w:rFonts w:hint="eastAsia"/>
-        </w:rPr>
-        <w:t xml:space="preserve"> 출시</w:t>
+      <w:r>
+        <w:rPr>
+          <w:rFonts w:hint="eastAsia"/>
+        </w:rPr>
+        <w:t>를 출시</w:t>
       </w:r>
     </w:p>
     <w:p/>
@@ -193,19 +167,11 @@
       <w:pPr>
         <w:pStyle w:val="2"/>
       </w:pPr>
-      <w:proofErr w:type="spellStart"/>
-      <w:r>
-        <w:rPr>
-          <w:rFonts w:hint="eastAsia"/>
-        </w:rPr>
-        <w:t>쿠버네티스의</w:t>
-      </w:r>
-      <w:proofErr w:type="spellEnd"/>
-      <w:r>
-        <w:rPr>
-          <w:rFonts w:hint="eastAsia"/>
-        </w:rPr>
-        <w:t xml:space="preserve"> 장점</w:t>
+      <w:r>
+        <w:rPr>
+          <w:rFonts w:hint="eastAsia"/>
+        </w:rPr>
+        <w:t>쿠버네티스의 장점</w:t>
       </w:r>
     </w:p>
     <w:p>
@@ -521,19 +487,11 @@
         </w:numPr>
         <w:ind w:leftChars="0"/>
       </w:pPr>
-      <w:proofErr w:type="spellStart"/>
-      <w:r>
-        <w:rPr>
-          <w:rFonts w:hint="eastAsia"/>
-        </w:rPr>
-        <w:t>쿠버네티스에</w:t>
-      </w:r>
-      <w:proofErr w:type="spellEnd"/>
-      <w:r>
-        <w:rPr>
-          <w:rFonts w:hint="eastAsia"/>
-        </w:rPr>
-        <w:t xml:space="preserve"> 의존해 서비스 제공</w:t>
+      <w:r>
+        <w:rPr>
+          <w:rFonts w:hint="eastAsia"/>
+        </w:rPr>
+        <w:t>쿠버네티스에 의존해 서비스 제공</w:t>
       </w:r>
     </w:p>
     <w:p>
@@ -567,21 +525,7 @@
         <w:rPr>
           <w:rFonts w:hint="eastAsia"/>
         </w:rPr>
-        <w:t xml:space="preserve">로드 </w:t>
-      </w:r>
-      <w:proofErr w:type="spellStart"/>
-      <w:r>
-        <w:rPr>
-          <w:rFonts w:hint="eastAsia"/>
-        </w:rPr>
-        <w:t>밸런싱</w:t>
-      </w:r>
-      <w:proofErr w:type="spellEnd"/>
-      <w:r>
-        <w:rPr>
-          <w:rFonts w:hint="eastAsia"/>
-        </w:rPr>
-        <w:t>,</w:t>
+        <w:t>로드 밸런싱,</w:t>
       </w:r>
       <w:r>
         <w:t xml:space="preserve"> </w:t>
@@ -728,19 +672,11 @@
       <w:pPr>
         <w:pStyle w:val="2"/>
       </w:pPr>
-      <w:proofErr w:type="spellStart"/>
-      <w:r>
-        <w:rPr>
-          <w:rFonts w:hint="eastAsia"/>
-        </w:rPr>
-        <w:t>쿠버네티스</w:t>
-      </w:r>
-      <w:proofErr w:type="spellEnd"/>
-      <w:r>
-        <w:rPr>
-          <w:rFonts w:hint="eastAsia"/>
-        </w:rPr>
-        <w:t xml:space="preserve"> 클러스터 아키텍처</w:t>
+      <w:r>
+        <w:rPr>
+          <w:rFonts w:hint="eastAsia"/>
+        </w:rPr>
+        <w:t>쿠버네티스 클러스터 아키텍처</w:t>
       </w:r>
     </w:p>
     <w:p>
@@ -752,19 +688,11 @@
         </w:numPr>
         <w:ind w:leftChars="0"/>
       </w:pPr>
-      <w:proofErr w:type="spellStart"/>
-      <w:r>
-        <w:rPr>
-          <w:rFonts w:hint="eastAsia"/>
-        </w:rPr>
-        <w:t>쿠버네티스의</w:t>
-      </w:r>
-      <w:proofErr w:type="spellEnd"/>
-      <w:r>
-        <w:rPr>
-          <w:rFonts w:hint="eastAsia"/>
-        </w:rPr>
-        <w:t xml:space="preserve"> 클러스터는 하드웨어 수준에서 많은 노드로 구성되며 두 가지 유형으로 나뉨</w:t>
+      <w:r>
+        <w:rPr>
+          <w:rFonts w:hint="eastAsia"/>
+        </w:rPr>
+        <w:t>쿠버네티스의 클러스터는 하드웨어 수준에서 많은 노드로 구성되며 두 가지 유형으로 나뉨</w:t>
       </w:r>
     </w:p>
     <w:p>
@@ -789,49 +717,7 @@
         <w:rPr>
           <w:rFonts w:hint="eastAsia"/>
         </w:rPr>
-        <w:t xml:space="preserve">전체 </w:t>
-      </w:r>
-      <w:proofErr w:type="spellStart"/>
-      <w:r>
-        <w:rPr>
-          <w:rFonts w:hint="eastAsia"/>
-        </w:rPr>
-        <w:t>쿠버네티스</w:t>
-      </w:r>
-      <w:proofErr w:type="spellEnd"/>
-      <w:r>
-        <w:rPr>
-          <w:rFonts w:hint="eastAsia"/>
-        </w:rPr>
-        <w:t xml:space="preserve"> 시스템을 관리하고 통제하는 </w:t>
-      </w:r>
-      <w:proofErr w:type="spellStart"/>
-      <w:r>
-        <w:rPr>
-          <w:rFonts w:hint="eastAsia"/>
-        </w:rPr>
-        <w:t>쿠버네티스</w:t>
-      </w:r>
-      <w:proofErr w:type="spellEnd"/>
-      <w:r>
-        <w:rPr>
-          <w:rFonts w:hint="eastAsia"/>
-        </w:rPr>
-        <w:t xml:space="preserve"> 컨트롤 </w:t>
-      </w:r>
-      <w:proofErr w:type="spellStart"/>
-      <w:r>
-        <w:rPr>
-          <w:rFonts w:hint="eastAsia"/>
-        </w:rPr>
-        <w:t>플레인을</w:t>
-      </w:r>
-      <w:proofErr w:type="spellEnd"/>
-      <w:r>
-        <w:rPr>
-          <w:rFonts w:hint="eastAsia"/>
-        </w:rPr>
-        <w:t xml:space="preserve"> 관장</w:t>
+        <w:t>전체 쿠버네티스 시스템을 관리하고 통제하는 쿠버네티스 컨트롤 플레인을 관장</w:t>
       </w:r>
     </w:p>
     <w:p>
@@ -905,20 +791,12 @@
       <w:pPr>
         <w:pStyle w:val="2"/>
       </w:pPr>
-      <w:proofErr w:type="spellStart"/>
       <w:r>
         <w:rPr>
           <w:rFonts w:hint="eastAsia"/>
         </w:rPr>
         <w:lastRenderedPageBreak/>
-        <w:t>쿠버네티스에서</w:t>
-      </w:r>
-      <w:proofErr w:type="spellEnd"/>
-      <w:r>
-        <w:rPr>
-          <w:rFonts w:hint="eastAsia"/>
-        </w:rPr>
-        <w:t xml:space="preserve"> 애플리케이션 실행</w:t>
+        <w:t>쿠버네티스에서 애플리케이션 실행</w:t>
       </w:r>
     </w:p>
     <w:p>
@@ -986,37 +864,10 @@
         <w:rPr>
           <w:rFonts w:hint="eastAsia"/>
         </w:rPr>
-        <w:t xml:space="preserve">앱 </w:t>
-      </w:r>
-      <w:proofErr w:type="spellStart"/>
-      <w:r>
-        <w:rPr>
-          <w:rFonts w:hint="eastAsia"/>
-        </w:rPr>
-        <w:t>디스크립터</w:t>
-      </w:r>
-      <w:proofErr w:type="spellEnd"/>
-      <w:r>
-        <w:rPr>
-          <w:rFonts w:hint="eastAsia"/>
-        </w:rPr>
-        <w:t>(</w:t>
-      </w:r>
-      <w:proofErr w:type="spellStart"/>
-      <w:r>
-        <w:t>json</w:t>
-      </w:r>
-      <w:proofErr w:type="spellEnd"/>
-      <w:r>
-        <w:t xml:space="preserve">, </w:t>
-      </w:r>
-      <w:proofErr w:type="spellStart"/>
-      <w:r>
-        <w:t>yaml</w:t>
-      </w:r>
-      <w:proofErr w:type="spellEnd"/>
-      <w:r>
-        <w:t xml:space="preserve">) </w:t>
+        <w:t>앱 디스크립터(</w:t>
+      </w:r>
+      <w:r>
+        <w:t xml:space="preserve">json, yaml) </w:t>
       </w:r>
       <w:r>
         <w:rPr>
@@ -1042,11 +893,9 @@
         </w:rPr>
         <w:t xml:space="preserve">역할 중인 </w:t>
       </w:r>
-      <w:proofErr w:type="spellStart"/>
       <w:r>
         <w:t>kublet</w:t>
       </w:r>
-      <w:proofErr w:type="spellEnd"/>
       <w:r>
         <w:rPr>
           <w:rFonts w:hint="eastAsia"/>
@@ -1054,13 +903,8 @@
         <w:t xml:space="preserve">에게 명령 </w:t>
       </w:r>
       <w:r>
-        <w:t xml:space="preserve">-&gt; </w:t>
-      </w:r>
-      <w:proofErr w:type="spellStart"/>
-      <w:r>
-        <w:t>containerd</w:t>
-      </w:r>
-      <w:proofErr w:type="spellEnd"/>
+        <w:t>-&gt; containerd</w:t>
+      </w:r>
       <w:r>
         <w:rPr>
           <w:rFonts w:hint="eastAsia"/>
@@ -1094,21 +938,7 @@
         <w:rPr>
           <w:rFonts w:hint="eastAsia"/>
         </w:rPr>
-        <w:t xml:space="preserve">구글 </w:t>
-      </w:r>
-      <w:proofErr w:type="spellStart"/>
-      <w:r>
-        <w:rPr>
-          <w:rFonts w:hint="eastAsia"/>
-        </w:rPr>
-        <w:t>쿠버네티스</w:t>
-      </w:r>
-      <w:proofErr w:type="spellEnd"/>
-      <w:r>
-        <w:rPr>
-          <w:rFonts w:hint="eastAsia"/>
-        </w:rPr>
-        <w:t xml:space="preserve"> 엔진)</w:t>
+        <w:t>구글 쿠버네티스 엔진)</w:t>
       </w:r>
     </w:p>
     <w:p>
@@ -1156,37 +986,15 @@
         <w:rPr>
           <w:rFonts w:hint="eastAsia"/>
         </w:rPr>
-        <w:t xml:space="preserve">장점은 클라우드 네이티브를 어느 정도 바로 사용할 수 있도록 </w:t>
-      </w:r>
-      <w:proofErr w:type="spellStart"/>
-      <w:r>
-        <w:rPr>
-          <w:rFonts w:hint="eastAsia"/>
-        </w:rPr>
-        <w:t>세팅되어</w:t>
-      </w:r>
-      <w:proofErr w:type="spellEnd"/>
-      <w:r>
-        <w:rPr>
-          <w:rFonts w:hint="eastAsia"/>
-        </w:rPr>
-        <w:t xml:space="preserve"> 있다는 점</w:t>
-      </w:r>
-    </w:p>
-    <w:p>
-      <w:proofErr w:type="spellStart"/>
-      <w:r>
-        <w:rPr>
-          <w:rFonts w:hint="eastAsia"/>
-        </w:rPr>
-        <w:t>온프레미스</w:t>
-      </w:r>
-      <w:proofErr w:type="spellEnd"/>
-      <w:r>
-        <w:rPr>
-          <w:rFonts w:hint="eastAsia"/>
-        </w:rPr>
-        <w:t>(우분투)</w:t>
+        <w:t>장점은 클라우드 네이티브를 어느 정도 바로 사용할 수 있도록 세팅되어 있다는 점</w:t>
+      </w:r>
+    </w:p>
+    <w:p>
+      <w:r>
+        <w:rPr>
+          <w:rFonts w:hint="eastAsia"/>
+        </w:rPr>
+        <w:t>온프레미스(우분투)</w:t>
       </w:r>
     </w:p>
     <w:p>
@@ -1218,29 +1026,10 @@
         <w:rPr>
           <w:rFonts w:hint="eastAsia"/>
         </w:rPr>
-        <w:t xml:space="preserve">장점은 </w:t>
-      </w:r>
-      <w:proofErr w:type="spellStart"/>
-      <w:r>
-        <w:rPr>
-          <w:rFonts w:hint="eastAsia"/>
-        </w:rPr>
-        <w:t>쿠버네티스</w:t>
-      </w:r>
-      <w:proofErr w:type="spellEnd"/>
-      <w:r>
-        <w:rPr>
-          <w:rFonts w:hint="eastAsia"/>
-        </w:rPr>
-        <w:t xml:space="preserve"> 클러스터의 모든 설정을 직접 조작할 수 있으므로 서비스를 구성하는 다양한 기능 테스트 가능</w:t>
-      </w:r>
-    </w:p>
-    <w:p>
-      <w:pPr>
-        <w:rPr>
-          <w:rFonts w:hint="eastAsia"/>
-        </w:rPr>
-      </w:pPr>
+        <w:t>장점은 쿠버네티스 클러스터의 모든 설정을 직접 조작할 수 있으므로 서비스를 구성하는 다양한 기능 테스트 가능</w:t>
+      </w:r>
+    </w:p>
+    <w:p>
       <w:r>
         <w:rPr>
           <w:rFonts w:hint="eastAsia"/>
@@ -1275,21 +1064,7 @@
           <w:rFonts w:hint="eastAsia"/>
         </w:rPr>
         <w:lastRenderedPageBreak/>
-        <w:t xml:space="preserve">구글 </w:t>
-      </w:r>
-      <w:proofErr w:type="spellStart"/>
-      <w:r>
-        <w:rPr>
-          <w:rFonts w:hint="eastAsia"/>
-        </w:rPr>
-        <w:t>쿠버네티스</w:t>
-      </w:r>
-      <w:proofErr w:type="spellEnd"/>
-      <w:r>
-        <w:rPr>
-          <w:rFonts w:hint="eastAsia"/>
-        </w:rPr>
-        <w:t xml:space="preserve"> 엔진 소개와 회원 가입 안내</w:t>
+        <w:t>구글 쿠버네티스 엔진 소개와 회원가입 안내</w:t>
       </w:r>
     </w:p>
     <w:p>
@@ -1459,19 +1234,11 @@
         </w:numPr>
         <w:ind w:leftChars="0"/>
       </w:pPr>
-      <w:proofErr w:type="spellStart"/>
-      <w:r>
-        <w:rPr>
-          <w:rFonts w:hint="eastAsia"/>
-        </w:rPr>
-        <w:t>온프레미스</w:t>
-      </w:r>
-      <w:proofErr w:type="spellEnd"/>
-      <w:r>
-        <w:rPr>
-          <w:rFonts w:hint="eastAsia"/>
-        </w:rPr>
-        <w:t xml:space="preserve"> 및 클라우드 간의 자유로운 이동이 가능하다.</w:t>
+      <w:r>
+        <w:rPr>
+          <w:rFonts w:hint="eastAsia"/>
+        </w:rPr>
+        <w:t>온프레미스 및 클라우드 간의 자유로운 이동이 가능하다.</w:t>
       </w:r>
     </w:p>
     <w:p>
@@ -1491,7 +1258,19 @@
           <w:rPr>
             <w:rStyle w:val="a4"/>
           </w:rPr>
-          <w:t>https://console.cloud.google.com/</w:t>
+          <w:t>https://console.c</w:t>
+        </w:r>
+        <w:r>
+          <w:rPr>
+            <w:rStyle w:val="a4"/>
+          </w:rPr>
+          <w:t>l</w:t>
+        </w:r>
+        <w:r>
+          <w:rPr>
+            <w:rStyle w:val="a4"/>
+          </w:rPr>
+          <w:t>oud.google.com/</w:t>
         </w:r>
       </w:hyperlink>
       <w:r>
@@ -1527,21 +1306,7 @@
         <w:rPr>
           <w:rFonts w:hint="eastAsia"/>
         </w:rPr>
-        <w:t xml:space="preserve">만약 회원가입이 되어 있어 </w:t>
-      </w:r>
-      <w:proofErr w:type="spellStart"/>
-      <w:r>
-        <w:rPr>
-          <w:rFonts w:hint="eastAsia"/>
-        </w:rPr>
-        <w:t>크레딧이</w:t>
-      </w:r>
-      <w:proofErr w:type="spellEnd"/>
-      <w:r>
-        <w:rPr>
-          <w:rFonts w:hint="eastAsia"/>
-        </w:rPr>
-        <w:t xml:space="preserve"> 없는 경우에는 구글 계정을 새로 만들어 사용하거나,</w:t>
+        <w:t>만약 회원가입이 되어 있어 크레딧이 없는 경우에는 구글 계정을 새로 만들어 사용하거나,</w:t>
       </w:r>
       <w:r>
         <w:t xml:space="preserve"> </w:t>
@@ -1555,6 +1320,9 @@
     </w:p>
     <w:p>
       <w:r>
+        <w:rPr>
+          <w:noProof/>
+        </w:rPr>
         <w:drawing>
           <wp:inline distT="0" distB="0" distL="0" distR="0" wp14:anchorId="25A7856D" wp14:editId="260C32BF">
             <wp:extent cx="3705308" cy="2202456"/>
@@ -1593,12 +1361,10 @@
       </w:r>
     </w:p>
     <w:p>
-      <w:pPr>
-        <w:rPr>
-          <w:rFonts w:hint="eastAsia"/>
-        </w:rPr>
-      </w:pPr>
-      <w:r>
+      <w:r>
+        <w:rPr>
+          <w:noProof/>
+        </w:rPr>
         <w:drawing>
           <wp:inline distT="0" distB="0" distL="0" distR="0" wp14:anchorId="5005D034" wp14:editId="267228D0">
             <wp:extent cx="2727297" cy="1260342"/>
@@ -1675,24 +1441,14 @@
       </w:r>
     </w:p>
     <w:p>
-      <w:pPr>
-        <w:rPr>
-          <w:rFonts w:hint="eastAsia"/>
-        </w:rPr>
-      </w:pPr>
       <w:r>
         <w:rPr>
           <w:rFonts w:hint="eastAsia"/>
         </w:rPr>
         <w:t xml:space="preserve">상단 </w:t>
       </w:r>
-      <w:proofErr w:type="spellStart"/>
-      <w:r>
-        <w:t>GoogleCloud</w:t>
-      </w:r>
-      <w:proofErr w:type="spellEnd"/>
-      <w:r>
-        <w:t xml:space="preserve"> </w:t>
+      <w:r>
+        <w:t xml:space="preserve">GoogleCloud </w:t>
       </w:r>
       <w:r>
         <w:rPr>
@@ -1702,12 +1458,10 @@
       </w:r>
     </w:p>
     <w:p>
-      <w:pPr>
-        <w:rPr>
-          <w:rFonts w:hint="eastAsia"/>
-        </w:rPr>
-      </w:pPr>
-      <w:r>
+      <w:r>
+        <w:rPr>
+          <w:noProof/>
+        </w:rPr>
         <w:drawing>
           <wp:inline distT="0" distB="0" distL="0" distR="0" wp14:anchorId="195FFB16" wp14:editId="55271BED">
             <wp:extent cx="5731510" cy="1704975"/>
@@ -1750,21 +1504,10 @@
         <w:rPr>
           <w:rFonts w:hint="eastAsia"/>
         </w:rPr>
-        <w:t xml:space="preserve">그것을 클릭한 후 생성되는 창의 새 프로젝트를 </w:t>
-      </w:r>
-      <w:r>
-        <w:rPr>
-          <w:rFonts w:hint="eastAsia"/>
-        </w:rPr>
-        <w:t>클릭한다.</w:t>
-      </w:r>
-    </w:p>
-    <w:p>
-      <w:pPr>
-        <w:rPr>
-          <w:rFonts w:hint="eastAsia"/>
-        </w:rPr>
-      </w:pPr>
+        <w:t>그것을 클릭한 후 생성되는 창의 새 프로젝트를 클릭한다.</w:t>
+      </w:r>
+    </w:p>
+    <w:p>
       <w:r>
         <w:rPr>
           <w:rFonts w:hint="eastAsia"/>
@@ -1791,12 +1534,10 @@
       </w:r>
     </w:p>
     <w:p>
-      <w:pPr>
-        <w:rPr>
-          <w:rFonts w:hint="eastAsia"/>
-        </w:rPr>
-      </w:pPr>
-      <w:r>
+      <w:r>
+        <w:rPr>
+          <w:noProof/>
+        </w:rPr>
         <w:drawing>
           <wp:inline distT="0" distB="0" distL="0" distR="0" wp14:anchorId="7982D6F3" wp14:editId="36AE36BF">
             <wp:extent cx="5731510" cy="2602230"/>
@@ -1836,6 +1577,9 @@
     </w:p>
     <w:p>
       <w:r>
+        <w:rPr>
+          <w:noProof/>
+        </w:rPr>
         <w:drawing>
           <wp:inline distT="0" distB="0" distL="0" distR="0" wp14:anchorId="58026B25" wp14:editId="6FD54E51">
             <wp:extent cx="3762900" cy="1171739"/>
@@ -1892,6 +1636,9 @@
     </w:p>
     <w:p>
       <w:r>
+        <w:rPr>
+          <w:noProof/>
+        </w:rPr>
         <w:lastRenderedPageBreak/>
         <w:drawing>
           <wp:inline distT="0" distB="0" distL="0" distR="0" wp14:anchorId="6F3DFADC" wp14:editId="6D716435">
@@ -1931,11 +1678,6 @@
       </w:r>
     </w:p>
     <w:p>
-      <w:pPr>
-        <w:rPr>
-          <w:rFonts w:hint="eastAsia"/>
-        </w:rPr>
-      </w:pPr>
       <w:r>
         <w:rPr>
           <w:rFonts w:hint="eastAsia"/>
@@ -1954,6 +1696,9 @@
     </w:p>
     <w:p>
       <w:r>
+        <w:rPr>
+          <w:noProof/>
+        </w:rPr>
         <w:drawing>
           <wp:inline distT="0" distB="0" distL="0" distR="0" wp14:anchorId="0749155D" wp14:editId="15B21CBF">
             <wp:extent cx="5731510" cy="4104640"/>
@@ -1992,11 +1737,6 @@
       </w:r>
     </w:p>
     <w:p>
-      <w:pPr>
-        <w:rPr>
-          <w:rFonts w:hint="eastAsia"/>
-        </w:rPr>
-      </w:pPr>
       <w:r>
         <w:rPr>
           <w:rFonts w:hint="eastAsia"/>
@@ -2015,6 +1755,9 @@
     </w:p>
     <w:p>
       <w:r>
+        <w:rPr>
+          <w:noProof/>
+        </w:rPr>
         <w:drawing>
           <wp:inline distT="0" distB="0" distL="0" distR="0" wp14:anchorId="119491F0" wp14:editId="50E52319">
             <wp:extent cx="5731510" cy="1965325"/>
@@ -2062,6 +1805,9 @@
     </w:p>
     <w:p>
       <w:r>
+        <w:rPr>
+          <w:noProof/>
+        </w:rPr>
         <w:lastRenderedPageBreak/>
         <w:drawing>
           <wp:inline distT="0" distB="0" distL="0" distR="0" wp14:anchorId="40DADAA9" wp14:editId="29A87153">
@@ -2110,6 +1856,9 @@
     </w:p>
     <w:p>
       <w:r>
+        <w:rPr>
+          <w:noProof/>
+        </w:rPr>
         <w:drawing>
           <wp:inline distT="0" distB="0" distL="0" distR="0" wp14:anchorId="39451314" wp14:editId="5F98A38E">
             <wp:extent cx="5731510" cy="2120265"/>
@@ -2149,6 +1898,9 @@
     </w:p>
     <w:p>
       <w:r>
+        <w:rPr>
+          <w:noProof/>
+        </w:rPr>
         <w:drawing>
           <wp:inline distT="0" distB="0" distL="0" distR="0" wp14:anchorId="28222F42" wp14:editId="71AD4C1A">
             <wp:extent cx="4007457" cy="2535185"/>
@@ -2299,21 +2051,7 @@
         <w:rPr>
           <w:rFonts w:hint="eastAsia"/>
         </w:rPr>
-        <w:t xml:space="preserve">가상 </w:t>
-      </w:r>
-      <w:proofErr w:type="spellStart"/>
-      <w:r>
-        <w:rPr>
-          <w:rFonts w:hint="eastAsia"/>
-        </w:rPr>
-        <w:t>머신을</w:t>
-      </w:r>
-      <w:proofErr w:type="spellEnd"/>
-      <w:r>
-        <w:rPr>
-          <w:rFonts w:hint="eastAsia"/>
-        </w:rPr>
-        <w:t xml:space="preserve"> 생성해준다.</w:t>
+        <w:t>가상 머신을 생성해준다.</w:t>
       </w:r>
       <w:r>
         <w:t xml:space="preserve"> </w:t>
@@ -2335,11 +2073,6 @@
       </w:r>
     </w:p>
     <w:p>
-      <w:pPr>
-        <w:rPr>
-          <w:rFonts w:hint="eastAsia"/>
-        </w:rPr>
-      </w:pPr>
       <w:r>
         <w:rPr>
           <w:rFonts w:hint="eastAsia"/>
@@ -2367,10 +2100,183 @@
     </w:p>
     <w:p>
       <w:r>
+        <w:rPr>
+          <w:rFonts w:hint="eastAsia"/>
+        </w:rPr>
+        <w:t>바로 만들기를 누르면 다음과 같은 오류가 발생할 가능성이 높다.</w:t>
+      </w:r>
+      <w:r>
+        <w:t xml:space="preserve"> </w:t>
+      </w:r>
+      <w:r>
+        <w:rPr>
+          <w:rFonts w:hint="eastAsia"/>
+        </w:rPr>
+        <w:t xml:space="preserve">이는 디스크 용량이 </w:t>
+      </w:r>
+      <w:r>
+        <w:t>300GB</w:t>
+      </w:r>
+      <w:r>
+        <w:rPr>
+          <w:rFonts w:hint="eastAsia"/>
+        </w:rPr>
+        <w:t>를 초과해서 나온 오류이며,</w:t>
+      </w:r>
+      <w:r>
+        <w:t xml:space="preserve"> </w:t>
+      </w:r>
+      <w:r>
+        <w:rPr>
+          <w:rFonts w:hint="eastAsia"/>
+        </w:rPr>
+        <w:t>이 외에 다른 오류가 발생할 수도 있다.</w:t>
+      </w:r>
+    </w:p>
+    <w:p>
+      <w:r>
+        <w:rPr>
+          <w:noProof/>
+        </w:rPr>
         <w:drawing>
-          <wp:inline distT="0" distB="0" distL="0" distR="0" wp14:anchorId="1CE81666" wp14:editId="6CDE575A">
-            <wp:extent cx="5731510" cy="3245485"/>
+          <wp:inline distT="0" distB="0" distL="0" distR="0" wp14:anchorId="4A7E36A9" wp14:editId="60B1B79E">
+            <wp:extent cx="5731510" cy="2096770"/>
             <wp:effectExtent l="0" t="0" r="2540" b="0"/>
+            <wp:docPr id="383601556" name="그림 1"/>
+            <wp:cNvGraphicFramePr>
+              <a:graphicFrameLocks xmlns:a="http://schemas.openxmlformats.org/drawingml/2006/main" noChangeAspect="1"/>
+            </wp:cNvGraphicFramePr>
+            <a:graphic xmlns:a="http://schemas.openxmlformats.org/drawingml/2006/main">
+              <a:graphicData uri="http://schemas.openxmlformats.org/drawingml/2006/picture">
+                <pic:pic xmlns:pic="http://schemas.openxmlformats.org/drawingml/2006/picture">
+                  <pic:nvPicPr>
+                    <pic:cNvPr id="0" name="Picture 1"/>
+                    <pic:cNvPicPr>
+                      <a:picLocks noChangeAspect="1" noChangeArrowheads="1"/>
+                    </pic:cNvPicPr>
+                  </pic:nvPicPr>
+                  <pic:blipFill>
+                    <a:blip r:embed="rId21">
+                      <a:extLst>
+                        <a:ext uri="{28A0092B-C50C-407E-A947-70E740481C1C}">
+                          <a14:useLocalDpi xmlns:a14="http://schemas.microsoft.com/office/drawing/2010/main" val="0"/>
+                        </a:ext>
+                      </a:extLst>
+                    </a:blip>
+                    <a:srcRect/>
+                    <a:stretch>
+                      <a:fillRect/>
+                    </a:stretch>
+                  </pic:blipFill>
+                  <pic:spPr bwMode="auto">
+                    <a:xfrm>
+                      <a:off x="0" y="0"/>
+                      <a:ext cx="5731510" cy="2096770"/>
+                    </a:xfrm>
+                    <a:prstGeom prst="rect">
+                      <a:avLst/>
+                    </a:prstGeom>
+                    <a:noFill/>
+                    <a:ln>
+                      <a:noFill/>
+                    </a:ln>
+                  </pic:spPr>
+                </pic:pic>
+              </a:graphicData>
+            </a:graphic>
+          </wp:inline>
+        </w:drawing>
+      </w:r>
+    </w:p>
+    <w:p>
+      <w:r>
+        <w:rPr>
+          <w:rFonts w:hint="eastAsia"/>
+        </w:rPr>
+        <w:t>해당 오류를 해결하기 위해서는 다음과 같이 해보자.</w:t>
+      </w:r>
+    </w:p>
+    <w:p>
+      <w:pPr>
+        <w:pStyle w:val="a3"/>
+        <w:numPr>
+          <w:ilvl w:val="0"/>
+          <w:numId w:val="9"/>
+        </w:numPr>
+        <w:ind w:leftChars="0"/>
+      </w:pPr>
+      <w:r>
+        <w:rPr>
+          <w:rFonts w:hint="eastAsia"/>
+        </w:rPr>
+        <w:t>클러스터 기본사항에서 위치 유형을 영역으로 설정한다.</w:t>
+      </w:r>
+    </w:p>
+    <w:p>
+      <w:pPr>
+        <w:pStyle w:val="a3"/>
+        <w:numPr>
+          <w:ilvl w:val="0"/>
+          <w:numId w:val="10"/>
+        </w:numPr>
+        <w:ind w:leftChars="0"/>
+      </w:pPr>
+      <w:r>
+        <w:rPr>
+          <w:rFonts w:hint="eastAsia"/>
+        </w:rPr>
+        <w:t xml:space="preserve">영역 </w:t>
+      </w:r>
+      <w:r>
+        <w:t xml:space="preserve">- </w:t>
+      </w:r>
+      <w:r>
+        <w:rPr>
+          <w:rFonts w:hint="eastAsia"/>
+        </w:rPr>
+        <w:t>리전 안에 있는 논리적으로 분리된 물리적 데이터 센터 클러스터</w:t>
+      </w:r>
+    </w:p>
+    <w:p>
+      <w:pPr>
+        <w:pStyle w:val="a3"/>
+        <w:numPr>
+          <w:ilvl w:val="0"/>
+          <w:numId w:val="10"/>
+        </w:numPr>
+        <w:ind w:leftChars="0"/>
+      </w:pPr>
+      <w:r>
+        <w:rPr>
+          <w:rFonts w:hint="eastAsia"/>
+        </w:rPr>
+        <w:t xml:space="preserve">리전 </w:t>
+      </w:r>
+      <w:r>
+        <w:t xml:space="preserve">- </w:t>
+      </w:r>
+      <w:r>
+        <w:rPr>
+          <w:rFonts w:hint="eastAsia"/>
+        </w:rPr>
+        <w:t xml:space="preserve">전 세계에 분산된 </w:t>
+      </w:r>
+      <w:r>
+        <w:rPr>
+          <w:rFonts w:hint="eastAsia"/>
+        </w:rPr>
+        <w:t>데이터 센터가 있는 지리적인 위치</w:t>
+      </w:r>
+    </w:p>
+    <w:p>
+      <w:r>
+        <w:rPr>
+          <w:noProof/>
+        </w:rPr>
+        <w:drawing>
+          <wp:inline distT="0" distB="0" distL="0" distR="0" wp14:anchorId="1CE81666" wp14:editId="0EE7F17D">
+            <wp:extent cx="5327374" cy="3016642"/>
+            <wp:effectExtent l="0" t="0" r="6985" b="0"/>
             <wp:docPr id="528120946" name="그림 1"/>
             <wp:cNvGraphicFramePr>
               <a:graphicFrameLocks xmlns:a="http://schemas.openxmlformats.org/drawingml/2006/main" noChangeAspect="1"/>
@@ -2383,7 +2289,7 @@
                     <pic:cNvPicPr/>
                   </pic:nvPicPr>
                   <pic:blipFill>
-                    <a:blip r:embed="rId21"/>
+                    <a:blip r:embed="rId22"/>
                     <a:stretch>
                       <a:fillRect/>
                     </a:stretch>
@@ -2391,7 +2297,7 @@
                   <pic:spPr>
                     <a:xfrm>
                       <a:off x="0" y="0"/>
-                      <a:ext cx="5731510" cy="3245485"/>
+                      <a:ext cx="5342180" cy="3025026"/>
                     </a:xfrm>
                     <a:prstGeom prst="rect">
                       <a:avLst/>
@@ -2405,43 +2311,2232 @@
       </w:r>
     </w:p>
     <w:p>
-      <w:r>
-        <w:rPr>
-          <w:rFonts w:hint="eastAsia"/>
-        </w:rPr>
-        <w:t xml:space="preserve">위치 유형을 영역으로 </w:t>
-      </w:r>
-      <w:proofErr w:type="spellStart"/>
-      <w:r>
-        <w:rPr>
-          <w:rFonts w:hint="eastAsia"/>
-        </w:rPr>
-        <w:t>해둔</w:t>
-      </w:r>
-      <w:proofErr w:type="spellEnd"/>
-      <w:r>
-        <w:rPr>
-          <w:rFonts w:hint="eastAsia"/>
-        </w:rPr>
-        <w:t xml:space="preserve"> 후 만들기를 누른다.</w:t>
-      </w:r>
-    </w:p>
-    <w:p>
-      <w:pPr>
-        <w:rPr>
-          <w:rFonts w:hint="eastAsia"/>
-        </w:rPr>
-      </w:pPr>
-    </w:p>
-    <w:p>
-      <w:pPr>
-        <w:rPr>
-          <w:rFonts w:hint="eastAsia"/>
-        </w:rPr>
-      </w:pPr>
-    </w:p>
-    <w:p/>
-    <w:p/>
+      <w:pPr>
+        <w:pStyle w:val="a3"/>
+        <w:numPr>
+          <w:ilvl w:val="0"/>
+          <w:numId w:val="9"/>
+        </w:numPr>
+        <w:ind w:leftChars="0"/>
+      </w:pPr>
+      <w:r>
+        <w:rPr>
+          <w:rFonts w:hint="eastAsia"/>
+        </w:rPr>
+        <w:lastRenderedPageBreak/>
+        <w:t xml:space="preserve">대시보드 메뉴의 노드 풀 구역의 드래그 다운을 눌러 </w:t>
+      </w:r>
+      <w:r>
+        <w:t>‘</w:t>
+      </w:r>
+      <w:r>
+        <w:rPr>
+          <w:rFonts w:hint="eastAsia"/>
+        </w:rPr>
+        <w:t>노드 설정 구역</w:t>
+      </w:r>
+      <w:r>
+        <w:t>’</w:t>
+      </w:r>
+      <w:r>
+        <w:rPr>
+          <w:rFonts w:hint="eastAsia"/>
+        </w:rPr>
+        <w:t xml:space="preserve">에 들어가 부팅 디스크 크기를 기본값 </w:t>
+      </w:r>
+      <w:r>
+        <w:t>100GB</w:t>
+      </w:r>
+      <w:r>
+        <w:rPr>
+          <w:rFonts w:hint="eastAsia"/>
+        </w:rPr>
+        <w:t xml:space="preserve">에서 </w:t>
+      </w:r>
+      <w:r>
+        <w:t>80G</w:t>
+      </w:r>
+      <w:r>
+        <w:rPr>
+          <w:rFonts w:hint="eastAsia"/>
+        </w:rPr>
+        <w:t>B로 설정한다.</w:t>
+      </w:r>
+    </w:p>
+    <w:p>
+      <w:r>
+        <w:rPr>
+          <w:noProof/>
+        </w:rPr>
+        <w:drawing>
+          <wp:inline distT="0" distB="0" distL="0" distR="0" wp14:anchorId="10C53D06" wp14:editId="455EEA5B">
+            <wp:extent cx="5731510" cy="2214245"/>
+            <wp:effectExtent l="0" t="0" r="2540" b="0"/>
+            <wp:docPr id="2073783415" name="그림 1"/>
+            <wp:cNvGraphicFramePr>
+              <a:graphicFrameLocks xmlns:a="http://schemas.openxmlformats.org/drawingml/2006/main" noChangeAspect="1"/>
+            </wp:cNvGraphicFramePr>
+            <a:graphic xmlns:a="http://schemas.openxmlformats.org/drawingml/2006/main">
+              <a:graphicData uri="http://schemas.openxmlformats.org/drawingml/2006/picture">
+                <pic:pic xmlns:pic="http://schemas.openxmlformats.org/drawingml/2006/picture">
+                  <pic:nvPicPr>
+                    <pic:cNvPr id="2073783415" name=""/>
+                    <pic:cNvPicPr/>
+                  </pic:nvPicPr>
+                  <pic:blipFill>
+                    <a:blip r:embed="rId23"/>
+                    <a:stretch>
+                      <a:fillRect/>
+                    </a:stretch>
+                  </pic:blipFill>
+                  <pic:spPr>
+                    <a:xfrm>
+                      <a:off x="0" y="0"/>
+                      <a:ext cx="5731510" cy="2214245"/>
+                    </a:xfrm>
+                    <a:prstGeom prst="rect">
+                      <a:avLst/>
+                    </a:prstGeom>
+                  </pic:spPr>
+                </pic:pic>
+              </a:graphicData>
+            </a:graphic>
+          </wp:inline>
+        </w:drawing>
+      </w:r>
+    </w:p>
+    <w:p>
+      <w:r>
+        <w:rPr>
+          <w:rFonts w:hint="eastAsia"/>
+        </w:rPr>
+        <w:t>이후 만들기를 누르면 다음과 같이 생성되는 것을 확인할 수 있다.</w:t>
+      </w:r>
+    </w:p>
+    <w:p>
+      <w:r>
+        <w:rPr>
+          <w:noProof/>
+        </w:rPr>
+        <w:drawing>
+          <wp:inline distT="0" distB="0" distL="0" distR="0" wp14:anchorId="041C7A74" wp14:editId="4C52EB41">
+            <wp:extent cx="5731510" cy="2187575"/>
+            <wp:effectExtent l="0" t="0" r="2540" b="3175"/>
+            <wp:docPr id="218920208" name="그림 1"/>
+            <wp:cNvGraphicFramePr>
+              <a:graphicFrameLocks xmlns:a="http://schemas.openxmlformats.org/drawingml/2006/main" noChangeAspect="1"/>
+            </wp:cNvGraphicFramePr>
+            <a:graphic xmlns:a="http://schemas.openxmlformats.org/drawingml/2006/main">
+              <a:graphicData uri="http://schemas.openxmlformats.org/drawingml/2006/picture">
+                <pic:pic xmlns:pic="http://schemas.openxmlformats.org/drawingml/2006/picture">
+                  <pic:nvPicPr>
+                    <pic:cNvPr id="218920208" name=""/>
+                    <pic:cNvPicPr/>
+                  </pic:nvPicPr>
+                  <pic:blipFill>
+                    <a:blip r:embed="rId24"/>
+                    <a:stretch>
+                      <a:fillRect/>
+                    </a:stretch>
+                  </pic:blipFill>
+                  <pic:spPr>
+                    <a:xfrm>
+                      <a:off x="0" y="0"/>
+                      <a:ext cx="5731510" cy="2187575"/>
+                    </a:xfrm>
+                    <a:prstGeom prst="rect">
+                      <a:avLst/>
+                    </a:prstGeom>
+                  </pic:spPr>
+                </pic:pic>
+              </a:graphicData>
+            </a:graphic>
+          </wp:inline>
+        </w:drawing>
+      </w:r>
+    </w:p>
+    <w:p>
+      <w:r>
+        <w:rPr>
+          <w:noProof/>
+        </w:rPr>
+        <w:drawing>
+          <wp:inline distT="0" distB="0" distL="0" distR="0" wp14:anchorId="41398257" wp14:editId="200CD86A">
+            <wp:extent cx="5731510" cy="2040890"/>
+            <wp:effectExtent l="0" t="0" r="2540" b="0"/>
+            <wp:docPr id="337402721" name="그림 1"/>
+            <wp:cNvGraphicFramePr>
+              <a:graphicFrameLocks xmlns:a="http://schemas.openxmlformats.org/drawingml/2006/main" noChangeAspect="1"/>
+            </wp:cNvGraphicFramePr>
+            <a:graphic xmlns:a="http://schemas.openxmlformats.org/drawingml/2006/main">
+              <a:graphicData uri="http://schemas.openxmlformats.org/drawingml/2006/picture">
+                <pic:pic xmlns:pic="http://schemas.openxmlformats.org/drawingml/2006/picture">
+                  <pic:nvPicPr>
+                    <pic:cNvPr id="337402721" name=""/>
+                    <pic:cNvPicPr/>
+                  </pic:nvPicPr>
+                  <pic:blipFill>
+                    <a:blip r:embed="rId25"/>
+                    <a:stretch>
+                      <a:fillRect/>
+                    </a:stretch>
+                  </pic:blipFill>
+                  <pic:spPr>
+                    <a:xfrm>
+                      <a:off x="0" y="0"/>
+                      <a:ext cx="5731510" cy="2040890"/>
+                    </a:xfrm>
+                    <a:prstGeom prst="rect">
+                      <a:avLst/>
+                    </a:prstGeom>
+                  </pic:spPr>
+                </pic:pic>
+              </a:graphicData>
+            </a:graphic>
+          </wp:inline>
+        </w:drawing>
+      </w:r>
+    </w:p>
+    <w:p>
+      <w:pPr>
+        <w:pStyle w:val="1"/>
+      </w:pPr>
+      <w:r>
+        <w:rPr>
+          <w:rFonts w:hint="eastAsia"/>
+        </w:rPr>
+        <w:t>G</w:t>
+      </w:r>
+      <w:r>
+        <w:t xml:space="preserve">KE </w:t>
+      </w:r>
+      <w:r>
+        <w:rPr>
+          <w:rFonts w:hint="eastAsia"/>
+        </w:rPr>
+        <w:t>클러스터 사용과 애플리케이션 배포 실습</w:t>
+      </w:r>
+    </w:p>
+    <w:p>
+      <w:pPr>
+        <w:rPr>
+          <w:rFonts w:hint="eastAsia"/>
+        </w:rPr>
+      </w:pPr>
+      <w:r>
+        <w:rPr>
+          <w:rFonts w:hint="eastAsia"/>
+        </w:rPr>
+        <w:t>우측 상단 콘솔 모양(</w:t>
+      </w:r>
+      <w:r>
+        <w:t>G + S)</w:t>
+      </w:r>
+      <w:r>
+        <w:rPr>
+          <w:rFonts w:hint="eastAsia"/>
+        </w:rPr>
+        <w:t>를 누르면 콘솔 터미널 창이 생기는 것을 확인할 수 있다</w:t>
+      </w:r>
+      <w:r>
+        <w:t>…</w:t>
+      </w:r>
+    </w:p>
+    <w:p>
+      <w:pPr>
+        <w:rPr>
+          <w:rFonts w:hint="eastAsia"/>
+        </w:rPr>
+      </w:pPr>
+      <w:r>
+        <w:lastRenderedPageBreak/>
+        <w:drawing>
+          <wp:inline distT="0" distB="0" distL="0" distR="0" wp14:anchorId="2E2A31FB" wp14:editId="4D57D651">
+            <wp:extent cx="5731510" cy="3265805"/>
+            <wp:effectExtent l="0" t="0" r="2540" b="0"/>
+            <wp:docPr id="1560676362" name="그림 1"/>
+            <wp:cNvGraphicFramePr>
+              <a:graphicFrameLocks xmlns:a="http://schemas.openxmlformats.org/drawingml/2006/main" noChangeAspect="1"/>
+            </wp:cNvGraphicFramePr>
+            <a:graphic xmlns:a="http://schemas.openxmlformats.org/drawingml/2006/main">
+              <a:graphicData uri="http://schemas.openxmlformats.org/drawingml/2006/picture">
+                <pic:pic xmlns:pic="http://schemas.openxmlformats.org/drawingml/2006/picture">
+                  <pic:nvPicPr>
+                    <pic:cNvPr id="1560676362" name=""/>
+                    <pic:cNvPicPr/>
+                  </pic:nvPicPr>
+                  <pic:blipFill>
+                    <a:blip r:embed="rId26"/>
+                    <a:stretch>
+                      <a:fillRect/>
+                    </a:stretch>
+                  </pic:blipFill>
+                  <pic:spPr>
+                    <a:xfrm>
+                      <a:off x="0" y="0"/>
+                      <a:ext cx="5731510" cy="3265805"/>
+                    </a:xfrm>
+                    <a:prstGeom prst="rect">
+                      <a:avLst/>
+                    </a:prstGeom>
+                  </pic:spPr>
+                </pic:pic>
+              </a:graphicData>
+            </a:graphic>
+          </wp:inline>
+        </w:drawing>
+      </w:r>
+    </w:p>
+    <w:p>
+      <w:r>
+        <w:rPr>
+          <w:rFonts w:hint="eastAsia"/>
+        </w:rPr>
+        <w:t>컨테이너의 메뉴 중 연결을 누르면 다음과 같이 명령줄 엑섹스를 확인할 수 있다.</w:t>
+      </w:r>
+      <w:r>
+        <w:t xml:space="preserve"> </w:t>
+      </w:r>
+      <w:r>
+        <w:rPr>
+          <w:rFonts w:hint="eastAsia"/>
+        </w:rPr>
+        <w:t>저것을 복사하여 콘솔창에 넣고 실행</w:t>
+      </w:r>
+      <w:r>
+        <w:rPr>
+          <w:rFonts w:hint="eastAsia"/>
+        </w:rPr>
+        <w:t>하여 원격으로 접속</w:t>
+      </w:r>
+      <w:r>
+        <w:rPr>
+          <w:rFonts w:hint="eastAsia"/>
+        </w:rPr>
+        <w:t>한다.</w:t>
+      </w:r>
+    </w:p>
+    <w:p>
+      <w:pPr>
+        <w:rPr>
+          <w:rFonts w:hint="eastAsia"/>
+        </w:rPr>
+      </w:pPr>
+      <w:r>
+        <w:drawing>
+          <wp:inline distT="0" distB="0" distL="0" distR="0" wp14:anchorId="7470CF30" wp14:editId="1BF87C14">
+            <wp:extent cx="5731510" cy="1472565"/>
+            <wp:effectExtent l="0" t="0" r="2540" b="0"/>
+            <wp:docPr id="702417891" name="그림 1"/>
+            <wp:cNvGraphicFramePr>
+              <a:graphicFrameLocks xmlns:a="http://schemas.openxmlformats.org/drawingml/2006/main" noChangeAspect="1"/>
+            </wp:cNvGraphicFramePr>
+            <a:graphic xmlns:a="http://schemas.openxmlformats.org/drawingml/2006/main">
+              <a:graphicData uri="http://schemas.openxmlformats.org/drawingml/2006/picture">
+                <pic:pic xmlns:pic="http://schemas.openxmlformats.org/drawingml/2006/picture">
+                  <pic:nvPicPr>
+                    <pic:cNvPr id="702417891" name=""/>
+                    <pic:cNvPicPr/>
+                  </pic:nvPicPr>
+                  <pic:blipFill>
+                    <a:blip r:embed="rId27"/>
+                    <a:stretch>
+                      <a:fillRect/>
+                    </a:stretch>
+                  </pic:blipFill>
+                  <pic:spPr>
+                    <a:xfrm>
+                      <a:off x="0" y="0"/>
+                      <a:ext cx="5731510" cy="1472565"/>
+                    </a:xfrm>
+                    <a:prstGeom prst="rect">
+                      <a:avLst/>
+                    </a:prstGeom>
+                  </pic:spPr>
+                </pic:pic>
+              </a:graphicData>
+            </a:graphic>
+          </wp:inline>
+        </w:drawing>
+      </w:r>
+    </w:p>
+    <w:p>
+      <w:r>
+        <w:drawing>
+          <wp:inline distT="0" distB="0" distL="0" distR="0" wp14:anchorId="1B64CB6E" wp14:editId="7DB6C5DE">
+            <wp:extent cx="5731510" cy="2004695"/>
+            <wp:effectExtent l="0" t="0" r="2540" b="0"/>
+            <wp:docPr id="766520166" name="그림 1"/>
+            <wp:cNvGraphicFramePr>
+              <a:graphicFrameLocks xmlns:a="http://schemas.openxmlformats.org/drawingml/2006/main" noChangeAspect="1"/>
+            </wp:cNvGraphicFramePr>
+            <a:graphic xmlns:a="http://schemas.openxmlformats.org/drawingml/2006/main">
+              <a:graphicData uri="http://schemas.openxmlformats.org/drawingml/2006/picture">
+                <pic:pic xmlns:pic="http://schemas.openxmlformats.org/drawingml/2006/picture">
+                  <pic:nvPicPr>
+                    <pic:cNvPr id="766520166" name=""/>
+                    <pic:cNvPicPr/>
+                  </pic:nvPicPr>
+                  <pic:blipFill>
+                    <a:blip r:embed="rId28"/>
+                    <a:stretch>
+                      <a:fillRect/>
+                    </a:stretch>
+                  </pic:blipFill>
+                  <pic:spPr>
+                    <a:xfrm>
+                      <a:off x="0" y="0"/>
+                      <a:ext cx="5731510" cy="2004695"/>
+                    </a:xfrm>
+                    <a:prstGeom prst="rect">
+                      <a:avLst/>
+                    </a:prstGeom>
+                  </pic:spPr>
+                </pic:pic>
+              </a:graphicData>
+            </a:graphic>
+          </wp:inline>
+        </w:drawing>
+      </w:r>
+    </w:p>
+    <w:p>
+      <w:r>
+        <w:drawing>
+          <wp:inline distT="0" distB="0" distL="0" distR="0" wp14:anchorId="7F5835A3" wp14:editId="28351A8A">
+            <wp:extent cx="5731510" cy="726440"/>
+            <wp:effectExtent l="0" t="0" r="2540" b="0"/>
+            <wp:docPr id="1642232042" name="그림 1"/>
+            <wp:cNvGraphicFramePr>
+              <a:graphicFrameLocks xmlns:a="http://schemas.openxmlformats.org/drawingml/2006/main" noChangeAspect="1"/>
+            </wp:cNvGraphicFramePr>
+            <a:graphic xmlns:a="http://schemas.openxmlformats.org/drawingml/2006/main">
+              <a:graphicData uri="http://schemas.openxmlformats.org/drawingml/2006/picture">
+                <pic:pic xmlns:pic="http://schemas.openxmlformats.org/drawingml/2006/picture">
+                  <pic:nvPicPr>
+                    <pic:cNvPr id="1642232042" name=""/>
+                    <pic:cNvPicPr/>
+                  </pic:nvPicPr>
+                  <pic:blipFill>
+                    <a:blip r:embed="rId29"/>
+                    <a:stretch>
+                      <a:fillRect/>
+                    </a:stretch>
+                  </pic:blipFill>
+                  <pic:spPr>
+                    <a:xfrm>
+                      <a:off x="0" y="0"/>
+                      <a:ext cx="5731510" cy="726440"/>
+                    </a:xfrm>
+                    <a:prstGeom prst="rect">
+                      <a:avLst/>
+                    </a:prstGeom>
+                  </pic:spPr>
+                </pic:pic>
+              </a:graphicData>
+            </a:graphic>
+          </wp:inline>
+        </w:drawing>
+      </w:r>
+    </w:p>
+    <w:p>
+      <w:r>
+        <w:rPr>
+          <w:rFonts w:hint="eastAsia"/>
+        </w:rPr>
+        <w:lastRenderedPageBreak/>
+        <w:t>k</w:t>
+      </w:r>
+      <w:r>
+        <w:t xml:space="preserve">ubectl get nodes: </w:t>
+      </w:r>
+      <w:r>
+        <w:rPr>
+          <w:rFonts w:hint="eastAsia"/>
+        </w:rPr>
+        <w:t>클러스터에 접근할 수 있다.</w:t>
+      </w:r>
+    </w:p>
+    <w:p>
+      <w:r>
+        <w:rPr>
+          <w:rFonts w:hint="eastAsia"/>
+        </w:rPr>
+        <w:t xml:space="preserve">명령어 입력 시 노드가 </w:t>
+      </w:r>
+      <w:r>
+        <w:t>3</w:t>
+      </w:r>
+      <w:r>
+        <w:rPr>
+          <w:rFonts w:hint="eastAsia"/>
+        </w:rPr>
+        <w:t>개 있는 것을 확인할 수 있다.</w:t>
+      </w:r>
+    </w:p>
+    <w:p>
+      <w:r>
+        <w:drawing>
+          <wp:inline distT="0" distB="0" distL="0" distR="0" wp14:anchorId="6C986E8E" wp14:editId="1C25A589">
+            <wp:extent cx="5731510" cy="2273935"/>
+            <wp:effectExtent l="0" t="0" r="2540" b="0"/>
+            <wp:docPr id="606682659" name="그림 1"/>
+            <wp:cNvGraphicFramePr>
+              <a:graphicFrameLocks xmlns:a="http://schemas.openxmlformats.org/drawingml/2006/main" noChangeAspect="1"/>
+            </wp:cNvGraphicFramePr>
+            <a:graphic xmlns:a="http://schemas.openxmlformats.org/drawingml/2006/main">
+              <a:graphicData uri="http://schemas.openxmlformats.org/drawingml/2006/picture">
+                <pic:pic xmlns:pic="http://schemas.openxmlformats.org/drawingml/2006/picture">
+                  <pic:nvPicPr>
+                    <pic:cNvPr id="606682659" name=""/>
+                    <pic:cNvPicPr/>
+                  </pic:nvPicPr>
+                  <pic:blipFill>
+                    <a:blip r:embed="rId30"/>
+                    <a:stretch>
+                      <a:fillRect/>
+                    </a:stretch>
+                  </pic:blipFill>
+                  <pic:spPr>
+                    <a:xfrm>
+                      <a:off x="0" y="0"/>
+                      <a:ext cx="5731510" cy="2273935"/>
+                    </a:xfrm>
+                    <a:prstGeom prst="rect">
+                      <a:avLst/>
+                    </a:prstGeom>
+                  </pic:spPr>
+                </pic:pic>
+              </a:graphicData>
+            </a:graphic>
+          </wp:inline>
+        </w:drawing>
+      </w:r>
+    </w:p>
+    <w:p>
+      <w:r>
+        <w:t>kubectl create deploy tc --image=consol/tomcat-</w:t>
+      </w:r>
+      <w:r>
+        <w:t>9</w:t>
+      </w:r>
+      <w:r>
+        <w:t>.0 --replicas=5</w:t>
+      </w:r>
+    </w:p>
+    <w:p>
+      <w:pPr>
+        <w:pStyle w:val="a3"/>
+        <w:numPr>
+          <w:ilvl w:val="0"/>
+          <w:numId w:val="11"/>
+        </w:numPr>
+        <w:ind w:leftChars="0"/>
+      </w:pPr>
+      <w:r>
+        <w:rPr>
+          <w:rFonts w:hint="eastAsia"/>
+        </w:rPr>
+        <w:t>c</w:t>
+      </w:r>
+      <w:r>
+        <w:t xml:space="preserve">reate deploy: </w:t>
+      </w:r>
+      <w:r>
+        <w:rPr>
+          <w:rFonts w:hint="eastAsia"/>
+        </w:rPr>
+        <w:t>컨테이너 구성</w:t>
+      </w:r>
+    </w:p>
+    <w:p>
+      <w:pPr>
+        <w:pStyle w:val="a3"/>
+        <w:numPr>
+          <w:ilvl w:val="0"/>
+          <w:numId w:val="11"/>
+        </w:numPr>
+        <w:ind w:leftChars="0"/>
+      </w:pPr>
+      <w:r>
+        <w:rPr>
+          <w:rFonts w:hint="eastAsia"/>
+        </w:rPr>
+        <w:t>t</w:t>
+      </w:r>
+      <w:r>
+        <w:t xml:space="preserve">c: </w:t>
+      </w:r>
+      <w:r>
+        <w:rPr>
+          <w:rFonts w:hint="eastAsia"/>
+        </w:rPr>
+        <w:t>컨테이너 명</w:t>
+      </w:r>
+    </w:p>
+    <w:p>
+      <w:pPr>
+        <w:pStyle w:val="a3"/>
+        <w:numPr>
+          <w:ilvl w:val="0"/>
+          <w:numId w:val="11"/>
+        </w:numPr>
+        <w:ind w:leftChars="0"/>
+      </w:pPr>
+      <w:r>
+        <w:rPr>
+          <w:rFonts w:hint="eastAsia"/>
+        </w:rPr>
+        <w:t>-</w:t>
+      </w:r>
+      <w:r>
+        <w:t>-</w:t>
+      </w:r>
+      <w:r>
+        <w:rPr>
+          <w:rFonts w:hint="eastAsia"/>
+        </w:rPr>
+        <w:t>i</w:t>
+      </w:r>
+      <w:r>
+        <w:t xml:space="preserve">mage=~~: </w:t>
+      </w:r>
+      <w:r>
+        <w:rPr>
+          <w:rFonts w:hint="eastAsia"/>
+        </w:rPr>
+        <w:t>해당 이미지 다운로드</w:t>
+      </w:r>
+    </w:p>
+    <w:p>
+      <w:pPr>
+        <w:pStyle w:val="a3"/>
+        <w:numPr>
+          <w:ilvl w:val="0"/>
+          <w:numId w:val="11"/>
+        </w:numPr>
+        <w:ind w:leftChars="0"/>
+      </w:pPr>
+      <w:r>
+        <w:rPr>
+          <w:rFonts w:hint="eastAsia"/>
+        </w:rPr>
+        <w:t>-</w:t>
+      </w:r>
+      <w:r>
+        <w:t xml:space="preserve">-replicas: </w:t>
+      </w:r>
+      <w:r>
+        <w:rPr>
+          <w:rFonts w:hint="eastAsia"/>
+        </w:rPr>
+        <w:t>복제본의 숫자</w:t>
+      </w:r>
+    </w:p>
+    <w:p>
+      <w:r>
+        <w:t>kubectl expose deploy tc --type=LoadBalancer --port=80 --target-port=8080</w:t>
+      </w:r>
+    </w:p>
+    <w:p>
+      <w:pPr>
+        <w:pStyle w:val="a3"/>
+        <w:numPr>
+          <w:ilvl w:val="0"/>
+          <w:numId w:val="12"/>
+        </w:numPr>
+        <w:ind w:leftChars="0"/>
+      </w:pPr>
+      <w:r>
+        <w:t xml:space="preserve">expose: </w:t>
+      </w:r>
+      <w:r>
+        <w:rPr>
+          <w:rFonts w:hint="eastAsia"/>
+        </w:rPr>
+        <w:t>포트포워딩을 통해 외부에 서비스를 노출하는 명령어</w:t>
+      </w:r>
+    </w:p>
+    <w:p>
+      <w:pPr>
+        <w:pStyle w:val="a3"/>
+        <w:numPr>
+          <w:ilvl w:val="0"/>
+          <w:numId w:val="12"/>
+        </w:numPr>
+        <w:ind w:leftChars="0"/>
+      </w:pPr>
+      <w:r>
+        <w:rPr>
+          <w:rFonts w:hint="eastAsia"/>
+        </w:rPr>
+        <w:t>-</w:t>
+      </w:r>
+      <w:r>
+        <w:t>-</w:t>
+      </w:r>
+      <w:r>
+        <w:rPr>
+          <w:rFonts w:hint="eastAsia"/>
+        </w:rPr>
+        <w:t>t</w:t>
+      </w:r>
+      <w:r>
+        <w:t xml:space="preserve">ype-LoadBalancer: </w:t>
+      </w:r>
+      <w:r>
+        <w:rPr>
+          <w:rFonts w:hint="eastAsia"/>
+        </w:rPr>
+        <w:t>옵션 사용</w:t>
+      </w:r>
+    </w:p>
+    <w:p>
+      <w:pPr>
+        <w:rPr>
+          <w:rFonts w:hint="eastAsia"/>
+        </w:rPr>
+      </w:pPr>
+      <w:r>
+        <w:drawing>
+          <wp:inline distT="0" distB="0" distL="0" distR="0" wp14:anchorId="4EC29A37" wp14:editId="34D834CC">
+            <wp:extent cx="5731510" cy="506730"/>
+            <wp:effectExtent l="0" t="0" r="2540" b="7620"/>
+            <wp:docPr id="1542943020" name="그림 1"/>
+            <wp:cNvGraphicFramePr>
+              <a:graphicFrameLocks xmlns:a="http://schemas.openxmlformats.org/drawingml/2006/main" noChangeAspect="1"/>
+            </wp:cNvGraphicFramePr>
+            <a:graphic xmlns:a="http://schemas.openxmlformats.org/drawingml/2006/main">
+              <a:graphicData uri="http://schemas.openxmlformats.org/drawingml/2006/picture">
+                <pic:pic xmlns:pic="http://schemas.openxmlformats.org/drawingml/2006/picture">
+                  <pic:nvPicPr>
+                    <pic:cNvPr id="1542943020" name=""/>
+                    <pic:cNvPicPr/>
+                  </pic:nvPicPr>
+                  <pic:blipFill>
+                    <a:blip r:embed="rId31"/>
+                    <a:stretch>
+                      <a:fillRect/>
+                    </a:stretch>
+                  </pic:blipFill>
+                  <pic:spPr>
+                    <a:xfrm>
+                      <a:off x="0" y="0"/>
+                      <a:ext cx="5731510" cy="506730"/>
+                    </a:xfrm>
+                    <a:prstGeom prst="rect">
+                      <a:avLst/>
+                    </a:prstGeom>
+                  </pic:spPr>
+                </pic:pic>
+              </a:graphicData>
+            </a:graphic>
+          </wp:inline>
+        </w:drawing>
+      </w:r>
+    </w:p>
+    <w:p>
+      <w:r>
+        <w:t>kubectl get pods,svc</w:t>
+      </w:r>
+    </w:p>
+    <w:p>
+      <w:pPr>
+        <w:pStyle w:val="a3"/>
+        <w:numPr>
+          <w:ilvl w:val="0"/>
+          <w:numId w:val="13"/>
+        </w:numPr>
+        <w:ind w:leftChars="0"/>
+      </w:pPr>
+      <w:r>
+        <w:rPr>
+          <w:rFonts w:hint="eastAsia"/>
+        </w:rPr>
+        <w:t>g</w:t>
+      </w:r>
+      <w:r>
+        <w:t xml:space="preserve">et: </w:t>
+      </w:r>
+      <w:r>
+        <w:rPr>
+          <w:rFonts w:hint="eastAsia"/>
+        </w:rPr>
+        <w:t>해당하는 정보를 보여줌</w:t>
+      </w:r>
+    </w:p>
+    <w:p>
+      <w:pPr>
+        <w:pStyle w:val="a3"/>
+        <w:numPr>
+          <w:ilvl w:val="0"/>
+          <w:numId w:val="13"/>
+        </w:numPr>
+        <w:ind w:leftChars="0"/>
+      </w:pPr>
+      <w:r>
+        <w:rPr>
+          <w:rFonts w:hint="eastAsia"/>
+        </w:rPr>
+        <w:t>p</w:t>
+      </w:r>
+      <w:r>
+        <w:t xml:space="preserve">ods: </w:t>
+      </w:r>
+      <w:r>
+        <w:rPr>
+          <w:rFonts w:hint="eastAsia"/>
+        </w:rPr>
+        <w:t>컨테이너와 비슷한 개념,</w:t>
+      </w:r>
+      <w:r>
+        <w:t xml:space="preserve"> </w:t>
+      </w:r>
+      <w:r>
+        <w:rPr>
+          <w:rFonts w:hint="eastAsia"/>
+        </w:rPr>
+        <w:t>추후 설명</w:t>
+      </w:r>
+    </w:p>
+    <w:p>
+      <w:pPr>
+        <w:pStyle w:val="a3"/>
+        <w:numPr>
+          <w:ilvl w:val="0"/>
+          <w:numId w:val="13"/>
+        </w:numPr>
+        <w:ind w:leftChars="0"/>
+        <w:rPr>
+          <w:rFonts w:hint="eastAsia"/>
+        </w:rPr>
+      </w:pPr>
+      <w:r>
+        <w:rPr>
+          <w:rFonts w:hint="eastAsia"/>
+        </w:rPr>
+        <w:t>s</w:t>
+      </w:r>
+      <w:r>
+        <w:t xml:space="preserve">vc: </w:t>
+      </w:r>
+      <w:r>
+        <w:rPr>
+          <w:rFonts w:hint="eastAsia"/>
+        </w:rPr>
+        <w:t>서비스 정보</w:t>
+      </w:r>
+    </w:p>
+    <w:p>
+      <w:r>
+        <w:lastRenderedPageBreak/>
+        <w:drawing>
+          <wp:inline distT="0" distB="0" distL="0" distR="0" wp14:anchorId="09446EC0" wp14:editId="15BFA51A">
+            <wp:extent cx="5731510" cy="1325245"/>
+            <wp:effectExtent l="0" t="0" r="2540" b="8255"/>
+            <wp:docPr id="482804346" name="그림 1"/>
+            <wp:cNvGraphicFramePr>
+              <a:graphicFrameLocks xmlns:a="http://schemas.openxmlformats.org/drawingml/2006/main" noChangeAspect="1"/>
+            </wp:cNvGraphicFramePr>
+            <a:graphic xmlns:a="http://schemas.openxmlformats.org/drawingml/2006/main">
+              <a:graphicData uri="http://schemas.openxmlformats.org/drawingml/2006/picture">
+                <pic:pic xmlns:pic="http://schemas.openxmlformats.org/drawingml/2006/picture">
+                  <pic:nvPicPr>
+                    <pic:cNvPr id="482804346" name=""/>
+                    <pic:cNvPicPr/>
+                  </pic:nvPicPr>
+                  <pic:blipFill>
+                    <a:blip r:embed="rId32"/>
+                    <a:stretch>
+                      <a:fillRect/>
+                    </a:stretch>
+                  </pic:blipFill>
+                  <pic:spPr>
+                    <a:xfrm>
+                      <a:off x="0" y="0"/>
+                      <a:ext cx="5731510" cy="1325245"/>
+                    </a:xfrm>
+                    <a:prstGeom prst="rect">
+                      <a:avLst/>
+                    </a:prstGeom>
+                  </pic:spPr>
+                </pic:pic>
+              </a:graphicData>
+            </a:graphic>
+          </wp:inline>
+        </w:drawing>
+      </w:r>
+    </w:p>
+    <w:p>
+      <w:r>
+        <w:rPr>
+          <w:rFonts w:hint="eastAsia"/>
+        </w:rPr>
+        <w:t xml:space="preserve">컨테이너 </w:t>
+      </w:r>
+      <w:r>
+        <w:t>5</w:t>
+      </w:r>
+      <w:r>
+        <w:rPr>
+          <w:rFonts w:hint="eastAsia"/>
+        </w:rPr>
+        <w:t>개가 배포된 것과,</w:t>
+      </w:r>
+      <w:r>
+        <w:t xml:space="preserve"> service/tc</w:t>
+      </w:r>
+      <w:r>
+        <w:rPr>
+          <w:rFonts w:hint="eastAsia"/>
+        </w:rPr>
+        <w:t>를 공인I</w:t>
+      </w:r>
+      <w:r>
+        <w:t>P(EXTERANL-IP)</w:t>
+      </w:r>
+      <w:r>
+        <w:rPr>
+          <w:rFonts w:hint="eastAsia"/>
+        </w:rPr>
+        <w:t>를 받아 외부에 노출한 것을 확인할 수 있다.</w:t>
+      </w:r>
+    </w:p>
+    <w:p>
+      <w:pPr>
+        <w:pStyle w:val="2"/>
+      </w:pPr>
+      <w:r>
+        <w:rPr>
+          <w:rFonts w:hint="eastAsia"/>
+        </w:rPr>
+        <w:t>문제 발생</w:t>
+      </w:r>
+      <w:r>
+        <w:rPr>
+          <w:rFonts w:hint="eastAsia"/>
+        </w:rPr>
+        <w:t xml:space="preserve"> </w:t>
+      </w:r>
+      <w:r>
+        <w:t>1</w:t>
+      </w:r>
+    </w:p>
+    <w:p>
+      <w:r>
+        <w:rPr>
+          <w:rFonts w:hint="eastAsia"/>
+        </w:rPr>
+        <w:t xml:space="preserve">원래는 </w:t>
+      </w:r>
+      <w:r>
+        <w:t>pods</w:t>
+      </w:r>
+      <w:r>
+        <w:rPr>
+          <w:rFonts w:hint="eastAsia"/>
+        </w:rPr>
+        <w:t xml:space="preserve">로 출력되는 </w:t>
+      </w:r>
+      <w:r>
+        <w:t>status</w:t>
+      </w:r>
+      <w:r>
+        <w:rPr>
+          <w:rFonts w:hint="eastAsia"/>
+        </w:rPr>
+        <w:t xml:space="preserve">는 </w:t>
+      </w:r>
+      <w:r>
+        <w:t>Running</w:t>
+      </w:r>
+      <w:r>
+        <w:rPr>
+          <w:rFonts w:hint="eastAsia"/>
+        </w:rPr>
+        <w:t>이어야한다.</w:t>
+      </w:r>
+      <w:r>
+        <w:t xml:space="preserve"> </w:t>
+      </w:r>
+      <w:r>
+        <w:rPr>
+          <w:rFonts w:hint="eastAsia"/>
+        </w:rPr>
+        <w:t xml:space="preserve">하지만 </w:t>
+      </w:r>
+      <w:r>
+        <w:t>ImagePullBackOff</w:t>
+      </w:r>
+      <w:r>
+        <w:t>(</w:t>
+      </w:r>
+      <w:r>
+        <w:rPr>
+          <w:rFonts w:hint="eastAsia"/>
+        </w:rPr>
+        <w:t>이미지 풀 실패</w:t>
+      </w:r>
+      <w:r>
+        <w:t>)</w:t>
+      </w:r>
+      <w:r>
+        <w:rPr>
+          <w:rFonts w:hint="eastAsia"/>
+        </w:rPr>
+        <w:t xml:space="preserve">오류가 발생하여 </w:t>
+      </w:r>
+      <w:r>
+        <w:t>EXTERNAL</w:t>
+      </w:r>
+      <w:r>
+        <w:t>-IP</w:t>
+      </w:r>
+      <w:r>
+        <w:rPr>
+          <w:rFonts w:hint="eastAsia"/>
+        </w:rPr>
+        <w:t>가 있어도 접속하지 못하는 상황이다.</w:t>
+      </w:r>
+    </w:p>
+    <w:p>
+      <w:r>
+        <w:rPr>
+          <w:rFonts w:hint="eastAsia"/>
+        </w:rPr>
+        <w:t>이를 해결하기 위해 공식 이미지를 사용하도록 디플로이먼트의 이미지를 변경하였다.</w:t>
+      </w:r>
+    </w:p>
+    <w:p>
+      <w:r>
+        <w:t>kubectl get deploy tc -o jsonpath='{.spec.template.spec.containers[*].name}{"\n"}'</w:t>
+      </w:r>
+      <w:r>
+        <w:rPr>
+          <w:rFonts w:hint="eastAsia"/>
+        </w:rPr>
+        <w:t xml:space="preserve"> 명령어를 통해 실제 컨테이너 이름을 알아낸 후 다음 명령어를 입력하였다.</w:t>
+      </w:r>
+    </w:p>
+    <w:p>
+      <w:pPr>
+        <w:rPr>
+          <w:rFonts w:hint="eastAsia"/>
+        </w:rPr>
+      </w:pPr>
+      <w:r>
+        <w:drawing>
+          <wp:inline distT="0" distB="0" distL="0" distR="0" wp14:anchorId="196B536F" wp14:editId="7EC14465">
+            <wp:extent cx="5731510" cy="164465"/>
+            <wp:effectExtent l="0" t="0" r="2540" b="6985"/>
+            <wp:docPr id="532138151" name="그림 1"/>
+            <wp:cNvGraphicFramePr>
+              <a:graphicFrameLocks xmlns:a="http://schemas.openxmlformats.org/drawingml/2006/main" noChangeAspect="1"/>
+            </wp:cNvGraphicFramePr>
+            <a:graphic xmlns:a="http://schemas.openxmlformats.org/drawingml/2006/main">
+              <a:graphicData uri="http://schemas.openxmlformats.org/drawingml/2006/picture">
+                <pic:pic xmlns:pic="http://schemas.openxmlformats.org/drawingml/2006/picture">
+                  <pic:nvPicPr>
+                    <pic:cNvPr id="532138151" name=""/>
+                    <pic:cNvPicPr/>
+                  </pic:nvPicPr>
+                  <pic:blipFill>
+                    <a:blip r:embed="rId33"/>
+                    <a:stretch>
+                      <a:fillRect/>
+                    </a:stretch>
+                  </pic:blipFill>
+                  <pic:spPr>
+                    <a:xfrm>
+                      <a:off x="0" y="0"/>
+                      <a:ext cx="5731510" cy="164465"/>
+                    </a:xfrm>
+                    <a:prstGeom prst="rect">
+                      <a:avLst/>
+                    </a:prstGeom>
+                  </pic:spPr>
+                </pic:pic>
+              </a:graphicData>
+            </a:graphic>
+          </wp:inline>
+        </w:drawing>
+      </w:r>
+    </w:p>
+    <w:p>
+      <w:r>
+        <w:t>kubectl set image deploy/tc tomcat-7-0-jnnr9=tomcat:7.0</w:t>
+      </w:r>
+    </w:p>
+    <w:p>
+      <w:r>
+        <w:t>kubectl rollout status deploy/tc</w:t>
+      </w:r>
+    </w:p>
+    <w:p>
+      <w:r>
+        <w:t>kubectl get pods -o wide</w:t>
+      </w:r>
+    </w:p>
+    <w:p>
+      <w:r>
+        <w:drawing>
+          <wp:inline distT="0" distB="0" distL="0" distR="0" wp14:anchorId="0D9CE396" wp14:editId="4C8208C2">
+            <wp:extent cx="5731510" cy="1597025"/>
+            <wp:effectExtent l="0" t="0" r="2540" b="3175"/>
+            <wp:docPr id="2050306373" name="그림 1"/>
+            <wp:cNvGraphicFramePr>
+              <a:graphicFrameLocks xmlns:a="http://schemas.openxmlformats.org/drawingml/2006/main" noChangeAspect="1"/>
+            </wp:cNvGraphicFramePr>
+            <a:graphic xmlns:a="http://schemas.openxmlformats.org/drawingml/2006/main">
+              <a:graphicData uri="http://schemas.openxmlformats.org/drawingml/2006/picture">
+                <pic:pic xmlns:pic="http://schemas.openxmlformats.org/drawingml/2006/picture">
+                  <pic:nvPicPr>
+                    <pic:cNvPr id="2050306373" name=""/>
+                    <pic:cNvPicPr/>
+                  </pic:nvPicPr>
+                  <pic:blipFill>
+                    <a:blip r:embed="rId34"/>
+                    <a:stretch>
+                      <a:fillRect/>
+                    </a:stretch>
+                  </pic:blipFill>
+                  <pic:spPr>
+                    <a:xfrm>
+                      <a:off x="0" y="0"/>
+                      <a:ext cx="5731510" cy="1597025"/>
+                    </a:xfrm>
+                    <a:prstGeom prst="rect">
+                      <a:avLst/>
+                    </a:prstGeom>
+                  </pic:spPr>
+                </pic:pic>
+              </a:graphicData>
+            </a:graphic>
+          </wp:inline>
+        </w:drawing>
+      </w:r>
+    </w:p>
+    <w:p>
+      <w:r>
+        <w:rPr>
+          <w:rFonts w:hint="eastAsia"/>
+        </w:rPr>
+        <w:t>p</w:t>
+      </w:r>
+      <w:r>
+        <w:t>ods</w:t>
+      </w:r>
+      <w:r>
+        <w:rPr>
+          <w:rFonts w:hint="eastAsia"/>
+        </w:rPr>
+        <w:t>가 제대로 작동하는 것을 확인 후 혹시 모르니 다음 명령어를 통해 엔드포인트가 생성된 것도 확인한다.</w:t>
+      </w:r>
+    </w:p>
+    <w:p>
+      <w:r>
+        <w:t>kubectl get endpoints tc -o wide</w:t>
+      </w:r>
+    </w:p>
+    <w:p>
+      <w:r>
+        <w:drawing>
+          <wp:inline distT="0" distB="0" distL="0" distR="0" wp14:anchorId="7ED1FF24" wp14:editId="116086FB">
+            <wp:extent cx="5731510" cy="532130"/>
+            <wp:effectExtent l="0" t="0" r="2540" b="1270"/>
+            <wp:docPr id="789152623" name="그림 1"/>
+            <wp:cNvGraphicFramePr>
+              <a:graphicFrameLocks xmlns:a="http://schemas.openxmlformats.org/drawingml/2006/main" noChangeAspect="1"/>
+            </wp:cNvGraphicFramePr>
+            <a:graphic xmlns:a="http://schemas.openxmlformats.org/drawingml/2006/main">
+              <a:graphicData uri="http://schemas.openxmlformats.org/drawingml/2006/picture">
+                <pic:pic xmlns:pic="http://schemas.openxmlformats.org/drawingml/2006/picture">
+                  <pic:nvPicPr>
+                    <pic:cNvPr id="789152623" name=""/>
+                    <pic:cNvPicPr/>
+                  </pic:nvPicPr>
+                  <pic:blipFill>
+                    <a:blip r:embed="rId35"/>
+                    <a:stretch>
+                      <a:fillRect/>
+                    </a:stretch>
+                  </pic:blipFill>
+                  <pic:spPr>
+                    <a:xfrm>
+                      <a:off x="0" y="0"/>
+                      <a:ext cx="5731510" cy="532130"/>
+                    </a:xfrm>
+                    <a:prstGeom prst="rect">
+                      <a:avLst/>
+                    </a:prstGeom>
+                  </pic:spPr>
+                </pic:pic>
+              </a:graphicData>
+            </a:graphic>
+          </wp:inline>
+        </w:drawing>
+      </w:r>
+    </w:p>
+    <w:p>
+      <w:pPr>
+        <w:rPr>
+          <w:rFonts w:hint="eastAsia"/>
+        </w:rPr>
+      </w:pPr>
+      <w:r>
+        <w:rPr>
+          <w:rFonts w:hint="eastAsia"/>
+        </w:rPr>
+        <w:lastRenderedPageBreak/>
+        <w:t xml:space="preserve">이후 다시 </w:t>
+      </w:r>
+      <w:r>
+        <w:t xml:space="preserve">kubectl get pod, svc </w:t>
+      </w:r>
+      <w:r>
+        <w:rPr>
+          <w:rFonts w:hint="eastAsia"/>
+        </w:rPr>
+        <w:t xml:space="preserve">명령어를 통해 확인하면 </w:t>
+      </w:r>
+      <w:r>
+        <w:t>Running</w:t>
+      </w:r>
+      <w:r>
+        <w:rPr>
+          <w:rFonts w:hint="eastAsia"/>
+        </w:rPr>
+        <w:t>으로 변경된 것을 확인할 수 있다.</w:t>
+      </w:r>
+    </w:p>
+    <w:p>
+      <w:r>
+        <w:drawing>
+          <wp:inline distT="0" distB="0" distL="0" distR="0" wp14:anchorId="76F8B9CD" wp14:editId="689186EB">
+            <wp:extent cx="5731510" cy="1296670"/>
+            <wp:effectExtent l="0" t="0" r="2540" b="0"/>
+            <wp:docPr id="948578413" name="그림 1"/>
+            <wp:cNvGraphicFramePr>
+              <a:graphicFrameLocks xmlns:a="http://schemas.openxmlformats.org/drawingml/2006/main" noChangeAspect="1"/>
+            </wp:cNvGraphicFramePr>
+            <a:graphic xmlns:a="http://schemas.openxmlformats.org/drawingml/2006/main">
+              <a:graphicData uri="http://schemas.openxmlformats.org/drawingml/2006/picture">
+                <pic:pic xmlns:pic="http://schemas.openxmlformats.org/drawingml/2006/picture">
+                  <pic:nvPicPr>
+                    <pic:cNvPr id="948578413" name=""/>
+                    <pic:cNvPicPr/>
+                  </pic:nvPicPr>
+                  <pic:blipFill>
+                    <a:blip r:embed="rId36"/>
+                    <a:stretch>
+                      <a:fillRect/>
+                    </a:stretch>
+                  </pic:blipFill>
+                  <pic:spPr>
+                    <a:xfrm>
+                      <a:off x="0" y="0"/>
+                      <a:ext cx="5731510" cy="1296670"/>
+                    </a:xfrm>
+                    <a:prstGeom prst="rect">
+                      <a:avLst/>
+                    </a:prstGeom>
+                  </pic:spPr>
+                </pic:pic>
+              </a:graphicData>
+            </a:graphic>
+          </wp:inline>
+        </w:drawing>
+      </w:r>
+    </w:p>
+    <w:p>
+      <w:r>
+        <w:rPr>
+          <w:rFonts w:hint="eastAsia"/>
+        </w:rPr>
+        <w:t xml:space="preserve">접속하려고 하면 </w:t>
+      </w:r>
+      <w:r>
+        <w:t>404</w:t>
+      </w:r>
+      <w:r>
+        <w:rPr>
+          <w:rFonts w:hint="eastAsia"/>
+        </w:rPr>
+        <w:t>에러(트래픽은 톰캣까지 도달했지만,</w:t>
+      </w:r>
+      <w:r>
+        <w:t xml:space="preserve"> </w:t>
+      </w:r>
+      <w:r>
+        <w:rPr>
+          <w:rFonts w:hint="eastAsia"/>
+        </w:rPr>
+        <w:t>루트(</w:t>
+      </w:r>
+      <w:r>
+        <w:t>“/”)</w:t>
+      </w:r>
+      <w:r>
+        <w:rPr>
+          <w:rFonts w:hint="eastAsia"/>
+        </w:rPr>
+        <w:t>에 올라간 웹앱이 없는 상태)가 발생할</w:t>
+      </w:r>
+      <w:r>
+        <w:t xml:space="preserve"> </w:t>
+      </w:r>
+      <w:r>
+        <w:rPr>
+          <w:rFonts w:hint="eastAsia"/>
+        </w:rPr>
+        <w:t>가능성이 높다.</w:t>
+      </w:r>
+      <w:r>
+        <w:t xml:space="preserve"> </w:t>
+      </w:r>
+      <w:r>
+        <w:rPr>
+          <w:rFonts w:hint="eastAsia"/>
+        </w:rPr>
+        <w:t>이를 위해 기본 앱을 복사해서 띄워둔 후 접속해보자.</w:t>
+      </w:r>
+    </w:p>
+    <w:p>
+      <w:r>
+        <w:t>kubectl patch deploy tc --type='json' -p='[</w:t>
+      </w:r>
+    </w:p>
+    <w:p>
+      <w:r>
+        <w:t xml:space="preserve">  {"op":"add","path":"/spec/template/spec/containers/0/command","value":["/bin/sh","-c","cp -r /usr/local/tomcat/webapps.dist/* /usr/local/tomcat/webapps/; exec catalina.sh run"]}</w:t>
+      </w:r>
+    </w:p>
+    <w:p>
+      <w:r>
+        <w:t>]'</w:t>
+      </w:r>
+    </w:p>
+    <w:p>
+      <w:pPr>
+        <w:rPr>
+          <w:rFonts w:hint="eastAsia"/>
+        </w:rPr>
+      </w:pPr>
+      <w:r>
+        <w:t>kubectl rollout status deploy/tc</w:t>
+      </w:r>
+    </w:p>
+    <w:p>
+      <w:r>
+        <w:drawing>
+          <wp:inline distT="0" distB="0" distL="0" distR="0" wp14:anchorId="4BFBA072" wp14:editId="1189BC72">
+            <wp:extent cx="5731510" cy="1109345"/>
+            <wp:effectExtent l="0" t="0" r="2540" b="0"/>
+            <wp:docPr id="1532501650" name="그림 1"/>
+            <wp:cNvGraphicFramePr>
+              <a:graphicFrameLocks xmlns:a="http://schemas.openxmlformats.org/drawingml/2006/main" noChangeAspect="1"/>
+            </wp:cNvGraphicFramePr>
+            <a:graphic xmlns:a="http://schemas.openxmlformats.org/drawingml/2006/main">
+              <a:graphicData uri="http://schemas.openxmlformats.org/drawingml/2006/picture">
+                <pic:pic xmlns:pic="http://schemas.openxmlformats.org/drawingml/2006/picture">
+                  <pic:nvPicPr>
+                    <pic:cNvPr id="1532501650" name=""/>
+                    <pic:cNvPicPr/>
+                  </pic:nvPicPr>
+                  <pic:blipFill>
+                    <a:blip r:embed="rId37"/>
+                    <a:stretch>
+                      <a:fillRect/>
+                    </a:stretch>
+                  </pic:blipFill>
+                  <pic:spPr>
+                    <a:xfrm>
+                      <a:off x="0" y="0"/>
+                      <a:ext cx="5731510" cy="1109345"/>
+                    </a:xfrm>
+                    <a:prstGeom prst="rect">
+                      <a:avLst/>
+                    </a:prstGeom>
+                  </pic:spPr>
+                </pic:pic>
+              </a:graphicData>
+            </a:graphic>
+          </wp:inline>
+        </w:drawing>
+      </w:r>
+    </w:p>
+    <w:p>
+      <w:pPr>
+        <w:rPr>
+          <w:rFonts w:hint="eastAsia"/>
+        </w:rPr>
+      </w:pPr>
+    </w:p>
+    <w:p>
+      <w:r>
+        <w:t>EXTERNAL-IP</w:t>
+      </w:r>
+      <w:r>
+        <w:rPr>
+          <w:rFonts w:hint="eastAsia"/>
+        </w:rPr>
+        <w:t>로 접속해보면 접속이 되는 것을 확인할 수 있다.</w:t>
+      </w:r>
+    </w:p>
+    <w:p>
+      <w:r>
+        <w:drawing>
+          <wp:inline distT="0" distB="0" distL="0" distR="0" wp14:anchorId="3B5DA597" wp14:editId="6644D6B8">
+            <wp:extent cx="5731510" cy="1737360"/>
+            <wp:effectExtent l="0" t="0" r="2540" b="0"/>
+            <wp:docPr id="1812582313" name="그림 1"/>
+            <wp:cNvGraphicFramePr>
+              <a:graphicFrameLocks xmlns:a="http://schemas.openxmlformats.org/drawingml/2006/main" noChangeAspect="1"/>
+            </wp:cNvGraphicFramePr>
+            <a:graphic xmlns:a="http://schemas.openxmlformats.org/drawingml/2006/main">
+              <a:graphicData uri="http://schemas.openxmlformats.org/drawingml/2006/picture">
+                <pic:pic xmlns:pic="http://schemas.openxmlformats.org/drawingml/2006/picture">
+                  <pic:nvPicPr>
+                    <pic:cNvPr id="1812582313" name=""/>
+                    <pic:cNvPicPr/>
+                  </pic:nvPicPr>
+                  <pic:blipFill>
+                    <a:blip r:embed="rId38"/>
+                    <a:stretch>
+                      <a:fillRect/>
+                    </a:stretch>
+                  </pic:blipFill>
+                  <pic:spPr>
+                    <a:xfrm>
+                      <a:off x="0" y="0"/>
+                      <a:ext cx="5731510" cy="1737360"/>
+                    </a:xfrm>
+                    <a:prstGeom prst="rect">
+                      <a:avLst/>
+                    </a:prstGeom>
+                  </pic:spPr>
+                </pic:pic>
+              </a:graphicData>
+            </a:graphic>
+          </wp:inline>
+        </w:drawing>
+      </w:r>
+    </w:p>
+    <w:p>
+      <w:r>
+        <w:rPr>
+          <w:rFonts w:hint="eastAsia"/>
+        </w:rPr>
+        <w:t>만약에 잘못 생성한 경우 다음 명령어로 모든 정보를 삭제할 수 있다.</w:t>
+      </w:r>
+    </w:p>
+    <w:p>
+      <w:r>
+        <w:t>kubectl delete all --all</w:t>
+      </w:r>
+    </w:p>
+    <w:p>
+      <w:r>
+        <w:rPr>
+          <w:rFonts w:hint="eastAsia"/>
+        </w:rPr>
+        <w:lastRenderedPageBreak/>
+        <w:t xml:space="preserve">이후 </w:t>
+      </w:r>
+      <w:r>
+        <w:t>Server Status</w:t>
+      </w:r>
+      <w:r>
+        <w:rPr>
+          <w:rFonts w:hint="eastAsia"/>
+        </w:rPr>
+        <w:t>에 접속하여 a</w:t>
+      </w:r>
+      <w:r>
+        <w:t xml:space="preserve">dmin / admin </w:t>
+      </w:r>
+      <w:r>
+        <w:rPr>
+          <w:rFonts w:hint="eastAsia"/>
+        </w:rPr>
+        <w:t>을 입력한 후 접속하면 다음과 같은 화면이 나온다.</w:t>
+      </w:r>
+    </w:p>
+    <w:p>
+      <w:r>
+        <w:drawing>
+          <wp:inline distT="0" distB="0" distL="0" distR="0" wp14:anchorId="0A625B89" wp14:editId="32A1A029">
+            <wp:extent cx="5731510" cy="2588260"/>
+            <wp:effectExtent l="0" t="0" r="2540" b="2540"/>
+            <wp:docPr id="1775756951" name="그림 1"/>
+            <wp:cNvGraphicFramePr>
+              <a:graphicFrameLocks xmlns:a="http://schemas.openxmlformats.org/drawingml/2006/main" noChangeAspect="1"/>
+            </wp:cNvGraphicFramePr>
+            <a:graphic xmlns:a="http://schemas.openxmlformats.org/drawingml/2006/main">
+              <a:graphicData uri="http://schemas.openxmlformats.org/drawingml/2006/picture">
+                <pic:pic xmlns:pic="http://schemas.openxmlformats.org/drawingml/2006/picture">
+                  <pic:nvPicPr>
+                    <pic:cNvPr id="1775756951" name=""/>
+                    <pic:cNvPicPr/>
+                  </pic:nvPicPr>
+                  <pic:blipFill>
+                    <a:blip r:embed="rId39"/>
+                    <a:stretch>
+                      <a:fillRect/>
+                    </a:stretch>
+                  </pic:blipFill>
+                  <pic:spPr>
+                    <a:xfrm>
+                      <a:off x="0" y="0"/>
+                      <a:ext cx="5731510" cy="2588260"/>
+                    </a:xfrm>
+                    <a:prstGeom prst="rect">
+                      <a:avLst/>
+                    </a:prstGeom>
+                  </pic:spPr>
+                </pic:pic>
+              </a:graphicData>
+            </a:graphic>
+          </wp:inline>
+        </w:drawing>
+      </w:r>
+    </w:p>
+    <w:p>
+      <w:pPr>
+        <w:rPr>
+          <w:rFonts w:hint="eastAsia"/>
+        </w:rPr>
+      </w:pPr>
+      <w:r>
+        <w:rPr>
+          <w:rFonts w:hint="eastAsia"/>
+        </w:rPr>
+        <w:t>이 중 호스트명을 보면 어떠한 컨테이너에 접속했는지 확인할 수 있다.</w:t>
+      </w:r>
+    </w:p>
+    <w:p>
+      <w:r>
+        <w:drawing>
+          <wp:inline distT="0" distB="0" distL="0" distR="0" wp14:anchorId="2ADC8DB0" wp14:editId="6A34563A">
+            <wp:extent cx="5077534" cy="1086002"/>
+            <wp:effectExtent l="0" t="0" r="0" b="0"/>
+            <wp:docPr id="1151722647" name="그림 1"/>
+            <wp:cNvGraphicFramePr>
+              <a:graphicFrameLocks xmlns:a="http://schemas.openxmlformats.org/drawingml/2006/main" noChangeAspect="1"/>
+            </wp:cNvGraphicFramePr>
+            <a:graphic xmlns:a="http://schemas.openxmlformats.org/drawingml/2006/main">
+              <a:graphicData uri="http://schemas.openxmlformats.org/drawingml/2006/picture">
+                <pic:pic xmlns:pic="http://schemas.openxmlformats.org/drawingml/2006/picture">
+                  <pic:nvPicPr>
+                    <pic:cNvPr id="1151722647" name=""/>
+                    <pic:cNvPicPr/>
+                  </pic:nvPicPr>
+                  <pic:blipFill>
+                    <a:blip r:embed="rId40"/>
+                    <a:stretch>
+                      <a:fillRect/>
+                    </a:stretch>
+                  </pic:blipFill>
+                  <pic:spPr>
+                    <a:xfrm>
+                      <a:off x="0" y="0"/>
+                      <a:ext cx="5077534" cy="1086002"/>
+                    </a:xfrm>
+                    <a:prstGeom prst="rect">
+                      <a:avLst/>
+                    </a:prstGeom>
+                  </pic:spPr>
+                </pic:pic>
+              </a:graphicData>
+            </a:graphic>
+          </wp:inline>
+        </w:drawing>
+      </w:r>
+    </w:p>
+    <w:p>
+      <w:r>
+        <w:rPr>
+          <w:rFonts w:hint="eastAsia"/>
+        </w:rPr>
+        <w:t xml:space="preserve">이는 새로고침을 하면 </w:t>
+      </w:r>
+      <w:r>
+        <w:t>5</w:t>
+      </w:r>
+      <w:r>
+        <w:rPr>
+          <w:rFonts w:hint="eastAsia"/>
+        </w:rPr>
+        <w:t>개 중 랜덤으로 바뀌어 로드밸런싱이 이뤄지고 있다는 것을 볼 수 있다.</w:t>
+      </w:r>
+    </w:p>
+    <w:p>
+      <w:pPr>
+        <w:rPr>
+          <w:rFonts w:hint="eastAsia"/>
+        </w:rPr>
+      </w:pPr>
+      <w:r>
+        <w:drawing>
+          <wp:inline distT="0" distB="0" distL="0" distR="0" wp14:anchorId="4A4FFE96" wp14:editId="79E6ACE9">
+            <wp:extent cx="1810003" cy="619211"/>
+            <wp:effectExtent l="0" t="0" r="0" b="0"/>
+            <wp:docPr id="1838829682" name="그림 1"/>
+            <wp:cNvGraphicFramePr>
+              <a:graphicFrameLocks xmlns:a="http://schemas.openxmlformats.org/drawingml/2006/main" noChangeAspect="1"/>
+            </wp:cNvGraphicFramePr>
+            <a:graphic xmlns:a="http://schemas.openxmlformats.org/drawingml/2006/main">
+              <a:graphicData uri="http://schemas.openxmlformats.org/drawingml/2006/picture">
+                <pic:pic xmlns:pic="http://schemas.openxmlformats.org/drawingml/2006/picture">
+                  <pic:nvPicPr>
+                    <pic:cNvPr id="1838829682" name=""/>
+                    <pic:cNvPicPr/>
+                  </pic:nvPicPr>
+                  <pic:blipFill>
+                    <a:blip r:embed="rId41"/>
+                    <a:stretch>
+                      <a:fillRect/>
+                    </a:stretch>
+                  </pic:blipFill>
+                  <pic:spPr>
+                    <a:xfrm>
+                      <a:off x="0" y="0"/>
+                      <a:ext cx="1810003" cy="619211"/>
+                    </a:xfrm>
+                    <a:prstGeom prst="rect">
+                      <a:avLst/>
+                    </a:prstGeom>
+                  </pic:spPr>
+                </pic:pic>
+              </a:graphicData>
+            </a:graphic>
+          </wp:inline>
+        </w:drawing>
+      </w:r>
+      <w:r>
+        <w:rPr>
+          <w:rFonts w:hint="eastAsia"/>
+        </w:rPr>
+        <w:t xml:space="preserve"> </w:t>
+      </w:r>
+      <w:r>
+        <w:drawing>
+          <wp:inline distT="0" distB="0" distL="0" distR="0" wp14:anchorId="6D1E2F34" wp14:editId="1FB1D778">
+            <wp:extent cx="1618626" cy="666101"/>
+            <wp:effectExtent l="0" t="0" r="635" b="1270"/>
+            <wp:docPr id="960526167" name="그림 1"/>
+            <wp:cNvGraphicFramePr>
+              <a:graphicFrameLocks xmlns:a="http://schemas.openxmlformats.org/drawingml/2006/main" noChangeAspect="1"/>
+            </wp:cNvGraphicFramePr>
+            <a:graphic xmlns:a="http://schemas.openxmlformats.org/drawingml/2006/main">
+              <a:graphicData uri="http://schemas.openxmlformats.org/drawingml/2006/picture">
+                <pic:pic xmlns:pic="http://schemas.openxmlformats.org/drawingml/2006/picture">
+                  <pic:nvPicPr>
+                    <pic:cNvPr id="960526167" name=""/>
+                    <pic:cNvPicPr/>
+                  </pic:nvPicPr>
+                  <pic:blipFill>
+                    <a:blip r:embed="rId42"/>
+                    <a:stretch>
+                      <a:fillRect/>
+                    </a:stretch>
+                  </pic:blipFill>
+                  <pic:spPr>
+                    <a:xfrm>
+                      <a:off x="0" y="0"/>
+                      <a:ext cx="1636484" cy="673450"/>
+                    </a:xfrm>
+                    <a:prstGeom prst="rect">
+                      <a:avLst/>
+                    </a:prstGeom>
+                  </pic:spPr>
+                </pic:pic>
+              </a:graphicData>
+            </a:graphic>
+          </wp:inline>
+        </w:drawing>
+      </w:r>
+      <w:r>
+        <w:t xml:space="preserve"> </w:t>
+      </w:r>
+      <w:r>
+        <w:drawing>
+          <wp:inline distT="0" distB="0" distL="0" distR="0" wp14:anchorId="7ED19A93" wp14:editId="0C5A8762">
+            <wp:extent cx="2099144" cy="579074"/>
+            <wp:effectExtent l="0" t="0" r="0" b="0"/>
+            <wp:docPr id="675414387" name="그림 1"/>
+            <wp:cNvGraphicFramePr>
+              <a:graphicFrameLocks xmlns:a="http://schemas.openxmlformats.org/drawingml/2006/main" noChangeAspect="1"/>
+            </wp:cNvGraphicFramePr>
+            <a:graphic xmlns:a="http://schemas.openxmlformats.org/drawingml/2006/main">
+              <a:graphicData uri="http://schemas.openxmlformats.org/drawingml/2006/picture">
+                <pic:pic xmlns:pic="http://schemas.openxmlformats.org/drawingml/2006/picture">
+                  <pic:nvPicPr>
+                    <pic:cNvPr id="675414387" name=""/>
+                    <pic:cNvPicPr/>
+                  </pic:nvPicPr>
+                  <pic:blipFill>
+                    <a:blip r:embed="rId43"/>
+                    <a:stretch>
+                      <a:fillRect/>
+                    </a:stretch>
+                  </pic:blipFill>
+                  <pic:spPr>
+                    <a:xfrm>
+                      <a:off x="0" y="0"/>
+                      <a:ext cx="2106289" cy="581045"/>
+                    </a:xfrm>
+                    <a:prstGeom prst="rect">
+                      <a:avLst/>
+                    </a:prstGeom>
+                  </pic:spPr>
+                </pic:pic>
+              </a:graphicData>
+            </a:graphic>
+          </wp:inline>
+        </w:drawing>
+      </w:r>
+    </w:p>
+    <w:p>
+      <w:pPr>
+        <w:pStyle w:val="2"/>
+      </w:pPr>
+      <w:r>
+        <w:rPr>
+          <w:rFonts w:hint="eastAsia"/>
+        </w:rPr>
+        <w:t xml:space="preserve">문제 발생 </w:t>
+      </w:r>
+      <w:r>
+        <w:t>2</w:t>
+      </w:r>
+    </w:p>
+    <w:p>
+      <w:r>
+        <w:rPr>
+          <w:rFonts w:hint="eastAsia"/>
+        </w:rPr>
+        <w:t xml:space="preserve">문제 발생 </w:t>
+      </w:r>
+      <w:r>
+        <w:t>1</w:t>
+      </w:r>
+      <w:r>
+        <w:rPr>
+          <w:rFonts w:hint="eastAsia"/>
+        </w:rPr>
+        <w:t xml:space="preserve">을 따라서 했을 경우 </w:t>
+      </w:r>
+      <w:r>
+        <w:t>Server Status</w:t>
+      </w:r>
+      <w:r>
+        <w:rPr>
+          <w:rFonts w:hint="eastAsia"/>
+        </w:rPr>
+        <w:t xml:space="preserve">를 누르게 된다면 </w:t>
+      </w:r>
+      <w:r>
+        <w:t>403</w:t>
+      </w:r>
+      <w:r>
+        <w:rPr>
+          <w:rFonts w:hint="eastAsia"/>
+        </w:rPr>
+        <w:t>에러가 발생할 수 있다.</w:t>
+      </w:r>
+    </w:p>
+    <w:p>
+      <w:r>
+        <w:rPr>
+          <w:noProof/>
+        </w:rPr>
+        <w:drawing>
+          <wp:inline distT="0" distB="0" distL="0" distR="0" wp14:anchorId="4297CDE9" wp14:editId="316622B9">
+            <wp:extent cx="5731510" cy="1260475"/>
+            <wp:effectExtent l="0" t="0" r="2540" b="0"/>
+            <wp:docPr id="566524369" name="그림 1"/>
+            <wp:cNvGraphicFramePr>
+              <a:graphicFrameLocks xmlns:a="http://schemas.openxmlformats.org/drawingml/2006/main" noChangeAspect="1"/>
+            </wp:cNvGraphicFramePr>
+            <a:graphic xmlns:a="http://schemas.openxmlformats.org/drawingml/2006/main">
+              <a:graphicData uri="http://schemas.openxmlformats.org/drawingml/2006/picture">
+                <pic:pic xmlns:pic="http://schemas.openxmlformats.org/drawingml/2006/picture">
+                  <pic:nvPicPr>
+                    <pic:cNvPr id="566524369" name=""/>
+                    <pic:cNvPicPr/>
+                  </pic:nvPicPr>
+                  <pic:blipFill>
+                    <a:blip r:embed="rId44"/>
+                    <a:stretch>
+                      <a:fillRect/>
+                    </a:stretch>
+                  </pic:blipFill>
+                  <pic:spPr>
+                    <a:xfrm>
+                      <a:off x="0" y="0"/>
+                      <a:ext cx="5731510" cy="1260475"/>
+                    </a:xfrm>
+                    <a:prstGeom prst="rect">
+                      <a:avLst/>
+                    </a:prstGeom>
+                  </pic:spPr>
+                </pic:pic>
+              </a:graphicData>
+            </a:graphic>
+          </wp:inline>
+        </w:drawing>
+      </w:r>
+    </w:p>
+    <w:p>
+      <w:r>
+        <w:rPr>
+          <w:rFonts w:hint="eastAsia"/>
+        </w:rPr>
+        <w:t xml:space="preserve">해당 경우는 </w:t>
+      </w:r>
+      <w:r>
+        <w:rPr>
+          <w:rStyle w:val="a7"/>
+        </w:rPr>
+        <w:t>Tomcat Manager/Status가 기본적으로 잠겨 있기 때문</w:t>
+      </w:r>
+      <w:r>
+        <w:t>이</w:t>
+      </w:r>
+      <w:r>
+        <w:rPr>
+          <w:rFonts w:hint="eastAsia"/>
+        </w:rPr>
+        <w:t>다.</w:t>
+      </w:r>
+      <w:r>
+        <w:t xml:space="preserve"> </w:t>
+      </w:r>
+      <w:r>
+        <w:rPr>
+          <w:rFonts w:hint="eastAsia"/>
+        </w:rPr>
+        <w:t>이를 위해 두 가지를 변경해줘야 한다.</w:t>
+      </w:r>
+    </w:p>
+    <w:p>
+      <w:pPr>
+        <w:pStyle w:val="a3"/>
+        <w:numPr>
+          <w:ilvl w:val="0"/>
+          <w:numId w:val="14"/>
+        </w:numPr>
+        <w:ind w:leftChars="0"/>
+      </w:pPr>
+      <w:r>
+        <w:t>tomcat-users.xml에 사용자/권한(role) 추가</w:t>
+      </w:r>
+      <w:r>
+        <w:br/>
+      </w:r>
+      <w:r>
+        <w:lastRenderedPageBreak/>
+        <w:t>Server Status 보기 → manager-status</w:t>
+      </w:r>
+      <w:r>
+        <w:br/>
+      </w:r>
+      <w:r>
+        <w:t>Manager GUI( /manager/html ) → manager-gui</w:t>
+      </w:r>
+    </w:p>
+    <w:p>
+      <w:pPr>
+        <w:pStyle w:val="a3"/>
+        <w:numPr>
+          <w:ilvl w:val="0"/>
+          <w:numId w:val="14"/>
+        </w:numPr>
+        <w:ind w:leftChars="0"/>
+        <w:rPr>
+          <w:rFonts w:hint="eastAsia"/>
+        </w:rPr>
+      </w:pPr>
+      <w:r>
+        <w:t>(보안 밸브) manager/host-manager의 context.xml에 있는 RemoteAddrValve가 로컬호스트만 허용하도록 막고 있어서 외부에서 403</w:t>
+      </w:r>
+      <w:r>
+        <w:t xml:space="preserve"> </w:t>
+      </w:r>
+      <w:r>
+        <w:rPr>
+          <w:rFonts w:hint="eastAsia"/>
+        </w:rPr>
+        <w:t>발생</w:t>
+      </w:r>
+      <w:r>
+        <w:t>.</w:t>
+      </w:r>
+      <w:r>
+        <w:br/>
+      </w:r>
+      <w:r>
+        <w:rPr>
+          <w:rFonts w:hint="eastAsia"/>
+        </w:rPr>
+        <w:t>→</w:t>
+      </w:r>
+      <w:r>
+        <w:t xml:space="preserve"> 허용 대역 추가 또는 제거 필요</w:t>
+      </w:r>
+    </w:p>
+    <w:p>
+      <w:r>
+        <w:rPr>
+          <w:rFonts w:hint="eastAsia"/>
+        </w:rPr>
+        <w:t>이를 위해 터미널에 다음과 같은 명령어를 작성한다.</w:t>
+      </w:r>
+    </w:p>
+    <w:p>
+      <w:r>
+        <w:t># 1) manager 기본 앱도 보이게 webapps.dist 복사</w:t>
+      </w:r>
+    </w:p>
+    <w:p>
+      <w:r>
+        <w:t># 2) tomcat-users.xml에 계정/권한 추가</w:t>
+      </w:r>
+    </w:p>
+    <w:p>
+      <w:r>
+        <w:t># 3) manager/host-manager의 RemoteAddrValve 제거(또는 허용대역으로 수정)</w:t>
+      </w:r>
+    </w:p>
+    <w:p>
+      <w:r>
+        <w:t>kubectl patch deploy tc --type='json' -p='[</w:t>
+      </w:r>
+    </w:p>
+    <w:p>
+      <w:r>
+        <w:t xml:space="preserve">  {"op":"add","path":"/spec/template/spec/containers/0/command","value":["/bin/sh","-c",</w:t>
+      </w:r>
+    </w:p>
+    <w:p>
+      <w:r>
+        <w:t xml:space="preserve">    "set -e; \</w:t>
+      </w:r>
+    </w:p>
+    <w:p>
+      <w:r>
+        <w:t xml:space="preserve">     cp -r /usr/local/tomcat/webapps.dist/* /usr/local/tomcat/webapps/; \</w:t>
+      </w:r>
+    </w:p>
+    <w:p>
+      <w:r>
+        <w:t xml:space="preserve">     if ! grep -q manager-status /usr/local/tomcat/conf/tomcat-users.xml; then \</w:t>
+      </w:r>
+    </w:p>
+    <w:p>
+      <w:r>
+        <w:t xml:space="preserve">       sed -i \"s#&lt;/tomcat-users&gt;#&lt;role rolename=\\\"manager-gui\\\"/&gt;\\n&lt;role rolename=\\\"manager-status\\\"/&gt;\\n&lt;user username=\\\"admin\\\" password=\\\"adminpass\\\" roles=\\\"manager-gui,manager-status\\\"/&gt;\\n&lt;/tomcat-users&gt;#\" /usr/local/tomcat/conf/tomcat-users.xml; \</w:t>
+      </w:r>
+    </w:p>
+    <w:p>
+      <w:r>
+        <w:t xml:space="preserve">     fi; \</w:t>
+      </w:r>
+    </w:p>
+    <w:p>
+      <w:r>
+        <w:t xml:space="preserve">     sed -i \"/RemoteAddrValve/d\" /usr/local/tomcat/webapps/manager/META-INF/context.xml || true; \</w:t>
+      </w:r>
+    </w:p>
+    <w:p>
+      <w:r>
+        <w:t xml:space="preserve">     sed -i \"/RemoteAddrValve/d\" /usr/local/tomcat/webapps/host-manager/META-INF/context.xml || true; \</w:t>
+      </w:r>
+    </w:p>
+    <w:p>
+      <w:r>
+        <w:t xml:space="preserve">     exec catalina.sh run"</w:t>
+      </w:r>
+    </w:p>
+    <w:p>
+      <w:r>
+        <w:t xml:space="preserve">  ] }</w:t>
+      </w:r>
+    </w:p>
+    <w:p>
+      <w:r>
+        <w:t>]'</w:t>
+      </w:r>
+    </w:p>
+    <w:p>
+      <w:r>
+        <w:t>kubectl rollout status deploy/tc</w:t>
+      </w:r>
+    </w:p>
+    <w:p>
+      <w:r>
+        <w:rPr>
+          <w:rFonts w:hint="eastAsia"/>
+        </w:rPr>
+        <w:t xml:space="preserve">이후 다시 접속한 후 인증창에 </w:t>
+      </w:r>
+      <w:r>
+        <w:t xml:space="preserve">admin / adminpass </w:t>
+      </w:r>
+      <w:r>
+        <w:rPr>
+          <w:rFonts w:hint="eastAsia"/>
+        </w:rPr>
+        <w:t>를 입력한다면 접속되는 것을 확인할 수 있다.</w:t>
+      </w:r>
+    </w:p>
+    <w:p>
+      <w:r>
+        <w:rPr>
+          <w:rFonts w:hint="eastAsia"/>
+        </w:rPr>
+        <w:lastRenderedPageBreak/>
+        <w:t>단,</w:t>
+      </w:r>
+      <w:r>
+        <w:t xml:space="preserve"> </w:t>
+      </w:r>
+      <w:r>
+        <w:rPr>
+          <w:rFonts w:hint="eastAsia"/>
+        </w:rPr>
+        <w:t xml:space="preserve">위의 경우에는 </w:t>
+      </w:r>
+      <w:r>
+        <w:t xml:space="preserve">위 설정은 학습/테스트용으론 편하지만, </w:t>
+      </w:r>
+      <w:r>
+        <w:rPr>
+          <w:rStyle w:val="a7"/>
+        </w:rPr>
+        <w:t>인터넷에 Tomcat Manager를 그대로 노출</w:t>
+      </w:r>
+      <w:r>
+        <w:t>합니다. 운영/장기 사용 시</w:t>
+      </w:r>
+      <w:r>
+        <w:rPr>
+          <w:rFonts w:hint="eastAsia"/>
+        </w:rPr>
+        <w:t>에는 보안을 주의하며 다음 중 하나 이상을 적용해야 안전하다.</w:t>
+      </w:r>
+    </w:p>
+    <w:p>
+      <w:pPr>
+        <w:pStyle w:val="a3"/>
+        <w:numPr>
+          <w:ilvl w:val="0"/>
+          <w:numId w:val="15"/>
+        </w:numPr>
+        <w:ind w:leftChars="0"/>
+      </w:pPr>
+      <w:r>
+        <w:t>RemoteAddrValve를 다시 넣고 본인 고정 IP만 허용(정규식 allow 수정)</w:t>
+      </w:r>
+    </w:p>
+    <w:p>
+      <w:pPr>
+        <w:pStyle w:val="a3"/>
+        <w:numPr>
+          <w:ilvl w:val="0"/>
+          <w:numId w:val="15"/>
+        </w:numPr>
+        <w:ind w:leftChars="0"/>
+      </w:pPr>
+      <w:r>
+        <w:t>GKE 방화벽/네트워크 정책으로 접속 IP 제한</w:t>
+      </w:r>
+    </w:p>
+    <w:p>
+      <w:pPr>
+        <w:pStyle w:val="a3"/>
+        <w:numPr>
+          <w:ilvl w:val="0"/>
+          <w:numId w:val="15"/>
+        </w:numPr>
+        <w:ind w:leftChars="0"/>
+      </w:pPr>
+      <w:r>
+        <w:rPr>
+          <w:rFonts w:hint="eastAsia"/>
+        </w:rPr>
+        <w:t>외부</w:t>
+      </w:r>
+      <w:r>
+        <w:t xml:space="preserve"> 노출 금지(내부 서비스로 전환) 후, kubectl port-forward로만 접근</w:t>
+      </w:r>
+    </w:p>
+    <w:p>
+      <w:pPr>
+        <w:pStyle w:val="a3"/>
+        <w:numPr>
+          <w:ilvl w:val="0"/>
+          <w:numId w:val="15"/>
+        </w:numPr>
+        <w:ind w:leftChars="0"/>
+        <w:rPr>
+          <w:rFonts w:hint="eastAsia"/>
+        </w:rPr>
+      </w:pPr>
+      <w:r>
+        <w:rPr>
+          <w:rFonts w:hint="eastAsia"/>
+        </w:rPr>
+        <w:t>기본</w:t>
+      </w:r>
+      <w:r>
+        <w:t xml:space="preserve"> 비밀번호 변경 및 https(LB나 Ingress에서 TLS)</w:t>
+      </w:r>
+    </w:p>
+    <w:p>
+      <w:r>
+        <w:rPr>
+          <w:rFonts w:hint="eastAsia"/>
+        </w:rPr>
+        <w:t>컨테이너가 어디에 배치되어 있는 방법은 다음과 같다.</w:t>
+      </w:r>
+    </w:p>
+    <w:p>
+      <w:pPr>
+        <w:rPr>
+          <w:rFonts w:hint="eastAsia"/>
+        </w:rPr>
+      </w:pPr>
+      <w:r>
+        <w:rPr>
+          <w:rFonts w:hint="eastAsia"/>
+        </w:rPr>
+        <w:t>k</w:t>
+      </w:r>
+      <w:r>
+        <w:t xml:space="preserve">ubectl get pods -owide </w:t>
+      </w:r>
+      <w:r>
+        <w:rPr>
+          <w:rFonts w:hint="eastAsia"/>
+        </w:rPr>
+        <w:t xml:space="preserve">명령어를 작성하면 </w:t>
+      </w:r>
+      <w:r>
+        <w:t xml:space="preserve">NODE </w:t>
+      </w:r>
+      <w:r>
+        <w:rPr>
+          <w:rFonts w:hint="eastAsia"/>
+        </w:rPr>
+        <w:t xml:space="preserve">부분의 끝부분만 다른 종류의 </w:t>
+      </w:r>
+      <w:r>
+        <w:t>3</w:t>
+      </w:r>
+      <w:r>
+        <w:rPr>
+          <w:rFonts w:hint="eastAsia"/>
+        </w:rPr>
+        <w:t>가지가 있는 것을 확인할 수 있다.</w:t>
+      </w:r>
+    </w:p>
+    <w:p>
+      <w:pPr>
+        <w:rPr>
+          <w:rFonts w:hint="eastAsia"/>
+        </w:rPr>
+      </w:pPr>
+      <w:r>
+        <w:drawing>
+          <wp:inline distT="0" distB="0" distL="0" distR="0" wp14:anchorId="3F7D3F24" wp14:editId="3468DF33">
+            <wp:extent cx="5731510" cy="546100"/>
+            <wp:effectExtent l="0" t="0" r="2540" b="6350"/>
+            <wp:docPr id="710444117" name="그림 1"/>
+            <wp:cNvGraphicFramePr>
+              <a:graphicFrameLocks xmlns:a="http://schemas.openxmlformats.org/drawingml/2006/main" noChangeAspect="1"/>
+            </wp:cNvGraphicFramePr>
+            <a:graphic xmlns:a="http://schemas.openxmlformats.org/drawingml/2006/main">
+              <a:graphicData uri="http://schemas.openxmlformats.org/drawingml/2006/picture">
+                <pic:pic xmlns:pic="http://schemas.openxmlformats.org/drawingml/2006/picture">
+                  <pic:nvPicPr>
+                    <pic:cNvPr id="710444117" name=""/>
+                    <pic:cNvPicPr/>
+                  </pic:nvPicPr>
+                  <pic:blipFill>
+                    <a:blip r:embed="rId45"/>
+                    <a:stretch>
+                      <a:fillRect/>
+                    </a:stretch>
+                  </pic:blipFill>
+                  <pic:spPr>
+                    <a:xfrm>
+                      <a:off x="0" y="0"/>
+                      <a:ext cx="5731510" cy="546100"/>
+                    </a:xfrm>
+                    <a:prstGeom prst="rect">
+                      <a:avLst/>
+                    </a:prstGeom>
+                  </pic:spPr>
+                </pic:pic>
+              </a:graphicData>
+            </a:graphic>
+          </wp:inline>
+        </w:drawing>
+      </w:r>
+    </w:p>
+    <w:p>
+      <w:r>
+        <w:rPr>
+          <w:rFonts w:hint="eastAsia"/>
+        </w:rPr>
+        <w:t>전부 마무리가 됐으면 비용을 아끼기 위하여 클러스터를 삭제해주도록 하자.</w:t>
+      </w:r>
+    </w:p>
+    <w:p>
+      <w:pPr>
+        <w:rPr>
+          <w:rFonts w:hint="eastAsia"/>
+        </w:rPr>
+      </w:pPr>
+      <w:r>
+        <w:drawing>
+          <wp:inline distT="0" distB="0" distL="0" distR="0" wp14:anchorId="480D817E" wp14:editId="5665A677">
+            <wp:extent cx="5731510" cy="1384935"/>
+            <wp:effectExtent l="0" t="0" r="2540" b="5715"/>
+            <wp:docPr id="69153576" name="그림 1"/>
+            <wp:cNvGraphicFramePr>
+              <a:graphicFrameLocks xmlns:a="http://schemas.openxmlformats.org/drawingml/2006/main" noChangeAspect="1"/>
+            </wp:cNvGraphicFramePr>
+            <a:graphic xmlns:a="http://schemas.openxmlformats.org/drawingml/2006/main">
+              <a:graphicData uri="http://schemas.openxmlformats.org/drawingml/2006/picture">
+                <pic:pic xmlns:pic="http://schemas.openxmlformats.org/drawingml/2006/picture">
+                  <pic:nvPicPr>
+                    <pic:cNvPr id="69153576" name=""/>
+                    <pic:cNvPicPr/>
+                  </pic:nvPicPr>
+                  <pic:blipFill>
+                    <a:blip r:embed="rId46"/>
+                    <a:stretch>
+                      <a:fillRect/>
+                    </a:stretch>
+                  </pic:blipFill>
+                  <pic:spPr>
+                    <a:xfrm>
+                      <a:off x="0" y="0"/>
+                      <a:ext cx="5731510" cy="1384935"/>
+                    </a:xfrm>
+                    <a:prstGeom prst="rect">
+                      <a:avLst/>
+                    </a:prstGeom>
+                  </pic:spPr>
+                </pic:pic>
+              </a:graphicData>
+            </a:graphic>
+          </wp:inline>
+        </w:drawing>
+      </w:r>
+    </w:p>
     <w:sectPr>
       <w:pgSz w:w="11906" w:h="16838"/>
       <w:pgMar w:top="1701" w:right="1440" w:bottom="1440" w:left="1440" w:header="851" w:footer="992" w:gutter="0"/>
@@ -2680,6 +4775,119 @@
     </w:lvl>
   </w:abstractNum>
   <w:abstractNum w:abstractNumId="2" w15:restartNumberingAfterBreak="0">
+    <w:nsid w:val="196154A9"/>
+    <w:multiLevelType w:val="hybridMultilevel"/>
+    <w:tmpl w:val="54E0A530"/>
+    <w:lvl w:ilvl="0" w:tplc="04090001">
+      <w:start w:val="1"/>
+      <w:numFmt w:val="bullet"/>
+      <w:lvlText w:val=""/>
+      <w:lvlJc w:val="left"/>
+      <w:pPr>
+        <w:ind w:left="880" w:hanging="440"/>
+      </w:pPr>
+      <w:rPr>
+        <w:rFonts w:ascii="Wingdings" w:hAnsi="Wingdings" w:hint="default"/>
+      </w:rPr>
+    </w:lvl>
+    <w:lvl w:ilvl="1" w:tplc="04090003" w:tentative="1">
+      <w:start w:val="1"/>
+      <w:numFmt w:val="bullet"/>
+      <w:lvlText w:val=""/>
+      <w:lvlJc w:val="left"/>
+      <w:pPr>
+        <w:ind w:left="1320" w:hanging="440"/>
+      </w:pPr>
+      <w:rPr>
+        <w:rFonts w:ascii="Wingdings" w:hAnsi="Wingdings" w:hint="default"/>
+      </w:rPr>
+    </w:lvl>
+    <w:lvl w:ilvl="2" w:tplc="04090005" w:tentative="1">
+      <w:start w:val="1"/>
+      <w:numFmt w:val="bullet"/>
+      <w:lvlText w:val=""/>
+      <w:lvlJc w:val="left"/>
+      <w:pPr>
+        <w:ind w:left="1760" w:hanging="440"/>
+      </w:pPr>
+      <w:rPr>
+        <w:rFonts w:ascii="Wingdings" w:hAnsi="Wingdings" w:hint="default"/>
+      </w:rPr>
+    </w:lvl>
+    <w:lvl w:ilvl="3" w:tplc="04090001" w:tentative="1">
+      <w:start w:val="1"/>
+      <w:numFmt w:val="bullet"/>
+      <w:lvlText w:val=""/>
+      <w:lvlJc w:val="left"/>
+      <w:pPr>
+        <w:ind w:left="2200" w:hanging="440"/>
+      </w:pPr>
+      <w:rPr>
+        <w:rFonts w:ascii="Wingdings" w:hAnsi="Wingdings" w:hint="default"/>
+      </w:rPr>
+    </w:lvl>
+    <w:lvl w:ilvl="4" w:tplc="04090003" w:tentative="1">
+      <w:start w:val="1"/>
+      <w:numFmt w:val="bullet"/>
+      <w:lvlText w:val=""/>
+      <w:lvlJc w:val="left"/>
+      <w:pPr>
+        <w:ind w:left="2640" w:hanging="440"/>
+      </w:pPr>
+      <w:rPr>
+        <w:rFonts w:ascii="Wingdings" w:hAnsi="Wingdings" w:hint="default"/>
+      </w:rPr>
+    </w:lvl>
+    <w:lvl w:ilvl="5" w:tplc="04090005" w:tentative="1">
+      <w:start w:val="1"/>
+      <w:numFmt w:val="bullet"/>
+      <w:lvlText w:val=""/>
+      <w:lvlJc w:val="left"/>
+      <w:pPr>
+        <w:ind w:left="3080" w:hanging="440"/>
+      </w:pPr>
+      <w:rPr>
+        <w:rFonts w:ascii="Wingdings" w:hAnsi="Wingdings" w:hint="default"/>
+      </w:rPr>
+    </w:lvl>
+    <w:lvl w:ilvl="6" w:tplc="04090001" w:tentative="1">
+      <w:start w:val="1"/>
+      <w:numFmt w:val="bullet"/>
+      <w:lvlText w:val=""/>
+      <w:lvlJc w:val="left"/>
+      <w:pPr>
+        <w:ind w:left="3520" w:hanging="440"/>
+      </w:pPr>
+      <w:rPr>
+        <w:rFonts w:ascii="Wingdings" w:hAnsi="Wingdings" w:hint="default"/>
+      </w:rPr>
+    </w:lvl>
+    <w:lvl w:ilvl="7" w:tplc="04090003" w:tentative="1">
+      <w:start w:val="1"/>
+      <w:numFmt w:val="bullet"/>
+      <w:lvlText w:val=""/>
+      <w:lvlJc w:val="left"/>
+      <w:pPr>
+        <w:ind w:left="3960" w:hanging="440"/>
+      </w:pPr>
+      <w:rPr>
+        <w:rFonts w:ascii="Wingdings" w:hAnsi="Wingdings" w:hint="default"/>
+      </w:rPr>
+    </w:lvl>
+    <w:lvl w:ilvl="8" w:tplc="04090005" w:tentative="1">
+      <w:start w:val="1"/>
+      <w:numFmt w:val="bullet"/>
+      <w:lvlText w:val=""/>
+      <w:lvlJc w:val="left"/>
+      <w:pPr>
+        <w:ind w:left="4400" w:hanging="440"/>
+      </w:pPr>
+      <w:rPr>
+        <w:rFonts w:ascii="Wingdings" w:hAnsi="Wingdings" w:hint="default"/>
+      </w:rPr>
+    </w:lvl>
+  </w:abstractNum>
+  <w:abstractNum w:abstractNumId="3" w15:restartNumberingAfterBreak="0">
     <w:nsid w:val="24F8672C"/>
     <w:multiLevelType w:val="hybridMultilevel"/>
     <w:tmpl w:val="F368A258"/>
@@ -2768,7 +4976,298 @@
       </w:pPr>
     </w:lvl>
   </w:abstractNum>
-  <w:abstractNum w:abstractNumId="3" w15:restartNumberingAfterBreak="0">
+  <w:abstractNum w:abstractNumId="4" w15:restartNumberingAfterBreak="0">
+    <w:nsid w:val="2B701DC7"/>
+    <w:multiLevelType w:val="hybridMultilevel"/>
+    <w:tmpl w:val="BBCE43D6"/>
+    <w:lvl w:ilvl="0" w:tplc="F94694C4">
+      <w:start w:val="1"/>
+      <w:numFmt w:val="decimal"/>
+      <w:lvlText w:val="%1."/>
+      <w:lvlJc w:val="left"/>
+      <w:pPr>
+        <w:ind w:left="800" w:hanging="360"/>
+      </w:pPr>
+      <w:rPr>
+        <w:rFonts w:hint="default"/>
+      </w:rPr>
+    </w:lvl>
+    <w:lvl w:ilvl="1" w:tplc="04090019" w:tentative="1">
+      <w:start w:val="1"/>
+      <w:numFmt w:val="upperLetter"/>
+      <w:lvlText w:val="%2."/>
+      <w:lvlJc w:val="left"/>
+      <w:pPr>
+        <w:ind w:left="1320" w:hanging="440"/>
+      </w:pPr>
+    </w:lvl>
+    <w:lvl w:ilvl="2" w:tplc="0409001B" w:tentative="1">
+      <w:start w:val="1"/>
+      <w:numFmt w:val="lowerRoman"/>
+      <w:lvlText w:val="%3."/>
+      <w:lvlJc w:val="right"/>
+      <w:pPr>
+        <w:ind w:left="1760" w:hanging="440"/>
+      </w:pPr>
+    </w:lvl>
+    <w:lvl w:ilvl="3" w:tplc="0409000F" w:tentative="1">
+      <w:start w:val="1"/>
+      <w:numFmt w:val="decimal"/>
+      <w:lvlText w:val="%4."/>
+      <w:lvlJc w:val="left"/>
+      <w:pPr>
+        <w:ind w:left="2200" w:hanging="440"/>
+      </w:pPr>
+    </w:lvl>
+    <w:lvl w:ilvl="4" w:tplc="04090019" w:tentative="1">
+      <w:start w:val="1"/>
+      <w:numFmt w:val="upperLetter"/>
+      <w:lvlText w:val="%5."/>
+      <w:lvlJc w:val="left"/>
+      <w:pPr>
+        <w:ind w:left="2640" w:hanging="440"/>
+      </w:pPr>
+    </w:lvl>
+    <w:lvl w:ilvl="5" w:tplc="0409001B" w:tentative="1">
+      <w:start w:val="1"/>
+      <w:numFmt w:val="lowerRoman"/>
+      <w:lvlText w:val="%6."/>
+      <w:lvlJc w:val="right"/>
+      <w:pPr>
+        <w:ind w:left="3080" w:hanging="440"/>
+      </w:pPr>
+    </w:lvl>
+    <w:lvl w:ilvl="6" w:tplc="0409000F" w:tentative="1">
+      <w:start w:val="1"/>
+      <w:numFmt w:val="decimal"/>
+      <w:lvlText w:val="%7."/>
+      <w:lvlJc w:val="left"/>
+      <w:pPr>
+        <w:ind w:left="3520" w:hanging="440"/>
+      </w:pPr>
+    </w:lvl>
+    <w:lvl w:ilvl="7" w:tplc="04090019" w:tentative="1">
+      <w:start w:val="1"/>
+      <w:numFmt w:val="upperLetter"/>
+      <w:lvlText w:val="%8."/>
+      <w:lvlJc w:val="left"/>
+      <w:pPr>
+        <w:ind w:left="3960" w:hanging="440"/>
+      </w:pPr>
+    </w:lvl>
+    <w:lvl w:ilvl="8" w:tplc="0409001B" w:tentative="1">
+      <w:start w:val="1"/>
+      <w:numFmt w:val="lowerRoman"/>
+      <w:lvlText w:val="%9."/>
+      <w:lvlJc w:val="right"/>
+      <w:pPr>
+        <w:ind w:left="4400" w:hanging="440"/>
+      </w:pPr>
+    </w:lvl>
+  </w:abstractNum>
+  <w:abstractNum w:abstractNumId="5" w15:restartNumberingAfterBreak="0">
+    <w:nsid w:val="32843497"/>
+    <w:multiLevelType w:val="hybridMultilevel"/>
+    <w:tmpl w:val="7FF66AE2"/>
+    <w:lvl w:ilvl="0" w:tplc="04090001">
+      <w:start w:val="1"/>
+      <w:numFmt w:val="bullet"/>
+      <w:lvlText w:val=""/>
+      <w:lvlJc w:val="left"/>
+      <w:pPr>
+        <w:ind w:left="880" w:hanging="440"/>
+      </w:pPr>
+      <w:rPr>
+        <w:rFonts w:ascii="Wingdings" w:hAnsi="Wingdings" w:hint="default"/>
+      </w:rPr>
+    </w:lvl>
+    <w:lvl w:ilvl="1" w:tplc="04090003" w:tentative="1">
+      <w:start w:val="1"/>
+      <w:numFmt w:val="bullet"/>
+      <w:lvlText w:val=""/>
+      <w:lvlJc w:val="left"/>
+      <w:pPr>
+        <w:ind w:left="1320" w:hanging="440"/>
+      </w:pPr>
+      <w:rPr>
+        <w:rFonts w:ascii="Wingdings" w:hAnsi="Wingdings" w:hint="default"/>
+      </w:rPr>
+    </w:lvl>
+    <w:lvl w:ilvl="2" w:tplc="04090005" w:tentative="1">
+      <w:start w:val="1"/>
+      <w:numFmt w:val="bullet"/>
+      <w:lvlText w:val=""/>
+      <w:lvlJc w:val="left"/>
+      <w:pPr>
+        <w:ind w:left="1760" w:hanging="440"/>
+      </w:pPr>
+      <w:rPr>
+        <w:rFonts w:ascii="Wingdings" w:hAnsi="Wingdings" w:hint="default"/>
+      </w:rPr>
+    </w:lvl>
+    <w:lvl w:ilvl="3" w:tplc="04090001" w:tentative="1">
+      <w:start w:val="1"/>
+      <w:numFmt w:val="bullet"/>
+      <w:lvlText w:val=""/>
+      <w:lvlJc w:val="left"/>
+      <w:pPr>
+        <w:ind w:left="2200" w:hanging="440"/>
+      </w:pPr>
+      <w:rPr>
+        <w:rFonts w:ascii="Wingdings" w:hAnsi="Wingdings" w:hint="default"/>
+      </w:rPr>
+    </w:lvl>
+    <w:lvl w:ilvl="4" w:tplc="04090003" w:tentative="1">
+      <w:start w:val="1"/>
+      <w:numFmt w:val="bullet"/>
+      <w:lvlText w:val=""/>
+      <w:lvlJc w:val="left"/>
+      <w:pPr>
+        <w:ind w:left="2640" w:hanging="440"/>
+      </w:pPr>
+      <w:rPr>
+        <w:rFonts w:ascii="Wingdings" w:hAnsi="Wingdings" w:hint="default"/>
+      </w:rPr>
+    </w:lvl>
+    <w:lvl w:ilvl="5" w:tplc="04090005" w:tentative="1">
+      <w:start w:val="1"/>
+      <w:numFmt w:val="bullet"/>
+      <w:lvlText w:val=""/>
+      <w:lvlJc w:val="left"/>
+      <w:pPr>
+        <w:ind w:left="3080" w:hanging="440"/>
+      </w:pPr>
+      <w:rPr>
+        <w:rFonts w:ascii="Wingdings" w:hAnsi="Wingdings" w:hint="default"/>
+      </w:rPr>
+    </w:lvl>
+    <w:lvl w:ilvl="6" w:tplc="04090001" w:tentative="1">
+      <w:start w:val="1"/>
+      <w:numFmt w:val="bullet"/>
+      <w:lvlText w:val=""/>
+      <w:lvlJc w:val="left"/>
+      <w:pPr>
+        <w:ind w:left="3520" w:hanging="440"/>
+      </w:pPr>
+      <w:rPr>
+        <w:rFonts w:ascii="Wingdings" w:hAnsi="Wingdings" w:hint="default"/>
+      </w:rPr>
+    </w:lvl>
+    <w:lvl w:ilvl="7" w:tplc="04090003" w:tentative="1">
+      <w:start w:val="1"/>
+      <w:numFmt w:val="bullet"/>
+      <w:lvlText w:val=""/>
+      <w:lvlJc w:val="left"/>
+      <w:pPr>
+        <w:ind w:left="3960" w:hanging="440"/>
+      </w:pPr>
+      <w:rPr>
+        <w:rFonts w:ascii="Wingdings" w:hAnsi="Wingdings" w:hint="default"/>
+      </w:rPr>
+    </w:lvl>
+    <w:lvl w:ilvl="8" w:tplc="04090005" w:tentative="1">
+      <w:start w:val="1"/>
+      <w:numFmt w:val="bullet"/>
+      <w:lvlText w:val=""/>
+      <w:lvlJc w:val="left"/>
+      <w:pPr>
+        <w:ind w:left="4400" w:hanging="440"/>
+      </w:pPr>
+      <w:rPr>
+        <w:rFonts w:ascii="Wingdings" w:hAnsi="Wingdings" w:hint="default"/>
+      </w:rPr>
+    </w:lvl>
+  </w:abstractNum>
+  <w:abstractNum w:abstractNumId="6" w15:restartNumberingAfterBreak="0">
+    <w:nsid w:val="40705409"/>
+    <w:multiLevelType w:val="hybridMultilevel"/>
+    <w:tmpl w:val="69DEC8BE"/>
+    <w:lvl w:ilvl="0" w:tplc="2BDE35AC">
+      <w:start w:val="1"/>
+      <w:numFmt w:val="decimal"/>
+      <w:lvlText w:val="%1)"/>
+      <w:lvlJc w:val="left"/>
+      <w:pPr>
+        <w:ind w:left="800" w:hanging="360"/>
+      </w:pPr>
+      <w:rPr>
+        <w:rFonts w:hint="default"/>
+      </w:rPr>
+    </w:lvl>
+    <w:lvl w:ilvl="1" w:tplc="04090019">
+      <w:start w:val="1"/>
+      <w:numFmt w:val="upperLetter"/>
+      <w:lvlText w:val="%2."/>
+      <w:lvlJc w:val="left"/>
+      <w:pPr>
+        <w:ind w:left="1320" w:hanging="440"/>
+      </w:pPr>
+    </w:lvl>
+    <w:lvl w:ilvl="2" w:tplc="0409001B" w:tentative="1">
+      <w:start w:val="1"/>
+      <w:numFmt w:val="lowerRoman"/>
+      <w:lvlText w:val="%3."/>
+      <w:lvlJc w:val="right"/>
+      <w:pPr>
+        <w:ind w:left="1760" w:hanging="440"/>
+      </w:pPr>
+    </w:lvl>
+    <w:lvl w:ilvl="3" w:tplc="0409000F" w:tentative="1">
+      <w:start w:val="1"/>
+      <w:numFmt w:val="decimal"/>
+      <w:lvlText w:val="%4."/>
+      <w:lvlJc w:val="left"/>
+      <w:pPr>
+        <w:ind w:left="2200" w:hanging="440"/>
+      </w:pPr>
+    </w:lvl>
+    <w:lvl w:ilvl="4" w:tplc="04090019" w:tentative="1">
+      <w:start w:val="1"/>
+      <w:numFmt w:val="upperLetter"/>
+      <w:lvlText w:val="%5."/>
+      <w:lvlJc w:val="left"/>
+      <w:pPr>
+        <w:ind w:left="2640" w:hanging="440"/>
+      </w:pPr>
+    </w:lvl>
+    <w:lvl w:ilvl="5" w:tplc="0409001B" w:tentative="1">
+      <w:start w:val="1"/>
+      <w:numFmt w:val="lowerRoman"/>
+      <w:lvlText w:val="%6."/>
+      <w:lvlJc w:val="right"/>
+      <w:pPr>
+        <w:ind w:left="3080" w:hanging="440"/>
+      </w:pPr>
+    </w:lvl>
+    <w:lvl w:ilvl="6" w:tplc="0409000F" w:tentative="1">
+      <w:start w:val="1"/>
+      <w:numFmt w:val="decimal"/>
+      <w:lvlText w:val="%7."/>
+      <w:lvlJc w:val="left"/>
+      <w:pPr>
+        <w:ind w:left="3520" w:hanging="440"/>
+      </w:pPr>
+    </w:lvl>
+    <w:lvl w:ilvl="7" w:tplc="04090019" w:tentative="1">
+      <w:start w:val="1"/>
+      <w:numFmt w:val="upperLetter"/>
+      <w:lvlText w:val="%8."/>
+      <w:lvlJc w:val="left"/>
+      <w:pPr>
+        <w:ind w:left="3960" w:hanging="440"/>
+      </w:pPr>
+    </w:lvl>
+    <w:lvl w:ilvl="8" w:tplc="0409001B" w:tentative="1">
+      <w:start w:val="1"/>
+      <w:numFmt w:val="lowerRoman"/>
+      <w:lvlText w:val="%9."/>
+      <w:lvlJc w:val="right"/>
+      <w:pPr>
+        <w:ind w:left="4400" w:hanging="440"/>
+      </w:pPr>
+    </w:lvl>
+  </w:abstractNum>
+  <w:abstractNum w:abstractNumId="7" w15:restartNumberingAfterBreak="0">
     <w:nsid w:val="4BCD3FE5"/>
     <w:multiLevelType w:val="hybridMultilevel"/>
     <w:tmpl w:val="BC3A9706"/>
@@ -2880,7 +5379,120 @@
       </w:rPr>
     </w:lvl>
   </w:abstractNum>
-  <w:abstractNum w:abstractNumId="4" w15:restartNumberingAfterBreak="0">
+  <w:abstractNum w:abstractNumId="8" w15:restartNumberingAfterBreak="0">
+    <w:nsid w:val="62174A98"/>
+    <w:multiLevelType w:val="hybridMultilevel"/>
+    <w:tmpl w:val="D7A0D508"/>
+    <w:lvl w:ilvl="0" w:tplc="7178A532">
+      <w:start w:val="2"/>
+      <w:numFmt w:val="bullet"/>
+      <w:lvlText w:val=""/>
+      <w:lvlJc w:val="left"/>
+      <w:pPr>
+        <w:ind w:left="1160" w:hanging="360"/>
+      </w:pPr>
+      <w:rPr>
+        <w:rFonts w:ascii="Wingdings" w:eastAsiaTheme="minorEastAsia" w:hAnsi="Wingdings" w:cstheme="minorBidi" w:hint="default"/>
+      </w:rPr>
+    </w:lvl>
+    <w:lvl w:ilvl="1" w:tplc="04090003" w:tentative="1">
+      <w:start w:val="1"/>
+      <w:numFmt w:val="bullet"/>
+      <w:lvlText w:val=""/>
+      <w:lvlJc w:val="left"/>
+      <w:pPr>
+        <w:ind w:left="1680" w:hanging="440"/>
+      </w:pPr>
+      <w:rPr>
+        <w:rFonts w:ascii="Wingdings" w:hAnsi="Wingdings" w:hint="default"/>
+      </w:rPr>
+    </w:lvl>
+    <w:lvl w:ilvl="2" w:tplc="04090005" w:tentative="1">
+      <w:start w:val="1"/>
+      <w:numFmt w:val="bullet"/>
+      <w:lvlText w:val=""/>
+      <w:lvlJc w:val="left"/>
+      <w:pPr>
+        <w:ind w:left="2120" w:hanging="440"/>
+      </w:pPr>
+      <w:rPr>
+        <w:rFonts w:ascii="Wingdings" w:hAnsi="Wingdings" w:hint="default"/>
+      </w:rPr>
+    </w:lvl>
+    <w:lvl w:ilvl="3" w:tplc="04090001" w:tentative="1">
+      <w:start w:val="1"/>
+      <w:numFmt w:val="bullet"/>
+      <w:lvlText w:val=""/>
+      <w:lvlJc w:val="left"/>
+      <w:pPr>
+        <w:ind w:left="2560" w:hanging="440"/>
+      </w:pPr>
+      <w:rPr>
+        <w:rFonts w:ascii="Wingdings" w:hAnsi="Wingdings" w:hint="default"/>
+      </w:rPr>
+    </w:lvl>
+    <w:lvl w:ilvl="4" w:tplc="04090003" w:tentative="1">
+      <w:start w:val="1"/>
+      <w:numFmt w:val="bullet"/>
+      <w:lvlText w:val=""/>
+      <w:lvlJc w:val="left"/>
+      <w:pPr>
+        <w:ind w:left="3000" w:hanging="440"/>
+      </w:pPr>
+      <w:rPr>
+        <w:rFonts w:ascii="Wingdings" w:hAnsi="Wingdings" w:hint="default"/>
+      </w:rPr>
+    </w:lvl>
+    <w:lvl w:ilvl="5" w:tplc="04090005" w:tentative="1">
+      <w:start w:val="1"/>
+      <w:numFmt w:val="bullet"/>
+      <w:lvlText w:val=""/>
+      <w:lvlJc w:val="left"/>
+      <w:pPr>
+        <w:ind w:left="3440" w:hanging="440"/>
+      </w:pPr>
+      <w:rPr>
+        <w:rFonts w:ascii="Wingdings" w:hAnsi="Wingdings" w:hint="default"/>
+      </w:rPr>
+    </w:lvl>
+    <w:lvl w:ilvl="6" w:tplc="04090001" w:tentative="1">
+      <w:start w:val="1"/>
+      <w:numFmt w:val="bullet"/>
+      <w:lvlText w:val=""/>
+      <w:lvlJc w:val="left"/>
+      <w:pPr>
+        <w:ind w:left="3880" w:hanging="440"/>
+      </w:pPr>
+      <w:rPr>
+        <w:rFonts w:ascii="Wingdings" w:hAnsi="Wingdings" w:hint="default"/>
+      </w:rPr>
+    </w:lvl>
+    <w:lvl w:ilvl="7" w:tplc="04090003" w:tentative="1">
+      <w:start w:val="1"/>
+      <w:numFmt w:val="bullet"/>
+      <w:lvlText w:val=""/>
+      <w:lvlJc w:val="left"/>
+      <w:pPr>
+        <w:ind w:left="4320" w:hanging="440"/>
+      </w:pPr>
+      <w:rPr>
+        <w:rFonts w:ascii="Wingdings" w:hAnsi="Wingdings" w:hint="default"/>
+      </w:rPr>
+    </w:lvl>
+    <w:lvl w:ilvl="8" w:tplc="04090005" w:tentative="1">
+      <w:start w:val="1"/>
+      <w:numFmt w:val="bullet"/>
+      <w:lvlText w:val=""/>
+      <w:lvlJc w:val="left"/>
+      <w:pPr>
+        <w:ind w:left="4760" w:hanging="440"/>
+      </w:pPr>
+      <w:rPr>
+        <w:rFonts w:ascii="Wingdings" w:hAnsi="Wingdings" w:hint="default"/>
+      </w:rPr>
+    </w:lvl>
+  </w:abstractNum>
+  <w:abstractNum w:abstractNumId="9" w15:restartNumberingAfterBreak="0">
     <w:nsid w:val="62DB492A"/>
     <w:multiLevelType w:val="hybridMultilevel"/>
     <w:tmpl w:val="B4581EA4"/>
@@ -2992,7 +5604,120 @@
       </w:rPr>
     </w:lvl>
   </w:abstractNum>
-  <w:abstractNum w:abstractNumId="5" w15:restartNumberingAfterBreak="0">
+  <w:abstractNum w:abstractNumId="10" w15:restartNumberingAfterBreak="0">
+    <w:nsid w:val="69A943F0"/>
+    <w:multiLevelType w:val="hybridMultilevel"/>
+    <w:tmpl w:val="1D0CDC5A"/>
+    <w:lvl w:ilvl="0" w:tplc="04090001">
+      <w:start w:val="1"/>
+      <w:numFmt w:val="bullet"/>
+      <w:lvlText w:val=""/>
+      <w:lvlJc w:val="left"/>
+      <w:pPr>
+        <w:ind w:left="880" w:hanging="440"/>
+      </w:pPr>
+      <w:rPr>
+        <w:rFonts w:ascii="Wingdings" w:hAnsi="Wingdings" w:hint="default"/>
+      </w:rPr>
+    </w:lvl>
+    <w:lvl w:ilvl="1" w:tplc="04090003" w:tentative="1">
+      <w:start w:val="1"/>
+      <w:numFmt w:val="bullet"/>
+      <w:lvlText w:val=""/>
+      <w:lvlJc w:val="left"/>
+      <w:pPr>
+        <w:ind w:left="1320" w:hanging="440"/>
+      </w:pPr>
+      <w:rPr>
+        <w:rFonts w:ascii="Wingdings" w:hAnsi="Wingdings" w:hint="default"/>
+      </w:rPr>
+    </w:lvl>
+    <w:lvl w:ilvl="2" w:tplc="04090005" w:tentative="1">
+      <w:start w:val="1"/>
+      <w:numFmt w:val="bullet"/>
+      <w:lvlText w:val=""/>
+      <w:lvlJc w:val="left"/>
+      <w:pPr>
+        <w:ind w:left="1760" w:hanging="440"/>
+      </w:pPr>
+      <w:rPr>
+        <w:rFonts w:ascii="Wingdings" w:hAnsi="Wingdings" w:hint="default"/>
+      </w:rPr>
+    </w:lvl>
+    <w:lvl w:ilvl="3" w:tplc="04090001" w:tentative="1">
+      <w:start w:val="1"/>
+      <w:numFmt w:val="bullet"/>
+      <w:lvlText w:val=""/>
+      <w:lvlJc w:val="left"/>
+      <w:pPr>
+        <w:ind w:left="2200" w:hanging="440"/>
+      </w:pPr>
+      <w:rPr>
+        <w:rFonts w:ascii="Wingdings" w:hAnsi="Wingdings" w:hint="default"/>
+      </w:rPr>
+    </w:lvl>
+    <w:lvl w:ilvl="4" w:tplc="04090003" w:tentative="1">
+      <w:start w:val="1"/>
+      <w:numFmt w:val="bullet"/>
+      <w:lvlText w:val=""/>
+      <w:lvlJc w:val="left"/>
+      <w:pPr>
+        <w:ind w:left="2640" w:hanging="440"/>
+      </w:pPr>
+      <w:rPr>
+        <w:rFonts w:ascii="Wingdings" w:hAnsi="Wingdings" w:hint="default"/>
+      </w:rPr>
+    </w:lvl>
+    <w:lvl w:ilvl="5" w:tplc="04090005" w:tentative="1">
+      <w:start w:val="1"/>
+      <w:numFmt w:val="bullet"/>
+      <w:lvlText w:val=""/>
+      <w:lvlJc w:val="left"/>
+      <w:pPr>
+        <w:ind w:left="3080" w:hanging="440"/>
+      </w:pPr>
+      <w:rPr>
+        <w:rFonts w:ascii="Wingdings" w:hAnsi="Wingdings" w:hint="default"/>
+      </w:rPr>
+    </w:lvl>
+    <w:lvl w:ilvl="6" w:tplc="04090001" w:tentative="1">
+      <w:start w:val="1"/>
+      <w:numFmt w:val="bullet"/>
+      <w:lvlText w:val=""/>
+      <w:lvlJc w:val="left"/>
+      <w:pPr>
+        <w:ind w:left="3520" w:hanging="440"/>
+      </w:pPr>
+      <w:rPr>
+        <w:rFonts w:ascii="Wingdings" w:hAnsi="Wingdings" w:hint="default"/>
+      </w:rPr>
+    </w:lvl>
+    <w:lvl w:ilvl="7" w:tplc="04090003" w:tentative="1">
+      <w:start w:val="1"/>
+      <w:numFmt w:val="bullet"/>
+      <w:lvlText w:val=""/>
+      <w:lvlJc w:val="left"/>
+      <w:pPr>
+        <w:ind w:left="3960" w:hanging="440"/>
+      </w:pPr>
+      <w:rPr>
+        <w:rFonts w:ascii="Wingdings" w:hAnsi="Wingdings" w:hint="default"/>
+      </w:rPr>
+    </w:lvl>
+    <w:lvl w:ilvl="8" w:tplc="04090005" w:tentative="1">
+      <w:start w:val="1"/>
+      <w:numFmt w:val="bullet"/>
+      <w:lvlText w:val=""/>
+      <w:lvlJc w:val="left"/>
+      <w:pPr>
+        <w:ind w:left="4400" w:hanging="440"/>
+      </w:pPr>
+      <w:rPr>
+        <w:rFonts w:ascii="Wingdings" w:hAnsi="Wingdings" w:hint="default"/>
+      </w:rPr>
+    </w:lvl>
+  </w:abstractNum>
+  <w:abstractNum w:abstractNumId="11" w15:restartNumberingAfterBreak="0">
     <w:nsid w:val="6C4E3AC8"/>
     <w:multiLevelType w:val="hybridMultilevel"/>
     <w:tmpl w:val="1F7A0E02"/>
@@ -3081,7 +5806,7 @@
       </w:pPr>
     </w:lvl>
   </w:abstractNum>
-  <w:abstractNum w:abstractNumId="6" w15:restartNumberingAfterBreak="0">
+  <w:abstractNum w:abstractNumId="12" w15:restartNumberingAfterBreak="0">
     <w:nsid w:val="6C6648B1"/>
     <w:multiLevelType w:val="hybridMultilevel"/>
     <w:tmpl w:val="D8C0018A"/>
@@ -3170,7 +5895,120 @@
       </w:pPr>
     </w:lvl>
   </w:abstractNum>
-  <w:abstractNum w:abstractNumId="7" w15:restartNumberingAfterBreak="0">
+  <w:abstractNum w:abstractNumId="13" w15:restartNumberingAfterBreak="0">
+    <w:nsid w:val="764511F5"/>
+    <w:multiLevelType w:val="hybridMultilevel"/>
+    <w:tmpl w:val="0D0E4B60"/>
+    <w:lvl w:ilvl="0" w:tplc="04090001">
+      <w:start w:val="1"/>
+      <w:numFmt w:val="bullet"/>
+      <w:lvlText w:val=""/>
+      <w:lvlJc w:val="left"/>
+      <w:pPr>
+        <w:ind w:left="880" w:hanging="440"/>
+      </w:pPr>
+      <w:rPr>
+        <w:rFonts w:ascii="Wingdings" w:hAnsi="Wingdings" w:hint="default"/>
+      </w:rPr>
+    </w:lvl>
+    <w:lvl w:ilvl="1" w:tplc="04090003" w:tentative="1">
+      <w:start w:val="1"/>
+      <w:numFmt w:val="bullet"/>
+      <w:lvlText w:val=""/>
+      <w:lvlJc w:val="left"/>
+      <w:pPr>
+        <w:ind w:left="1320" w:hanging="440"/>
+      </w:pPr>
+      <w:rPr>
+        <w:rFonts w:ascii="Wingdings" w:hAnsi="Wingdings" w:hint="default"/>
+      </w:rPr>
+    </w:lvl>
+    <w:lvl w:ilvl="2" w:tplc="04090005" w:tentative="1">
+      <w:start w:val="1"/>
+      <w:numFmt w:val="bullet"/>
+      <w:lvlText w:val=""/>
+      <w:lvlJc w:val="left"/>
+      <w:pPr>
+        <w:ind w:left="1760" w:hanging="440"/>
+      </w:pPr>
+      <w:rPr>
+        <w:rFonts w:ascii="Wingdings" w:hAnsi="Wingdings" w:hint="default"/>
+      </w:rPr>
+    </w:lvl>
+    <w:lvl w:ilvl="3" w:tplc="04090001" w:tentative="1">
+      <w:start w:val="1"/>
+      <w:numFmt w:val="bullet"/>
+      <w:lvlText w:val=""/>
+      <w:lvlJc w:val="left"/>
+      <w:pPr>
+        <w:ind w:left="2200" w:hanging="440"/>
+      </w:pPr>
+      <w:rPr>
+        <w:rFonts w:ascii="Wingdings" w:hAnsi="Wingdings" w:hint="default"/>
+      </w:rPr>
+    </w:lvl>
+    <w:lvl w:ilvl="4" w:tplc="04090003" w:tentative="1">
+      <w:start w:val="1"/>
+      <w:numFmt w:val="bullet"/>
+      <w:lvlText w:val=""/>
+      <w:lvlJc w:val="left"/>
+      <w:pPr>
+        <w:ind w:left="2640" w:hanging="440"/>
+      </w:pPr>
+      <w:rPr>
+        <w:rFonts w:ascii="Wingdings" w:hAnsi="Wingdings" w:hint="default"/>
+      </w:rPr>
+    </w:lvl>
+    <w:lvl w:ilvl="5" w:tplc="04090005" w:tentative="1">
+      <w:start w:val="1"/>
+      <w:numFmt w:val="bullet"/>
+      <w:lvlText w:val=""/>
+      <w:lvlJc w:val="left"/>
+      <w:pPr>
+        <w:ind w:left="3080" w:hanging="440"/>
+      </w:pPr>
+      <w:rPr>
+        <w:rFonts w:ascii="Wingdings" w:hAnsi="Wingdings" w:hint="default"/>
+      </w:rPr>
+    </w:lvl>
+    <w:lvl w:ilvl="6" w:tplc="04090001" w:tentative="1">
+      <w:start w:val="1"/>
+      <w:numFmt w:val="bullet"/>
+      <w:lvlText w:val=""/>
+      <w:lvlJc w:val="left"/>
+      <w:pPr>
+        <w:ind w:left="3520" w:hanging="440"/>
+      </w:pPr>
+      <w:rPr>
+        <w:rFonts w:ascii="Wingdings" w:hAnsi="Wingdings" w:hint="default"/>
+      </w:rPr>
+    </w:lvl>
+    <w:lvl w:ilvl="7" w:tplc="04090003" w:tentative="1">
+      <w:start w:val="1"/>
+      <w:numFmt w:val="bullet"/>
+      <w:lvlText w:val=""/>
+      <w:lvlJc w:val="left"/>
+      <w:pPr>
+        <w:ind w:left="3960" w:hanging="440"/>
+      </w:pPr>
+      <w:rPr>
+        <w:rFonts w:ascii="Wingdings" w:hAnsi="Wingdings" w:hint="default"/>
+      </w:rPr>
+    </w:lvl>
+    <w:lvl w:ilvl="8" w:tplc="04090005" w:tentative="1">
+      <w:start w:val="1"/>
+      <w:numFmt w:val="bullet"/>
+      <w:lvlText w:val=""/>
+      <w:lvlJc w:val="left"/>
+      <w:pPr>
+        <w:ind w:left="4400" w:hanging="440"/>
+      </w:pPr>
+      <w:rPr>
+        <w:rFonts w:ascii="Wingdings" w:hAnsi="Wingdings" w:hint="default"/>
+      </w:rPr>
+    </w:lvl>
+  </w:abstractNum>
+  <w:abstractNum w:abstractNumId="14" w15:restartNumberingAfterBreak="0">
     <w:nsid w:val="7CD83118"/>
     <w:multiLevelType w:val="hybridMultilevel"/>
     <w:tmpl w:val="452AD748"/>
@@ -3286,25 +6124,46 @@
     <w:abstractNumId w:val="0"/>
   </w:num>
   <w:num w:numId="2" w16cid:durableId="2050064200">
-    <w:abstractNumId w:val="6"/>
+    <w:abstractNumId w:val="12"/>
   </w:num>
   <w:num w:numId="3" w16cid:durableId="334042425">
-    <w:abstractNumId w:val="2"/>
+    <w:abstractNumId w:val="3"/>
   </w:num>
   <w:num w:numId="4" w16cid:durableId="1053312061">
-    <w:abstractNumId w:val="5"/>
+    <w:abstractNumId w:val="11"/>
   </w:num>
   <w:num w:numId="5" w16cid:durableId="1567763632">
-    <w:abstractNumId w:val="3"/>
+    <w:abstractNumId w:val="7"/>
   </w:num>
   <w:num w:numId="6" w16cid:durableId="761948301">
-    <w:abstractNumId w:val="7"/>
+    <w:abstractNumId w:val="14"/>
   </w:num>
   <w:num w:numId="7" w16cid:durableId="858274405">
     <w:abstractNumId w:val="1"/>
   </w:num>
   <w:num w:numId="8" w16cid:durableId="137890861">
+    <w:abstractNumId w:val="9"/>
+  </w:num>
+  <w:num w:numId="9" w16cid:durableId="441001776">
+    <w:abstractNumId w:val="6"/>
+  </w:num>
+  <w:num w:numId="10" w16cid:durableId="1334645595">
+    <w:abstractNumId w:val="8"/>
+  </w:num>
+  <w:num w:numId="11" w16cid:durableId="1406415926">
+    <w:abstractNumId w:val="5"/>
+  </w:num>
+  <w:num w:numId="12" w16cid:durableId="65079625">
+    <w:abstractNumId w:val="13"/>
+  </w:num>
+  <w:num w:numId="13" w16cid:durableId="1975867874">
+    <w:abstractNumId w:val="10"/>
+  </w:num>
+  <w:num w:numId="14" w16cid:durableId="555968738">
     <w:abstractNumId w:val="4"/>
+  </w:num>
+  <w:num w:numId="15" w16cid:durableId="1188325072">
+    <w:abstractNumId w:val="2"/>
   </w:num>
 </w:numbering>
 </file>
@@ -3772,7 +6631,6 @@
   <w:style w:type="character" w:default="1" w:styleId="a0">
     <w:name w:val="Default Paragraph Font"/>
     <w:uiPriority w:val="1"/>
-    <w:semiHidden/>
     <w:unhideWhenUsed/>
   </w:style>
   <w:style w:type="table" w:default="1" w:styleId="a1">
@@ -3882,6 +6740,17 @@
     <w:name w:val="link-annotation-unknown-block-id-819351476"/>
     <w:basedOn w:val="a0"/>
     <w:rsid w:val="00377DE6"/>
+  </w:style>
+  <w:style w:type="character" w:styleId="a7">
+    <w:name w:val="Strong"/>
+    <w:basedOn w:val="a0"/>
+    <w:uiPriority w:val="22"/>
+    <w:qFormat/>
+    <w:rsid w:val="00B32FB4"/>
+    <w:rPr>
+      <w:b/>
+      <w:bCs/>
+    </w:rPr>
   </w:style>
 </w:styles>
 </file>

--- a/데브옵스를_위한_쿠버네티스_마스터_강의/section03.docx
+++ b/데브옵스를_위한_쿠버네티스_마스터_강의/section03.docx
@@ -6,19 +6,35 @@
       <w:pPr>
         <w:pStyle w:val="1"/>
       </w:pPr>
-      <w:r>
-        <w:rPr>
-          <w:rFonts w:hint="eastAsia"/>
-        </w:rPr>
-        <w:t>쿠버네티스 소개</w:t>
-      </w:r>
-    </w:p>
-    <w:p>
-      <w:r>
-        <w:rPr>
-          <w:rFonts w:hint="eastAsia"/>
-        </w:rPr>
-        <w:t>쿠버네티스 시작</w:t>
+      <w:proofErr w:type="spellStart"/>
+      <w:r>
+        <w:rPr>
+          <w:rFonts w:hint="eastAsia"/>
+        </w:rPr>
+        <w:t>쿠버네티스</w:t>
+      </w:r>
+      <w:proofErr w:type="spellEnd"/>
+      <w:r>
+        <w:rPr>
+          <w:rFonts w:hint="eastAsia"/>
+        </w:rPr>
+        <w:t xml:space="preserve"> 소개</w:t>
+      </w:r>
+    </w:p>
+    <w:p>
+      <w:proofErr w:type="spellStart"/>
+      <w:r>
+        <w:rPr>
+          <w:rFonts w:hint="eastAsia"/>
+        </w:rPr>
+        <w:t>쿠버네티스</w:t>
+      </w:r>
+      <w:proofErr w:type="spellEnd"/>
+      <w:r>
+        <w:rPr>
+          <w:rFonts w:hint="eastAsia"/>
+        </w:rPr>
+        <w:t xml:space="preserve"> 시작</w:t>
       </w:r>
     </w:p>
     <w:p>
@@ -146,20 +162,30 @@
       <w:r>
         <w:t>‘</w:t>
       </w:r>
+      <w:proofErr w:type="spellStart"/>
       <w:r>
         <w:rPr>
           <w:rFonts w:hint="eastAsia"/>
         </w:rPr>
         <w:t>쿠버네티스</w:t>
       </w:r>
+      <w:proofErr w:type="spellEnd"/>
       <w:r>
         <w:t>’</w:t>
       </w:r>
-      <w:r>
-        <w:rPr>
-          <w:rFonts w:hint="eastAsia"/>
-        </w:rPr>
-        <w:t>를 출시</w:t>
+      <w:proofErr w:type="spellStart"/>
+      <w:r>
+        <w:rPr>
+          <w:rFonts w:hint="eastAsia"/>
+        </w:rPr>
+        <w:t>를</w:t>
+      </w:r>
+      <w:proofErr w:type="spellEnd"/>
+      <w:r>
+        <w:rPr>
+          <w:rFonts w:hint="eastAsia"/>
+        </w:rPr>
+        <w:t xml:space="preserve"> 출시</w:t>
       </w:r>
     </w:p>
     <w:p/>
@@ -167,11 +193,19 @@
       <w:pPr>
         <w:pStyle w:val="2"/>
       </w:pPr>
-      <w:r>
-        <w:rPr>
-          <w:rFonts w:hint="eastAsia"/>
-        </w:rPr>
-        <w:t>쿠버네티스의 장점</w:t>
+      <w:proofErr w:type="spellStart"/>
+      <w:r>
+        <w:rPr>
+          <w:rFonts w:hint="eastAsia"/>
+        </w:rPr>
+        <w:t>쿠버네티스의</w:t>
+      </w:r>
+      <w:proofErr w:type="spellEnd"/>
+      <w:r>
+        <w:rPr>
+          <w:rFonts w:hint="eastAsia"/>
+        </w:rPr>
+        <w:t xml:space="preserve"> 장점</w:t>
       </w:r>
     </w:p>
     <w:p>
@@ -487,11 +521,19 @@
         </w:numPr>
         <w:ind w:leftChars="0"/>
       </w:pPr>
-      <w:r>
-        <w:rPr>
-          <w:rFonts w:hint="eastAsia"/>
-        </w:rPr>
-        <w:t>쿠버네티스에 의존해 서비스 제공</w:t>
+      <w:proofErr w:type="spellStart"/>
+      <w:r>
+        <w:rPr>
+          <w:rFonts w:hint="eastAsia"/>
+        </w:rPr>
+        <w:t>쿠버네티스에</w:t>
+      </w:r>
+      <w:proofErr w:type="spellEnd"/>
+      <w:r>
+        <w:rPr>
+          <w:rFonts w:hint="eastAsia"/>
+        </w:rPr>
+        <w:t xml:space="preserve"> 의존해 서비스 제공</w:t>
       </w:r>
     </w:p>
     <w:p>
@@ -525,7 +567,21 @@
         <w:rPr>
           <w:rFonts w:hint="eastAsia"/>
         </w:rPr>
-        <w:t>로드 밸런싱,</w:t>
+        <w:t xml:space="preserve">로드 </w:t>
+      </w:r>
+      <w:proofErr w:type="spellStart"/>
+      <w:r>
+        <w:rPr>
+          <w:rFonts w:hint="eastAsia"/>
+        </w:rPr>
+        <w:t>밸런싱</w:t>
+      </w:r>
+      <w:proofErr w:type="spellEnd"/>
+      <w:r>
+        <w:rPr>
+          <w:rFonts w:hint="eastAsia"/>
+        </w:rPr>
+        <w:t>,</w:t>
       </w:r>
       <w:r>
         <w:t xml:space="preserve"> </w:t>
@@ -672,11 +728,19 @@
       <w:pPr>
         <w:pStyle w:val="2"/>
       </w:pPr>
-      <w:r>
-        <w:rPr>
-          <w:rFonts w:hint="eastAsia"/>
-        </w:rPr>
-        <w:t>쿠버네티스 클러스터 아키텍처</w:t>
+      <w:proofErr w:type="spellStart"/>
+      <w:r>
+        <w:rPr>
+          <w:rFonts w:hint="eastAsia"/>
+        </w:rPr>
+        <w:t>쿠버네티스</w:t>
+      </w:r>
+      <w:proofErr w:type="spellEnd"/>
+      <w:r>
+        <w:rPr>
+          <w:rFonts w:hint="eastAsia"/>
+        </w:rPr>
+        <w:t xml:space="preserve"> 클러스터 아키텍처</w:t>
       </w:r>
     </w:p>
     <w:p>
@@ -688,11 +752,19 @@
         </w:numPr>
         <w:ind w:leftChars="0"/>
       </w:pPr>
-      <w:r>
-        <w:rPr>
-          <w:rFonts w:hint="eastAsia"/>
-        </w:rPr>
-        <w:t>쿠버네티스의 클러스터는 하드웨어 수준에서 많은 노드로 구성되며 두 가지 유형으로 나뉨</w:t>
+      <w:proofErr w:type="spellStart"/>
+      <w:r>
+        <w:rPr>
+          <w:rFonts w:hint="eastAsia"/>
+        </w:rPr>
+        <w:t>쿠버네티스의</w:t>
+      </w:r>
+      <w:proofErr w:type="spellEnd"/>
+      <w:r>
+        <w:rPr>
+          <w:rFonts w:hint="eastAsia"/>
+        </w:rPr>
+        <w:t xml:space="preserve"> 클러스터는 하드웨어 수준에서 많은 노드로 구성되며 두 가지 유형으로 나뉨</w:t>
       </w:r>
     </w:p>
     <w:p>
@@ -717,7 +789,49 @@
         <w:rPr>
           <w:rFonts w:hint="eastAsia"/>
         </w:rPr>
-        <w:t>전체 쿠버네티스 시스템을 관리하고 통제하는 쿠버네티스 컨트롤 플레인을 관장</w:t>
+        <w:t xml:space="preserve">전체 </w:t>
+      </w:r>
+      <w:proofErr w:type="spellStart"/>
+      <w:r>
+        <w:rPr>
+          <w:rFonts w:hint="eastAsia"/>
+        </w:rPr>
+        <w:t>쿠버네티스</w:t>
+      </w:r>
+      <w:proofErr w:type="spellEnd"/>
+      <w:r>
+        <w:rPr>
+          <w:rFonts w:hint="eastAsia"/>
+        </w:rPr>
+        <w:t xml:space="preserve"> 시스템을 관리하고 통제하는 </w:t>
+      </w:r>
+      <w:proofErr w:type="spellStart"/>
+      <w:r>
+        <w:rPr>
+          <w:rFonts w:hint="eastAsia"/>
+        </w:rPr>
+        <w:t>쿠버네티스</w:t>
+      </w:r>
+      <w:proofErr w:type="spellEnd"/>
+      <w:r>
+        <w:rPr>
+          <w:rFonts w:hint="eastAsia"/>
+        </w:rPr>
+        <w:t xml:space="preserve"> 컨트롤 </w:t>
+      </w:r>
+      <w:proofErr w:type="spellStart"/>
+      <w:r>
+        <w:rPr>
+          <w:rFonts w:hint="eastAsia"/>
+        </w:rPr>
+        <w:t>플레인을</w:t>
+      </w:r>
+      <w:proofErr w:type="spellEnd"/>
+      <w:r>
+        <w:rPr>
+          <w:rFonts w:hint="eastAsia"/>
+        </w:rPr>
+        <w:t xml:space="preserve"> 관장</w:t>
       </w:r>
     </w:p>
     <w:p>
@@ -791,12 +905,20 @@
       <w:pPr>
         <w:pStyle w:val="2"/>
       </w:pPr>
+      <w:proofErr w:type="spellStart"/>
       <w:r>
         <w:rPr>
           <w:rFonts w:hint="eastAsia"/>
         </w:rPr>
         <w:lastRenderedPageBreak/>
-        <w:t>쿠버네티스에서 애플리케이션 실행</w:t>
+        <w:t>쿠버네티스에서</w:t>
+      </w:r>
+      <w:proofErr w:type="spellEnd"/>
+      <w:r>
+        <w:rPr>
+          <w:rFonts w:hint="eastAsia"/>
+        </w:rPr>
+        <w:t xml:space="preserve"> 애플리케이션 실행</w:t>
       </w:r>
     </w:p>
     <w:p>
@@ -864,10 +986,37 @@
         <w:rPr>
           <w:rFonts w:hint="eastAsia"/>
         </w:rPr>
-        <w:t>앱 디스크립터(</w:t>
-      </w:r>
-      <w:r>
-        <w:t xml:space="preserve">json, yaml) </w:t>
+        <w:t xml:space="preserve">앱 </w:t>
+      </w:r>
+      <w:proofErr w:type="spellStart"/>
+      <w:r>
+        <w:rPr>
+          <w:rFonts w:hint="eastAsia"/>
+        </w:rPr>
+        <w:t>디스크립터</w:t>
+      </w:r>
+      <w:proofErr w:type="spellEnd"/>
+      <w:r>
+        <w:rPr>
+          <w:rFonts w:hint="eastAsia"/>
+        </w:rPr>
+        <w:t>(</w:t>
+      </w:r>
+      <w:proofErr w:type="spellStart"/>
+      <w:r>
+        <w:t>json</w:t>
+      </w:r>
+      <w:proofErr w:type="spellEnd"/>
+      <w:r>
+        <w:t xml:space="preserve">, </w:t>
+      </w:r>
+      <w:proofErr w:type="spellStart"/>
+      <w:r>
+        <w:t>yaml</w:t>
+      </w:r>
+      <w:proofErr w:type="spellEnd"/>
+      <w:r>
+        <w:t xml:space="preserve">) </w:t>
       </w:r>
       <w:r>
         <w:rPr>
@@ -893,9 +1042,11 @@
         </w:rPr>
         <w:t xml:space="preserve">역할 중인 </w:t>
       </w:r>
+      <w:proofErr w:type="spellStart"/>
       <w:r>
         <w:t>kublet</w:t>
       </w:r>
+      <w:proofErr w:type="spellEnd"/>
       <w:r>
         <w:rPr>
           <w:rFonts w:hint="eastAsia"/>
@@ -903,8 +1054,13 @@
         <w:t xml:space="preserve">에게 명령 </w:t>
       </w:r>
       <w:r>
-        <w:t>-&gt; containerd</w:t>
-      </w:r>
+        <w:t xml:space="preserve">-&gt; </w:t>
+      </w:r>
+      <w:proofErr w:type="spellStart"/>
+      <w:r>
+        <w:t>containerd</w:t>
+      </w:r>
+      <w:proofErr w:type="spellEnd"/>
       <w:r>
         <w:rPr>
           <w:rFonts w:hint="eastAsia"/>
@@ -938,7 +1094,21 @@
         <w:rPr>
           <w:rFonts w:hint="eastAsia"/>
         </w:rPr>
-        <w:t>구글 쿠버네티스 엔진)</w:t>
+        <w:t xml:space="preserve">구글 </w:t>
+      </w:r>
+      <w:proofErr w:type="spellStart"/>
+      <w:r>
+        <w:rPr>
+          <w:rFonts w:hint="eastAsia"/>
+        </w:rPr>
+        <w:t>쿠버네티스</w:t>
+      </w:r>
+      <w:proofErr w:type="spellEnd"/>
+      <w:r>
+        <w:rPr>
+          <w:rFonts w:hint="eastAsia"/>
+        </w:rPr>
+        <w:t xml:space="preserve"> 엔진)</w:t>
       </w:r>
     </w:p>
     <w:p>
@@ -986,15 +1156,37 @@
         <w:rPr>
           <w:rFonts w:hint="eastAsia"/>
         </w:rPr>
-        <w:t>장점은 클라우드 네이티브를 어느 정도 바로 사용할 수 있도록 세팅되어 있다는 점</w:t>
-      </w:r>
-    </w:p>
-    <w:p>
-      <w:r>
-        <w:rPr>
-          <w:rFonts w:hint="eastAsia"/>
-        </w:rPr>
-        <w:t>온프레미스(우분투)</w:t>
+        <w:t xml:space="preserve">장점은 클라우드 네이티브를 어느 정도 바로 사용할 수 있도록 </w:t>
+      </w:r>
+      <w:proofErr w:type="spellStart"/>
+      <w:r>
+        <w:rPr>
+          <w:rFonts w:hint="eastAsia"/>
+        </w:rPr>
+        <w:t>세팅되어</w:t>
+      </w:r>
+      <w:proofErr w:type="spellEnd"/>
+      <w:r>
+        <w:rPr>
+          <w:rFonts w:hint="eastAsia"/>
+        </w:rPr>
+        <w:t xml:space="preserve"> 있다는 점</w:t>
+      </w:r>
+    </w:p>
+    <w:p>
+      <w:proofErr w:type="spellStart"/>
+      <w:r>
+        <w:rPr>
+          <w:rFonts w:hint="eastAsia"/>
+        </w:rPr>
+        <w:t>온프레미스</w:t>
+      </w:r>
+      <w:proofErr w:type="spellEnd"/>
+      <w:r>
+        <w:rPr>
+          <w:rFonts w:hint="eastAsia"/>
+        </w:rPr>
+        <w:t>(우분투)</w:t>
       </w:r>
     </w:p>
     <w:p>
@@ -1026,7 +1218,21 @@
         <w:rPr>
           <w:rFonts w:hint="eastAsia"/>
         </w:rPr>
-        <w:t>장점은 쿠버네티스 클러스터의 모든 설정을 직접 조작할 수 있으므로 서비스를 구성하는 다양한 기능 테스트 가능</w:t>
+        <w:t xml:space="preserve">장점은 </w:t>
+      </w:r>
+      <w:proofErr w:type="spellStart"/>
+      <w:r>
+        <w:rPr>
+          <w:rFonts w:hint="eastAsia"/>
+        </w:rPr>
+        <w:t>쿠버네티스</w:t>
+      </w:r>
+      <w:proofErr w:type="spellEnd"/>
+      <w:r>
+        <w:rPr>
+          <w:rFonts w:hint="eastAsia"/>
+        </w:rPr>
+        <w:t xml:space="preserve"> 클러스터의 모든 설정을 직접 조작할 수 있으므로 서비스를 구성하는 다양한 기능 테스트 가능</w:t>
       </w:r>
     </w:p>
     <w:p>
@@ -1064,7 +1270,21 @@
           <w:rFonts w:hint="eastAsia"/>
         </w:rPr>
         <w:lastRenderedPageBreak/>
-        <w:t>구글 쿠버네티스 엔진 소개와 회원가입 안내</w:t>
+        <w:t xml:space="preserve">구글 </w:t>
+      </w:r>
+      <w:proofErr w:type="spellStart"/>
+      <w:r>
+        <w:rPr>
+          <w:rFonts w:hint="eastAsia"/>
+        </w:rPr>
+        <w:t>쿠버네티스</w:t>
+      </w:r>
+      <w:proofErr w:type="spellEnd"/>
+      <w:r>
+        <w:rPr>
+          <w:rFonts w:hint="eastAsia"/>
+        </w:rPr>
+        <w:t xml:space="preserve"> 엔진 소개와 회원가입 안내</w:t>
       </w:r>
     </w:p>
     <w:p>
@@ -1234,11 +1454,19 @@
         </w:numPr>
         <w:ind w:leftChars="0"/>
       </w:pPr>
-      <w:r>
-        <w:rPr>
-          <w:rFonts w:hint="eastAsia"/>
-        </w:rPr>
-        <w:t>온프레미스 및 클라우드 간의 자유로운 이동이 가능하다.</w:t>
+      <w:proofErr w:type="spellStart"/>
+      <w:r>
+        <w:rPr>
+          <w:rFonts w:hint="eastAsia"/>
+        </w:rPr>
+        <w:t>온프레미스</w:t>
+      </w:r>
+      <w:proofErr w:type="spellEnd"/>
+      <w:r>
+        <w:rPr>
+          <w:rFonts w:hint="eastAsia"/>
+        </w:rPr>
+        <w:t xml:space="preserve"> 및 클라우드 간의 자유로운 이동이 가능하다.</w:t>
       </w:r>
     </w:p>
     <w:p>
@@ -1258,19 +1486,7 @@
           <w:rPr>
             <w:rStyle w:val="a4"/>
           </w:rPr>
-          <w:t>https://console.c</w:t>
-        </w:r>
-        <w:r>
-          <w:rPr>
-            <w:rStyle w:val="a4"/>
-          </w:rPr>
-          <w:t>l</w:t>
-        </w:r>
-        <w:r>
-          <w:rPr>
-            <w:rStyle w:val="a4"/>
-          </w:rPr>
-          <w:t>oud.google.com/</w:t>
+          <w:t>https://console.cloud.google.com/</w:t>
         </w:r>
       </w:hyperlink>
       <w:r>
@@ -1306,7 +1522,21 @@
         <w:rPr>
           <w:rFonts w:hint="eastAsia"/>
         </w:rPr>
-        <w:t>만약 회원가입이 되어 있어 크레딧이 없는 경우에는 구글 계정을 새로 만들어 사용하거나,</w:t>
+        <w:t xml:space="preserve">만약 회원가입이 되어 있어 </w:t>
+      </w:r>
+      <w:proofErr w:type="spellStart"/>
+      <w:r>
+        <w:rPr>
+          <w:rFonts w:hint="eastAsia"/>
+        </w:rPr>
+        <w:t>크레딧이</w:t>
+      </w:r>
+      <w:proofErr w:type="spellEnd"/>
+      <w:r>
+        <w:rPr>
+          <w:rFonts w:hint="eastAsia"/>
+        </w:rPr>
+        <w:t xml:space="preserve"> 없는 경우에는 구글 계정을 새로 만들어 사용하거나,</w:t>
       </w:r>
       <w:r>
         <w:t xml:space="preserve"> </w:t>
@@ -1447,8 +1677,13 @@
         </w:rPr>
         <w:t xml:space="preserve">상단 </w:t>
       </w:r>
-      <w:r>
-        <w:t xml:space="preserve">GoogleCloud </w:t>
+      <w:proofErr w:type="spellStart"/>
+      <w:r>
+        <w:t>GoogleCloud</w:t>
+      </w:r>
+      <w:proofErr w:type="spellEnd"/>
+      <w:r>
+        <w:t xml:space="preserve"> </w:t>
       </w:r>
       <w:r>
         <w:rPr>
@@ -2051,7 +2286,21 @@
         <w:rPr>
           <w:rFonts w:hint="eastAsia"/>
         </w:rPr>
-        <w:t>가상 머신을 생성해준다.</w:t>
+        <w:t xml:space="preserve">가상 </w:t>
+      </w:r>
+      <w:proofErr w:type="spellStart"/>
+      <w:r>
+        <w:rPr>
+          <w:rFonts w:hint="eastAsia"/>
+        </w:rPr>
+        <w:t>머신을</w:t>
+      </w:r>
+      <w:proofErr w:type="spellEnd"/>
+      <w:r>
+        <w:rPr>
+          <w:rFonts w:hint="eastAsia"/>
+        </w:rPr>
+        <w:t xml:space="preserve"> 생성해준다.</w:t>
       </w:r>
       <w:r>
         <w:t xml:space="preserve"> </w:t>
@@ -2230,11 +2479,19 @@
       <w:r>
         <w:t xml:space="preserve">- </w:t>
       </w:r>
-      <w:r>
-        <w:rPr>
-          <w:rFonts w:hint="eastAsia"/>
-        </w:rPr>
-        <w:t>리전 안에 있는 논리적으로 분리된 물리적 데이터 센터 클러스터</w:t>
+      <w:proofErr w:type="spellStart"/>
+      <w:r>
+        <w:rPr>
+          <w:rFonts w:hint="eastAsia"/>
+        </w:rPr>
+        <w:t>리전</w:t>
+      </w:r>
+      <w:proofErr w:type="spellEnd"/>
+      <w:r>
+        <w:rPr>
+          <w:rFonts w:hint="eastAsia"/>
+        </w:rPr>
+        <w:t xml:space="preserve"> 안에 있는 논리적으로 분리된 물리적 데이터 센터 클러스터</w:t>
       </w:r>
     </w:p>
     <w:p>
@@ -2246,11 +2503,19 @@
         </w:numPr>
         <w:ind w:leftChars="0"/>
       </w:pPr>
-      <w:r>
-        <w:rPr>
-          <w:rFonts w:hint="eastAsia"/>
-        </w:rPr>
-        <w:t xml:space="preserve">리전 </w:t>
+      <w:proofErr w:type="spellStart"/>
+      <w:r>
+        <w:rPr>
+          <w:rFonts w:hint="eastAsia"/>
+        </w:rPr>
+        <w:t>리전</w:t>
+      </w:r>
+      <w:proofErr w:type="spellEnd"/>
+      <w:r>
+        <w:rPr>
+          <w:rFonts w:hint="eastAsia"/>
+        </w:rPr>
+        <w:t xml:space="preserve"> </w:t>
       </w:r>
       <w:r>
         <w:t xml:space="preserve">- </w:t>
@@ -2518,11 +2783,6 @@
       </w:r>
     </w:p>
     <w:p>
-      <w:pPr>
-        <w:rPr>
-          <w:rFonts w:hint="eastAsia"/>
-        </w:rPr>
-      </w:pPr>
       <w:r>
         <w:rPr>
           <w:rFonts w:hint="eastAsia"/>
@@ -2536,19 +2796,20 @@
         <w:rPr>
           <w:rFonts w:hint="eastAsia"/>
         </w:rPr>
-        <w:t>를 누르면 콘솔 터미널 창이 생기는 것을 확인할 수 있다</w:t>
-      </w:r>
-      <w:r>
-        <w:t>…</w:t>
-      </w:r>
-    </w:p>
-    <w:p>
-      <w:pPr>
-        <w:rPr>
-          <w:rFonts w:hint="eastAsia"/>
-        </w:rPr>
-      </w:pPr>
-      <w:r>
+        <w:t>를 누르면 콘솔 터미널 창이 생기는 것을 확인할 수 있</w:t>
+      </w:r>
+      <w:r>
+        <w:rPr>
+          <w:rFonts w:hint="eastAsia"/>
+        </w:rPr>
+        <w:t>다.</w:t>
+      </w:r>
+    </w:p>
+    <w:p>
+      <w:r>
+        <w:rPr>
+          <w:noProof/>
+        </w:rPr>
         <w:lastRenderedPageBreak/>
         <w:drawing>
           <wp:inline distT="0" distB="0" distL="0" distR="0" wp14:anchorId="2E2A31FB" wp14:editId="4D57D651">
@@ -2592,11 +2853,39 @@
         <w:rPr>
           <w:rFonts w:hint="eastAsia"/>
         </w:rPr>
-        <w:t>컨테이너의 메뉴 중 연결을 누르면 다음과 같이 명령줄 엑섹스를 확인할 수 있다.</w:t>
-      </w:r>
-      <w:r>
+        <w:t xml:space="preserve">컨테이너의 메뉴 중 연결을 누르면 다음과 같이 </w:t>
+      </w:r>
+      <w:proofErr w:type="spellStart"/>
+      <w:r>
+        <w:rPr>
+          <w:rFonts w:hint="eastAsia"/>
+        </w:rPr>
+        <w:t>명령줄</w:t>
+      </w:r>
+      <w:proofErr w:type="spellEnd"/>
+      <w:r>
+        <w:rPr>
+          <w:rFonts w:hint="eastAsia"/>
+        </w:rPr>
         <w:t xml:space="preserve"> </w:t>
       </w:r>
+      <w:proofErr w:type="spellStart"/>
+      <w:r>
+        <w:rPr>
+          <w:rFonts w:hint="eastAsia"/>
+        </w:rPr>
+        <w:t>엑섹스를</w:t>
+      </w:r>
+      <w:proofErr w:type="spellEnd"/>
+      <w:r>
+        <w:rPr>
+          <w:rFonts w:hint="eastAsia"/>
+        </w:rPr>
+        <w:t xml:space="preserve"> 확인할 수 있다.</w:t>
+      </w:r>
+      <w:r>
+        <w:t xml:space="preserve"> </w:t>
+      </w:r>
       <w:r>
         <w:rPr>
           <w:rFonts w:hint="eastAsia"/>
@@ -2617,12 +2906,10 @@
       </w:r>
     </w:p>
     <w:p>
-      <w:pPr>
-        <w:rPr>
-          <w:rFonts w:hint="eastAsia"/>
-        </w:rPr>
-      </w:pPr>
-      <w:r>
+      <w:r>
+        <w:rPr>
+          <w:noProof/>
+        </w:rPr>
         <w:drawing>
           <wp:inline distT="0" distB="0" distL="0" distR="0" wp14:anchorId="7470CF30" wp14:editId="1BF87C14">
             <wp:extent cx="5731510" cy="1472565"/>
@@ -2662,6 +2949,9 @@
     </w:p>
     <w:p>
       <w:r>
+        <w:rPr>
+          <w:noProof/>
+        </w:rPr>
         <w:drawing>
           <wp:inline distT="0" distB="0" distL="0" distR="0" wp14:anchorId="1B64CB6E" wp14:editId="7DB6C5DE">
             <wp:extent cx="5731510" cy="2004695"/>
@@ -2701,6 +2991,9 @@
     </w:p>
     <w:p>
       <w:r>
+        <w:rPr>
+          <w:noProof/>
+        </w:rPr>
         <w:drawing>
           <wp:inline distT="0" distB="0" distL="0" distR="0" wp14:anchorId="7F5835A3" wp14:editId="28351A8A">
             <wp:extent cx="5731510" cy="726440"/>
@@ -2739,6 +3032,7 @@
       </w:r>
     </w:p>
     <w:p>
+      <w:proofErr w:type="spellStart"/>
       <w:r>
         <w:rPr>
           <w:rFonts w:hint="eastAsia"/>
@@ -2747,7 +3041,11 @@
         <w:t>k</w:t>
       </w:r>
       <w:r>
-        <w:t xml:space="preserve">ubectl get nodes: </w:t>
+        <w:t>ubectl</w:t>
+      </w:r>
+      <w:proofErr w:type="spellEnd"/>
+      <w:r>
+        <w:t xml:space="preserve"> get nodes: </w:t>
       </w:r>
       <w:r>
         <w:rPr>
@@ -2775,6 +3073,9 @@
     </w:p>
     <w:p>
       <w:r>
+        <w:rPr>
+          <w:noProof/>
+        </w:rPr>
         <w:drawing>
           <wp:inline distT="0" distB="0" distL="0" distR="0" wp14:anchorId="6C986E8E" wp14:editId="1C25A589">
             <wp:extent cx="5731510" cy="2273935"/>
@@ -2813,8 +3114,29 @@
       </w:r>
     </w:p>
     <w:p>
-      <w:r>
-        <w:t>kubectl create deploy tc --image=consol/tomcat-</w:t>
+      <w:proofErr w:type="spellStart"/>
+      <w:r>
+        <w:t>kubectl</w:t>
+      </w:r>
+      <w:proofErr w:type="spellEnd"/>
+      <w:r>
+        <w:t xml:space="preserve"> create deploy </w:t>
+      </w:r>
+      <w:proofErr w:type="spellStart"/>
+      <w:r>
+        <w:t>tc</w:t>
+      </w:r>
+      <w:proofErr w:type="spellEnd"/>
+      <w:r>
+        <w:t xml:space="preserve"> --image=</w:t>
+      </w:r>
+      <w:proofErr w:type="spellStart"/>
+      <w:r>
+        <w:t>consol</w:t>
+      </w:r>
+      <w:proofErr w:type="spellEnd"/>
+      <w:r>
+        <w:t>/tomcat-</w:t>
       </w:r>
       <w:r>
         <w:t>9</w:t>
@@ -2857,6 +3179,7 @@
         </w:numPr>
         <w:ind w:leftChars="0"/>
       </w:pPr>
+      <w:proofErr w:type="spellStart"/>
       <w:r>
         <w:rPr>
           <w:rFonts w:hint="eastAsia"/>
@@ -2864,7 +3187,11 @@
         <w:t>t</w:t>
       </w:r>
       <w:r>
-        <w:t xml:space="preserve">c: </w:t>
+        <w:t>c</w:t>
+      </w:r>
+      <w:proofErr w:type="spellEnd"/>
+      <w:r>
+        <w:t xml:space="preserve">: </w:t>
       </w:r>
       <w:r>
         <w:rPr>
@@ -2933,8 +3260,29 @@
       </w:r>
     </w:p>
     <w:p>
-      <w:r>
-        <w:t>kubectl expose deploy tc --type=LoadBalancer --port=80 --target-port=8080</w:t>
+      <w:proofErr w:type="spellStart"/>
+      <w:r>
+        <w:t>kubectl</w:t>
+      </w:r>
+      <w:proofErr w:type="spellEnd"/>
+      <w:r>
+        <w:t xml:space="preserve"> expose deploy </w:t>
+      </w:r>
+      <w:proofErr w:type="spellStart"/>
+      <w:r>
+        <w:t>tc</w:t>
+      </w:r>
+      <w:proofErr w:type="spellEnd"/>
+      <w:r>
+        <w:t xml:space="preserve"> --type=</w:t>
+      </w:r>
+      <w:proofErr w:type="spellStart"/>
+      <w:r>
+        <w:t>LoadBalancer</w:t>
+      </w:r>
+      <w:proofErr w:type="spellEnd"/>
+      <w:r>
+        <w:t xml:space="preserve"> --port=80 --target-port=8080</w:t>
       </w:r>
     </w:p>
     <w:p>
@@ -2949,11 +3297,19 @@
       <w:r>
         <w:t xml:space="preserve">expose: </w:t>
       </w:r>
-      <w:r>
-        <w:rPr>
-          <w:rFonts w:hint="eastAsia"/>
-        </w:rPr>
-        <w:t>포트포워딩을 통해 외부에 서비스를 노출하는 명령어</w:t>
+      <w:proofErr w:type="spellStart"/>
+      <w:r>
+        <w:rPr>
+          <w:rFonts w:hint="eastAsia"/>
+        </w:rPr>
+        <w:t>포트포워딩을</w:t>
+      </w:r>
+      <w:proofErr w:type="spellEnd"/>
+      <w:r>
+        <w:rPr>
+          <w:rFonts w:hint="eastAsia"/>
+        </w:rPr>
+        <w:t xml:space="preserve"> 통해 외부에 서비스를 노출하는 명령어</w:t>
       </w:r>
     </w:p>
     <w:p>
@@ -2981,7 +3337,15 @@
         <w:t>t</w:t>
       </w:r>
       <w:r>
-        <w:t xml:space="preserve">ype-LoadBalancer: </w:t>
+        <w:t>ype-</w:t>
+      </w:r>
+      <w:proofErr w:type="spellStart"/>
+      <w:r>
+        <w:t>LoadBalancer</w:t>
+      </w:r>
+      <w:proofErr w:type="spellEnd"/>
+      <w:r>
+        <w:t xml:space="preserve">: </w:t>
       </w:r>
       <w:r>
         <w:rPr>
@@ -2991,12 +3355,10 @@
       </w:r>
     </w:p>
     <w:p>
-      <w:pPr>
-        <w:rPr>
-          <w:rFonts w:hint="eastAsia"/>
-        </w:rPr>
-      </w:pPr>
-      <w:r>
+      <w:r>
+        <w:rPr>
+          <w:noProof/>
+        </w:rPr>
         <w:drawing>
           <wp:inline distT="0" distB="0" distL="0" distR="0" wp14:anchorId="4EC29A37" wp14:editId="34D834CC">
             <wp:extent cx="5731510" cy="506730"/>
@@ -3035,9 +3397,21 @@
       </w:r>
     </w:p>
     <w:p>
-      <w:r>
-        <w:t>kubectl get pods,svc</w:t>
-      </w:r>
+      <w:proofErr w:type="spellStart"/>
+      <w:r>
+        <w:t>kubectl</w:t>
+      </w:r>
+      <w:proofErr w:type="spellEnd"/>
+      <w:r>
+        <w:t xml:space="preserve"> get </w:t>
+      </w:r>
+      <w:proofErr w:type="spellStart"/>
+      <w:proofErr w:type="gramStart"/>
+      <w:r>
+        <w:t>pods,svc</w:t>
+      </w:r>
+      <w:proofErr w:type="spellEnd"/>
+      <w:proofErr w:type="gramEnd"/>
     </w:p>
     <w:p>
       <w:pPr>
@@ -3106,9 +3480,6 @@
           <w:numId w:val="13"/>
         </w:numPr>
         <w:ind w:leftChars="0"/>
-        <w:rPr>
-          <w:rFonts w:hint="eastAsia"/>
-        </w:rPr>
       </w:pPr>
       <w:r>
         <w:rPr>
@@ -3128,6 +3499,9 @@
     </w:p>
     <w:p>
       <w:r>
+        <w:rPr>
+          <w:noProof/>
+        </w:rPr>
         <w:lastRenderedPageBreak/>
         <w:drawing>
           <wp:inline distT="0" distB="0" distL="0" distR="0" wp14:anchorId="09446EC0" wp14:editId="15BFA51A">
@@ -3183,8 +3557,13 @@
         <w:t>개가 배포된 것과,</w:t>
       </w:r>
       <w:r>
-        <w:t xml:space="preserve"> service/tc</w:t>
-      </w:r>
+        <w:t xml:space="preserve"> service/</w:t>
+      </w:r>
+      <w:proofErr w:type="spellStart"/>
+      <w:r>
+        <w:t>tc</w:t>
+      </w:r>
+      <w:proofErr w:type="spellEnd"/>
       <w:r>
         <w:rPr>
           <w:rFonts w:hint="eastAsia"/>
@@ -3264,9 +3643,11 @@
         </w:rPr>
         <w:t xml:space="preserve">하지만 </w:t>
       </w:r>
+      <w:proofErr w:type="spellStart"/>
       <w:r>
         <w:t>ImagePullBackOff</w:t>
       </w:r>
+      <w:proofErr w:type="spellEnd"/>
       <w:r>
         <w:t>(</w:t>
       </w:r>
@@ -3286,10 +3667,7 @@
         <w:t xml:space="preserve">오류가 발생하여 </w:t>
       </w:r>
       <w:r>
-        <w:t>EXTERNAL</w:t>
-      </w:r>
-      <w:r>
-        <w:t>-IP</w:t>
+        <w:t>EXTERNAL-IP</w:t>
       </w:r>
       <w:r>
         <w:rPr>
@@ -3303,12 +3681,63 @@
         <w:rPr>
           <w:rFonts w:hint="eastAsia"/>
         </w:rPr>
-        <w:t>이를 해결하기 위해 공식 이미지를 사용하도록 디플로이먼트의 이미지를 변경하였다.</w:t>
-      </w:r>
-    </w:p>
-    <w:p>
-      <w:r>
-        <w:t>kubectl get deploy tc -o jsonpath='{.spec.template.spec.containers[*].name}{"\n"}'</w:t>
+        <w:t xml:space="preserve">이를 해결하기 위해 공식 이미지를 사용하도록 </w:t>
+      </w:r>
+      <w:proofErr w:type="spellStart"/>
+      <w:r>
+        <w:rPr>
+          <w:rFonts w:hint="eastAsia"/>
+        </w:rPr>
+        <w:t>디플로이먼트의</w:t>
+      </w:r>
+      <w:proofErr w:type="spellEnd"/>
+      <w:r>
+        <w:rPr>
+          <w:rFonts w:hint="eastAsia"/>
+        </w:rPr>
+        <w:t xml:space="preserve"> 이미지를 변경하였다.</w:t>
+      </w:r>
+    </w:p>
+    <w:p>
+      <w:proofErr w:type="spellStart"/>
+      <w:r>
+        <w:t>kubectl</w:t>
+      </w:r>
+      <w:proofErr w:type="spellEnd"/>
+      <w:r>
+        <w:t xml:space="preserve"> get deploy </w:t>
+      </w:r>
+      <w:proofErr w:type="spellStart"/>
+      <w:r>
+        <w:t>tc</w:t>
+      </w:r>
+      <w:proofErr w:type="spellEnd"/>
+      <w:r>
+        <w:t xml:space="preserve"> -o </w:t>
+      </w:r>
+      <w:proofErr w:type="spellStart"/>
+      <w:r>
+        <w:t>jsonpath</w:t>
+      </w:r>
+      <w:proofErr w:type="spellEnd"/>
+      <w:r>
+        <w:t>='</w:t>
+      </w:r>
+      <w:proofErr w:type="gramStart"/>
+      <w:r>
+        <w:t>{.</w:t>
+      </w:r>
+      <w:proofErr w:type="spellStart"/>
+      <w:r>
+        <w:t>spec</w:t>
+      </w:r>
+      <w:proofErr w:type="gramEnd"/>
+      <w:r>
+        <w:t>.template.spec.containers</w:t>
+      </w:r>
+      <w:proofErr w:type="spellEnd"/>
+      <w:r>
+        <w:t>[*].name}{"\n"}'</w:t>
       </w:r>
       <w:r>
         <w:rPr>
@@ -3318,12 +3747,10 @@
       </w:r>
     </w:p>
     <w:p>
-      <w:pPr>
-        <w:rPr>
-          <w:rFonts w:hint="eastAsia"/>
-        </w:rPr>
-      </w:pPr>
-      <w:r>
+      <w:r>
+        <w:rPr>
+          <w:noProof/>
+        </w:rPr>
         <w:drawing>
           <wp:inline distT="0" distB="0" distL="0" distR="0" wp14:anchorId="196B536F" wp14:editId="7EC14465">
             <wp:extent cx="5731510" cy="164465"/>
@@ -3362,22 +3789,53 @@
       </w:r>
     </w:p>
     <w:p>
-      <w:r>
-        <w:t>kubectl set image deploy/tc tomcat-7-0-jnnr9=tomcat:7.0</w:t>
-      </w:r>
-    </w:p>
-    <w:p>
-      <w:r>
-        <w:t>kubectl rollout status deploy/tc</w:t>
-      </w:r>
-    </w:p>
-    <w:p>
-      <w:r>
-        <w:t>kubectl get pods -o wide</w:t>
-      </w:r>
-    </w:p>
-    <w:p>
-      <w:r>
+      <w:proofErr w:type="spellStart"/>
+      <w:r>
+        <w:t>kubectl</w:t>
+      </w:r>
+      <w:proofErr w:type="spellEnd"/>
+      <w:r>
+        <w:t xml:space="preserve"> set image deploy/</w:t>
+      </w:r>
+      <w:proofErr w:type="spellStart"/>
+      <w:r>
+        <w:t>tc</w:t>
+      </w:r>
+      <w:proofErr w:type="spellEnd"/>
+      <w:r>
+        <w:t xml:space="preserve"> tomcat-7-0-jnnr9=tomcat:7.0</w:t>
+      </w:r>
+    </w:p>
+    <w:p>
+      <w:proofErr w:type="spellStart"/>
+      <w:r>
+        <w:t>kubectl</w:t>
+      </w:r>
+      <w:proofErr w:type="spellEnd"/>
+      <w:r>
+        <w:t xml:space="preserve"> rollout status deploy/</w:t>
+      </w:r>
+      <w:proofErr w:type="spellStart"/>
+      <w:r>
+        <w:t>tc</w:t>
+      </w:r>
+      <w:proofErr w:type="spellEnd"/>
+    </w:p>
+    <w:p>
+      <w:proofErr w:type="spellStart"/>
+      <w:r>
+        <w:t>kubectl</w:t>
+      </w:r>
+      <w:proofErr w:type="spellEnd"/>
+      <w:r>
+        <w:t xml:space="preserve"> get pods -o wide</w:t>
+      </w:r>
+    </w:p>
+    <w:p>
+      <w:r>
+        <w:rPr>
+          <w:noProof/>
+        </w:rPr>
         <w:drawing>
           <wp:inline distT="0" distB="0" distL="0" distR="0" wp14:anchorId="0D9CE396" wp14:editId="4C8208C2">
             <wp:extent cx="5731510" cy="1597025"/>
@@ -3429,16 +3887,46 @@
         <w:rPr>
           <w:rFonts w:hint="eastAsia"/>
         </w:rPr>
-        <w:t>가 제대로 작동하는 것을 확인 후 혹시 모르니 다음 명령어를 통해 엔드포인트가 생성된 것도 확인한다.</w:t>
-      </w:r>
-    </w:p>
-    <w:p>
-      <w:r>
-        <w:t>kubectl get endpoints tc -o wide</w:t>
-      </w:r>
-    </w:p>
-    <w:p>
-      <w:r>
+        <w:t xml:space="preserve">가 제대로 작동하는 것을 확인 후 혹시 모르니 다음 명령어를 통해 </w:t>
+      </w:r>
+      <w:proofErr w:type="spellStart"/>
+      <w:r>
+        <w:rPr>
+          <w:rFonts w:hint="eastAsia"/>
+        </w:rPr>
+        <w:t>엔드포인트가</w:t>
+      </w:r>
+      <w:proofErr w:type="spellEnd"/>
+      <w:r>
+        <w:rPr>
+          <w:rFonts w:hint="eastAsia"/>
+        </w:rPr>
+        <w:t xml:space="preserve"> 생성된 것도 확인한다.</w:t>
+      </w:r>
+    </w:p>
+    <w:p>
+      <w:proofErr w:type="spellStart"/>
+      <w:r>
+        <w:t>kubectl</w:t>
+      </w:r>
+      <w:proofErr w:type="spellEnd"/>
+      <w:r>
+        <w:t xml:space="preserve"> get endpoints </w:t>
+      </w:r>
+      <w:proofErr w:type="spellStart"/>
+      <w:r>
+        <w:t>tc</w:t>
+      </w:r>
+      <w:proofErr w:type="spellEnd"/>
+      <w:r>
+        <w:t xml:space="preserve"> -o wide</w:t>
+      </w:r>
+    </w:p>
+    <w:p>
+      <w:r>
+        <w:rPr>
+          <w:noProof/>
+        </w:rPr>
         <w:drawing>
           <wp:inline distT="0" distB="0" distL="0" distR="0" wp14:anchorId="7ED1FF24" wp14:editId="116086FB">
             <wp:extent cx="5731510" cy="532130"/>
@@ -3477,11 +3965,6 @@
       </w:r>
     </w:p>
     <w:p>
-      <w:pPr>
-        <w:rPr>
-          <w:rFonts w:hint="eastAsia"/>
-        </w:rPr>
-      </w:pPr>
       <w:r>
         <w:rPr>
           <w:rFonts w:hint="eastAsia"/>
@@ -3489,8 +3972,13 @@
         <w:lastRenderedPageBreak/>
         <w:t xml:space="preserve">이후 다시 </w:t>
       </w:r>
-      <w:r>
-        <w:t xml:space="preserve">kubectl get pod, svc </w:t>
+      <w:proofErr w:type="spellStart"/>
+      <w:r>
+        <w:t>kubectl</w:t>
+      </w:r>
+      <w:proofErr w:type="spellEnd"/>
+      <w:r>
+        <w:t xml:space="preserve"> get pod, svc </w:t>
       </w:r>
       <w:r>
         <w:rPr>
@@ -3510,6 +3998,9 @@
     </w:p>
     <w:p>
       <w:r>
+        <w:rPr>
+          <w:noProof/>
+        </w:rPr>
         <w:drawing>
           <wp:inline distT="0" distB="0" distL="0" distR="0" wp14:anchorId="76F8B9CD" wp14:editId="689186EB">
             <wp:extent cx="5731510" cy="1296670"/>
@@ -3561,7 +4052,21 @@
         <w:rPr>
           <w:rFonts w:hint="eastAsia"/>
         </w:rPr>
-        <w:t>에러(트래픽은 톰캣까지 도달했지만,</w:t>
+        <w:t xml:space="preserve">에러(트래픽은 </w:t>
+      </w:r>
+      <w:proofErr w:type="spellStart"/>
+      <w:r>
+        <w:rPr>
+          <w:rFonts w:hint="eastAsia"/>
+        </w:rPr>
+        <w:t>톰캣까지</w:t>
+      </w:r>
+      <w:proofErr w:type="spellEnd"/>
+      <w:r>
+        <w:rPr>
+          <w:rFonts w:hint="eastAsia"/>
+        </w:rPr>
+        <w:t xml:space="preserve"> 도달했지만,</w:t>
       </w:r>
       <w:r>
         <w:t xml:space="preserve"> </w:t>
@@ -3579,7 +4084,21 @@
         <w:rPr>
           <w:rFonts w:hint="eastAsia"/>
         </w:rPr>
-        <w:t>에 올라간 웹앱이 없는 상태)가 발생할</w:t>
+        <w:t xml:space="preserve">에 올라간 </w:t>
+      </w:r>
+      <w:proofErr w:type="spellStart"/>
+      <w:r>
+        <w:rPr>
+          <w:rFonts w:hint="eastAsia"/>
+        </w:rPr>
+        <w:t>웹앱이</w:t>
+      </w:r>
+      <w:proofErr w:type="spellEnd"/>
+      <w:r>
+        <w:rPr>
+          <w:rFonts w:hint="eastAsia"/>
+        </w:rPr>
+        <w:t xml:space="preserve"> 없는 상태)가 발생할</w:t>
       </w:r>
       <w:r>
         <w:t xml:space="preserve"> </w:t>
@@ -3597,17 +4116,84 @@
         <w:rPr>
           <w:rFonts w:hint="eastAsia"/>
         </w:rPr>
-        <w:t>이를 위해 기본 앱을 복사해서 띄워둔 후 접속해보자.</w:t>
-      </w:r>
-    </w:p>
-    <w:p>
-      <w:r>
-        <w:t>kubectl patch deploy tc --type='json' -p='[</w:t>
-      </w:r>
-    </w:p>
-    <w:p>
-      <w:r>
-        <w:t xml:space="preserve">  {"op":"add","path":"/spec/template/spec/containers/0/command","value":["/bin/sh","-c","cp -r /usr/local/tomcat/webapps.dist/* /usr/local/tomcat/webapps/; exec catalina.sh run"]}</w:t>
+        <w:t xml:space="preserve">이를 위해 기본 앱을 복사해서 </w:t>
+      </w:r>
+      <w:proofErr w:type="spellStart"/>
+      <w:r>
+        <w:rPr>
+          <w:rFonts w:hint="eastAsia"/>
+        </w:rPr>
+        <w:t>띄워둔</w:t>
+      </w:r>
+      <w:proofErr w:type="spellEnd"/>
+      <w:r>
+        <w:rPr>
+          <w:rFonts w:hint="eastAsia"/>
+        </w:rPr>
+        <w:t xml:space="preserve"> 후 접속해보자.</w:t>
+      </w:r>
+    </w:p>
+    <w:p>
+      <w:proofErr w:type="spellStart"/>
+      <w:r>
+        <w:t>kubectl</w:t>
+      </w:r>
+      <w:proofErr w:type="spellEnd"/>
+      <w:r>
+        <w:t xml:space="preserve"> patch deploy </w:t>
+      </w:r>
+      <w:proofErr w:type="spellStart"/>
+      <w:r>
+        <w:t>tc</w:t>
+      </w:r>
+      <w:proofErr w:type="spellEnd"/>
+      <w:r>
+        <w:t xml:space="preserve"> --type='</w:t>
+      </w:r>
+      <w:proofErr w:type="spellStart"/>
+      <w:r>
+        <w:t>json</w:t>
+      </w:r>
+      <w:proofErr w:type="spellEnd"/>
+      <w:r>
+        <w:t>' -p='[</w:t>
+      </w:r>
+    </w:p>
+    <w:p>
+      <w:r>
+        <w:t xml:space="preserve">  {"op":"add","path":"/spec/template/spec/containers/0/command","value</w:t>
+      </w:r>
+      <w:proofErr w:type="gramStart"/>
+      <w:r>
+        <w:t>":[</w:t>
+      </w:r>
+      <w:proofErr w:type="gramEnd"/>
+      <w:r>
+        <w:t>"/bin/sh","-c","cp -r /</w:t>
+      </w:r>
+      <w:proofErr w:type="spellStart"/>
+      <w:r>
+        <w:t>usr</w:t>
+      </w:r>
+      <w:proofErr w:type="spellEnd"/>
+      <w:r>
+        <w:t>/local/tomcat/</w:t>
+      </w:r>
+      <w:proofErr w:type="spellStart"/>
+      <w:r>
+        <w:t>webapps.dist</w:t>
+      </w:r>
+      <w:proofErr w:type="spellEnd"/>
+      <w:r>
+        <w:t>/* /</w:t>
+      </w:r>
+      <w:proofErr w:type="spellStart"/>
+      <w:r>
+        <w:t>usr</w:t>
+      </w:r>
+      <w:proofErr w:type="spellEnd"/>
+      <w:r>
+        <w:t>/local/tomcat/webapps/; exec catalina.sh run"]}</w:t>
       </w:r>
     </w:p>
     <w:p>
@@ -3616,17 +4202,25 @@
       </w:r>
     </w:p>
     <w:p>
-      <w:pPr>
-        <w:rPr>
-          <w:rFonts w:hint="eastAsia"/>
-        </w:rPr>
-      </w:pPr>
-      <w:r>
-        <w:t>kubectl rollout status deploy/tc</w:t>
-      </w:r>
-    </w:p>
-    <w:p>
-      <w:r>
+      <w:proofErr w:type="spellStart"/>
+      <w:r>
+        <w:t>kubectl</w:t>
+      </w:r>
+      <w:proofErr w:type="spellEnd"/>
+      <w:r>
+        <w:t xml:space="preserve"> rollout status deploy/</w:t>
+      </w:r>
+      <w:proofErr w:type="spellStart"/>
+      <w:r>
+        <w:t>tc</w:t>
+      </w:r>
+      <w:proofErr w:type="spellEnd"/>
+    </w:p>
+    <w:p>
+      <w:r>
+        <w:rPr>
+          <w:noProof/>
+        </w:rPr>
         <w:drawing>
           <wp:inline distT="0" distB="0" distL="0" distR="0" wp14:anchorId="4BFBA072" wp14:editId="1189BC72">
             <wp:extent cx="5731510" cy="1109345"/>
@@ -3664,13 +4258,7 @@
         </w:drawing>
       </w:r>
     </w:p>
-    <w:p>
-      <w:pPr>
-        <w:rPr>
-          <w:rFonts w:hint="eastAsia"/>
-        </w:rPr>
-      </w:pPr>
-    </w:p>
+    <w:p/>
     <w:p>
       <w:r>
         <w:t>EXTERNAL-IP</w:t>
@@ -3684,6 +4272,9 @@
     </w:p>
     <w:p>
       <w:r>
+        <w:rPr>
+          <w:noProof/>
+        </w:rPr>
         <w:drawing>
           <wp:inline distT="0" distB="0" distL="0" distR="0" wp14:anchorId="3B5DA597" wp14:editId="6644D6B8">
             <wp:extent cx="5731510" cy="1737360"/>
@@ -3730,9 +4321,19 @@
       </w:r>
     </w:p>
     <w:p>
-      <w:r>
-        <w:t>kubectl delete all --all</w:t>
-      </w:r>
+      <w:proofErr w:type="spellStart"/>
+      <w:r>
+        <w:t>kubectl</w:t>
+      </w:r>
+      <w:proofErr w:type="spellEnd"/>
+      <w:r>
+        <w:t xml:space="preserve"> delete all --</w:t>
+      </w:r>
+      <w:proofErr w:type="spellStart"/>
+      <w:r>
+        <w:t>all</w:t>
+      </w:r>
+      <w:proofErr w:type="spellEnd"/>
     </w:p>
     <w:p>
       <w:r>
@@ -3749,10 +4350,21 @@
         <w:rPr>
           <w:rFonts w:hint="eastAsia"/>
         </w:rPr>
-        <w:t>에 접속하여 a</w:t>
-      </w:r>
-      <w:r>
-        <w:t xml:space="preserve">dmin / admin </w:t>
+        <w:t xml:space="preserve">에 접속하여 </w:t>
+      </w:r>
+      <w:proofErr w:type="gramStart"/>
+      <w:r>
+        <w:rPr>
+          <w:rFonts w:hint="eastAsia"/>
+        </w:rPr>
+        <w:t>a</w:t>
+      </w:r>
+      <w:r>
+        <w:t>dmin /</w:t>
+      </w:r>
+      <w:proofErr w:type="gramEnd"/>
+      <w:r>
+        <w:t xml:space="preserve"> admin </w:t>
       </w:r>
       <w:r>
         <w:rPr>
@@ -3763,6 +4375,9 @@
     </w:p>
     <w:p>
       <w:r>
+        <w:rPr>
+          <w:noProof/>
+        </w:rPr>
         <w:drawing>
           <wp:inline distT="0" distB="0" distL="0" distR="0" wp14:anchorId="0A625B89" wp14:editId="32A1A029">
             <wp:extent cx="5731510" cy="2588260"/>
@@ -3801,11 +4416,6 @@
       </w:r>
     </w:p>
     <w:p>
-      <w:pPr>
-        <w:rPr>
-          <w:rFonts w:hint="eastAsia"/>
-        </w:rPr>
-      </w:pPr>
       <w:r>
         <w:rPr>
           <w:rFonts w:hint="eastAsia"/>
@@ -3815,6 +4425,9 @@
     </w:p>
     <w:p>
       <w:r>
+        <w:rPr>
+          <w:noProof/>
+        </w:rPr>
         <w:drawing>
           <wp:inline distT="0" distB="0" distL="0" distR="0" wp14:anchorId="2ADC8DB0" wp14:editId="6A34563A">
             <wp:extent cx="5077534" cy="1086002"/>
@@ -3857,7 +4470,21 @@
         <w:rPr>
           <w:rFonts w:hint="eastAsia"/>
         </w:rPr>
-        <w:t xml:space="preserve">이는 새로고침을 하면 </w:t>
+        <w:t xml:space="preserve">이는 </w:t>
+      </w:r>
+      <w:proofErr w:type="spellStart"/>
+      <w:r>
+        <w:rPr>
+          <w:rFonts w:hint="eastAsia"/>
+        </w:rPr>
+        <w:t>새로고침을</w:t>
+      </w:r>
+      <w:proofErr w:type="spellEnd"/>
+      <w:r>
+        <w:rPr>
+          <w:rFonts w:hint="eastAsia"/>
+        </w:rPr>
+        <w:t xml:space="preserve"> 하면 </w:t>
       </w:r>
       <w:r>
         <w:t>5</w:t>
@@ -3866,16 +4493,31 @@
         <w:rPr>
           <w:rFonts w:hint="eastAsia"/>
         </w:rPr>
-        <w:t>개 중 랜덤으로 바뀌어 로드밸런싱이 이뤄지고 있다는 것을 볼 수 있다.</w:t>
-      </w:r>
-    </w:p>
-    <w:p>
-      <w:pPr>
-        <w:rPr>
-          <w:rFonts w:hint="eastAsia"/>
-        </w:rPr>
-      </w:pPr>
-      <w:r>
+        <w:t xml:space="preserve">개 중 랜덤으로 바뀌어 </w:t>
+      </w:r>
+      <w:proofErr w:type="spellStart"/>
+      <w:r>
+        <w:rPr>
+          <w:rFonts w:hint="eastAsia"/>
+        </w:rPr>
+        <w:t>로드밸런싱이</w:t>
+      </w:r>
+      <w:proofErr w:type="spellEnd"/>
+      <w:r>
+        <w:rPr>
+          <w:rFonts w:hint="eastAsia"/>
+        </w:rPr>
+        <w:t xml:space="preserve"> 이뤄지고 있다는 것을 볼 수 있다.</w:t>
+      </w:r>
+      <w:r>
+        <w:t>1</w:t>
+      </w:r>
+    </w:p>
+    <w:p>
+      <w:r>
+        <w:rPr>
+          <w:noProof/>
+        </w:rPr>
         <w:drawing>
           <wp:inline distT="0" distB="0" distL="0" distR="0" wp14:anchorId="4A4FFE96" wp14:editId="79E6ACE9">
             <wp:extent cx="1810003" cy="619211"/>
@@ -3919,6 +4561,9 @@
         <w:t xml:space="preserve"> </w:t>
       </w:r>
       <w:r>
+        <w:rPr>
+          <w:noProof/>
+        </w:rPr>
         <w:drawing>
           <wp:inline distT="0" distB="0" distL="0" distR="0" wp14:anchorId="6D1E2F34" wp14:editId="1FB1D778">
             <wp:extent cx="1618626" cy="666101"/>
@@ -3959,6 +4604,9 @@
         <w:t xml:space="preserve"> </w:t>
       </w:r>
       <w:r>
+        <w:rPr>
+          <w:noProof/>
+        </w:rPr>
         <w:drawing>
           <wp:inline distT="0" distB="0" distL="0" distR="0" wp14:anchorId="7ED19A93" wp14:editId="0C5A8762">
             <wp:extent cx="2099144" cy="579074"/>
@@ -4140,10 +4788,21 @@
       </w:r>
       <w:r>
         <w:br/>
-      </w:r>
-      <w:r>
-        <w:t>Manager GUI( /manager/html ) → manager-gui</w:t>
-      </w:r>
+        <w:t xml:space="preserve">Manager </w:t>
+      </w:r>
+      <w:proofErr w:type="gramStart"/>
+      <w:r>
+        <w:t>GUI( /</w:t>
+      </w:r>
+      <w:proofErr w:type="gramEnd"/>
+      <w:r>
+        <w:t>manager/html ) → manager-</w:t>
+      </w:r>
+      <w:proofErr w:type="spellStart"/>
+      <w:r>
+        <w:t>gui</w:t>
+      </w:r>
+      <w:proofErr w:type="spellEnd"/>
     </w:p>
     <w:p>
       <w:pPr>
@@ -4153,135 +4812,369 @@
           <w:numId w:val="14"/>
         </w:numPr>
         <w:ind w:leftChars="0"/>
-        <w:rPr>
-          <w:rFonts w:hint="eastAsia"/>
-        </w:rPr>
-      </w:pPr>
-      <w:r>
-        <w:t>(보안 밸브) manager/host-manager의 context.xml에 있는 RemoteAddrValve가 로컬호스트만 허용하도록 막고 있어서 외부에서 403</w:t>
-      </w:r>
+      </w:pPr>
+      <w:r>
+        <w:t xml:space="preserve">(보안 밸브) manager/host-manager의 context.xml에 있는 </w:t>
+      </w:r>
+      <w:proofErr w:type="spellStart"/>
+      <w:r>
+        <w:t>RemoteAddrValve</w:t>
+      </w:r>
+      <w:proofErr w:type="spellEnd"/>
+      <w:r>
+        <w:t xml:space="preserve">가 </w:t>
+      </w:r>
+      <w:proofErr w:type="spellStart"/>
+      <w:r>
+        <w:t>로컬호스트만</w:t>
+      </w:r>
+      <w:proofErr w:type="spellEnd"/>
+      <w:r>
+        <w:t xml:space="preserve"> 허용하도록 막고 있어서 외부에서 403 </w:t>
+      </w:r>
+      <w:r>
+        <w:rPr>
+          <w:rFonts w:hint="eastAsia"/>
+        </w:rPr>
+        <w:t>발생</w:t>
+      </w:r>
+      <w:r>
+        <w:t>.</w:t>
+      </w:r>
+      <w:r>
+        <w:br/>
+      </w:r>
+      <w:r>
+        <w:rPr>
+          <w:rFonts w:hint="eastAsia"/>
+        </w:rPr>
+        <w:t>→</w:t>
+      </w:r>
+      <w:r>
+        <w:t xml:space="preserve"> 허용 대역 추가 또는 제거 필요</w:t>
+      </w:r>
+    </w:p>
+    <w:p>
+      <w:r>
+        <w:rPr>
+          <w:rFonts w:hint="eastAsia"/>
+        </w:rPr>
+        <w:t>이를 위해 터미널에 다음과 같은 명령어를 작성한다.</w:t>
+      </w:r>
+    </w:p>
+    <w:p>
+      <w:r>
+        <w:t xml:space="preserve"># 1) manager 기본 앱도 보이게 </w:t>
+      </w:r>
+      <w:proofErr w:type="spellStart"/>
+      <w:proofErr w:type="gramStart"/>
+      <w:r>
+        <w:t>webapps.dist</w:t>
+      </w:r>
+      <w:proofErr w:type="spellEnd"/>
+      <w:proofErr w:type="gramEnd"/>
+      <w:r>
+        <w:t xml:space="preserve"> 복사</w:t>
+      </w:r>
+    </w:p>
+    <w:p>
+      <w:r>
+        <w:t># 2) tomcat-users.xml에 계정/권한 추가</w:t>
+      </w:r>
+    </w:p>
+    <w:p>
+      <w:r>
+        <w:t xml:space="preserve"># 3) manager/host-manager의 </w:t>
+      </w:r>
+      <w:proofErr w:type="spellStart"/>
+      <w:r>
+        <w:t>RemoteAddrValve</w:t>
+      </w:r>
+      <w:proofErr w:type="spellEnd"/>
+      <w:r>
+        <w:t xml:space="preserve"> 제거(또는 허용대역으로 수정)</w:t>
+      </w:r>
+    </w:p>
+    <w:p>
+      <w:proofErr w:type="spellStart"/>
+      <w:r>
+        <w:t>kubectl</w:t>
+      </w:r>
+      <w:proofErr w:type="spellEnd"/>
+      <w:r>
+        <w:t xml:space="preserve"> patch deploy </w:t>
+      </w:r>
+      <w:proofErr w:type="spellStart"/>
+      <w:r>
+        <w:t>tc</w:t>
+      </w:r>
+      <w:proofErr w:type="spellEnd"/>
+      <w:r>
+        <w:t xml:space="preserve"> --type='</w:t>
+      </w:r>
+      <w:proofErr w:type="spellStart"/>
+      <w:r>
+        <w:t>json</w:t>
+      </w:r>
+      <w:proofErr w:type="spellEnd"/>
+      <w:r>
+        <w:t>' -p='[</w:t>
+      </w:r>
+    </w:p>
+    <w:p>
+      <w:r>
+        <w:t xml:space="preserve">  {"op":"add","path":"/spec/template/spec/containers/0/command","value</w:t>
+      </w:r>
+      <w:proofErr w:type="gramStart"/>
+      <w:r>
+        <w:t>":[</w:t>
+      </w:r>
+      <w:proofErr w:type="gramEnd"/>
+      <w:r>
+        <w:t>"/bin/sh","-c",</w:t>
+      </w:r>
+    </w:p>
+    <w:p>
+      <w:r>
+        <w:t xml:space="preserve">    "</w:t>
+      </w:r>
+      <w:proofErr w:type="gramStart"/>
+      <w:r>
+        <w:t>set</w:t>
+      </w:r>
+      <w:proofErr w:type="gramEnd"/>
+      <w:r>
+        <w:t xml:space="preserve"> -e; \</w:t>
+      </w:r>
+    </w:p>
+    <w:p>
+      <w:r>
+        <w:t xml:space="preserve">     cp -r /</w:t>
+      </w:r>
+      <w:proofErr w:type="spellStart"/>
+      <w:r>
+        <w:t>usr</w:t>
+      </w:r>
+      <w:proofErr w:type="spellEnd"/>
+      <w:r>
+        <w:t>/local/tomcat/</w:t>
+      </w:r>
+      <w:proofErr w:type="spellStart"/>
+      <w:r>
+        <w:t>webapps.dist</w:t>
+      </w:r>
+      <w:proofErr w:type="spellEnd"/>
+      <w:r>
+        <w:t>/* /</w:t>
+      </w:r>
+      <w:proofErr w:type="spellStart"/>
+      <w:r>
+        <w:t>usr</w:t>
+      </w:r>
+      <w:proofErr w:type="spellEnd"/>
+      <w:r>
+        <w:t>/local/tomcat/webapps/; \</w:t>
+      </w:r>
+    </w:p>
+    <w:p>
+      <w:r>
+        <w:t xml:space="preserve">     </w:t>
+      </w:r>
+      <w:proofErr w:type="gramStart"/>
+      <w:r>
+        <w:t>if !</w:t>
+      </w:r>
+      <w:proofErr w:type="gramEnd"/>
+      <w:r>
+        <w:t xml:space="preserve"> grep -q manager-status /</w:t>
+      </w:r>
+      <w:proofErr w:type="spellStart"/>
+      <w:r>
+        <w:t>usr</w:t>
+      </w:r>
+      <w:proofErr w:type="spellEnd"/>
+      <w:r>
+        <w:t>/local/tomcat/conf/tomcat-users.xml; then \</w:t>
+      </w:r>
+    </w:p>
+    <w:p>
+      <w:r>
+        <w:t xml:space="preserve">       sed -</w:t>
+      </w:r>
+      <w:proofErr w:type="spellStart"/>
+      <w:r>
+        <w:t>i</w:t>
+      </w:r>
+      <w:proofErr w:type="spellEnd"/>
+      <w:r>
+        <w:t xml:space="preserve"> \"s#&lt;/tomcat-users&gt;#&lt;role </w:t>
+      </w:r>
+      <w:proofErr w:type="spellStart"/>
+      <w:r>
+        <w:t>rolename</w:t>
+      </w:r>
+      <w:proofErr w:type="spellEnd"/>
+      <w:r>
+        <w:t>=\\\"manager-</w:t>
+      </w:r>
+      <w:proofErr w:type="spellStart"/>
+      <w:r>
+        <w:t>gui</w:t>
+      </w:r>
+      <w:proofErr w:type="spellEnd"/>
+      <w:r>
+        <w:t xml:space="preserve">\\\"/&gt;\\n&lt;role </w:t>
+      </w:r>
+      <w:proofErr w:type="spellStart"/>
+      <w:r>
+        <w:t>rolename</w:t>
+      </w:r>
+      <w:proofErr w:type="spellEnd"/>
+      <w:r>
+        <w:t>=\\\"manager-status\\\"/&gt;\\n&lt;user username=\\\"admin\\\" password=\\\"</w:t>
+      </w:r>
+      <w:proofErr w:type="spellStart"/>
+      <w:r>
+        <w:t>adminpass</w:t>
+      </w:r>
+      <w:proofErr w:type="spellEnd"/>
+      <w:r>
+        <w:t>\\\" roles=\\\"manager-</w:t>
+      </w:r>
+      <w:proofErr w:type="spellStart"/>
+      <w:proofErr w:type="gramStart"/>
+      <w:r>
+        <w:t>gui,manager</w:t>
+      </w:r>
+      <w:proofErr w:type="spellEnd"/>
+      <w:proofErr w:type="gramEnd"/>
+      <w:r>
+        <w:t>-status\\\"/&gt;\\n&lt;/tomcat-users&gt;#\" /</w:t>
+      </w:r>
+      <w:proofErr w:type="spellStart"/>
+      <w:r>
+        <w:t>usr</w:t>
+      </w:r>
+      <w:proofErr w:type="spellEnd"/>
+      <w:r>
+        <w:t>/local/tomcat/conf/tomcat-users.xml; \</w:t>
+      </w:r>
+    </w:p>
+    <w:p>
+      <w:r>
+        <w:t xml:space="preserve">     fi; \</w:t>
+      </w:r>
+    </w:p>
+    <w:p>
+      <w:r>
+        <w:t xml:space="preserve">     sed -</w:t>
+      </w:r>
+      <w:proofErr w:type="spellStart"/>
+      <w:r>
+        <w:t>i</w:t>
+      </w:r>
+      <w:proofErr w:type="spellEnd"/>
+      <w:r>
+        <w:t xml:space="preserve"> \"/</w:t>
+      </w:r>
+      <w:proofErr w:type="spellStart"/>
+      <w:r>
+        <w:t>RemoteAddrValve</w:t>
+      </w:r>
+      <w:proofErr w:type="spellEnd"/>
+      <w:r>
+        <w:t>/d\" /</w:t>
+      </w:r>
+      <w:proofErr w:type="spellStart"/>
+      <w:r>
+        <w:t>usr</w:t>
+      </w:r>
+      <w:proofErr w:type="spellEnd"/>
+      <w:r>
+        <w:t>/local/tomcat/webapps/manager/META-INF/context.xml || true; \</w:t>
+      </w:r>
+    </w:p>
+    <w:p>
+      <w:r>
+        <w:t xml:space="preserve">     sed -</w:t>
+      </w:r>
+      <w:proofErr w:type="spellStart"/>
+      <w:r>
+        <w:t>i</w:t>
+      </w:r>
+      <w:proofErr w:type="spellEnd"/>
+      <w:r>
+        <w:t xml:space="preserve"> \"/</w:t>
+      </w:r>
+      <w:proofErr w:type="spellStart"/>
+      <w:r>
+        <w:t>RemoteAddrValve</w:t>
+      </w:r>
+      <w:proofErr w:type="spellEnd"/>
+      <w:r>
+        <w:t>/d\" /</w:t>
+      </w:r>
+      <w:proofErr w:type="spellStart"/>
+      <w:r>
+        <w:t>usr</w:t>
+      </w:r>
+      <w:proofErr w:type="spellEnd"/>
+      <w:r>
+        <w:t>/local/tomcat/webapps/host-manager/META-INF/context.xml || true; \</w:t>
+      </w:r>
+    </w:p>
+    <w:p>
+      <w:r>
+        <w:t xml:space="preserve">     exec catalina.sh run"</w:t>
+      </w:r>
+    </w:p>
+    <w:p>
+      <w:r>
+        <w:t xml:space="preserve">  ] }</w:t>
+      </w:r>
+    </w:p>
+    <w:p>
+      <w:r>
+        <w:t>]'</w:t>
+      </w:r>
+    </w:p>
+    <w:p>
+      <w:proofErr w:type="spellStart"/>
+      <w:r>
+        <w:t>kubectl</w:t>
+      </w:r>
+      <w:proofErr w:type="spellEnd"/>
+      <w:r>
+        <w:t xml:space="preserve"> rollout status deploy/</w:t>
+      </w:r>
+      <w:proofErr w:type="spellStart"/>
+      <w:r>
+        <w:t>tc</w:t>
+      </w:r>
+      <w:proofErr w:type="spellEnd"/>
+    </w:p>
+    <w:p>
+      <w:r>
+        <w:rPr>
+          <w:rFonts w:hint="eastAsia"/>
+        </w:rPr>
+        <w:t xml:space="preserve">이후 다시 접속한 후 인증창에 </w:t>
+      </w:r>
+      <w:proofErr w:type="gramStart"/>
+      <w:r>
+        <w:t>admin /</w:t>
+      </w:r>
+      <w:proofErr w:type="gramEnd"/>
       <w:r>
         <w:t xml:space="preserve"> </w:t>
       </w:r>
-      <w:r>
-        <w:rPr>
-          <w:rFonts w:hint="eastAsia"/>
-        </w:rPr>
-        <w:t>발생</w:t>
-      </w:r>
-      <w:r>
-        <w:t>.</w:t>
-      </w:r>
-      <w:r>
-        <w:br/>
-      </w:r>
-      <w:r>
-        <w:rPr>
-          <w:rFonts w:hint="eastAsia"/>
-        </w:rPr>
-        <w:t>→</w:t>
-      </w:r>
-      <w:r>
-        <w:t xml:space="preserve"> 허용 대역 추가 또는 제거 필요</w:t>
-      </w:r>
-    </w:p>
-    <w:p>
-      <w:r>
-        <w:rPr>
-          <w:rFonts w:hint="eastAsia"/>
-        </w:rPr>
-        <w:t>이를 위해 터미널에 다음과 같은 명령어를 작성한다.</w:t>
-      </w:r>
-    </w:p>
-    <w:p>
-      <w:r>
-        <w:t># 1) manager 기본 앱도 보이게 webapps.dist 복사</w:t>
-      </w:r>
-    </w:p>
-    <w:p>
-      <w:r>
-        <w:t># 2) tomcat-users.xml에 계정/권한 추가</w:t>
-      </w:r>
-    </w:p>
-    <w:p>
-      <w:r>
-        <w:t># 3) manager/host-manager의 RemoteAddrValve 제거(또는 허용대역으로 수정)</w:t>
-      </w:r>
-    </w:p>
-    <w:p>
-      <w:r>
-        <w:t>kubectl patch deploy tc --type='json' -p='[</w:t>
-      </w:r>
-    </w:p>
-    <w:p>
-      <w:r>
-        <w:t xml:space="preserve">  {"op":"add","path":"/spec/template/spec/containers/0/command","value":["/bin/sh","-c",</w:t>
-      </w:r>
-    </w:p>
-    <w:p>
-      <w:r>
-        <w:t xml:space="preserve">    "set -e; \</w:t>
-      </w:r>
-    </w:p>
-    <w:p>
-      <w:r>
-        <w:t xml:space="preserve">     cp -r /usr/local/tomcat/webapps.dist/* /usr/local/tomcat/webapps/; \</w:t>
-      </w:r>
-    </w:p>
-    <w:p>
-      <w:r>
-        <w:t xml:space="preserve">     if ! grep -q manager-status /usr/local/tomcat/conf/tomcat-users.xml; then \</w:t>
-      </w:r>
-    </w:p>
-    <w:p>
-      <w:r>
-        <w:t xml:space="preserve">       sed -i \"s#&lt;/tomcat-users&gt;#&lt;role rolename=\\\"manager-gui\\\"/&gt;\\n&lt;role rolename=\\\"manager-status\\\"/&gt;\\n&lt;user username=\\\"admin\\\" password=\\\"adminpass\\\" roles=\\\"manager-gui,manager-status\\\"/&gt;\\n&lt;/tomcat-users&gt;#\" /usr/local/tomcat/conf/tomcat-users.xml; \</w:t>
-      </w:r>
-    </w:p>
-    <w:p>
-      <w:r>
-        <w:t xml:space="preserve">     fi; \</w:t>
-      </w:r>
-    </w:p>
-    <w:p>
-      <w:r>
-        <w:t xml:space="preserve">     sed -i \"/RemoteAddrValve/d\" /usr/local/tomcat/webapps/manager/META-INF/context.xml || true; \</w:t>
-      </w:r>
-    </w:p>
-    <w:p>
-      <w:r>
-        <w:t xml:space="preserve">     sed -i \"/RemoteAddrValve/d\" /usr/local/tomcat/webapps/host-manager/META-INF/context.xml || true; \</w:t>
-      </w:r>
-    </w:p>
-    <w:p>
-      <w:r>
-        <w:t xml:space="preserve">     exec catalina.sh run"</w:t>
-      </w:r>
-    </w:p>
-    <w:p>
-      <w:r>
-        <w:t xml:space="preserve">  ] }</w:t>
-      </w:r>
-    </w:p>
-    <w:p>
-      <w:r>
-        <w:t>]'</w:t>
-      </w:r>
-    </w:p>
-    <w:p>
-      <w:r>
-        <w:t>kubectl rollout status deploy/tc</w:t>
-      </w:r>
-    </w:p>
-    <w:p>
-      <w:r>
-        <w:rPr>
-          <w:rFonts w:hint="eastAsia"/>
-        </w:rPr>
-        <w:t xml:space="preserve">이후 다시 접속한 후 인증창에 </w:t>
-      </w:r>
-      <w:r>
-        <w:t xml:space="preserve">admin / adminpass </w:t>
+      <w:proofErr w:type="spellStart"/>
+      <w:r>
+        <w:t>adminpass</w:t>
+      </w:r>
+      <w:proofErr w:type="spellEnd"/>
+      <w:r>
+        <w:t xml:space="preserve"> </w:t>
       </w:r>
       <w:r>
         <w:rPr>
@@ -4335,8 +5228,21 @@
         </w:numPr>
         <w:ind w:leftChars="0"/>
       </w:pPr>
-      <w:r>
-        <w:t>RemoteAddrValve를 다시 넣고 본인 고정 IP만 허용(정규식 allow 수정)</w:t>
+      <w:proofErr w:type="spellStart"/>
+      <w:r>
+        <w:t>RemoteAddrValve</w:t>
+      </w:r>
+      <w:proofErr w:type="spellEnd"/>
+      <w:r>
+        <w:t>를 다시 넣고 본인 고정 IP만 허용(</w:t>
+      </w:r>
+      <w:proofErr w:type="spellStart"/>
+      <w:r>
+        <w:t>정규식</w:t>
+      </w:r>
+      <w:proofErr w:type="spellEnd"/>
+      <w:r>
+        <w:t xml:space="preserve"> allow 수정)</w:t>
       </w:r>
     </w:p>
     <w:p>
@@ -4368,7 +5274,15 @@
         <w:t>외부</w:t>
       </w:r>
       <w:r>
-        <w:t xml:space="preserve"> 노출 금지(내부 서비스로 전환) 후, kubectl port-forward로만 접근</w:t>
+        <w:t xml:space="preserve"> 노출 금지(내부 서비스로 전환) 후, </w:t>
+      </w:r>
+      <w:proofErr w:type="spellStart"/>
+      <w:r>
+        <w:t>kubectl</w:t>
+      </w:r>
+      <w:proofErr w:type="spellEnd"/>
+      <w:r>
+        <w:t xml:space="preserve"> port-forward로만 접근</w:t>
       </w:r>
     </w:p>
     <w:p>
@@ -4379,9 +5293,6 @@
           <w:numId w:val="15"/>
         </w:numPr>
         <w:ind w:leftChars="0"/>
-        <w:rPr>
-          <w:rFonts w:hint="eastAsia"/>
-        </w:rPr>
       </w:pPr>
       <w:r>
         <w:rPr>
@@ -4402,11 +5313,7 @@
       </w:r>
     </w:p>
     <w:p>
-      <w:pPr>
-        <w:rPr>
-          <w:rFonts w:hint="eastAsia"/>
-        </w:rPr>
-      </w:pPr>
+      <w:proofErr w:type="spellStart"/>
       <w:r>
         <w:rPr>
           <w:rFonts w:hint="eastAsia"/>
@@ -4414,7 +5321,19 @@
         <w:t>k</w:t>
       </w:r>
       <w:r>
-        <w:t xml:space="preserve">ubectl get pods -owide </w:t>
+        <w:t>ubectl</w:t>
+      </w:r>
+      <w:proofErr w:type="spellEnd"/>
+      <w:r>
+        <w:t xml:space="preserve"> get pods -</w:t>
+      </w:r>
+      <w:proofErr w:type="spellStart"/>
+      <w:r>
+        <w:t>owide</w:t>
+      </w:r>
+      <w:proofErr w:type="spellEnd"/>
+      <w:r>
+        <w:t xml:space="preserve"> </w:t>
       </w:r>
       <w:r>
         <w:rPr>
@@ -4442,12 +5361,10 @@
       </w:r>
     </w:p>
     <w:p>
-      <w:pPr>
-        <w:rPr>
-          <w:rFonts w:hint="eastAsia"/>
-        </w:rPr>
-      </w:pPr>
-      <w:r>
+      <w:r>
+        <w:rPr>
+          <w:noProof/>
+        </w:rPr>
         <w:drawing>
           <wp:inline distT="0" distB="0" distL="0" distR="0" wp14:anchorId="3F7D3F24" wp14:editId="3468DF33">
             <wp:extent cx="5731510" cy="546100"/>
@@ -4494,12 +5411,10 @@
       </w:r>
     </w:p>
     <w:p>
-      <w:pPr>
-        <w:rPr>
-          <w:rFonts w:hint="eastAsia"/>
-        </w:rPr>
-      </w:pPr>
-      <w:r>
+      <w:r>
+        <w:rPr>
+          <w:noProof/>
+        </w:rPr>
         <w:drawing>
           <wp:inline distT="0" distB="0" distL="0" distR="0" wp14:anchorId="480D817E" wp14:editId="5665A677">
             <wp:extent cx="5731510" cy="1384935"/>
@@ -6631,6 +7546,7 @@
   <w:style w:type="character" w:default="1" w:styleId="a0">
     <w:name w:val="Default Paragraph Font"/>
     <w:uiPriority w:val="1"/>
+    <w:semiHidden/>
     <w:unhideWhenUsed/>
   </w:style>
   <w:style w:type="table" w:default="1" w:styleId="a1">

--- a/데브옵스를_위한_쿠버네티스_마스터_강의/section03.docx
+++ b/데브옵스를_위한_쿠버네티스_마스터_강의/section03.docx
@@ -6,35 +6,19 @@
       <w:pPr>
         <w:pStyle w:val="1"/>
       </w:pPr>
-      <w:proofErr w:type="spellStart"/>
-      <w:r>
-        <w:rPr>
-          <w:rFonts w:hint="eastAsia"/>
-        </w:rPr>
-        <w:t>쿠버네티스</w:t>
-      </w:r>
-      <w:proofErr w:type="spellEnd"/>
-      <w:r>
-        <w:rPr>
-          <w:rFonts w:hint="eastAsia"/>
-        </w:rPr>
-        <w:t xml:space="preserve"> 소개</w:t>
-      </w:r>
-    </w:p>
-    <w:p>
-      <w:proofErr w:type="spellStart"/>
-      <w:r>
-        <w:rPr>
-          <w:rFonts w:hint="eastAsia"/>
-        </w:rPr>
-        <w:t>쿠버네티스</w:t>
-      </w:r>
-      <w:proofErr w:type="spellEnd"/>
-      <w:r>
-        <w:rPr>
-          <w:rFonts w:hint="eastAsia"/>
-        </w:rPr>
-        <w:t xml:space="preserve"> 시작</w:t>
+      <w:r>
+        <w:rPr>
+          <w:rFonts w:hint="eastAsia"/>
+        </w:rPr>
+        <w:t>쿠버네티스 소개</w:t>
+      </w:r>
+    </w:p>
+    <w:p>
+      <w:r>
+        <w:rPr>
+          <w:rFonts w:hint="eastAsia"/>
+        </w:rPr>
+        <w:t>쿠버네티스 시작</w:t>
       </w:r>
     </w:p>
     <w:p>
@@ -162,30 +146,20 @@
       <w:r>
         <w:t>‘</w:t>
       </w:r>
-      <w:proofErr w:type="spellStart"/>
       <w:r>
         <w:rPr>
           <w:rFonts w:hint="eastAsia"/>
         </w:rPr>
         <w:t>쿠버네티스</w:t>
       </w:r>
-      <w:proofErr w:type="spellEnd"/>
       <w:r>
         <w:t>’</w:t>
       </w:r>
-      <w:proofErr w:type="spellStart"/>
-      <w:r>
-        <w:rPr>
-          <w:rFonts w:hint="eastAsia"/>
-        </w:rPr>
-        <w:t>를</w:t>
-      </w:r>
-      <w:proofErr w:type="spellEnd"/>
-      <w:r>
-        <w:rPr>
-          <w:rFonts w:hint="eastAsia"/>
-        </w:rPr>
-        <w:t xml:space="preserve"> 출시</w:t>
+      <w:r>
+        <w:rPr>
+          <w:rFonts w:hint="eastAsia"/>
+        </w:rPr>
+        <w:t>를 출시</w:t>
       </w:r>
     </w:p>
     <w:p/>
@@ -193,19 +167,11 @@
       <w:pPr>
         <w:pStyle w:val="2"/>
       </w:pPr>
-      <w:proofErr w:type="spellStart"/>
-      <w:r>
-        <w:rPr>
-          <w:rFonts w:hint="eastAsia"/>
-        </w:rPr>
-        <w:t>쿠버네티스의</w:t>
-      </w:r>
-      <w:proofErr w:type="spellEnd"/>
-      <w:r>
-        <w:rPr>
-          <w:rFonts w:hint="eastAsia"/>
-        </w:rPr>
-        <w:t xml:space="preserve"> 장점</w:t>
+      <w:r>
+        <w:rPr>
+          <w:rFonts w:hint="eastAsia"/>
+        </w:rPr>
+        <w:t>쿠버네티스의 장점</w:t>
       </w:r>
     </w:p>
     <w:p>
@@ -521,19 +487,11 @@
         </w:numPr>
         <w:ind w:leftChars="0"/>
       </w:pPr>
-      <w:proofErr w:type="spellStart"/>
-      <w:r>
-        <w:rPr>
-          <w:rFonts w:hint="eastAsia"/>
-        </w:rPr>
-        <w:t>쿠버네티스에</w:t>
-      </w:r>
-      <w:proofErr w:type="spellEnd"/>
-      <w:r>
-        <w:rPr>
-          <w:rFonts w:hint="eastAsia"/>
-        </w:rPr>
-        <w:t xml:space="preserve"> 의존해 서비스 제공</w:t>
+      <w:r>
+        <w:rPr>
+          <w:rFonts w:hint="eastAsia"/>
+        </w:rPr>
+        <w:t>쿠버네티스에 의존해 서비스 제공</w:t>
       </w:r>
     </w:p>
     <w:p>
@@ -567,21 +525,7 @@
         <w:rPr>
           <w:rFonts w:hint="eastAsia"/>
         </w:rPr>
-        <w:t xml:space="preserve">로드 </w:t>
-      </w:r>
-      <w:proofErr w:type="spellStart"/>
-      <w:r>
-        <w:rPr>
-          <w:rFonts w:hint="eastAsia"/>
-        </w:rPr>
-        <w:t>밸런싱</w:t>
-      </w:r>
-      <w:proofErr w:type="spellEnd"/>
-      <w:r>
-        <w:rPr>
-          <w:rFonts w:hint="eastAsia"/>
-        </w:rPr>
-        <w:t>,</w:t>
+        <w:t>로드 밸런싱,</w:t>
       </w:r>
       <w:r>
         <w:t xml:space="preserve"> </w:t>
@@ -728,19 +672,11 @@
       <w:pPr>
         <w:pStyle w:val="2"/>
       </w:pPr>
-      <w:proofErr w:type="spellStart"/>
-      <w:r>
-        <w:rPr>
-          <w:rFonts w:hint="eastAsia"/>
-        </w:rPr>
-        <w:t>쿠버네티스</w:t>
-      </w:r>
-      <w:proofErr w:type="spellEnd"/>
-      <w:r>
-        <w:rPr>
-          <w:rFonts w:hint="eastAsia"/>
-        </w:rPr>
-        <w:t xml:space="preserve"> 클러스터 아키텍처</w:t>
+      <w:r>
+        <w:rPr>
+          <w:rFonts w:hint="eastAsia"/>
+        </w:rPr>
+        <w:t>쿠버네티스 클러스터 아키텍처</w:t>
       </w:r>
     </w:p>
     <w:p>
@@ -752,19 +688,11 @@
         </w:numPr>
         <w:ind w:leftChars="0"/>
       </w:pPr>
-      <w:proofErr w:type="spellStart"/>
-      <w:r>
-        <w:rPr>
-          <w:rFonts w:hint="eastAsia"/>
-        </w:rPr>
-        <w:t>쿠버네티스의</w:t>
-      </w:r>
-      <w:proofErr w:type="spellEnd"/>
-      <w:r>
-        <w:rPr>
-          <w:rFonts w:hint="eastAsia"/>
-        </w:rPr>
-        <w:t xml:space="preserve"> 클러스터는 하드웨어 수준에서 많은 노드로 구성되며 두 가지 유형으로 나뉨</w:t>
+      <w:r>
+        <w:rPr>
+          <w:rFonts w:hint="eastAsia"/>
+        </w:rPr>
+        <w:t>쿠버네티스의 클러스터는 하드웨어 수준에서 많은 노드로 구성되며 두 가지 유형으로 나뉨</w:t>
       </w:r>
     </w:p>
     <w:p>
@@ -789,49 +717,7 @@
         <w:rPr>
           <w:rFonts w:hint="eastAsia"/>
         </w:rPr>
-        <w:t xml:space="preserve">전체 </w:t>
-      </w:r>
-      <w:proofErr w:type="spellStart"/>
-      <w:r>
-        <w:rPr>
-          <w:rFonts w:hint="eastAsia"/>
-        </w:rPr>
-        <w:t>쿠버네티스</w:t>
-      </w:r>
-      <w:proofErr w:type="spellEnd"/>
-      <w:r>
-        <w:rPr>
-          <w:rFonts w:hint="eastAsia"/>
-        </w:rPr>
-        <w:t xml:space="preserve"> 시스템을 관리하고 통제하는 </w:t>
-      </w:r>
-      <w:proofErr w:type="spellStart"/>
-      <w:r>
-        <w:rPr>
-          <w:rFonts w:hint="eastAsia"/>
-        </w:rPr>
-        <w:t>쿠버네티스</w:t>
-      </w:r>
-      <w:proofErr w:type="spellEnd"/>
-      <w:r>
-        <w:rPr>
-          <w:rFonts w:hint="eastAsia"/>
-        </w:rPr>
-        <w:t xml:space="preserve"> 컨트롤 </w:t>
-      </w:r>
-      <w:proofErr w:type="spellStart"/>
-      <w:r>
-        <w:rPr>
-          <w:rFonts w:hint="eastAsia"/>
-        </w:rPr>
-        <w:t>플레인을</w:t>
-      </w:r>
-      <w:proofErr w:type="spellEnd"/>
-      <w:r>
-        <w:rPr>
-          <w:rFonts w:hint="eastAsia"/>
-        </w:rPr>
-        <w:t xml:space="preserve"> 관장</w:t>
+        <w:t>전체 쿠버네티스 시스템을 관리하고 통제하는 쿠버네티스 컨트롤 플레인을 관장</w:t>
       </w:r>
     </w:p>
     <w:p>
@@ -905,20 +791,12 @@
       <w:pPr>
         <w:pStyle w:val="2"/>
       </w:pPr>
-      <w:proofErr w:type="spellStart"/>
       <w:r>
         <w:rPr>
           <w:rFonts w:hint="eastAsia"/>
         </w:rPr>
         <w:lastRenderedPageBreak/>
-        <w:t>쿠버네티스에서</w:t>
-      </w:r>
-      <w:proofErr w:type="spellEnd"/>
-      <w:r>
-        <w:rPr>
-          <w:rFonts w:hint="eastAsia"/>
-        </w:rPr>
-        <w:t xml:space="preserve"> 애플리케이션 실행</w:t>
+        <w:t>쿠버네티스에서 애플리케이션 실행</w:t>
       </w:r>
     </w:p>
     <w:p>
@@ -986,37 +864,10 @@
         <w:rPr>
           <w:rFonts w:hint="eastAsia"/>
         </w:rPr>
-        <w:t xml:space="preserve">앱 </w:t>
-      </w:r>
-      <w:proofErr w:type="spellStart"/>
-      <w:r>
-        <w:rPr>
-          <w:rFonts w:hint="eastAsia"/>
-        </w:rPr>
-        <w:t>디스크립터</w:t>
-      </w:r>
-      <w:proofErr w:type="spellEnd"/>
-      <w:r>
-        <w:rPr>
-          <w:rFonts w:hint="eastAsia"/>
-        </w:rPr>
-        <w:t>(</w:t>
-      </w:r>
-      <w:proofErr w:type="spellStart"/>
-      <w:r>
-        <w:t>json</w:t>
-      </w:r>
-      <w:proofErr w:type="spellEnd"/>
-      <w:r>
-        <w:t xml:space="preserve">, </w:t>
-      </w:r>
-      <w:proofErr w:type="spellStart"/>
-      <w:r>
-        <w:t>yaml</w:t>
-      </w:r>
-      <w:proofErr w:type="spellEnd"/>
-      <w:r>
-        <w:t xml:space="preserve">) </w:t>
+        <w:t>앱 디스크립터(</w:t>
+      </w:r>
+      <w:r>
+        <w:t xml:space="preserve">json, yaml) </w:t>
       </w:r>
       <w:r>
         <w:rPr>
@@ -1042,11 +893,9 @@
         </w:rPr>
         <w:t xml:space="preserve">역할 중인 </w:t>
       </w:r>
-      <w:proofErr w:type="spellStart"/>
       <w:r>
         <w:t>kublet</w:t>
       </w:r>
-      <w:proofErr w:type="spellEnd"/>
       <w:r>
         <w:rPr>
           <w:rFonts w:hint="eastAsia"/>
@@ -1054,13 +903,8 @@
         <w:t xml:space="preserve">에게 명령 </w:t>
       </w:r>
       <w:r>
-        <w:t xml:space="preserve">-&gt; </w:t>
-      </w:r>
-      <w:proofErr w:type="spellStart"/>
-      <w:r>
-        <w:t>containerd</w:t>
-      </w:r>
-      <w:proofErr w:type="spellEnd"/>
+        <w:t>-&gt; containerd</w:t>
+      </w:r>
       <w:r>
         <w:rPr>
           <w:rFonts w:hint="eastAsia"/>
@@ -1094,21 +938,7 @@
         <w:rPr>
           <w:rFonts w:hint="eastAsia"/>
         </w:rPr>
-        <w:t xml:space="preserve">구글 </w:t>
-      </w:r>
-      <w:proofErr w:type="spellStart"/>
-      <w:r>
-        <w:rPr>
-          <w:rFonts w:hint="eastAsia"/>
-        </w:rPr>
-        <w:t>쿠버네티스</w:t>
-      </w:r>
-      <w:proofErr w:type="spellEnd"/>
-      <w:r>
-        <w:rPr>
-          <w:rFonts w:hint="eastAsia"/>
-        </w:rPr>
-        <w:t xml:space="preserve"> 엔진)</w:t>
+        <w:t>구글 쿠버네티스 엔진)</w:t>
       </w:r>
     </w:p>
     <w:p>
@@ -1156,37 +986,15 @@
         <w:rPr>
           <w:rFonts w:hint="eastAsia"/>
         </w:rPr>
-        <w:t xml:space="preserve">장점은 클라우드 네이티브를 어느 정도 바로 사용할 수 있도록 </w:t>
-      </w:r>
-      <w:proofErr w:type="spellStart"/>
-      <w:r>
-        <w:rPr>
-          <w:rFonts w:hint="eastAsia"/>
-        </w:rPr>
-        <w:t>세팅되어</w:t>
-      </w:r>
-      <w:proofErr w:type="spellEnd"/>
-      <w:r>
-        <w:rPr>
-          <w:rFonts w:hint="eastAsia"/>
-        </w:rPr>
-        <w:t xml:space="preserve"> 있다는 점</w:t>
-      </w:r>
-    </w:p>
-    <w:p>
-      <w:proofErr w:type="spellStart"/>
-      <w:r>
-        <w:rPr>
-          <w:rFonts w:hint="eastAsia"/>
-        </w:rPr>
-        <w:t>온프레미스</w:t>
-      </w:r>
-      <w:proofErr w:type="spellEnd"/>
-      <w:r>
-        <w:rPr>
-          <w:rFonts w:hint="eastAsia"/>
-        </w:rPr>
-        <w:t>(우분투)</w:t>
+        <w:t>장점은 클라우드 네이티브를 어느 정도 바로 사용할 수 있도록 세팅되어 있다는 점</w:t>
+      </w:r>
+    </w:p>
+    <w:p>
+      <w:r>
+        <w:rPr>
+          <w:rFonts w:hint="eastAsia"/>
+        </w:rPr>
+        <w:t>온프레미스(우분투)</w:t>
       </w:r>
     </w:p>
     <w:p>
@@ -1218,21 +1026,7 @@
         <w:rPr>
           <w:rFonts w:hint="eastAsia"/>
         </w:rPr>
-        <w:t xml:space="preserve">장점은 </w:t>
-      </w:r>
-      <w:proofErr w:type="spellStart"/>
-      <w:r>
-        <w:rPr>
-          <w:rFonts w:hint="eastAsia"/>
-        </w:rPr>
-        <w:t>쿠버네티스</w:t>
-      </w:r>
-      <w:proofErr w:type="spellEnd"/>
-      <w:r>
-        <w:rPr>
-          <w:rFonts w:hint="eastAsia"/>
-        </w:rPr>
-        <w:t xml:space="preserve"> 클러스터의 모든 설정을 직접 조작할 수 있으므로 서비스를 구성하는 다양한 기능 테스트 가능</w:t>
+        <w:t>장점은 쿠버네티스 클러스터의 모든 설정을 직접 조작할 수 있으므로 서비스를 구성하는 다양한 기능 테스트 가능</w:t>
       </w:r>
     </w:p>
     <w:p>
@@ -1270,21 +1064,7 @@
           <w:rFonts w:hint="eastAsia"/>
         </w:rPr>
         <w:lastRenderedPageBreak/>
-        <w:t xml:space="preserve">구글 </w:t>
-      </w:r>
-      <w:proofErr w:type="spellStart"/>
-      <w:r>
-        <w:rPr>
-          <w:rFonts w:hint="eastAsia"/>
-        </w:rPr>
-        <w:t>쿠버네티스</w:t>
-      </w:r>
-      <w:proofErr w:type="spellEnd"/>
-      <w:r>
-        <w:rPr>
-          <w:rFonts w:hint="eastAsia"/>
-        </w:rPr>
-        <w:t xml:space="preserve"> 엔진 소개와 회원가입 안내</w:t>
+        <w:t>구글 쿠버네티스 엔진 소개와 회원가입 안내</w:t>
       </w:r>
     </w:p>
     <w:p>
@@ -1454,19 +1234,11 @@
         </w:numPr>
         <w:ind w:leftChars="0"/>
       </w:pPr>
-      <w:proofErr w:type="spellStart"/>
-      <w:r>
-        <w:rPr>
-          <w:rFonts w:hint="eastAsia"/>
-        </w:rPr>
-        <w:t>온프레미스</w:t>
-      </w:r>
-      <w:proofErr w:type="spellEnd"/>
-      <w:r>
-        <w:rPr>
-          <w:rFonts w:hint="eastAsia"/>
-        </w:rPr>
-        <w:t xml:space="preserve"> 및 클라우드 간의 자유로운 이동이 가능하다.</w:t>
+      <w:r>
+        <w:rPr>
+          <w:rFonts w:hint="eastAsia"/>
+        </w:rPr>
+        <w:t>온프레미스 및 클라우드 간의 자유로운 이동이 가능하다.</w:t>
       </w:r>
     </w:p>
     <w:p>
@@ -1522,21 +1294,7 @@
         <w:rPr>
           <w:rFonts w:hint="eastAsia"/>
         </w:rPr>
-        <w:t xml:space="preserve">만약 회원가입이 되어 있어 </w:t>
-      </w:r>
-      <w:proofErr w:type="spellStart"/>
-      <w:r>
-        <w:rPr>
-          <w:rFonts w:hint="eastAsia"/>
-        </w:rPr>
-        <w:t>크레딧이</w:t>
-      </w:r>
-      <w:proofErr w:type="spellEnd"/>
-      <w:r>
-        <w:rPr>
-          <w:rFonts w:hint="eastAsia"/>
-        </w:rPr>
-        <w:t xml:space="preserve"> 없는 경우에는 구글 계정을 새로 만들어 사용하거나,</w:t>
+        <w:t>만약 회원가입이 되어 있어 크레딧이 없는 경우에는 구글 계정을 새로 만들어 사용하거나,</w:t>
       </w:r>
       <w:r>
         <w:t xml:space="preserve"> </w:t>
@@ -1677,13 +1435,8 @@
         </w:rPr>
         <w:t xml:space="preserve">상단 </w:t>
       </w:r>
-      <w:proofErr w:type="spellStart"/>
-      <w:r>
-        <w:t>GoogleCloud</w:t>
-      </w:r>
-      <w:proofErr w:type="spellEnd"/>
-      <w:r>
-        <w:t xml:space="preserve"> </w:t>
+      <w:r>
+        <w:t xml:space="preserve">GoogleCloud </w:t>
       </w:r>
       <w:r>
         <w:rPr>
@@ -2286,21 +2039,7 @@
         <w:rPr>
           <w:rFonts w:hint="eastAsia"/>
         </w:rPr>
-        <w:t xml:space="preserve">가상 </w:t>
-      </w:r>
-      <w:proofErr w:type="spellStart"/>
-      <w:r>
-        <w:rPr>
-          <w:rFonts w:hint="eastAsia"/>
-        </w:rPr>
-        <w:t>머신을</w:t>
-      </w:r>
-      <w:proofErr w:type="spellEnd"/>
-      <w:r>
-        <w:rPr>
-          <w:rFonts w:hint="eastAsia"/>
-        </w:rPr>
-        <w:t xml:space="preserve"> 생성해준다.</w:t>
+        <w:t>가상 머신을 생성해준다.</w:t>
       </w:r>
       <w:r>
         <w:t xml:space="preserve"> </w:t>
@@ -2479,19 +2218,11 @@
       <w:r>
         <w:t xml:space="preserve">- </w:t>
       </w:r>
-      <w:proofErr w:type="spellStart"/>
-      <w:r>
-        <w:rPr>
-          <w:rFonts w:hint="eastAsia"/>
-        </w:rPr>
-        <w:t>리전</w:t>
-      </w:r>
-      <w:proofErr w:type="spellEnd"/>
-      <w:r>
-        <w:rPr>
-          <w:rFonts w:hint="eastAsia"/>
-        </w:rPr>
-        <w:t xml:space="preserve"> 안에 있는 논리적으로 분리된 물리적 데이터 센터 클러스터</w:t>
+      <w:r>
+        <w:rPr>
+          <w:rFonts w:hint="eastAsia"/>
+        </w:rPr>
+        <w:t>리전 안에 있는 논리적으로 분리된 물리적 데이터 센터 클러스터</w:t>
       </w:r>
     </w:p>
     <w:p>
@@ -2503,19 +2234,11 @@
         </w:numPr>
         <w:ind w:leftChars="0"/>
       </w:pPr>
-      <w:proofErr w:type="spellStart"/>
-      <w:r>
-        <w:rPr>
-          <w:rFonts w:hint="eastAsia"/>
-        </w:rPr>
-        <w:t>리전</w:t>
-      </w:r>
-      <w:proofErr w:type="spellEnd"/>
-      <w:r>
-        <w:rPr>
-          <w:rFonts w:hint="eastAsia"/>
-        </w:rPr>
-        <w:t xml:space="preserve"> </w:t>
+      <w:r>
+        <w:rPr>
+          <w:rFonts w:hint="eastAsia"/>
+        </w:rPr>
+        <w:t xml:space="preserve">리전 </w:t>
       </w:r>
       <w:r>
         <w:t xml:space="preserve">- </w:t>
@@ -2853,35 +2576,7 @@
         <w:rPr>
           <w:rFonts w:hint="eastAsia"/>
         </w:rPr>
-        <w:t xml:space="preserve">컨테이너의 메뉴 중 연결을 누르면 다음과 같이 </w:t>
-      </w:r>
-      <w:proofErr w:type="spellStart"/>
-      <w:r>
-        <w:rPr>
-          <w:rFonts w:hint="eastAsia"/>
-        </w:rPr>
-        <w:t>명령줄</w:t>
-      </w:r>
-      <w:proofErr w:type="spellEnd"/>
-      <w:r>
-        <w:rPr>
-          <w:rFonts w:hint="eastAsia"/>
-        </w:rPr>
-        <w:t xml:space="preserve"> </w:t>
-      </w:r>
-      <w:proofErr w:type="spellStart"/>
-      <w:r>
-        <w:rPr>
-          <w:rFonts w:hint="eastAsia"/>
-        </w:rPr>
-        <w:t>엑섹스를</w:t>
-      </w:r>
-      <w:proofErr w:type="spellEnd"/>
-      <w:r>
-        <w:rPr>
-          <w:rFonts w:hint="eastAsia"/>
-        </w:rPr>
-        <w:t xml:space="preserve"> 확인할 수 있다.</w:t>
+        <w:t>컨테이너의 메뉴 중 연결을 누르면 다음과 같이 명령줄 엑섹스를 확인할 수 있다.</w:t>
       </w:r>
       <w:r>
         <w:t xml:space="preserve"> </w:t>
@@ -3032,7 +2727,6 @@
       </w:r>
     </w:p>
     <w:p>
-      <w:proofErr w:type="spellStart"/>
       <w:r>
         <w:rPr>
           <w:rFonts w:hint="eastAsia"/>
@@ -3041,11 +2735,7 @@
         <w:t>k</w:t>
       </w:r>
       <w:r>
-        <w:t>ubectl</w:t>
-      </w:r>
-      <w:proofErr w:type="spellEnd"/>
-      <w:r>
-        <w:t xml:space="preserve"> get nodes: </w:t>
+        <w:t xml:space="preserve">ubectl get nodes: </w:t>
       </w:r>
       <w:r>
         <w:rPr>
@@ -3114,29 +2804,8 @@
       </w:r>
     </w:p>
     <w:p>
-      <w:proofErr w:type="spellStart"/>
-      <w:r>
-        <w:t>kubectl</w:t>
-      </w:r>
-      <w:proofErr w:type="spellEnd"/>
-      <w:r>
-        <w:t xml:space="preserve"> create deploy </w:t>
-      </w:r>
-      <w:proofErr w:type="spellStart"/>
-      <w:r>
-        <w:t>tc</w:t>
-      </w:r>
-      <w:proofErr w:type="spellEnd"/>
-      <w:r>
-        <w:t xml:space="preserve"> --image=</w:t>
-      </w:r>
-      <w:proofErr w:type="spellStart"/>
-      <w:r>
-        <w:t>consol</w:t>
-      </w:r>
-      <w:proofErr w:type="spellEnd"/>
-      <w:r>
-        <w:t>/tomcat-</w:t>
+      <w:r>
+        <w:t>kubectl create deploy tc --image=consol/tomcat-</w:t>
       </w:r>
       <w:r>
         <w:t>9</w:t>
@@ -3179,7 +2848,6 @@
         </w:numPr>
         <w:ind w:leftChars="0"/>
       </w:pPr>
-      <w:proofErr w:type="spellStart"/>
       <w:r>
         <w:rPr>
           <w:rFonts w:hint="eastAsia"/>
@@ -3187,11 +2855,7 @@
         <w:t>t</w:t>
       </w:r>
       <w:r>
-        <w:t>c</w:t>
-      </w:r>
-      <w:proofErr w:type="spellEnd"/>
-      <w:r>
-        <w:t xml:space="preserve">: </w:t>
+        <w:t xml:space="preserve">c: </w:t>
       </w:r>
       <w:r>
         <w:rPr>
@@ -3260,29 +2924,8 @@
       </w:r>
     </w:p>
     <w:p>
-      <w:proofErr w:type="spellStart"/>
-      <w:r>
-        <w:t>kubectl</w:t>
-      </w:r>
-      <w:proofErr w:type="spellEnd"/>
-      <w:r>
-        <w:t xml:space="preserve"> expose deploy </w:t>
-      </w:r>
-      <w:proofErr w:type="spellStart"/>
-      <w:r>
-        <w:t>tc</w:t>
-      </w:r>
-      <w:proofErr w:type="spellEnd"/>
-      <w:r>
-        <w:t xml:space="preserve"> --type=</w:t>
-      </w:r>
-      <w:proofErr w:type="spellStart"/>
-      <w:r>
-        <w:t>LoadBalancer</w:t>
-      </w:r>
-      <w:proofErr w:type="spellEnd"/>
-      <w:r>
-        <w:t xml:space="preserve"> --port=80 --target-port=8080</w:t>
+      <w:r>
+        <w:t>kubectl expose deploy tc --type=LoadBalancer --port=80 --target-port=8080</w:t>
       </w:r>
     </w:p>
     <w:p>
@@ -3297,19 +2940,11 @@
       <w:r>
         <w:t xml:space="preserve">expose: </w:t>
       </w:r>
-      <w:proofErr w:type="spellStart"/>
-      <w:r>
-        <w:rPr>
-          <w:rFonts w:hint="eastAsia"/>
-        </w:rPr>
-        <w:t>포트포워딩을</w:t>
-      </w:r>
-      <w:proofErr w:type="spellEnd"/>
-      <w:r>
-        <w:rPr>
-          <w:rFonts w:hint="eastAsia"/>
-        </w:rPr>
-        <w:t xml:space="preserve"> 통해 외부에 서비스를 노출하는 명령어</w:t>
+      <w:r>
+        <w:rPr>
+          <w:rFonts w:hint="eastAsia"/>
+        </w:rPr>
+        <w:t>포트포워딩을 통해 외부에 서비스를 노출하는 명령어</w:t>
       </w:r>
     </w:p>
     <w:p>
@@ -3337,15 +2972,7 @@
         <w:t>t</w:t>
       </w:r>
       <w:r>
-        <w:t>ype-</w:t>
-      </w:r>
-      <w:proofErr w:type="spellStart"/>
-      <w:r>
-        <w:t>LoadBalancer</w:t>
-      </w:r>
-      <w:proofErr w:type="spellEnd"/>
-      <w:r>
-        <w:t xml:space="preserve">: </w:t>
+        <w:t xml:space="preserve">ype-LoadBalancer: </w:t>
       </w:r>
       <w:r>
         <w:rPr>
@@ -3397,21 +3024,9 @@
       </w:r>
     </w:p>
     <w:p>
-      <w:proofErr w:type="spellStart"/>
-      <w:r>
-        <w:t>kubectl</w:t>
-      </w:r>
-      <w:proofErr w:type="spellEnd"/>
-      <w:r>
-        <w:t xml:space="preserve"> get </w:t>
-      </w:r>
-      <w:proofErr w:type="spellStart"/>
-      <w:proofErr w:type="gramStart"/>
-      <w:r>
-        <w:t>pods,svc</w:t>
-      </w:r>
-      <w:proofErr w:type="spellEnd"/>
-      <w:proofErr w:type="gramEnd"/>
+      <w:r>
+        <w:t>kubectl get pods,svc</w:t>
+      </w:r>
     </w:p>
     <w:p>
       <w:pPr>
@@ -3557,13 +3172,8 @@
         <w:t>개가 배포된 것과,</w:t>
       </w:r>
       <w:r>
-        <w:t xml:space="preserve"> service/</w:t>
-      </w:r>
-      <w:proofErr w:type="spellStart"/>
-      <w:r>
-        <w:t>tc</w:t>
-      </w:r>
-      <w:proofErr w:type="spellEnd"/>
+        <w:t xml:space="preserve"> service/tc</w:t>
+      </w:r>
       <w:r>
         <w:rPr>
           <w:rFonts w:hint="eastAsia"/>
@@ -3643,13 +3253,8 @@
         </w:rPr>
         <w:t xml:space="preserve">하지만 </w:t>
       </w:r>
-      <w:proofErr w:type="spellStart"/>
-      <w:r>
-        <w:t>ImagePullBackOff</w:t>
-      </w:r>
-      <w:proofErr w:type="spellEnd"/>
-      <w:r>
-        <w:t>(</w:t>
+      <w:r>
+        <w:t>ImagePullBackOff(</w:t>
       </w:r>
       <w:r>
         <w:rPr>
@@ -3681,63 +3286,12 @@
         <w:rPr>
           <w:rFonts w:hint="eastAsia"/>
         </w:rPr>
-        <w:t xml:space="preserve">이를 해결하기 위해 공식 이미지를 사용하도록 </w:t>
-      </w:r>
-      <w:proofErr w:type="spellStart"/>
-      <w:r>
-        <w:rPr>
-          <w:rFonts w:hint="eastAsia"/>
-        </w:rPr>
-        <w:t>디플로이먼트의</w:t>
-      </w:r>
-      <w:proofErr w:type="spellEnd"/>
-      <w:r>
-        <w:rPr>
-          <w:rFonts w:hint="eastAsia"/>
-        </w:rPr>
-        <w:t xml:space="preserve"> 이미지를 변경하였다.</w:t>
-      </w:r>
-    </w:p>
-    <w:p>
-      <w:proofErr w:type="spellStart"/>
-      <w:r>
-        <w:t>kubectl</w:t>
-      </w:r>
-      <w:proofErr w:type="spellEnd"/>
-      <w:r>
-        <w:t xml:space="preserve"> get deploy </w:t>
-      </w:r>
-      <w:proofErr w:type="spellStart"/>
-      <w:r>
-        <w:t>tc</w:t>
-      </w:r>
-      <w:proofErr w:type="spellEnd"/>
-      <w:r>
-        <w:t xml:space="preserve"> -o </w:t>
-      </w:r>
-      <w:proofErr w:type="spellStart"/>
-      <w:r>
-        <w:t>jsonpath</w:t>
-      </w:r>
-      <w:proofErr w:type="spellEnd"/>
-      <w:r>
-        <w:t>='</w:t>
-      </w:r>
-      <w:proofErr w:type="gramStart"/>
-      <w:r>
-        <w:t>{.</w:t>
-      </w:r>
-      <w:proofErr w:type="spellStart"/>
-      <w:r>
-        <w:t>spec</w:t>
-      </w:r>
-      <w:proofErr w:type="gramEnd"/>
-      <w:r>
-        <w:t>.template.spec.containers</w:t>
-      </w:r>
-      <w:proofErr w:type="spellEnd"/>
-      <w:r>
-        <w:t>[*].name}{"\n"}'</w:t>
+        <w:t>이를 해결하기 위해 공식 이미지를 사용하도록 디플로이먼트의 이미지를 변경하였다.</w:t>
+      </w:r>
+    </w:p>
+    <w:p>
+      <w:r>
+        <w:t>kubectl get deploy tc -o jsonpath='{.spec.template.spec.containers[*].name}{"\n"}'</w:t>
       </w:r>
       <w:r>
         <w:rPr>
@@ -3789,46 +3343,18 @@
       </w:r>
     </w:p>
     <w:p>
-      <w:proofErr w:type="spellStart"/>
-      <w:r>
-        <w:t>kubectl</w:t>
-      </w:r>
-      <w:proofErr w:type="spellEnd"/>
-      <w:r>
-        <w:t xml:space="preserve"> set image deploy/</w:t>
-      </w:r>
-      <w:proofErr w:type="spellStart"/>
-      <w:r>
-        <w:t>tc</w:t>
-      </w:r>
-      <w:proofErr w:type="spellEnd"/>
-      <w:r>
-        <w:t xml:space="preserve"> tomcat-7-0-jnnr9=tomcat:7.0</w:t>
-      </w:r>
-    </w:p>
-    <w:p>
-      <w:proofErr w:type="spellStart"/>
-      <w:r>
-        <w:t>kubectl</w:t>
-      </w:r>
-      <w:proofErr w:type="spellEnd"/>
-      <w:r>
-        <w:t xml:space="preserve"> rollout status deploy/</w:t>
-      </w:r>
-      <w:proofErr w:type="spellStart"/>
-      <w:r>
-        <w:t>tc</w:t>
-      </w:r>
-      <w:proofErr w:type="spellEnd"/>
-    </w:p>
-    <w:p>
-      <w:proofErr w:type="spellStart"/>
-      <w:r>
-        <w:t>kubectl</w:t>
-      </w:r>
-      <w:proofErr w:type="spellEnd"/>
-      <w:r>
-        <w:t xml:space="preserve"> get pods -o wide</w:t>
+      <w:r>
+        <w:t>kubectl set image deploy/tc tomcat-7-0-jnnr9=tomcat:7.0</w:t>
+      </w:r>
+    </w:p>
+    <w:p>
+      <w:r>
+        <w:t>kubectl rollout status deploy/tc</w:t>
+      </w:r>
+    </w:p>
+    <w:p>
+      <w:r>
+        <w:t>kubectl get pods -o wide</w:t>
       </w:r>
     </w:p>
     <w:p>
@@ -3887,39 +3413,12 @@
         <w:rPr>
           <w:rFonts w:hint="eastAsia"/>
         </w:rPr>
-        <w:t xml:space="preserve">가 제대로 작동하는 것을 확인 후 혹시 모르니 다음 명령어를 통해 </w:t>
-      </w:r>
-      <w:proofErr w:type="spellStart"/>
-      <w:r>
-        <w:rPr>
-          <w:rFonts w:hint="eastAsia"/>
-        </w:rPr>
-        <w:t>엔드포인트가</w:t>
-      </w:r>
-      <w:proofErr w:type="spellEnd"/>
-      <w:r>
-        <w:rPr>
-          <w:rFonts w:hint="eastAsia"/>
-        </w:rPr>
-        <w:t xml:space="preserve"> 생성된 것도 확인한다.</w:t>
-      </w:r>
-    </w:p>
-    <w:p>
-      <w:proofErr w:type="spellStart"/>
-      <w:r>
-        <w:t>kubectl</w:t>
-      </w:r>
-      <w:proofErr w:type="spellEnd"/>
-      <w:r>
-        <w:t xml:space="preserve"> get endpoints </w:t>
-      </w:r>
-      <w:proofErr w:type="spellStart"/>
-      <w:r>
-        <w:t>tc</w:t>
-      </w:r>
-      <w:proofErr w:type="spellEnd"/>
-      <w:r>
-        <w:t xml:space="preserve"> -o wide</w:t>
+        <w:t>가 제대로 작동하는 것을 확인 후 혹시 모르니 다음 명령어를 통해 엔드포인트가 생성된 것도 확인한다.</w:t>
+      </w:r>
+    </w:p>
+    <w:p>
+      <w:r>
+        <w:t>kubectl get endpoints tc -o wide</w:t>
       </w:r>
     </w:p>
     <w:p>
@@ -3972,13 +3471,8 @@
         <w:lastRenderedPageBreak/>
         <w:t xml:space="preserve">이후 다시 </w:t>
       </w:r>
-      <w:proofErr w:type="spellStart"/>
-      <w:r>
-        <w:t>kubectl</w:t>
-      </w:r>
-      <w:proofErr w:type="spellEnd"/>
-      <w:r>
-        <w:t xml:space="preserve"> get pod, svc </w:t>
+      <w:r>
+        <w:t xml:space="preserve">kubectl get pod, svc </w:t>
       </w:r>
       <w:r>
         <w:rPr>
@@ -4052,21 +3546,7 @@
         <w:rPr>
           <w:rFonts w:hint="eastAsia"/>
         </w:rPr>
-        <w:t xml:space="preserve">에러(트래픽은 </w:t>
-      </w:r>
-      <w:proofErr w:type="spellStart"/>
-      <w:r>
-        <w:rPr>
-          <w:rFonts w:hint="eastAsia"/>
-        </w:rPr>
-        <w:t>톰캣까지</w:t>
-      </w:r>
-      <w:proofErr w:type="spellEnd"/>
-      <w:r>
-        <w:rPr>
-          <w:rFonts w:hint="eastAsia"/>
-        </w:rPr>
-        <w:t xml:space="preserve"> 도달했지만,</w:t>
+        <w:t>에러(트래픽은 톰캣까지 도달했지만,</w:t>
       </w:r>
       <w:r>
         <w:t xml:space="preserve"> </w:t>
@@ -4084,21 +3564,7 @@
         <w:rPr>
           <w:rFonts w:hint="eastAsia"/>
         </w:rPr>
-        <w:t xml:space="preserve">에 올라간 </w:t>
-      </w:r>
-      <w:proofErr w:type="spellStart"/>
-      <w:r>
-        <w:rPr>
-          <w:rFonts w:hint="eastAsia"/>
-        </w:rPr>
-        <w:t>웹앱이</w:t>
-      </w:r>
-      <w:proofErr w:type="spellEnd"/>
-      <w:r>
-        <w:rPr>
-          <w:rFonts w:hint="eastAsia"/>
-        </w:rPr>
-        <w:t xml:space="preserve"> 없는 상태)가 발생할</w:t>
+        <w:t>에 올라간 웹앱이 없는 상태)가 발생할</w:t>
       </w:r>
       <w:r>
         <w:t xml:space="preserve"> </w:t>
@@ -4116,84 +3582,17 @@
         <w:rPr>
           <w:rFonts w:hint="eastAsia"/>
         </w:rPr>
-        <w:t xml:space="preserve">이를 위해 기본 앱을 복사해서 </w:t>
-      </w:r>
-      <w:proofErr w:type="spellStart"/>
-      <w:r>
-        <w:rPr>
-          <w:rFonts w:hint="eastAsia"/>
-        </w:rPr>
-        <w:t>띄워둔</w:t>
-      </w:r>
-      <w:proofErr w:type="spellEnd"/>
-      <w:r>
-        <w:rPr>
-          <w:rFonts w:hint="eastAsia"/>
-        </w:rPr>
-        <w:t xml:space="preserve"> 후 접속해보자.</w:t>
-      </w:r>
-    </w:p>
-    <w:p>
-      <w:proofErr w:type="spellStart"/>
-      <w:r>
-        <w:t>kubectl</w:t>
-      </w:r>
-      <w:proofErr w:type="spellEnd"/>
-      <w:r>
-        <w:t xml:space="preserve"> patch deploy </w:t>
-      </w:r>
-      <w:proofErr w:type="spellStart"/>
-      <w:r>
-        <w:t>tc</w:t>
-      </w:r>
-      <w:proofErr w:type="spellEnd"/>
-      <w:r>
-        <w:t xml:space="preserve"> --type='</w:t>
-      </w:r>
-      <w:proofErr w:type="spellStart"/>
-      <w:r>
-        <w:t>json</w:t>
-      </w:r>
-      <w:proofErr w:type="spellEnd"/>
-      <w:r>
-        <w:t>' -p='[</w:t>
-      </w:r>
-    </w:p>
-    <w:p>
-      <w:r>
-        <w:t xml:space="preserve">  {"op":"add","path":"/spec/template/spec/containers/0/command","value</w:t>
-      </w:r>
-      <w:proofErr w:type="gramStart"/>
-      <w:r>
-        <w:t>":[</w:t>
-      </w:r>
-      <w:proofErr w:type="gramEnd"/>
-      <w:r>
-        <w:t>"/bin/sh","-c","cp -r /</w:t>
-      </w:r>
-      <w:proofErr w:type="spellStart"/>
-      <w:r>
-        <w:t>usr</w:t>
-      </w:r>
-      <w:proofErr w:type="spellEnd"/>
-      <w:r>
-        <w:t>/local/tomcat/</w:t>
-      </w:r>
-      <w:proofErr w:type="spellStart"/>
-      <w:r>
-        <w:t>webapps.dist</w:t>
-      </w:r>
-      <w:proofErr w:type="spellEnd"/>
-      <w:r>
-        <w:t>/* /</w:t>
-      </w:r>
-      <w:proofErr w:type="spellStart"/>
-      <w:r>
-        <w:t>usr</w:t>
-      </w:r>
-      <w:proofErr w:type="spellEnd"/>
-      <w:r>
-        <w:t>/local/tomcat/webapps/; exec catalina.sh run"]}</w:t>
+        <w:t>이를 위해 기본 앱을 복사해서 띄워둔 후 접속해보자.</w:t>
+      </w:r>
+    </w:p>
+    <w:p>
+      <w:r>
+        <w:t>kubectl patch deploy tc --type='json' -p='[</w:t>
+      </w:r>
+    </w:p>
+    <w:p>
+      <w:r>
+        <w:t xml:space="preserve">  {"op":"add","path":"/spec/template/spec/containers/0/command","value":["/bin/sh","-c","cp -r /usr/local/tomcat/webapps.dist/* /usr/local/tomcat/webapps/; exec catalina.sh run"]}</w:t>
       </w:r>
     </w:p>
     <w:p>
@@ -4202,19 +3601,9 @@
       </w:r>
     </w:p>
     <w:p>
-      <w:proofErr w:type="spellStart"/>
-      <w:r>
-        <w:t>kubectl</w:t>
-      </w:r>
-      <w:proofErr w:type="spellEnd"/>
-      <w:r>
-        <w:t xml:space="preserve"> rollout status deploy/</w:t>
-      </w:r>
-      <w:proofErr w:type="spellStart"/>
-      <w:r>
-        <w:t>tc</w:t>
-      </w:r>
-      <w:proofErr w:type="spellEnd"/>
+      <w:r>
+        <w:t>kubectl rollout status deploy/tc</w:t>
+      </w:r>
     </w:p>
     <w:p>
       <w:r>
@@ -4321,19 +3710,9 @@
       </w:r>
     </w:p>
     <w:p>
-      <w:proofErr w:type="spellStart"/>
-      <w:r>
-        <w:t>kubectl</w:t>
-      </w:r>
-      <w:proofErr w:type="spellEnd"/>
-      <w:r>
-        <w:t xml:space="preserve"> delete all --</w:t>
-      </w:r>
-      <w:proofErr w:type="spellStart"/>
-      <w:r>
-        <w:t>all</w:t>
-      </w:r>
-      <w:proofErr w:type="spellEnd"/>
+      <w:r>
+        <w:t>kubectl delete all --all</w:t>
+      </w:r>
     </w:p>
     <w:p>
       <w:r>
@@ -4350,21 +3729,10 @@
         <w:rPr>
           <w:rFonts w:hint="eastAsia"/>
         </w:rPr>
-        <w:t xml:space="preserve">에 접속하여 </w:t>
-      </w:r>
-      <w:proofErr w:type="gramStart"/>
-      <w:r>
-        <w:rPr>
-          <w:rFonts w:hint="eastAsia"/>
-        </w:rPr>
-        <w:t>a</w:t>
-      </w:r>
-      <w:r>
-        <w:t>dmin /</w:t>
-      </w:r>
-      <w:proofErr w:type="gramEnd"/>
-      <w:r>
-        <w:t xml:space="preserve"> admin </w:t>
+        <w:t>에 접속하여 a</w:t>
+      </w:r>
+      <w:r>
+        <w:t xml:space="preserve">dmin / admin </w:t>
       </w:r>
       <w:r>
         <w:rPr>
@@ -4470,21 +3838,7 @@
         <w:rPr>
           <w:rFonts w:hint="eastAsia"/>
         </w:rPr>
-        <w:t xml:space="preserve">이는 </w:t>
-      </w:r>
-      <w:proofErr w:type="spellStart"/>
-      <w:r>
-        <w:rPr>
-          <w:rFonts w:hint="eastAsia"/>
-        </w:rPr>
-        <w:t>새로고침을</w:t>
-      </w:r>
-      <w:proofErr w:type="spellEnd"/>
-      <w:r>
-        <w:rPr>
-          <w:rFonts w:hint="eastAsia"/>
-        </w:rPr>
-        <w:t xml:space="preserve"> 하면 </w:t>
+        <w:t xml:space="preserve">이는 새로고침을 하면 </w:t>
       </w:r>
       <w:r>
         <w:t>5</w:t>
@@ -4493,21 +3847,7 @@
         <w:rPr>
           <w:rFonts w:hint="eastAsia"/>
         </w:rPr>
-        <w:t xml:space="preserve">개 중 랜덤으로 바뀌어 </w:t>
-      </w:r>
-      <w:proofErr w:type="spellStart"/>
-      <w:r>
-        <w:rPr>
-          <w:rFonts w:hint="eastAsia"/>
-        </w:rPr>
-        <w:t>로드밸런싱이</w:t>
-      </w:r>
-      <w:proofErr w:type="spellEnd"/>
-      <w:r>
-        <w:rPr>
-          <w:rFonts w:hint="eastAsia"/>
-        </w:rPr>
-        <w:t xml:space="preserve"> 이뤄지고 있다는 것을 볼 수 있다.</w:t>
+        <w:t>개 중 랜덤으로 바뀌어 로드밸런싱이 이뤄지고 있다는 것을 볼 수 있다.</w:t>
       </w:r>
       <w:r>
         <w:t>1</w:t>
@@ -4788,21 +4128,8 @@
       </w:r>
       <w:r>
         <w:br/>
-        <w:t xml:space="preserve">Manager </w:t>
-      </w:r>
-      <w:proofErr w:type="gramStart"/>
-      <w:r>
-        <w:t>GUI( /</w:t>
-      </w:r>
-      <w:proofErr w:type="gramEnd"/>
-      <w:r>
-        <w:t>manager/html ) → manager-</w:t>
-      </w:r>
-      <w:proofErr w:type="spellStart"/>
-      <w:r>
-        <w:t>gui</w:t>
-      </w:r>
-      <w:proofErr w:type="spellEnd"/>
+        <w:t>Manager GUI( /manager/html ) → manager-gui</w:t>
+      </w:r>
     </w:p>
     <w:p>
       <w:pPr>
@@ -4814,23 +4141,7 @@
         <w:ind w:leftChars="0"/>
       </w:pPr>
       <w:r>
-        <w:t xml:space="preserve">(보안 밸브) manager/host-manager의 context.xml에 있는 </w:t>
-      </w:r>
-      <w:proofErr w:type="spellStart"/>
-      <w:r>
-        <w:t>RemoteAddrValve</w:t>
-      </w:r>
-      <w:proofErr w:type="spellEnd"/>
-      <w:r>
-        <w:t xml:space="preserve">가 </w:t>
-      </w:r>
-      <w:proofErr w:type="spellStart"/>
-      <w:r>
-        <w:t>로컬호스트만</w:t>
-      </w:r>
-      <w:proofErr w:type="spellEnd"/>
-      <w:r>
-        <w:t xml:space="preserve"> 허용하도록 막고 있어서 외부에서 403 </w:t>
+        <w:t xml:space="preserve">(보안 밸브) manager/host-manager의 context.xml에 있는 RemoteAddrValve가 로컬호스트만 허용하도록 막고 있어서 외부에서 403 </w:t>
       </w:r>
       <w:r>
         <w:rPr>
@@ -4864,17 +4175,7 @@
     </w:p>
     <w:p>
       <w:r>
-        <w:t xml:space="preserve"># 1) manager 기본 앱도 보이게 </w:t>
-      </w:r>
-      <w:proofErr w:type="spellStart"/>
-      <w:proofErr w:type="gramStart"/>
-      <w:r>
-        <w:t>webapps.dist</w:t>
-      </w:r>
-      <w:proofErr w:type="spellEnd"/>
-      <w:proofErr w:type="gramEnd"/>
-      <w:r>
-        <w:t xml:space="preserve"> 복사</w:t>
+        <w:t># 1) manager 기본 앱도 보이게 webapps.dist 복사</w:t>
       </w:r>
     </w:p>
     <w:p>
@@ -4884,180 +4185,37 @@
     </w:p>
     <w:p>
       <w:r>
-        <w:t xml:space="preserve"># 3) manager/host-manager의 </w:t>
-      </w:r>
-      <w:proofErr w:type="spellStart"/>
-      <w:r>
-        <w:t>RemoteAddrValve</w:t>
-      </w:r>
-      <w:proofErr w:type="spellEnd"/>
-      <w:r>
-        <w:t xml:space="preserve"> 제거(또는 허용대역으로 수정)</w:t>
-      </w:r>
-    </w:p>
-    <w:p>
-      <w:proofErr w:type="spellStart"/>
-      <w:r>
-        <w:t>kubectl</w:t>
-      </w:r>
-      <w:proofErr w:type="spellEnd"/>
-      <w:r>
-        <w:t xml:space="preserve"> patch deploy </w:t>
-      </w:r>
-      <w:proofErr w:type="spellStart"/>
-      <w:r>
-        <w:t>tc</w:t>
-      </w:r>
-      <w:proofErr w:type="spellEnd"/>
-      <w:r>
-        <w:t xml:space="preserve"> --type='</w:t>
-      </w:r>
-      <w:proofErr w:type="spellStart"/>
-      <w:r>
-        <w:t>json</w:t>
-      </w:r>
-      <w:proofErr w:type="spellEnd"/>
-      <w:r>
-        <w:t>' -p='[</w:t>
-      </w:r>
-    </w:p>
-    <w:p>
-      <w:r>
-        <w:t xml:space="preserve">  {"op":"add","path":"/spec/template/spec/containers/0/command","value</w:t>
-      </w:r>
-      <w:proofErr w:type="gramStart"/>
-      <w:r>
-        <w:t>":[</w:t>
-      </w:r>
-      <w:proofErr w:type="gramEnd"/>
-      <w:r>
-        <w:t>"/bin/sh","-c",</w:t>
-      </w:r>
-    </w:p>
-    <w:p>
-      <w:r>
-        <w:t xml:space="preserve">    "</w:t>
-      </w:r>
-      <w:proofErr w:type="gramStart"/>
-      <w:r>
-        <w:t>set</w:t>
-      </w:r>
-      <w:proofErr w:type="gramEnd"/>
-      <w:r>
-        <w:t xml:space="preserve"> -e; \</w:t>
-      </w:r>
-    </w:p>
-    <w:p>
-      <w:r>
-        <w:t xml:space="preserve">     cp -r /</w:t>
-      </w:r>
-      <w:proofErr w:type="spellStart"/>
-      <w:r>
-        <w:t>usr</w:t>
-      </w:r>
-      <w:proofErr w:type="spellEnd"/>
-      <w:r>
-        <w:t>/local/tomcat/</w:t>
-      </w:r>
-      <w:proofErr w:type="spellStart"/>
-      <w:r>
-        <w:t>webapps.dist</w:t>
-      </w:r>
-      <w:proofErr w:type="spellEnd"/>
-      <w:r>
-        <w:t>/* /</w:t>
-      </w:r>
-      <w:proofErr w:type="spellStart"/>
-      <w:r>
-        <w:t>usr</w:t>
-      </w:r>
-      <w:proofErr w:type="spellEnd"/>
-      <w:r>
-        <w:t>/local/tomcat/webapps/; \</w:t>
-      </w:r>
-    </w:p>
-    <w:p>
-      <w:r>
-        <w:t xml:space="preserve">     </w:t>
-      </w:r>
-      <w:proofErr w:type="gramStart"/>
-      <w:r>
-        <w:t>if !</w:t>
-      </w:r>
-      <w:proofErr w:type="gramEnd"/>
-      <w:r>
-        <w:t xml:space="preserve"> grep -q manager-status /</w:t>
-      </w:r>
-      <w:proofErr w:type="spellStart"/>
-      <w:r>
-        <w:t>usr</w:t>
-      </w:r>
-      <w:proofErr w:type="spellEnd"/>
-      <w:r>
-        <w:t>/local/tomcat/conf/tomcat-users.xml; then \</w:t>
-      </w:r>
-    </w:p>
-    <w:p>
-      <w:r>
-        <w:t xml:space="preserve">       sed -</w:t>
-      </w:r>
-      <w:proofErr w:type="spellStart"/>
-      <w:r>
-        <w:t>i</w:t>
-      </w:r>
-      <w:proofErr w:type="spellEnd"/>
-      <w:r>
-        <w:t xml:space="preserve"> \"s#&lt;/tomcat-users&gt;#&lt;role </w:t>
-      </w:r>
-      <w:proofErr w:type="spellStart"/>
-      <w:r>
-        <w:t>rolename</w:t>
-      </w:r>
-      <w:proofErr w:type="spellEnd"/>
-      <w:r>
-        <w:t>=\\\"manager-</w:t>
-      </w:r>
-      <w:proofErr w:type="spellStart"/>
-      <w:r>
-        <w:t>gui</w:t>
-      </w:r>
-      <w:proofErr w:type="spellEnd"/>
-      <w:r>
-        <w:t xml:space="preserve">\\\"/&gt;\\n&lt;role </w:t>
-      </w:r>
-      <w:proofErr w:type="spellStart"/>
-      <w:r>
-        <w:t>rolename</w:t>
-      </w:r>
-      <w:proofErr w:type="spellEnd"/>
-      <w:r>
-        <w:t>=\\\"manager-status\\\"/&gt;\\n&lt;user username=\\\"admin\\\" password=\\\"</w:t>
-      </w:r>
-      <w:proofErr w:type="spellStart"/>
-      <w:r>
-        <w:t>adminpass</w:t>
-      </w:r>
-      <w:proofErr w:type="spellEnd"/>
-      <w:r>
-        <w:t>\\\" roles=\\\"manager-</w:t>
-      </w:r>
-      <w:proofErr w:type="spellStart"/>
-      <w:proofErr w:type="gramStart"/>
-      <w:r>
-        <w:t>gui,manager</w:t>
-      </w:r>
-      <w:proofErr w:type="spellEnd"/>
-      <w:proofErr w:type="gramEnd"/>
-      <w:r>
-        <w:t>-status\\\"/&gt;\\n&lt;/tomcat-users&gt;#\" /</w:t>
-      </w:r>
-      <w:proofErr w:type="spellStart"/>
-      <w:r>
-        <w:t>usr</w:t>
-      </w:r>
-      <w:proofErr w:type="spellEnd"/>
-      <w:r>
-        <w:t>/local/tomcat/conf/tomcat-users.xml; \</w:t>
+        <w:t># 3) manager/host-manager의 RemoteAddrValve 제거(또는 허용대역으로 수정)</w:t>
+      </w:r>
+    </w:p>
+    <w:p>
+      <w:r>
+        <w:t>kubectl patch deploy tc --type='json' -p='[</w:t>
+      </w:r>
+    </w:p>
+    <w:p>
+      <w:r>
+        <w:t xml:space="preserve">  {"op":"add","path":"/spec/template/spec/containers/0/command","value":["/bin/sh","-c",</w:t>
+      </w:r>
+    </w:p>
+    <w:p>
+      <w:r>
+        <w:t xml:space="preserve">    "set -e; \</w:t>
+      </w:r>
+    </w:p>
+    <w:p>
+      <w:r>
+        <w:t xml:space="preserve">     cp -r /usr/local/tomcat/webapps.dist/* /usr/local/tomcat/webapps/; \</w:t>
+      </w:r>
+    </w:p>
+    <w:p>
+      <w:r>
+        <w:t xml:space="preserve">     if ! grep -q manager-status /usr/local/tomcat/conf/tomcat-users.xml; then \</w:t>
+      </w:r>
+    </w:p>
+    <w:p>
+      <w:r>
+        <w:t xml:space="preserve">       sed -i \"s#&lt;/tomcat-users&gt;#&lt;role rolename=\\\"manager-gui\\\"/&gt;\\n&lt;role rolename=\\\"manager-status\\\"/&gt;\\n&lt;user username=\\\"admin\\\" password=\\\"adminpass\\\" roles=\\\"manager-gui,manager-status\\\"/&gt;\\n&lt;/tomcat-users&gt;#\" /usr/local/tomcat/conf/tomcat-users.xml; \</w:t>
       </w:r>
     </w:p>
     <w:p>
@@ -5067,60 +4225,12 @@
     </w:p>
     <w:p>
       <w:r>
-        <w:t xml:space="preserve">     sed -</w:t>
-      </w:r>
-      <w:proofErr w:type="spellStart"/>
-      <w:r>
-        <w:t>i</w:t>
-      </w:r>
-      <w:proofErr w:type="spellEnd"/>
-      <w:r>
-        <w:t xml:space="preserve"> \"/</w:t>
-      </w:r>
-      <w:proofErr w:type="spellStart"/>
-      <w:r>
-        <w:t>RemoteAddrValve</w:t>
-      </w:r>
-      <w:proofErr w:type="spellEnd"/>
-      <w:r>
-        <w:t>/d\" /</w:t>
-      </w:r>
-      <w:proofErr w:type="spellStart"/>
-      <w:r>
-        <w:t>usr</w:t>
-      </w:r>
-      <w:proofErr w:type="spellEnd"/>
-      <w:r>
-        <w:t>/local/tomcat/webapps/manager/META-INF/context.xml || true; \</w:t>
-      </w:r>
-    </w:p>
-    <w:p>
-      <w:r>
-        <w:t xml:space="preserve">     sed -</w:t>
-      </w:r>
-      <w:proofErr w:type="spellStart"/>
-      <w:r>
-        <w:t>i</w:t>
-      </w:r>
-      <w:proofErr w:type="spellEnd"/>
-      <w:r>
-        <w:t xml:space="preserve"> \"/</w:t>
-      </w:r>
-      <w:proofErr w:type="spellStart"/>
-      <w:r>
-        <w:t>RemoteAddrValve</w:t>
-      </w:r>
-      <w:proofErr w:type="spellEnd"/>
-      <w:r>
-        <w:t>/d\" /</w:t>
-      </w:r>
-      <w:proofErr w:type="spellStart"/>
-      <w:r>
-        <w:t>usr</w:t>
-      </w:r>
-      <w:proofErr w:type="spellEnd"/>
-      <w:r>
-        <w:t>/local/tomcat/webapps/host-manager/META-INF/context.xml || true; \</w:t>
+        <w:t xml:space="preserve">     sed -i \"/RemoteAddrValve/d\" /usr/local/tomcat/webapps/manager/META-INF/context.xml || true; \</w:t>
+      </w:r>
+    </w:p>
+    <w:p>
+      <w:r>
+        <w:t xml:space="preserve">     sed -i \"/RemoteAddrValve/d\" /usr/local/tomcat/webapps/host-manager/META-INF/context.xml || true; \</w:t>
       </w:r>
     </w:p>
     <w:p>
@@ -5139,19 +4249,9 @@
       </w:r>
     </w:p>
     <w:p>
-      <w:proofErr w:type="spellStart"/>
-      <w:r>
-        <w:t>kubectl</w:t>
-      </w:r>
-      <w:proofErr w:type="spellEnd"/>
-      <w:r>
-        <w:t xml:space="preserve"> rollout status deploy/</w:t>
-      </w:r>
-      <w:proofErr w:type="spellStart"/>
-      <w:r>
-        <w:t>tc</w:t>
-      </w:r>
-      <w:proofErr w:type="spellEnd"/>
+      <w:r>
+        <w:t>kubectl rollout status deploy/tc</w:t>
+      </w:r>
     </w:p>
     <w:p>
       <w:r>
@@ -5160,21 +4260,8 @@
         </w:rPr>
         <w:t xml:space="preserve">이후 다시 접속한 후 인증창에 </w:t>
       </w:r>
-      <w:proofErr w:type="gramStart"/>
-      <w:r>
-        <w:t>admin /</w:t>
-      </w:r>
-      <w:proofErr w:type="gramEnd"/>
-      <w:r>
-        <w:t xml:space="preserve"> </w:t>
-      </w:r>
-      <w:proofErr w:type="spellStart"/>
-      <w:r>
-        <w:t>adminpass</w:t>
-      </w:r>
-      <w:proofErr w:type="spellEnd"/>
-      <w:r>
-        <w:t xml:space="preserve"> </w:t>
+      <w:r>
+        <w:t xml:space="preserve">admin / adminpass </w:t>
       </w:r>
       <w:r>
         <w:rPr>
@@ -5228,21 +4315,8 @@
         </w:numPr>
         <w:ind w:leftChars="0"/>
       </w:pPr>
-      <w:proofErr w:type="spellStart"/>
-      <w:r>
-        <w:t>RemoteAddrValve</w:t>
-      </w:r>
-      <w:proofErr w:type="spellEnd"/>
-      <w:r>
-        <w:t>를 다시 넣고 본인 고정 IP만 허용(</w:t>
-      </w:r>
-      <w:proofErr w:type="spellStart"/>
-      <w:r>
-        <w:t>정규식</w:t>
-      </w:r>
-      <w:proofErr w:type="spellEnd"/>
-      <w:r>
-        <w:t xml:space="preserve"> allow 수정)</w:t>
+      <w:r>
+        <w:t>RemoteAddrValve를 다시 넣고 본인 고정 IP만 허용(정규식 allow 수정)</w:t>
       </w:r>
     </w:p>
     <w:p>
@@ -5274,15 +4348,7 @@
         <w:t>외부</w:t>
       </w:r>
       <w:r>
-        <w:t xml:space="preserve"> 노출 금지(내부 서비스로 전환) 후, </w:t>
-      </w:r>
-      <w:proofErr w:type="spellStart"/>
-      <w:r>
-        <w:t>kubectl</w:t>
-      </w:r>
-      <w:proofErr w:type="spellEnd"/>
-      <w:r>
-        <w:t xml:space="preserve"> port-forward로만 접근</w:t>
+        <w:t xml:space="preserve"> 노출 금지(내부 서비스로 전환) 후, kubectl port-forward로만 접근</w:t>
       </w:r>
     </w:p>
     <w:p>
@@ -5313,7 +4379,6 @@
       </w:r>
     </w:p>
     <w:p>
-      <w:proofErr w:type="spellStart"/>
       <w:r>
         <w:rPr>
           <w:rFonts w:hint="eastAsia"/>
@@ -5321,19 +4386,7 @@
         <w:t>k</w:t>
       </w:r>
       <w:r>
-        <w:t>ubectl</w:t>
-      </w:r>
-      <w:proofErr w:type="spellEnd"/>
-      <w:r>
-        <w:t xml:space="preserve"> get pods -</w:t>
-      </w:r>
-      <w:proofErr w:type="spellStart"/>
-      <w:r>
-        <w:t>owide</w:t>
-      </w:r>
-      <w:proofErr w:type="spellEnd"/>
-      <w:r>
-        <w:t xml:space="preserve"> </w:t>
+        <w:t xml:space="preserve">ubectl get pods -owide </w:t>
       </w:r>
       <w:r>
         <w:rPr>
@@ -5452,6 +4505,1297 @@
         </w:drawing>
       </w:r>
     </w:p>
+    <w:p>
+      <w:pPr>
+        <w:pStyle w:val="1"/>
+      </w:pPr>
+      <w:r>
+        <w:rPr>
+          <w:rFonts w:hint="eastAsia"/>
+        </w:rPr>
+        <w:t>우분투 환경으로 클러스터 구성 설명</w:t>
+      </w:r>
+      <w:r>
+        <w:t xml:space="preserve"> 1 - </w:t>
+      </w:r>
+      <w:r>
+        <w:rPr>
+          <w:rFonts w:hint="eastAsia"/>
+        </w:rPr>
+        <w:t>노드 설정</w:t>
+      </w:r>
+    </w:p>
+    <w:p>
+      <w:pPr>
+        <w:pStyle w:val="2"/>
+      </w:pPr>
+      <w:r>
+        <w:rPr>
+          <w:rFonts w:hint="eastAsia"/>
+        </w:rPr>
+        <w:t>쿠버네티스 설치 필요 사항</w:t>
+      </w:r>
+    </w:p>
+    <w:p>
+      <w:pPr>
+        <w:pStyle w:val="a3"/>
+        <w:numPr>
+          <w:ilvl w:val="0"/>
+          <w:numId w:val="16"/>
+        </w:numPr>
+        <w:ind w:leftChars="0"/>
+      </w:pPr>
+      <w:r>
+        <w:t>GCP</w:t>
+      </w:r>
+      <w:r>
+        <w:rPr>
+          <w:rFonts w:hint="eastAsia"/>
+        </w:rPr>
+        <w:t xml:space="preserve">의 인스턴스나 </w:t>
+      </w:r>
+      <w:r>
+        <w:t xml:space="preserve">VMware </w:t>
+      </w:r>
+      <w:r>
+        <w:rPr>
+          <w:rFonts w:hint="eastAsia"/>
+        </w:rPr>
+        <w:t>이미지를 사용해 구성</w:t>
+      </w:r>
+    </w:p>
+    <w:p>
+      <w:pPr>
+        <w:pStyle w:val="a3"/>
+        <w:numPr>
+          <w:ilvl w:val="0"/>
+          <w:numId w:val="16"/>
+        </w:numPr>
+        <w:ind w:leftChars="0"/>
+      </w:pPr>
+      <w:r>
+        <w:rPr>
+          <w:rFonts w:hint="eastAsia"/>
+        </w:rPr>
+        <w:t xml:space="preserve">마스터 노드 </w:t>
+      </w:r>
+      <w:r>
+        <w:t>1</w:t>
+      </w:r>
+      <w:r>
+        <w:rPr>
+          <w:rFonts w:hint="eastAsia"/>
+        </w:rPr>
+        <w:t>대</w:t>
+      </w:r>
+      <w:r>
+        <w:t xml:space="preserve">: </w:t>
+      </w:r>
+      <w:r>
+        <w:rPr>
+          <w:rFonts w:hint="eastAsia"/>
+        </w:rPr>
+        <w:t>쿠퍼네티스의 마스터노드가 설정될 호스트</w:t>
+      </w:r>
+    </w:p>
+    <w:p>
+      <w:pPr>
+        <w:pStyle w:val="a3"/>
+        <w:numPr>
+          <w:ilvl w:val="0"/>
+          <w:numId w:val="16"/>
+        </w:numPr>
+        <w:ind w:leftChars="0"/>
+      </w:pPr>
+      <w:r>
+        <w:rPr>
+          <w:rFonts w:hint="eastAsia"/>
+        </w:rPr>
+        <w:t xml:space="preserve">워커 노드 </w:t>
+      </w:r>
+      <w:r>
+        <w:t>2</w:t>
+      </w:r>
+      <w:r>
+        <w:rPr>
+          <w:rFonts w:hint="eastAsia"/>
+        </w:rPr>
+        <w:t>대</w:t>
+      </w:r>
+      <w:r>
+        <w:t xml:space="preserve">: </w:t>
+      </w:r>
+      <w:r>
+        <w:rPr>
+          <w:rFonts w:hint="eastAsia"/>
+        </w:rPr>
+        <w:t xml:space="preserve">클러스터에 컨테이너를 띄울 </w:t>
+      </w:r>
+      <w:r>
+        <w:t xml:space="preserve">Work </w:t>
+      </w:r>
+      <w:r>
+        <w:rPr>
+          <w:rFonts w:hint="eastAsia"/>
+        </w:rPr>
+        <w:t>노드 추가</w:t>
+      </w:r>
+    </w:p>
+    <w:p>
+      <w:pPr>
+        <w:pStyle w:val="a3"/>
+        <w:numPr>
+          <w:ilvl w:val="0"/>
+          <w:numId w:val="16"/>
+        </w:numPr>
+        <w:ind w:leftChars="0"/>
+      </w:pPr>
+      <w:r>
+        <w:rPr>
+          <w:rFonts w:hint="eastAsia"/>
+        </w:rPr>
+        <w:t xml:space="preserve">가상 머신은 </w:t>
+      </w:r>
+      <w:r>
+        <w:t>2</w:t>
+      </w:r>
+      <w:r>
+        <w:rPr>
+          <w:rFonts w:hint="eastAsia"/>
+        </w:rPr>
+        <w:t>C</w:t>
+      </w:r>
+      <w:r>
+        <w:t xml:space="preserve">PU, 4GB </w:t>
+      </w:r>
+      <w:r>
+        <w:rPr>
+          <w:rFonts w:hint="eastAsia"/>
+        </w:rPr>
+        <w:t>메모리 사용 필요</w:t>
+      </w:r>
+    </w:p>
+    <w:p>
+      <w:pPr>
+        <w:rPr>
+          <w:rFonts w:hint="eastAsia"/>
+        </w:rPr>
+      </w:pPr>
+      <w:r>
+        <w:lastRenderedPageBreak/>
+        <w:drawing>
+          <wp:inline distT="0" distB="0" distL="0" distR="0" wp14:anchorId="4F4ECD81" wp14:editId="5BA2EFDE">
+            <wp:extent cx="5731510" cy="2388235"/>
+            <wp:effectExtent l="0" t="0" r="2540" b="0"/>
+            <wp:docPr id="1906805110" name="그림 1"/>
+            <wp:cNvGraphicFramePr>
+              <a:graphicFrameLocks xmlns:a="http://schemas.openxmlformats.org/drawingml/2006/main" noChangeAspect="1"/>
+            </wp:cNvGraphicFramePr>
+            <a:graphic xmlns:a="http://schemas.openxmlformats.org/drawingml/2006/main">
+              <a:graphicData uri="http://schemas.openxmlformats.org/drawingml/2006/picture">
+                <pic:pic xmlns:pic="http://schemas.openxmlformats.org/drawingml/2006/picture">
+                  <pic:nvPicPr>
+                    <pic:cNvPr id="1906805110" name=""/>
+                    <pic:cNvPicPr/>
+                  </pic:nvPicPr>
+                  <pic:blipFill>
+                    <a:blip r:embed="rId47"/>
+                    <a:stretch>
+                      <a:fillRect/>
+                    </a:stretch>
+                  </pic:blipFill>
+                  <pic:spPr>
+                    <a:xfrm>
+                      <a:off x="0" y="0"/>
+                      <a:ext cx="5731510" cy="2388235"/>
+                    </a:xfrm>
+                    <a:prstGeom prst="rect">
+                      <a:avLst/>
+                    </a:prstGeom>
+                  </pic:spPr>
+                </pic:pic>
+              </a:graphicData>
+            </a:graphic>
+          </wp:inline>
+        </w:drawing>
+      </w:r>
+    </w:p>
+    <w:p>
+      <w:pPr>
+        <w:pStyle w:val="2"/>
+      </w:pPr>
+      <w:r>
+        <w:rPr>
+          <w:rFonts w:hint="eastAsia"/>
+        </w:rPr>
+        <w:t>시작하기 전 점검해야 하는 체크리스트</w:t>
+      </w:r>
+    </w:p>
+    <w:p>
+      <w:pPr>
+        <w:pStyle w:val="a3"/>
+        <w:numPr>
+          <w:ilvl w:val="0"/>
+          <w:numId w:val="8"/>
+        </w:numPr>
+        <w:ind w:leftChars="0"/>
+      </w:pPr>
+      <w:r>
+        <w:t>호환되는 리눅스 머신. 쿠버네티스 프로젝트는 데비안 기반 배포판, 레드햇 기반 배포판</w:t>
+      </w:r>
+      <w:r>
+        <w:rPr>
+          <w:rFonts w:hint="eastAsia"/>
+        </w:rPr>
+        <w:t>,</w:t>
+      </w:r>
+      <w:r>
+        <w:t xml:space="preserve"> 그리고 패키지</w:t>
+      </w:r>
+      <w:r>
+        <w:rPr>
+          <w:rFonts w:hint="eastAsia"/>
+        </w:rPr>
+        <w:t xml:space="preserve"> </w:t>
+      </w:r>
+      <w:r>
+        <w:t>매니저를</w:t>
+      </w:r>
+      <w:r>
+        <w:rPr>
+          <w:rFonts w:hint="eastAsia"/>
+        </w:rPr>
+        <w:t xml:space="preserve"> </w:t>
+      </w:r>
+      <w:r>
+        <w:t>사용하지</w:t>
+      </w:r>
+      <w:r>
+        <w:rPr>
+          <w:rFonts w:hint="eastAsia"/>
+        </w:rPr>
+        <w:t xml:space="preserve"> </w:t>
+      </w:r>
+      <w:r>
+        <w:t>않는</w:t>
+      </w:r>
+      <w:r>
+        <w:rPr>
+          <w:rFonts w:hint="eastAsia"/>
+        </w:rPr>
+        <w:t xml:space="preserve"> </w:t>
+      </w:r>
+      <w:r>
+        <w:t>경우에</w:t>
+      </w:r>
+      <w:r>
+        <w:rPr>
+          <w:rFonts w:hint="eastAsia"/>
+        </w:rPr>
+        <w:t xml:space="preserve"> </w:t>
+      </w:r>
+      <w:r>
+        <w:t>대한</w:t>
+      </w:r>
+      <w:r>
+        <w:rPr>
+          <w:rFonts w:hint="eastAsia"/>
+        </w:rPr>
+        <w:t xml:space="preserve"> </w:t>
+      </w:r>
+      <w:r>
+        <w:t>일반적인</w:t>
+      </w:r>
+      <w:r>
+        <w:rPr>
+          <w:rFonts w:hint="eastAsia"/>
+        </w:rPr>
+        <w:t xml:space="preserve"> </w:t>
+      </w:r>
+      <w:r>
+        <w:t>가이드를</w:t>
+      </w:r>
+      <w:r>
+        <w:rPr>
+          <w:rFonts w:hint="eastAsia"/>
+        </w:rPr>
+        <w:t xml:space="preserve"> </w:t>
+      </w:r>
+      <w:r>
+        <w:t>제공한다.</w:t>
+      </w:r>
+    </w:p>
+    <w:p>
+      <w:pPr>
+        <w:pStyle w:val="a3"/>
+        <w:numPr>
+          <w:ilvl w:val="0"/>
+          <w:numId w:val="8"/>
+        </w:numPr>
+        <w:ind w:leftChars="0"/>
+      </w:pPr>
+      <w:r>
+        <w:t>2GB 이상의</w:t>
+      </w:r>
+      <w:r>
+        <w:rPr>
+          <w:rFonts w:hint="eastAsia"/>
+        </w:rPr>
+        <w:t xml:space="preserve"> </w:t>
+      </w:r>
+      <w:r>
+        <w:t>램을</w:t>
+      </w:r>
+      <w:r>
+        <w:rPr>
+          <w:rFonts w:hint="eastAsia"/>
+        </w:rPr>
+        <w:t xml:space="preserve"> </w:t>
+      </w:r>
+      <w:r>
+        <w:t>장착한</w:t>
+      </w:r>
+      <w:r>
+        <w:rPr>
+          <w:rFonts w:hint="eastAsia"/>
+        </w:rPr>
+        <w:t xml:space="preserve"> </w:t>
+      </w:r>
+      <w:r>
+        <w:t>머신. (이</w:t>
+      </w:r>
+      <w:r>
+        <w:rPr>
+          <w:rFonts w:hint="eastAsia"/>
+        </w:rPr>
+        <w:t xml:space="preserve"> </w:t>
+      </w:r>
+      <w:r>
+        <w:t>보다</w:t>
+      </w:r>
+      <w:r>
+        <w:rPr>
+          <w:rFonts w:hint="eastAsia"/>
+        </w:rPr>
+        <w:t xml:space="preserve"> </w:t>
+      </w:r>
+      <w:r>
+        <w:t>작으면</w:t>
+      </w:r>
+      <w:r>
+        <w:rPr>
+          <w:rFonts w:hint="eastAsia"/>
+        </w:rPr>
+        <w:t xml:space="preserve"> </w:t>
+      </w:r>
+      <w:r>
+        <w:t>사용자의</w:t>
+      </w:r>
+      <w:r>
+        <w:rPr>
+          <w:rFonts w:hint="eastAsia"/>
+        </w:rPr>
+        <w:t xml:space="preserve"> </w:t>
+      </w:r>
+      <w:r>
+        <w:t>앱을</w:t>
+      </w:r>
+      <w:r>
+        <w:rPr>
+          <w:rFonts w:hint="eastAsia"/>
+        </w:rPr>
+        <w:t xml:space="preserve"> </w:t>
+      </w:r>
+      <w:r>
+        <w:t>위한</w:t>
+      </w:r>
+      <w:r>
+        <w:rPr>
+          <w:rFonts w:hint="eastAsia"/>
+        </w:rPr>
+        <w:t xml:space="preserve"> </w:t>
+      </w:r>
+      <w:r>
+        <w:t>공간이</w:t>
+      </w:r>
+      <w:r>
+        <w:rPr>
+          <w:rFonts w:hint="eastAsia"/>
+        </w:rPr>
+        <w:t xml:space="preserve"> </w:t>
+      </w:r>
+      <w:r>
+        <w:t>거의</w:t>
+      </w:r>
+      <w:r>
+        <w:rPr>
+          <w:rFonts w:hint="eastAsia"/>
+        </w:rPr>
+        <w:t xml:space="preserve"> </w:t>
+      </w:r>
+      <w:r>
+        <w:t>남지</w:t>
+      </w:r>
+      <w:r>
+        <w:rPr>
+          <w:rFonts w:hint="eastAsia"/>
+        </w:rPr>
+        <w:t xml:space="preserve"> </w:t>
+      </w:r>
+      <w:r>
+        <w:t>않음)</w:t>
+      </w:r>
+    </w:p>
+    <w:p>
+      <w:pPr>
+        <w:pStyle w:val="a3"/>
+        <w:numPr>
+          <w:ilvl w:val="0"/>
+          <w:numId w:val="8"/>
+        </w:numPr>
+        <w:ind w:leftChars="0"/>
+      </w:pPr>
+      <w:r>
+        <w:rPr>
+          <w:rFonts w:hint="eastAsia"/>
+        </w:rPr>
+        <w:t>2</w:t>
+      </w:r>
+      <w:r>
+        <w:t xml:space="preserve"> </w:t>
+      </w:r>
+      <w:r>
+        <w:rPr>
+          <w:rFonts w:hint="eastAsia"/>
+        </w:rPr>
+        <w:t xml:space="preserve">이상의 </w:t>
+      </w:r>
+      <w:r>
+        <w:t>CPU</w:t>
+      </w:r>
+    </w:p>
+    <w:p>
+      <w:pPr>
+        <w:pStyle w:val="a3"/>
+        <w:numPr>
+          <w:ilvl w:val="0"/>
+          <w:numId w:val="8"/>
+        </w:numPr>
+        <w:ind w:leftChars="0"/>
+      </w:pPr>
+      <w:r>
+        <w:rPr>
+          <w:rFonts w:hint="eastAsia"/>
+        </w:rPr>
+        <w:t>클러스터의 모든 머신에 걸친 전체 네트워크 연결</w:t>
+      </w:r>
+      <w:r>
+        <w:t>. (</w:t>
+      </w:r>
+      <w:r>
+        <w:rPr>
+          <w:rFonts w:hint="eastAsia"/>
+        </w:rPr>
+        <w:t>공용 또는 사설 네트워크면 괜찮음)</w:t>
+      </w:r>
+    </w:p>
+    <w:p>
+      <w:pPr>
+        <w:pStyle w:val="a3"/>
+        <w:numPr>
+          <w:ilvl w:val="0"/>
+          <w:numId w:val="8"/>
+        </w:numPr>
+        <w:ind w:leftChars="0"/>
+      </w:pPr>
+      <w:r>
+        <w:rPr>
+          <w:rFonts w:hint="eastAsia"/>
+        </w:rPr>
+        <w:t>모든 노드에 대해 고유한 호스트 이름,</w:t>
+      </w:r>
+      <w:r>
+        <w:t xml:space="preserve"> MAC </w:t>
+      </w:r>
+      <w:r>
+        <w:rPr>
+          <w:rFonts w:hint="eastAsia"/>
+        </w:rPr>
+        <w:t xml:space="preserve">주소 및 </w:t>
+      </w:r>
+      <w:r>
+        <w:t xml:space="preserve">product_uuid. </w:t>
+      </w:r>
+      <w:r>
+        <w:rPr>
+          <w:rFonts w:hint="eastAsia"/>
+        </w:rPr>
+        <w:t xml:space="preserve">자세한 내용은 </w:t>
+      </w:r>
+      <w:hyperlink r:id="rId48" w:anchor="verify-mac-address" w:history="1">
+        <w:r>
+          <w:rPr>
+            <w:rStyle w:val="a4"/>
+          </w:rPr>
+          <w:t>kubeadm 설치하기 | Kubernetes</w:t>
+        </w:r>
+      </w:hyperlink>
+      <w:r>
+        <w:rPr>
+          <w:rFonts w:hint="eastAsia"/>
+        </w:rPr>
+        <w:t>를 참고한다.</w:t>
+      </w:r>
+    </w:p>
+    <w:p>
+      <w:pPr>
+        <w:pStyle w:val="a3"/>
+        <w:numPr>
+          <w:ilvl w:val="0"/>
+          <w:numId w:val="8"/>
+        </w:numPr>
+        <w:ind w:leftChars="0"/>
+      </w:pPr>
+      <w:r>
+        <w:rPr>
+          <w:rFonts w:hint="eastAsia"/>
+        </w:rPr>
+        <w:t>컴퓨터 특정 포트들 개방.</w:t>
+      </w:r>
+      <w:r>
+        <w:t xml:space="preserve"> </w:t>
+      </w:r>
+      <w:r>
+        <w:rPr>
+          <w:rFonts w:hint="eastAsia"/>
+        </w:rPr>
+        <w:t xml:space="preserve">자세한 내용은 </w:t>
+      </w:r>
+      <w:hyperlink r:id="rId49" w:anchor="check-required-ports" w:history="1">
+        <w:r>
+          <w:rPr>
+            <w:rStyle w:val="a4"/>
+          </w:rPr>
+          <w:t>kubeadm 설치하기 | Kubernetes</w:t>
+        </w:r>
+      </w:hyperlink>
+      <w:r>
+        <w:rPr>
+          <w:rFonts w:hint="eastAsia"/>
+        </w:rPr>
+        <w:t>를 참고한다.</w:t>
+      </w:r>
+    </w:p>
+    <w:p>
+      <w:pPr>
+        <w:pStyle w:val="a3"/>
+        <w:numPr>
+          <w:ilvl w:val="0"/>
+          <w:numId w:val="8"/>
+        </w:numPr>
+        <w:ind w:leftChars="0"/>
+      </w:pPr>
+      <w:r>
+        <w:rPr>
+          <w:rFonts w:hint="eastAsia"/>
+        </w:rPr>
+        <w:t>스왑의 비활성화.</w:t>
+      </w:r>
+      <w:r>
+        <w:t xml:space="preserve"> kubelet</w:t>
+      </w:r>
+      <w:r>
+        <w:rPr>
+          <w:rFonts w:hint="eastAsia"/>
+        </w:rPr>
+        <w:t>이 제대로 작동하게 하려면 반드시 스왑을 사용하지 않도록 설정한다.</w:t>
+      </w:r>
+    </w:p>
+    <w:p>
+      <w:pPr>
+        <w:pStyle w:val="a3"/>
+        <w:numPr>
+          <w:ilvl w:val="1"/>
+          <w:numId w:val="8"/>
+        </w:numPr>
+        <w:ind w:leftChars="0"/>
+      </w:pPr>
+      <w:hyperlink r:id="rId50" w:history="1">
+        <w:r>
+          <w:rPr>
+            <w:rStyle w:val="a4"/>
+          </w:rPr>
+          <w:t>How do I disable swap? - Ask Ubuntu</w:t>
+        </w:r>
+      </w:hyperlink>
+    </w:p>
+    <w:p>
+      <w:pPr>
+        <w:pStyle w:val="a3"/>
+        <w:numPr>
+          <w:ilvl w:val="1"/>
+          <w:numId w:val="8"/>
+        </w:numPr>
+        <w:ind w:leftChars="0"/>
+      </w:pPr>
+      <w:r>
+        <w:t>모든</w:t>
+      </w:r>
+      <w:r>
+        <w:rPr>
+          <w:rFonts w:hint="eastAsia"/>
+        </w:rPr>
+        <w:t xml:space="preserve"> </w:t>
+      </w:r>
+      <w:r>
+        <w:t>노드에서</w:t>
+      </w:r>
+      <w:r>
+        <w:rPr>
+          <w:rFonts w:hint="eastAsia"/>
+        </w:rPr>
+        <w:t xml:space="preserve"> </w:t>
+      </w:r>
+      <w:r>
+        <w:t>다음</w:t>
+      </w:r>
+      <w:r>
+        <w:rPr>
+          <w:rFonts w:hint="eastAsia"/>
+        </w:rPr>
+        <w:t xml:space="preserve"> </w:t>
+      </w:r>
+      <w:r>
+        <w:t>명령을</w:t>
+      </w:r>
+      <w:r>
+        <w:rPr>
+          <w:rFonts w:hint="eastAsia"/>
+        </w:rPr>
+        <w:t xml:space="preserve"> </w:t>
+      </w:r>
+      <w:r>
+        <w:t>실행한다.</w:t>
+      </w:r>
+      <w:r>
+        <w:br/>
+        <w:t>sudo swapoff -a # 현재 시스템에 적용(리부팅하면 재설정 필요)</w:t>
+      </w:r>
+      <w:r>
+        <w:br/>
+        <w:t>sudo sed -i '/ swap / s/^\(.*\)$/#\1/g' /etc/fstab # 리부팅 필수</w:t>
+      </w:r>
+    </w:p>
+    <w:p>
+      <w:pPr>
+        <w:pStyle w:val="2"/>
+      </w:pPr>
+      <w:r>
+        <w:rPr>
+          <w:rFonts w:hint="eastAsia"/>
+        </w:rPr>
+        <w:t>컨테이너 런타임 설치하기</w:t>
+      </w:r>
+    </w:p>
+    <w:p>
+      <w:hyperlink r:id="rId51" w:history="1">
+        <w:r>
+          <w:rPr>
+            <w:rStyle w:val="a4"/>
+          </w:rPr>
+          <w:t>https://www.itzgeek.com/how-tos/linux/ubuntu-how-tos/install-containerd-on-ubuntu-22-04.html</w:t>
+        </w:r>
+      </w:hyperlink>
+      <w:r>
+        <w:t xml:space="preserve"> </w:t>
+      </w:r>
+      <w:r>
+        <w:rPr>
+          <w:rFonts w:hint="eastAsia"/>
+        </w:rPr>
+        <w:t>다음 웹사이트를 참고하여 컨테이너 런타임을 설치한다</w:t>
+      </w:r>
+    </w:p>
+    <w:p>
+      <w:pPr>
+        <w:pStyle w:val="2"/>
+      </w:pPr>
+      <w:r>
+        <w:rPr>
+          <w:rFonts w:hint="eastAsia"/>
+        </w:rPr>
+        <w:lastRenderedPageBreak/>
+        <w:t>우분투에 쿠버네티스 설치 및 쿠버네티스 관리하는 명령어</w:t>
+      </w:r>
+    </w:p>
+    <w:p>
+      <w:pPr>
+        <w:rPr>
+          <w:rFonts w:hint="eastAsia"/>
+        </w:rPr>
+      </w:pPr>
+      <w:r>
+        <w:rPr>
+          <w:rFonts w:hint="eastAsia"/>
+        </w:rPr>
+        <w:t xml:space="preserve">쿠버네티스 설치 사이트에서 스크립트를 참조하여 </w:t>
+      </w:r>
+      <w:r>
+        <w:t xml:space="preserve">kube_install.sh </w:t>
+      </w:r>
+      <w:r>
+        <w:rPr>
+          <w:rFonts w:hint="eastAsia"/>
+        </w:rPr>
+        <w:t>파일에 작성하고 c</w:t>
+      </w:r>
+      <w:r>
+        <w:t>hmod</w:t>
+      </w:r>
+      <w:r>
+        <w:rPr>
+          <w:rFonts w:hint="eastAsia"/>
+        </w:rPr>
+        <w:t>로 권한을 주고 실행</w:t>
+      </w:r>
+    </w:p>
+    <w:p>
+      <w:hyperlink r:id="rId52" w:history="1">
+        <w:r>
+          <w:rPr>
+            <w:rStyle w:val="a4"/>
+          </w:rPr>
+          <w:t>https://kubernetes.io/docs/setup/production-environment/tools/kubeadm/install-kubeadm/</w:t>
+        </w:r>
+      </w:hyperlink>
+    </w:p>
+    <w:p>
+      <w:r>
+        <w:rPr>
+          <w:rFonts w:hint="eastAsia"/>
+        </w:rPr>
+        <w:t>k</w:t>
+      </w:r>
+      <w:r>
+        <w:t xml:space="preserve">ubeadm: </w:t>
+      </w:r>
+      <w:r>
+        <w:rPr>
+          <w:rFonts w:hint="eastAsia"/>
+        </w:rPr>
+        <w:t>클러스터를 부트스트랩하는 명령어이다.</w:t>
+      </w:r>
+      <w:r>
+        <w:t xml:space="preserve"> </w:t>
+      </w:r>
+      <w:r>
+        <w:rPr>
+          <w:rFonts w:hint="eastAsia"/>
+        </w:rPr>
+        <w:t>클러스터를 초기화하고 관리하는 기능을 갖는다.</w:t>
+      </w:r>
+    </w:p>
+    <w:p>
+      <w:r>
+        <w:rPr>
+          <w:rFonts w:hint="eastAsia"/>
+        </w:rPr>
+        <w:t>k</w:t>
+      </w:r>
+      <w:r>
+        <w:t xml:space="preserve">ubelet: </w:t>
+      </w:r>
+      <w:r>
+        <w:rPr>
+          <w:rFonts w:hint="eastAsia"/>
+        </w:rPr>
+        <w:t>클러스터의 모든 머신에서 실행되는 파트와 컨테이너 시작과 같은 작업을 수행하는 컴포넌트이다.</w:t>
+      </w:r>
+      <w:r>
+        <w:t xml:space="preserve"> </w:t>
+      </w:r>
+      <w:r>
+        <w:rPr>
+          <w:rFonts w:hint="eastAsia"/>
+        </w:rPr>
+        <w:t>데몬으로 동작하며 컨테이너를 관리한다.</w:t>
+      </w:r>
+    </w:p>
+    <w:p>
+      <w:pPr>
+        <w:rPr>
+          <w:rFonts w:hint="eastAsia"/>
+        </w:rPr>
+      </w:pPr>
+      <w:r>
+        <w:rPr>
+          <w:rFonts w:hint="eastAsia"/>
+        </w:rPr>
+        <w:t>k</w:t>
+      </w:r>
+      <w:r>
+        <w:t xml:space="preserve">ubectl: </w:t>
+      </w:r>
+      <w:r>
+        <w:rPr>
+          <w:rFonts w:hint="eastAsia"/>
+        </w:rPr>
+        <w:t>클러스터와 통신하기 위한 커맨드 라인 유틸리티이다.</w:t>
+      </w:r>
+      <w:r>
+        <w:t xml:space="preserve"> </w:t>
+      </w:r>
+      <w:r>
+        <w:rPr>
+          <w:rFonts w:hint="eastAsia"/>
+        </w:rPr>
+        <w:t>클라이언트 전용 프로그램이다.</w:t>
+      </w:r>
+    </w:p>
+    <w:p/>
+    <w:p>
+      <w:r>
+        <w:rPr>
+          <w:rFonts w:hint="eastAsia"/>
+        </w:rPr>
+        <w:t>k</w:t>
+      </w:r>
+      <w:r>
+        <w:t>ubeadm</w:t>
+      </w:r>
+      <w:r>
+        <w:rPr>
+          <w:rFonts w:hint="eastAsia"/>
+        </w:rPr>
+        <w:t>을 다음 명령어로 설치</w:t>
+      </w:r>
+    </w:p>
+    <w:p>
+      <w:r>
+        <w:t>cat &lt;&lt;EOF &gt; kube_install.sh</w:t>
+      </w:r>
+    </w:p>
+    <w:p>
+      <w:r>
+        <w:t># 1. apt 패키지 색인을 업데이트하고, 쿠버네티스 apt 리포지터리를 사용하는 데 필요한 패키지를 설치한다.</w:t>
+      </w:r>
+    </w:p>
+    <w:p>
+      <w:r>
+        <w:t>sudo apt-get update</w:t>
+      </w:r>
+    </w:p>
+    <w:p>
+      <w:r>
+        <w:t>sudo apt-get install -y apt-transport-https ca-certificates curl</w:t>
+      </w:r>
+    </w:p>
+    <w:p/>
+    <w:p>
+      <w:r>
+        <w:t># 2. 구글 클라우드의 공개 사이닝 키를 다운로드 한다.</w:t>
+      </w:r>
+    </w:p>
+    <w:p>
+      <w:r>
+        <w:t>sudo curl -fsSLo /usr/share/keyrings/kubernetes-archive-keyring.gpg https://packages.cloud.google.com/apt/doc/apt-key.gpg</w:t>
+      </w:r>
+    </w:p>
+    <w:p/>
+    <w:p>
+      <w:r>
+        <w:t># 3. 쿠버네티스 apt 리포지터리를 추가한다.</w:t>
+      </w:r>
+    </w:p>
+    <w:p>
+      <w:r>
+        <w:t>echo "deb [signed-by=/usr/share/keyrings/kubernetes-archive-keyring.gpg] https://apt.kubernetes.io/ kubernetes-xenial main" | sudo tee /etc/apt/sources.list.d/kubernetes.list</w:t>
+      </w:r>
+    </w:p>
+    <w:p/>
+    <w:p>
+      <w:r>
+        <w:t># 4. apt 패키지 색인을 업데이트하고, kubelet, kubeadm, kubectl을 설치하고 해당 버전을 고정한다.</w:t>
+      </w:r>
+    </w:p>
+    <w:p>
+      <w:r>
+        <w:t>sudo apt-get update</w:t>
+      </w:r>
+    </w:p>
+    <w:p>
+      <w:r>
+        <w:lastRenderedPageBreak/>
+        <w:t>sudo apt-get install -y kubelet kubeadm kubectl</w:t>
+      </w:r>
+    </w:p>
+    <w:p>
+      <w:r>
+        <w:t>sudo apt-mark hold kubelet kubeadm kubectl</w:t>
+      </w:r>
+    </w:p>
+    <w:p>
+      <w:r>
+        <w:t>EOF</w:t>
+      </w:r>
+    </w:p>
+    <w:p/>
+    <w:p>
+      <w:pPr>
+        <w:rPr>
+          <w:rFonts w:hint="eastAsia"/>
+        </w:rPr>
+      </w:pPr>
+      <w:r>
+        <w:t>sudo bash kube_install.sh</w:t>
+      </w:r>
+    </w:p>
+    <w:p>
+      <w:pPr>
+        <w:pStyle w:val="2"/>
+      </w:pPr>
+      <w:r>
+        <w:rPr>
+          <w:rFonts w:hint="eastAsia"/>
+        </w:rPr>
+        <w:t>넷필터 브릿지 설정</w:t>
+      </w:r>
+    </w:p>
+    <w:p>
+      <w:r>
+        <w:rPr>
+          <w:rFonts w:hint="eastAsia"/>
+        </w:rPr>
+        <w:t>d</w:t>
+      </w:r>
+      <w:r>
+        <w:t>ocker.io</w:t>
+      </w:r>
+      <w:r>
+        <w:rPr>
+          <w:rFonts w:hint="eastAsia"/>
+        </w:rPr>
+        <w:t>가 아닌 컨테이너D를 직접 설치하기 때문에 모든 노드에 다음 명령으로 넷필터 브릿지를 설정한다.</w:t>
+      </w:r>
+    </w:p>
+    <w:p>
+      <w:r>
+        <w:t>sudo -i</w:t>
+      </w:r>
+    </w:p>
+    <w:p>
+      <w:r>
+        <w:t>modprobe br_netfilter</w:t>
+      </w:r>
+    </w:p>
+    <w:p>
+      <w:r>
+        <w:t>echo 1 &gt; /proc/sys/net/ipv4/ip_forward</w:t>
+      </w:r>
+    </w:p>
+    <w:p>
+      <w:r>
+        <w:t>echo 1 &gt; /proc/sys/net/bridge/bridge-nf-call-iptables</w:t>
+      </w:r>
+    </w:p>
+    <w:p>
+      <w:r>
+        <w:t>exit</w:t>
+      </w:r>
+    </w:p>
+    <w:p/>
+    <w:p>
+      <w:r>
+        <w:rPr>
+          <w:rFonts w:hint="eastAsia"/>
+        </w:rPr>
+        <w:t xml:space="preserve">이러한 명령은 </w:t>
+      </w:r>
+      <w:r>
+        <w:t xml:space="preserve">Linux </w:t>
+      </w:r>
+      <w:r>
+        <w:rPr>
+          <w:rFonts w:hint="eastAsia"/>
+        </w:rPr>
+        <w:t xml:space="preserve">시스템에서 </w:t>
+      </w:r>
+      <w:r>
+        <w:t>NAT(</w:t>
+      </w:r>
+      <w:r>
+        <w:rPr>
+          <w:rFonts w:hint="eastAsia"/>
+        </w:rPr>
+        <w:t>네트워크 주소 변환)를 설정하는 데 사용된다.</w:t>
+      </w:r>
+    </w:p>
+    <w:p>
+      <w:pPr>
+        <w:pStyle w:val="a3"/>
+        <w:numPr>
+          <w:ilvl w:val="0"/>
+          <w:numId w:val="17"/>
+        </w:numPr>
+        <w:ind w:leftChars="0"/>
+      </w:pPr>
+      <w:r>
+        <w:rPr>
+          <w:rFonts w:hint="eastAsia"/>
+        </w:rPr>
+        <w:t>N</w:t>
+      </w:r>
+      <w:r>
+        <w:t>AT</w:t>
+      </w:r>
+      <w:r>
+        <w:rPr>
+          <w:rFonts w:hint="eastAsia"/>
+        </w:rPr>
+        <w:t xml:space="preserve">는 단일 공용 </w:t>
+      </w:r>
+      <w:r>
+        <w:t xml:space="preserve">IP </w:t>
+      </w:r>
+      <w:r>
+        <w:rPr>
+          <w:rFonts w:hint="eastAsia"/>
+        </w:rPr>
+        <w:t>주소를 사용하여 여러 장치를 인터넷에 연결하는 방법</w:t>
+      </w:r>
+    </w:p>
+    <w:p>
+      <w:pPr>
+        <w:pStyle w:val="a3"/>
+        <w:numPr>
+          <w:ilvl w:val="0"/>
+          <w:numId w:val="17"/>
+        </w:numPr>
+        <w:ind w:leftChars="0"/>
+      </w:pPr>
+      <w:r>
+        <w:rPr>
+          <w:rFonts w:hint="eastAsia"/>
+        </w:rPr>
+        <w:t>m</w:t>
+      </w:r>
+      <w:r>
+        <w:t xml:space="preserve">odprobe br_netfilter </w:t>
+      </w:r>
+      <w:r>
+        <w:rPr>
+          <w:rFonts w:hint="eastAsia"/>
+        </w:rPr>
+        <w:t xml:space="preserve">명령은 네트워크 스택과 </w:t>
+      </w:r>
+      <w:r>
+        <w:t xml:space="preserve">Linux </w:t>
+      </w:r>
+      <w:r>
+        <w:rPr>
+          <w:rFonts w:hint="eastAsia"/>
+        </w:rPr>
+        <w:t>브리지 간에 패킷을 전달할 수 있도록 하는 데 사용되는 커널 모듈을 로드</w:t>
+      </w:r>
+    </w:p>
+    <w:p>
+      <w:pPr>
+        <w:pStyle w:val="a3"/>
+        <w:numPr>
+          <w:ilvl w:val="0"/>
+          <w:numId w:val="17"/>
+        </w:numPr>
+        <w:ind w:leftChars="0"/>
+      </w:pPr>
+      <w:r>
+        <w:t>echo 1 &gt; /proc/sys/net/ipv4/ip_forward</w:t>
+      </w:r>
+      <w:r>
+        <w:rPr>
+          <w:rFonts w:hint="eastAsia"/>
+        </w:rPr>
+        <w:t xml:space="preserve"> 명령은 </w:t>
+      </w:r>
+      <w:r>
+        <w:t xml:space="preserve">Linux </w:t>
+      </w:r>
+      <w:r>
+        <w:rPr>
+          <w:rFonts w:hint="eastAsia"/>
+        </w:rPr>
+        <w:t xml:space="preserve">커널에서 패킷 전달을 활성화하며 </w:t>
+      </w:r>
+      <w:r>
+        <w:t>NAT</w:t>
+      </w:r>
+      <w:r>
+        <w:rPr>
+          <w:rFonts w:hint="eastAsia"/>
+        </w:rPr>
+        <w:t>에는 한 네트워크에서 다른 네트워크로 패킷을 전달하는 작업이 포함되기 때문에 이 작업이 필요</w:t>
+      </w:r>
+    </w:p>
+    <w:p>
+      <w:pPr>
+        <w:pStyle w:val="a3"/>
+        <w:numPr>
+          <w:ilvl w:val="0"/>
+          <w:numId w:val="17"/>
+        </w:numPr>
+        <w:ind w:leftChars="0"/>
+        <w:rPr>
+          <w:rFonts w:hint="eastAsia"/>
+        </w:rPr>
+      </w:pPr>
+      <w:r>
+        <w:t>echo 1 &gt; /proc/sys/net/bridge/bridge-nf-call-iptables</w:t>
+      </w:r>
+      <w:r>
+        <w:t xml:space="preserve"> </w:t>
+      </w:r>
+      <w:r>
+        <w:rPr>
+          <w:rFonts w:hint="eastAsia"/>
+        </w:rPr>
+        <w:t xml:space="preserve">명령은 </w:t>
+      </w:r>
+      <w:r>
+        <w:t xml:space="preserve">Linux </w:t>
+      </w:r>
+      <w:r>
+        <w:rPr>
+          <w:rFonts w:hint="eastAsia"/>
+        </w:rPr>
+        <w:t xml:space="preserve">브리지가 인터페이스 간에 패킷이 전달될 때 </w:t>
+      </w:r>
+      <w:r>
+        <w:t xml:space="preserve">iptables </w:t>
+      </w:r>
+      <w:r>
+        <w:rPr>
+          <w:rFonts w:hint="eastAsia"/>
+        </w:rPr>
+        <w:t xml:space="preserve">규칙을 호출할 수 있도록 하며 이렇게 하면 </w:t>
+      </w:r>
+      <w:r>
+        <w:t xml:space="preserve">NAT </w:t>
+      </w:r>
+      <w:r>
+        <w:rPr>
+          <w:rFonts w:hint="eastAsia"/>
+        </w:rPr>
+        <w:t>규칙이 브리지를 통과할 때 패킷에 적용 가능</w:t>
+      </w:r>
+    </w:p>
+    <w:p/>
+    <w:p>
+      <w:pPr>
+        <w:pStyle w:val="1"/>
+      </w:pPr>
+      <w:r>
+        <w:rPr>
+          <w:rFonts w:hint="eastAsia"/>
+        </w:rPr>
+        <w:t xml:space="preserve">우분투 환경으로 클러스터 구성 설명 </w:t>
+      </w:r>
+      <w:r>
+        <w:t xml:space="preserve">2 - </w:t>
+      </w:r>
+      <w:r>
+        <w:rPr>
+          <w:rFonts w:hint="eastAsia"/>
+        </w:rPr>
+        <w:t>클러스터 설정</w:t>
+      </w:r>
+    </w:p>
+    <w:p/>
+    <w:p/>
+    <w:p>
+      <w:pPr>
+        <w:pStyle w:val="1"/>
+      </w:pPr>
+      <w:r>
+        <w:rPr>
+          <w:rFonts w:hint="eastAsia"/>
+        </w:rPr>
+        <w:t>G</w:t>
+      </w:r>
+      <w:r>
+        <w:t xml:space="preserve">CP </w:t>
+      </w:r>
+      <w:r>
+        <w:rPr>
+          <w:rFonts w:hint="eastAsia"/>
+        </w:rPr>
+        <w:t xml:space="preserve">환경에서 </w:t>
+      </w:r>
+      <w:r>
+        <w:t xml:space="preserve">VM </w:t>
+      </w:r>
+      <w:r>
+        <w:rPr>
+          <w:rFonts w:hint="eastAsia"/>
+        </w:rPr>
+        <w:t>준비하기</w:t>
+      </w:r>
+    </w:p>
+    <w:p/>
+    <w:p/>
+    <w:p>
+      <w:pPr>
+        <w:pStyle w:val="1"/>
+      </w:pPr>
+      <w:r>
+        <w:rPr>
+          <w:rFonts w:hint="eastAsia"/>
+        </w:rPr>
+        <w:t>V</w:t>
+      </w:r>
+      <w:r>
+        <w:t xml:space="preserve">Mware </w:t>
+      </w:r>
+      <w:r>
+        <w:rPr>
+          <w:rFonts w:hint="eastAsia"/>
+        </w:rPr>
+        <w:t xml:space="preserve">환경에서 </w:t>
+      </w:r>
+      <w:r>
+        <w:t xml:space="preserve">VM </w:t>
+      </w:r>
+      <w:r>
+        <w:rPr>
+          <w:rFonts w:hint="eastAsia"/>
+        </w:rPr>
+        <w:t>준비하기</w:t>
+      </w:r>
+    </w:p>
+    <w:p/>
+    <w:p/>
+    <w:p>
+      <w:pPr>
+        <w:pStyle w:val="1"/>
+      </w:pPr>
+      <w:r>
+        <w:rPr>
+          <w:rFonts w:hint="eastAsia"/>
+        </w:rPr>
+        <w:t>노드 준비하기</w:t>
+      </w:r>
+    </w:p>
+    <w:p/>
+    <w:p/>
+    <w:p>
+      <w:pPr>
+        <w:pStyle w:val="1"/>
+      </w:pPr>
+      <w:r>
+        <w:rPr>
+          <w:rFonts w:hint="eastAsia"/>
+        </w:rPr>
+        <w:t>클러스터 구성하기</w:t>
+      </w:r>
+    </w:p>
     <w:sectPr>
       <w:pgSz w:w="11906" w:h="16838"/>
       <w:pgMar w:top="1701" w:right="1440" w:bottom="1440" w:left="1440" w:header="851" w:footer="992" w:gutter="0"/>
@@ -5690,6 +6034,119 @@
     </w:lvl>
   </w:abstractNum>
   <w:abstractNum w:abstractNumId="2" w15:restartNumberingAfterBreak="0">
+    <w:nsid w:val="11192095"/>
+    <w:multiLevelType w:val="hybridMultilevel"/>
+    <w:tmpl w:val="7C2AD1E0"/>
+    <w:lvl w:ilvl="0" w:tplc="04090001">
+      <w:start w:val="1"/>
+      <w:numFmt w:val="bullet"/>
+      <w:lvlText w:val=""/>
+      <w:lvlJc w:val="left"/>
+      <w:pPr>
+        <w:ind w:left="880" w:hanging="440"/>
+      </w:pPr>
+      <w:rPr>
+        <w:rFonts w:ascii="Wingdings" w:hAnsi="Wingdings" w:hint="default"/>
+      </w:rPr>
+    </w:lvl>
+    <w:lvl w:ilvl="1" w:tplc="04090003" w:tentative="1">
+      <w:start w:val="1"/>
+      <w:numFmt w:val="bullet"/>
+      <w:lvlText w:val=""/>
+      <w:lvlJc w:val="left"/>
+      <w:pPr>
+        <w:ind w:left="1320" w:hanging="440"/>
+      </w:pPr>
+      <w:rPr>
+        <w:rFonts w:ascii="Wingdings" w:hAnsi="Wingdings" w:hint="default"/>
+      </w:rPr>
+    </w:lvl>
+    <w:lvl w:ilvl="2" w:tplc="04090005" w:tentative="1">
+      <w:start w:val="1"/>
+      <w:numFmt w:val="bullet"/>
+      <w:lvlText w:val=""/>
+      <w:lvlJc w:val="left"/>
+      <w:pPr>
+        <w:ind w:left="1760" w:hanging="440"/>
+      </w:pPr>
+      <w:rPr>
+        <w:rFonts w:ascii="Wingdings" w:hAnsi="Wingdings" w:hint="default"/>
+      </w:rPr>
+    </w:lvl>
+    <w:lvl w:ilvl="3" w:tplc="04090001" w:tentative="1">
+      <w:start w:val="1"/>
+      <w:numFmt w:val="bullet"/>
+      <w:lvlText w:val=""/>
+      <w:lvlJc w:val="left"/>
+      <w:pPr>
+        <w:ind w:left="2200" w:hanging="440"/>
+      </w:pPr>
+      <w:rPr>
+        <w:rFonts w:ascii="Wingdings" w:hAnsi="Wingdings" w:hint="default"/>
+      </w:rPr>
+    </w:lvl>
+    <w:lvl w:ilvl="4" w:tplc="04090003" w:tentative="1">
+      <w:start w:val="1"/>
+      <w:numFmt w:val="bullet"/>
+      <w:lvlText w:val=""/>
+      <w:lvlJc w:val="left"/>
+      <w:pPr>
+        <w:ind w:left="2640" w:hanging="440"/>
+      </w:pPr>
+      <w:rPr>
+        <w:rFonts w:ascii="Wingdings" w:hAnsi="Wingdings" w:hint="default"/>
+      </w:rPr>
+    </w:lvl>
+    <w:lvl w:ilvl="5" w:tplc="04090005" w:tentative="1">
+      <w:start w:val="1"/>
+      <w:numFmt w:val="bullet"/>
+      <w:lvlText w:val=""/>
+      <w:lvlJc w:val="left"/>
+      <w:pPr>
+        <w:ind w:left="3080" w:hanging="440"/>
+      </w:pPr>
+      <w:rPr>
+        <w:rFonts w:ascii="Wingdings" w:hAnsi="Wingdings" w:hint="default"/>
+      </w:rPr>
+    </w:lvl>
+    <w:lvl w:ilvl="6" w:tplc="04090001" w:tentative="1">
+      <w:start w:val="1"/>
+      <w:numFmt w:val="bullet"/>
+      <w:lvlText w:val=""/>
+      <w:lvlJc w:val="left"/>
+      <w:pPr>
+        <w:ind w:left="3520" w:hanging="440"/>
+      </w:pPr>
+      <w:rPr>
+        <w:rFonts w:ascii="Wingdings" w:hAnsi="Wingdings" w:hint="default"/>
+      </w:rPr>
+    </w:lvl>
+    <w:lvl w:ilvl="7" w:tplc="04090003" w:tentative="1">
+      <w:start w:val="1"/>
+      <w:numFmt w:val="bullet"/>
+      <w:lvlText w:val=""/>
+      <w:lvlJc w:val="left"/>
+      <w:pPr>
+        <w:ind w:left="3960" w:hanging="440"/>
+      </w:pPr>
+      <w:rPr>
+        <w:rFonts w:ascii="Wingdings" w:hAnsi="Wingdings" w:hint="default"/>
+      </w:rPr>
+    </w:lvl>
+    <w:lvl w:ilvl="8" w:tplc="04090005" w:tentative="1">
+      <w:start w:val="1"/>
+      <w:numFmt w:val="bullet"/>
+      <w:lvlText w:val=""/>
+      <w:lvlJc w:val="left"/>
+      <w:pPr>
+        <w:ind w:left="4400" w:hanging="440"/>
+      </w:pPr>
+      <w:rPr>
+        <w:rFonts w:ascii="Wingdings" w:hAnsi="Wingdings" w:hint="default"/>
+      </w:rPr>
+    </w:lvl>
+  </w:abstractNum>
+  <w:abstractNum w:abstractNumId="3" w15:restartNumberingAfterBreak="0">
     <w:nsid w:val="196154A9"/>
     <w:multiLevelType w:val="hybridMultilevel"/>
     <w:tmpl w:val="54E0A530"/>
@@ -5802,7 +6259,7 @@
       </w:rPr>
     </w:lvl>
   </w:abstractNum>
-  <w:abstractNum w:abstractNumId="3" w15:restartNumberingAfterBreak="0">
+  <w:abstractNum w:abstractNumId="4" w15:restartNumberingAfterBreak="0">
     <w:nsid w:val="24F8672C"/>
     <w:multiLevelType w:val="hybridMultilevel"/>
     <w:tmpl w:val="F368A258"/>
@@ -5891,7 +6348,7 @@
       </w:pPr>
     </w:lvl>
   </w:abstractNum>
-  <w:abstractNum w:abstractNumId="4" w15:restartNumberingAfterBreak="0">
+  <w:abstractNum w:abstractNumId="5" w15:restartNumberingAfterBreak="0">
     <w:nsid w:val="2B701DC7"/>
     <w:multiLevelType w:val="hybridMultilevel"/>
     <w:tmpl w:val="BBCE43D6"/>
@@ -5980,7 +6437,7 @@
       </w:pPr>
     </w:lvl>
   </w:abstractNum>
-  <w:abstractNum w:abstractNumId="5" w15:restartNumberingAfterBreak="0">
+  <w:abstractNum w:abstractNumId="6" w15:restartNumberingAfterBreak="0">
     <w:nsid w:val="32843497"/>
     <w:multiLevelType w:val="hybridMultilevel"/>
     <w:tmpl w:val="7FF66AE2"/>
@@ -6093,7 +6550,120 @@
       </w:rPr>
     </w:lvl>
   </w:abstractNum>
-  <w:abstractNum w:abstractNumId="6" w15:restartNumberingAfterBreak="0">
+  <w:abstractNum w:abstractNumId="7" w15:restartNumberingAfterBreak="0">
+    <w:nsid w:val="35030399"/>
+    <w:multiLevelType w:val="hybridMultilevel"/>
+    <w:tmpl w:val="4E34B7B4"/>
+    <w:lvl w:ilvl="0" w:tplc="04090001">
+      <w:start w:val="1"/>
+      <w:numFmt w:val="bullet"/>
+      <w:lvlText w:val=""/>
+      <w:lvlJc w:val="left"/>
+      <w:pPr>
+        <w:ind w:left="880" w:hanging="440"/>
+      </w:pPr>
+      <w:rPr>
+        <w:rFonts w:ascii="Wingdings" w:hAnsi="Wingdings" w:hint="default"/>
+      </w:rPr>
+    </w:lvl>
+    <w:lvl w:ilvl="1" w:tplc="04090003" w:tentative="1">
+      <w:start w:val="1"/>
+      <w:numFmt w:val="bullet"/>
+      <w:lvlText w:val=""/>
+      <w:lvlJc w:val="left"/>
+      <w:pPr>
+        <w:ind w:left="1320" w:hanging="440"/>
+      </w:pPr>
+      <w:rPr>
+        <w:rFonts w:ascii="Wingdings" w:hAnsi="Wingdings" w:hint="default"/>
+      </w:rPr>
+    </w:lvl>
+    <w:lvl w:ilvl="2" w:tplc="04090005" w:tentative="1">
+      <w:start w:val="1"/>
+      <w:numFmt w:val="bullet"/>
+      <w:lvlText w:val=""/>
+      <w:lvlJc w:val="left"/>
+      <w:pPr>
+        <w:ind w:left="1760" w:hanging="440"/>
+      </w:pPr>
+      <w:rPr>
+        <w:rFonts w:ascii="Wingdings" w:hAnsi="Wingdings" w:hint="default"/>
+      </w:rPr>
+    </w:lvl>
+    <w:lvl w:ilvl="3" w:tplc="04090001" w:tentative="1">
+      <w:start w:val="1"/>
+      <w:numFmt w:val="bullet"/>
+      <w:lvlText w:val=""/>
+      <w:lvlJc w:val="left"/>
+      <w:pPr>
+        <w:ind w:left="2200" w:hanging="440"/>
+      </w:pPr>
+      <w:rPr>
+        <w:rFonts w:ascii="Wingdings" w:hAnsi="Wingdings" w:hint="default"/>
+      </w:rPr>
+    </w:lvl>
+    <w:lvl w:ilvl="4" w:tplc="04090003" w:tentative="1">
+      <w:start w:val="1"/>
+      <w:numFmt w:val="bullet"/>
+      <w:lvlText w:val=""/>
+      <w:lvlJc w:val="left"/>
+      <w:pPr>
+        <w:ind w:left="2640" w:hanging="440"/>
+      </w:pPr>
+      <w:rPr>
+        <w:rFonts w:ascii="Wingdings" w:hAnsi="Wingdings" w:hint="default"/>
+      </w:rPr>
+    </w:lvl>
+    <w:lvl w:ilvl="5" w:tplc="04090005" w:tentative="1">
+      <w:start w:val="1"/>
+      <w:numFmt w:val="bullet"/>
+      <w:lvlText w:val=""/>
+      <w:lvlJc w:val="left"/>
+      <w:pPr>
+        <w:ind w:left="3080" w:hanging="440"/>
+      </w:pPr>
+      <w:rPr>
+        <w:rFonts w:ascii="Wingdings" w:hAnsi="Wingdings" w:hint="default"/>
+      </w:rPr>
+    </w:lvl>
+    <w:lvl w:ilvl="6" w:tplc="04090001" w:tentative="1">
+      <w:start w:val="1"/>
+      <w:numFmt w:val="bullet"/>
+      <w:lvlText w:val=""/>
+      <w:lvlJc w:val="left"/>
+      <w:pPr>
+        <w:ind w:left="3520" w:hanging="440"/>
+      </w:pPr>
+      <w:rPr>
+        <w:rFonts w:ascii="Wingdings" w:hAnsi="Wingdings" w:hint="default"/>
+      </w:rPr>
+    </w:lvl>
+    <w:lvl w:ilvl="7" w:tplc="04090003" w:tentative="1">
+      <w:start w:val="1"/>
+      <w:numFmt w:val="bullet"/>
+      <w:lvlText w:val=""/>
+      <w:lvlJc w:val="left"/>
+      <w:pPr>
+        <w:ind w:left="3960" w:hanging="440"/>
+      </w:pPr>
+      <w:rPr>
+        <w:rFonts w:ascii="Wingdings" w:hAnsi="Wingdings" w:hint="default"/>
+      </w:rPr>
+    </w:lvl>
+    <w:lvl w:ilvl="8" w:tplc="04090005" w:tentative="1">
+      <w:start w:val="1"/>
+      <w:numFmt w:val="bullet"/>
+      <w:lvlText w:val=""/>
+      <w:lvlJc w:val="left"/>
+      <w:pPr>
+        <w:ind w:left="4400" w:hanging="440"/>
+      </w:pPr>
+      <w:rPr>
+        <w:rFonts w:ascii="Wingdings" w:hAnsi="Wingdings" w:hint="default"/>
+      </w:rPr>
+    </w:lvl>
+  </w:abstractNum>
+  <w:abstractNum w:abstractNumId="8" w15:restartNumberingAfterBreak="0">
     <w:nsid w:val="40705409"/>
     <w:multiLevelType w:val="hybridMultilevel"/>
     <w:tmpl w:val="69DEC8BE"/>
@@ -6182,7 +6752,7 @@
       </w:pPr>
     </w:lvl>
   </w:abstractNum>
-  <w:abstractNum w:abstractNumId="7" w15:restartNumberingAfterBreak="0">
+  <w:abstractNum w:abstractNumId="9" w15:restartNumberingAfterBreak="0">
     <w:nsid w:val="4BCD3FE5"/>
     <w:multiLevelType w:val="hybridMultilevel"/>
     <w:tmpl w:val="BC3A9706"/>
@@ -6294,7 +6864,7 @@
       </w:rPr>
     </w:lvl>
   </w:abstractNum>
-  <w:abstractNum w:abstractNumId="8" w15:restartNumberingAfterBreak="0">
+  <w:abstractNum w:abstractNumId="10" w15:restartNumberingAfterBreak="0">
     <w:nsid w:val="62174A98"/>
     <w:multiLevelType w:val="hybridMultilevel"/>
     <w:tmpl w:val="D7A0D508"/>
@@ -6407,7 +6977,7 @@
       </w:rPr>
     </w:lvl>
   </w:abstractNum>
-  <w:abstractNum w:abstractNumId="9" w15:restartNumberingAfterBreak="0">
+  <w:abstractNum w:abstractNumId="11" w15:restartNumberingAfterBreak="0">
     <w:nsid w:val="62DB492A"/>
     <w:multiLevelType w:val="hybridMultilevel"/>
     <w:tmpl w:val="B4581EA4"/>
@@ -6519,7 +7089,7 @@
       </w:rPr>
     </w:lvl>
   </w:abstractNum>
-  <w:abstractNum w:abstractNumId="10" w15:restartNumberingAfterBreak="0">
+  <w:abstractNum w:abstractNumId="12" w15:restartNumberingAfterBreak="0">
     <w:nsid w:val="69A943F0"/>
     <w:multiLevelType w:val="hybridMultilevel"/>
     <w:tmpl w:val="1D0CDC5A"/>
@@ -6632,7 +7202,7 @@
       </w:rPr>
     </w:lvl>
   </w:abstractNum>
-  <w:abstractNum w:abstractNumId="11" w15:restartNumberingAfterBreak="0">
+  <w:abstractNum w:abstractNumId="13" w15:restartNumberingAfterBreak="0">
     <w:nsid w:val="6C4E3AC8"/>
     <w:multiLevelType w:val="hybridMultilevel"/>
     <w:tmpl w:val="1F7A0E02"/>
@@ -6721,7 +7291,7 @@
       </w:pPr>
     </w:lvl>
   </w:abstractNum>
-  <w:abstractNum w:abstractNumId="12" w15:restartNumberingAfterBreak="0">
+  <w:abstractNum w:abstractNumId="14" w15:restartNumberingAfterBreak="0">
     <w:nsid w:val="6C6648B1"/>
     <w:multiLevelType w:val="hybridMultilevel"/>
     <w:tmpl w:val="D8C0018A"/>
@@ -6810,7 +7380,7 @@
       </w:pPr>
     </w:lvl>
   </w:abstractNum>
-  <w:abstractNum w:abstractNumId="13" w15:restartNumberingAfterBreak="0">
+  <w:abstractNum w:abstractNumId="15" w15:restartNumberingAfterBreak="0">
     <w:nsid w:val="764511F5"/>
     <w:multiLevelType w:val="hybridMultilevel"/>
     <w:tmpl w:val="0D0E4B60"/>
@@ -6923,7 +7493,7 @@
       </w:rPr>
     </w:lvl>
   </w:abstractNum>
-  <w:abstractNum w:abstractNumId="14" w15:restartNumberingAfterBreak="0">
+  <w:abstractNum w:abstractNumId="16" w15:restartNumberingAfterBreak="0">
     <w:nsid w:val="7CD83118"/>
     <w:multiLevelType w:val="hybridMultilevel"/>
     <w:tmpl w:val="452AD748"/>
@@ -7039,45 +7609,51 @@
     <w:abstractNumId w:val="0"/>
   </w:num>
   <w:num w:numId="2" w16cid:durableId="2050064200">
-    <w:abstractNumId w:val="12"/>
+    <w:abstractNumId w:val="14"/>
   </w:num>
   <w:num w:numId="3" w16cid:durableId="334042425">
-    <w:abstractNumId w:val="3"/>
+    <w:abstractNumId w:val="4"/>
   </w:num>
   <w:num w:numId="4" w16cid:durableId="1053312061">
-    <w:abstractNumId w:val="11"/>
+    <w:abstractNumId w:val="13"/>
   </w:num>
   <w:num w:numId="5" w16cid:durableId="1567763632">
-    <w:abstractNumId w:val="7"/>
+    <w:abstractNumId w:val="9"/>
   </w:num>
   <w:num w:numId="6" w16cid:durableId="761948301">
-    <w:abstractNumId w:val="14"/>
+    <w:abstractNumId w:val="16"/>
   </w:num>
   <w:num w:numId="7" w16cid:durableId="858274405">
     <w:abstractNumId w:val="1"/>
   </w:num>
   <w:num w:numId="8" w16cid:durableId="137890861">
-    <w:abstractNumId w:val="9"/>
+    <w:abstractNumId w:val="11"/>
   </w:num>
   <w:num w:numId="9" w16cid:durableId="441001776">
+    <w:abstractNumId w:val="8"/>
+  </w:num>
+  <w:num w:numId="10" w16cid:durableId="1334645595">
+    <w:abstractNumId w:val="10"/>
+  </w:num>
+  <w:num w:numId="11" w16cid:durableId="1406415926">
     <w:abstractNumId w:val="6"/>
   </w:num>
-  <w:num w:numId="10" w16cid:durableId="1334645595">
-    <w:abstractNumId w:val="8"/>
+  <w:num w:numId="12" w16cid:durableId="65079625">
+    <w:abstractNumId w:val="15"/>
   </w:num>
-  <w:num w:numId="11" w16cid:durableId="1406415926">
+  <w:num w:numId="13" w16cid:durableId="1975867874">
+    <w:abstractNumId w:val="12"/>
+  </w:num>
+  <w:num w:numId="14" w16cid:durableId="555968738">
     <w:abstractNumId w:val="5"/>
   </w:num>
-  <w:num w:numId="12" w16cid:durableId="65079625">
-    <w:abstractNumId w:val="13"/>
+  <w:num w:numId="15" w16cid:durableId="1188325072">
+    <w:abstractNumId w:val="3"/>
   </w:num>
-  <w:num w:numId="13" w16cid:durableId="1975867874">
-    <w:abstractNumId w:val="10"/>
+  <w:num w:numId="16" w16cid:durableId="283199173">
+    <w:abstractNumId w:val="7"/>
   </w:num>
-  <w:num w:numId="14" w16cid:durableId="555968738">
-    <w:abstractNumId w:val="4"/>
-  </w:num>
-  <w:num w:numId="15" w16cid:durableId="1188325072">
+  <w:num w:numId="17" w16cid:durableId="803935490">
     <w:abstractNumId w:val="2"/>
   </w:num>
 </w:numbering>
@@ -7482,7 +8058,7 @@
   <w:style w:type="paragraph" w:default="1" w:styleId="a">
     <w:name w:val="Normal"/>
     <w:qFormat/>
-    <w:rsid w:val="00D86AFD"/>
+    <w:rsid w:val="009856C8"/>
     <w:pPr>
       <w:widowControl w:val="0"/>
       <w:wordWrap w:val="0"/>

--- a/데브옵스를_위한_쿠버네티스_마스터_강의/section03.docx
+++ b/데브옵스를_위한_쿠버네티스_마스터_강의/section03.docx
@@ -6,19 +6,35 @@
       <w:pPr>
         <w:pStyle w:val="1"/>
       </w:pPr>
-      <w:r>
-        <w:rPr>
-          <w:rFonts w:hint="eastAsia"/>
-        </w:rPr>
-        <w:t>쿠버네티스 소개</w:t>
-      </w:r>
-    </w:p>
-    <w:p>
-      <w:r>
-        <w:rPr>
-          <w:rFonts w:hint="eastAsia"/>
-        </w:rPr>
-        <w:t>쿠버네티스 시작</w:t>
+      <w:proofErr w:type="spellStart"/>
+      <w:r>
+        <w:rPr>
+          <w:rFonts w:hint="eastAsia"/>
+        </w:rPr>
+        <w:t>쿠버네티스</w:t>
+      </w:r>
+      <w:proofErr w:type="spellEnd"/>
+      <w:r>
+        <w:rPr>
+          <w:rFonts w:hint="eastAsia"/>
+        </w:rPr>
+        <w:t xml:space="preserve"> 소개</w:t>
+      </w:r>
+    </w:p>
+    <w:p>
+      <w:proofErr w:type="spellStart"/>
+      <w:r>
+        <w:rPr>
+          <w:rFonts w:hint="eastAsia"/>
+        </w:rPr>
+        <w:t>쿠버네티스</w:t>
+      </w:r>
+      <w:proofErr w:type="spellEnd"/>
+      <w:r>
+        <w:rPr>
+          <w:rFonts w:hint="eastAsia"/>
+        </w:rPr>
+        <w:t xml:space="preserve"> 시작</w:t>
       </w:r>
     </w:p>
     <w:p>
@@ -146,20 +162,30 @@
       <w:r>
         <w:t>‘</w:t>
       </w:r>
+      <w:proofErr w:type="spellStart"/>
       <w:r>
         <w:rPr>
           <w:rFonts w:hint="eastAsia"/>
         </w:rPr>
         <w:t>쿠버네티스</w:t>
       </w:r>
+      <w:proofErr w:type="spellEnd"/>
       <w:r>
         <w:t>’</w:t>
       </w:r>
-      <w:r>
-        <w:rPr>
-          <w:rFonts w:hint="eastAsia"/>
-        </w:rPr>
-        <w:t>를 출시</w:t>
+      <w:proofErr w:type="spellStart"/>
+      <w:r>
+        <w:rPr>
+          <w:rFonts w:hint="eastAsia"/>
+        </w:rPr>
+        <w:t>를</w:t>
+      </w:r>
+      <w:proofErr w:type="spellEnd"/>
+      <w:r>
+        <w:rPr>
+          <w:rFonts w:hint="eastAsia"/>
+        </w:rPr>
+        <w:t xml:space="preserve"> 출시</w:t>
       </w:r>
     </w:p>
     <w:p/>
@@ -167,11 +193,19 @@
       <w:pPr>
         <w:pStyle w:val="2"/>
       </w:pPr>
-      <w:r>
-        <w:rPr>
-          <w:rFonts w:hint="eastAsia"/>
-        </w:rPr>
-        <w:t>쿠버네티스의 장점</w:t>
+      <w:proofErr w:type="spellStart"/>
+      <w:r>
+        <w:rPr>
+          <w:rFonts w:hint="eastAsia"/>
+        </w:rPr>
+        <w:t>쿠버네티스의</w:t>
+      </w:r>
+      <w:proofErr w:type="spellEnd"/>
+      <w:r>
+        <w:rPr>
+          <w:rFonts w:hint="eastAsia"/>
+        </w:rPr>
+        <w:t xml:space="preserve"> 장점</w:t>
       </w:r>
     </w:p>
     <w:p>
@@ -487,11 +521,19 @@
         </w:numPr>
         <w:ind w:leftChars="0"/>
       </w:pPr>
-      <w:r>
-        <w:rPr>
-          <w:rFonts w:hint="eastAsia"/>
-        </w:rPr>
-        <w:t>쿠버네티스에 의존해 서비스 제공</w:t>
+      <w:proofErr w:type="spellStart"/>
+      <w:r>
+        <w:rPr>
+          <w:rFonts w:hint="eastAsia"/>
+        </w:rPr>
+        <w:t>쿠버네티스에</w:t>
+      </w:r>
+      <w:proofErr w:type="spellEnd"/>
+      <w:r>
+        <w:rPr>
+          <w:rFonts w:hint="eastAsia"/>
+        </w:rPr>
+        <w:t xml:space="preserve"> 의존해 서비스 제공</w:t>
       </w:r>
     </w:p>
     <w:p>
@@ -525,7 +567,21 @@
         <w:rPr>
           <w:rFonts w:hint="eastAsia"/>
         </w:rPr>
-        <w:t>로드 밸런싱,</w:t>
+        <w:t xml:space="preserve">로드 </w:t>
+      </w:r>
+      <w:proofErr w:type="spellStart"/>
+      <w:r>
+        <w:rPr>
+          <w:rFonts w:hint="eastAsia"/>
+        </w:rPr>
+        <w:t>밸런싱</w:t>
+      </w:r>
+      <w:proofErr w:type="spellEnd"/>
+      <w:r>
+        <w:rPr>
+          <w:rFonts w:hint="eastAsia"/>
+        </w:rPr>
+        <w:t>,</w:t>
       </w:r>
       <w:r>
         <w:t xml:space="preserve"> </w:t>
@@ -672,11 +728,19 @@
       <w:pPr>
         <w:pStyle w:val="2"/>
       </w:pPr>
-      <w:r>
-        <w:rPr>
-          <w:rFonts w:hint="eastAsia"/>
-        </w:rPr>
-        <w:t>쿠버네티스 클러스터 아키텍처</w:t>
+      <w:proofErr w:type="spellStart"/>
+      <w:r>
+        <w:rPr>
+          <w:rFonts w:hint="eastAsia"/>
+        </w:rPr>
+        <w:t>쿠버네티스</w:t>
+      </w:r>
+      <w:proofErr w:type="spellEnd"/>
+      <w:r>
+        <w:rPr>
+          <w:rFonts w:hint="eastAsia"/>
+        </w:rPr>
+        <w:t xml:space="preserve"> 클러스터 아키텍처</w:t>
       </w:r>
     </w:p>
     <w:p>
@@ -688,11 +752,19 @@
         </w:numPr>
         <w:ind w:leftChars="0"/>
       </w:pPr>
-      <w:r>
-        <w:rPr>
-          <w:rFonts w:hint="eastAsia"/>
-        </w:rPr>
-        <w:t>쿠버네티스의 클러스터는 하드웨어 수준에서 많은 노드로 구성되며 두 가지 유형으로 나뉨</w:t>
+      <w:proofErr w:type="spellStart"/>
+      <w:r>
+        <w:rPr>
+          <w:rFonts w:hint="eastAsia"/>
+        </w:rPr>
+        <w:t>쿠버네티스의</w:t>
+      </w:r>
+      <w:proofErr w:type="spellEnd"/>
+      <w:r>
+        <w:rPr>
+          <w:rFonts w:hint="eastAsia"/>
+        </w:rPr>
+        <w:t xml:space="preserve"> 클러스터는 하드웨어 수준에서 많은 노드로 구성되며 두 가지 유형으로 나뉨</w:t>
       </w:r>
     </w:p>
     <w:p>
@@ -717,7 +789,49 @@
         <w:rPr>
           <w:rFonts w:hint="eastAsia"/>
         </w:rPr>
-        <w:t>전체 쿠버네티스 시스템을 관리하고 통제하는 쿠버네티스 컨트롤 플레인을 관장</w:t>
+        <w:t xml:space="preserve">전체 </w:t>
+      </w:r>
+      <w:proofErr w:type="spellStart"/>
+      <w:r>
+        <w:rPr>
+          <w:rFonts w:hint="eastAsia"/>
+        </w:rPr>
+        <w:t>쿠버네티스</w:t>
+      </w:r>
+      <w:proofErr w:type="spellEnd"/>
+      <w:r>
+        <w:rPr>
+          <w:rFonts w:hint="eastAsia"/>
+        </w:rPr>
+        <w:t xml:space="preserve"> 시스템을 관리하고 통제하는 </w:t>
+      </w:r>
+      <w:proofErr w:type="spellStart"/>
+      <w:r>
+        <w:rPr>
+          <w:rFonts w:hint="eastAsia"/>
+        </w:rPr>
+        <w:t>쿠버네티스</w:t>
+      </w:r>
+      <w:proofErr w:type="spellEnd"/>
+      <w:r>
+        <w:rPr>
+          <w:rFonts w:hint="eastAsia"/>
+        </w:rPr>
+        <w:t xml:space="preserve"> 컨트롤 </w:t>
+      </w:r>
+      <w:proofErr w:type="spellStart"/>
+      <w:r>
+        <w:rPr>
+          <w:rFonts w:hint="eastAsia"/>
+        </w:rPr>
+        <w:t>플레인을</w:t>
+      </w:r>
+      <w:proofErr w:type="spellEnd"/>
+      <w:r>
+        <w:rPr>
+          <w:rFonts w:hint="eastAsia"/>
+        </w:rPr>
+        <w:t xml:space="preserve"> 관장</w:t>
       </w:r>
     </w:p>
     <w:p>
@@ -791,12 +905,20 @@
       <w:pPr>
         <w:pStyle w:val="2"/>
       </w:pPr>
+      <w:proofErr w:type="spellStart"/>
       <w:r>
         <w:rPr>
           <w:rFonts w:hint="eastAsia"/>
         </w:rPr>
         <w:lastRenderedPageBreak/>
-        <w:t>쿠버네티스에서 애플리케이션 실행</w:t>
+        <w:t>쿠버네티스에서</w:t>
+      </w:r>
+      <w:proofErr w:type="spellEnd"/>
+      <w:r>
+        <w:rPr>
+          <w:rFonts w:hint="eastAsia"/>
+        </w:rPr>
+        <w:t xml:space="preserve"> 애플리케이션 실행</w:t>
       </w:r>
     </w:p>
     <w:p>
@@ -864,10 +986,37 @@
         <w:rPr>
           <w:rFonts w:hint="eastAsia"/>
         </w:rPr>
-        <w:t>앱 디스크립터(</w:t>
-      </w:r>
-      <w:r>
-        <w:t xml:space="preserve">json, yaml) </w:t>
+        <w:t xml:space="preserve">앱 </w:t>
+      </w:r>
+      <w:proofErr w:type="spellStart"/>
+      <w:r>
+        <w:rPr>
+          <w:rFonts w:hint="eastAsia"/>
+        </w:rPr>
+        <w:t>디스크립터</w:t>
+      </w:r>
+      <w:proofErr w:type="spellEnd"/>
+      <w:r>
+        <w:rPr>
+          <w:rFonts w:hint="eastAsia"/>
+        </w:rPr>
+        <w:t>(</w:t>
+      </w:r>
+      <w:proofErr w:type="spellStart"/>
+      <w:r>
+        <w:t>json</w:t>
+      </w:r>
+      <w:proofErr w:type="spellEnd"/>
+      <w:r>
+        <w:t xml:space="preserve">, </w:t>
+      </w:r>
+      <w:proofErr w:type="spellStart"/>
+      <w:r>
+        <w:t>yaml</w:t>
+      </w:r>
+      <w:proofErr w:type="spellEnd"/>
+      <w:r>
+        <w:t xml:space="preserve">) </w:t>
       </w:r>
       <w:r>
         <w:rPr>
@@ -893,9 +1042,11 @@
         </w:rPr>
         <w:t xml:space="preserve">역할 중인 </w:t>
       </w:r>
+      <w:proofErr w:type="spellStart"/>
       <w:r>
         <w:t>kublet</w:t>
       </w:r>
+      <w:proofErr w:type="spellEnd"/>
       <w:r>
         <w:rPr>
           <w:rFonts w:hint="eastAsia"/>
@@ -903,8 +1054,13 @@
         <w:t xml:space="preserve">에게 명령 </w:t>
       </w:r>
       <w:r>
-        <w:t>-&gt; containerd</w:t>
-      </w:r>
+        <w:t xml:space="preserve">-&gt; </w:t>
+      </w:r>
+      <w:proofErr w:type="spellStart"/>
+      <w:r>
+        <w:t>containerd</w:t>
+      </w:r>
+      <w:proofErr w:type="spellEnd"/>
       <w:r>
         <w:rPr>
           <w:rFonts w:hint="eastAsia"/>
@@ -938,7 +1094,21 @@
         <w:rPr>
           <w:rFonts w:hint="eastAsia"/>
         </w:rPr>
-        <w:t>구글 쿠버네티스 엔진)</w:t>
+        <w:t xml:space="preserve">구글 </w:t>
+      </w:r>
+      <w:proofErr w:type="spellStart"/>
+      <w:r>
+        <w:rPr>
+          <w:rFonts w:hint="eastAsia"/>
+        </w:rPr>
+        <w:t>쿠버네티스</w:t>
+      </w:r>
+      <w:proofErr w:type="spellEnd"/>
+      <w:r>
+        <w:rPr>
+          <w:rFonts w:hint="eastAsia"/>
+        </w:rPr>
+        <w:t xml:space="preserve"> 엔진)</w:t>
       </w:r>
     </w:p>
     <w:p>
@@ -986,15 +1156,37 @@
         <w:rPr>
           <w:rFonts w:hint="eastAsia"/>
         </w:rPr>
-        <w:t>장점은 클라우드 네이티브를 어느 정도 바로 사용할 수 있도록 세팅되어 있다는 점</w:t>
-      </w:r>
-    </w:p>
-    <w:p>
-      <w:r>
-        <w:rPr>
-          <w:rFonts w:hint="eastAsia"/>
-        </w:rPr>
-        <w:t>온프레미스(우분투)</w:t>
+        <w:t xml:space="preserve">장점은 클라우드 네이티브를 어느 정도 바로 사용할 수 있도록 </w:t>
+      </w:r>
+      <w:proofErr w:type="spellStart"/>
+      <w:r>
+        <w:rPr>
+          <w:rFonts w:hint="eastAsia"/>
+        </w:rPr>
+        <w:t>세팅되어</w:t>
+      </w:r>
+      <w:proofErr w:type="spellEnd"/>
+      <w:r>
+        <w:rPr>
+          <w:rFonts w:hint="eastAsia"/>
+        </w:rPr>
+        <w:t xml:space="preserve"> 있다는 점</w:t>
+      </w:r>
+    </w:p>
+    <w:p>
+      <w:proofErr w:type="spellStart"/>
+      <w:r>
+        <w:rPr>
+          <w:rFonts w:hint="eastAsia"/>
+        </w:rPr>
+        <w:t>온프레미스</w:t>
+      </w:r>
+      <w:proofErr w:type="spellEnd"/>
+      <w:r>
+        <w:rPr>
+          <w:rFonts w:hint="eastAsia"/>
+        </w:rPr>
+        <w:t>(우분투)</w:t>
       </w:r>
     </w:p>
     <w:p>
@@ -1026,7 +1218,21 @@
         <w:rPr>
           <w:rFonts w:hint="eastAsia"/>
         </w:rPr>
-        <w:t>장점은 쿠버네티스 클러스터의 모든 설정을 직접 조작할 수 있으므로 서비스를 구성하는 다양한 기능 테스트 가능</w:t>
+        <w:t xml:space="preserve">장점은 </w:t>
+      </w:r>
+      <w:proofErr w:type="spellStart"/>
+      <w:r>
+        <w:rPr>
+          <w:rFonts w:hint="eastAsia"/>
+        </w:rPr>
+        <w:t>쿠버네티스</w:t>
+      </w:r>
+      <w:proofErr w:type="spellEnd"/>
+      <w:r>
+        <w:rPr>
+          <w:rFonts w:hint="eastAsia"/>
+        </w:rPr>
+        <w:t xml:space="preserve"> 클러스터의 모든 설정을 직접 조작할 수 있으므로 서비스를 구성하는 다양한 기능 테스트 가능</w:t>
       </w:r>
     </w:p>
     <w:p>
@@ -1064,7 +1270,21 @@
           <w:rFonts w:hint="eastAsia"/>
         </w:rPr>
         <w:lastRenderedPageBreak/>
-        <w:t>구글 쿠버네티스 엔진 소개와 회원가입 안내</w:t>
+        <w:t xml:space="preserve">구글 </w:t>
+      </w:r>
+      <w:proofErr w:type="spellStart"/>
+      <w:r>
+        <w:rPr>
+          <w:rFonts w:hint="eastAsia"/>
+        </w:rPr>
+        <w:t>쿠버네티스</w:t>
+      </w:r>
+      <w:proofErr w:type="spellEnd"/>
+      <w:r>
+        <w:rPr>
+          <w:rFonts w:hint="eastAsia"/>
+        </w:rPr>
+        <w:t xml:space="preserve"> 엔진 소개와 회원가입 안내</w:t>
       </w:r>
     </w:p>
     <w:p>
@@ -1234,11 +1454,19 @@
         </w:numPr>
         <w:ind w:leftChars="0"/>
       </w:pPr>
-      <w:r>
-        <w:rPr>
-          <w:rFonts w:hint="eastAsia"/>
-        </w:rPr>
-        <w:t>온프레미스 및 클라우드 간의 자유로운 이동이 가능하다.</w:t>
+      <w:proofErr w:type="spellStart"/>
+      <w:r>
+        <w:rPr>
+          <w:rFonts w:hint="eastAsia"/>
+        </w:rPr>
+        <w:t>온프레미스</w:t>
+      </w:r>
+      <w:proofErr w:type="spellEnd"/>
+      <w:r>
+        <w:rPr>
+          <w:rFonts w:hint="eastAsia"/>
+        </w:rPr>
+        <w:t xml:space="preserve"> 및 클라우드 간의 자유로운 이동이 가능하다.</w:t>
       </w:r>
     </w:p>
     <w:p>
@@ -1294,7 +1522,21 @@
         <w:rPr>
           <w:rFonts w:hint="eastAsia"/>
         </w:rPr>
-        <w:t>만약 회원가입이 되어 있어 크레딧이 없는 경우에는 구글 계정을 새로 만들어 사용하거나,</w:t>
+        <w:t xml:space="preserve">만약 회원가입이 되어 있어 </w:t>
+      </w:r>
+      <w:proofErr w:type="spellStart"/>
+      <w:r>
+        <w:rPr>
+          <w:rFonts w:hint="eastAsia"/>
+        </w:rPr>
+        <w:t>크레딧이</w:t>
+      </w:r>
+      <w:proofErr w:type="spellEnd"/>
+      <w:r>
+        <w:rPr>
+          <w:rFonts w:hint="eastAsia"/>
+        </w:rPr>
+        <w:t xml:space="preserve"> 없는 경우에는 구글 계정을 새로 만들어 사용하거나,</w:t>
       </w:r>
       <w:r>
         <w:t xml:space="preserve"> </w:t>
@@ -1435,8 +1677,13 @@
         </w:rPr>
         <w:t xml:space="preserve">상단 </w:t>
       </w:r>
-      <w:r>
-        <w:t xml:space="preserve">GoogleCloud </w:t>
+      <w:proofErr w:type="spellStart"/>
+      <w:r>
+        <w:t>GoogleCloud</w:t>
+      </w:r>
+      <w:proofErr w:type="spellEnd"/>
+      <w:r>
+        <w:t xml:space="preserve"> </w:t>
       </w:r>
       <w:r>
         <w:rPr>
@@ -2039,7 +2286,21 @@
         <w:rPr>
           <w:rFonts w:hint="eastAsia"/>
         </w:rPr>
-        <w:t>가상 머신을 생성해준다.</w:t>
+        <w:t xml:space="preserve">가상 </w:t>
+      </w:r>
+      <w:proofErr w:type="spellStart"/>
+      <w:r>
+        <w:rPr>
+          <w:rFonts w:hint="eastAsia"/>
+        </w:rPr>
+        <w:t>머신을</w:t>
+      </w:r>
+      <w:proofErr w:type="spellEnd"/>
+      <w:r>
+        <w:rPr>
+          <w:rFonts w:hint="eastAsia"/>
+        </w:rPr>
+        <w:t xml:space="preserve"> 생성해준다.</w:t>
       </w:r>
       <w:r>
         <w:t xml:space="preserve"> </w:t>
@@ -2218,11 +2479,19 @@
       <w:r>
         <w:t xml:space="preserve">- </w:t>
       </w:r>
-      <w:r>
-        <w:rPr>
-          <w:rFonts w:hint="eastAsia"/>
-        </w:rPr>
-        <w:t>리전 안에 있는 논리적으로 분리된 물리적 데이터 센터 클러스터</w:t>
+      <w:proofErr w:type="spellStart"/>
+      <w:r>
+        <w:rPr>
+          <w:rFonts w:hint="eastAsia"/>
+        </w:rPr>
+        <w:t>리전</w:t>
+      </w:r>
+      <w:proofErr w:type="spellEnd"/>
+      <w:r>
+        <w:rPr>
+          <w:rFonts w:hint="eastAsia"/>
+        </w:rPr>
+        <w:t xml:space="preserve"> 안에 있는 논리적으로 분리된 물리적 데이터 센터 클러스터</w:t>
       </w:r>
     </w:p>
     <w:p>
@@ -2234,11 +2503,19 @@
         </w:numPr>
         <w:ind w:leftChars="0"/>
       </w:pPr>
-      <w:r>
-        <w:rPr>
-          <w:rFonts w:hint="eastAsia"/>
-        </w:rPr>
-        <w:t xml:space="preserve">리전 </w:t>
+      <w:proofErr w:type="spellStart"/>
+      <w:r>
+        <w:rPr>
+          <w:rFonts w:hint="eastAsia"/>
+        </w:rPr>
+        <w:t>리전</w:t>
+      </w:r>
+      <w:proofErr w:type="spellEnd"/>
+      <w:r>
+        <w:rPr>
+          <w:rFonts w:hint="eastAsia"/>
+        </w:rPr>
+        <w:t xml:space="preserve"> </w:t>
       </w:r>
       <w:r>
         <w:t xml:space="preserve">- </w:t>
@@ -2576,7 +2853,35 @@
         <w:rPr>
           <w:rFonts w:hint="eastAsia"/>
         </w:rPr>
-        <w:t>컨테이너의 메뉴 중 연결을 누르면 다음과 같이 명령줄 엑섹스를 확인할 수 있다.</w:t>
+        <w:t xml:space="preserve">컨테이너의 메뉴 중 연결을 누르면 다음과 같이 </w:t>
+      </w:r>
+      <w:proofErr w:type="spellStart"/>
+      <w:r>
+        <w:rPr>
+          <w:rFonts w:hint="eastAsia"/>
+        </w:rPr>
+        <w:t>명령줄</w:t>
+      </w:r>
+      <w:proofErr w:type="spellEnd"/>
+      <w:r>
+        <w:rPr>
+          <w:rFonts w:hint="eastAsia"/>
+        </w:rPr>
+        <w:t xml:space="preserve"> </w:t>
+      </w:r>
+      <w:proofErr w:type="spellStart"/>
+      <w:r>
+        <w:rPr>
+          <w:rFonts w:hint="eastAsia"/>
+        </w:rPr>
+        <w:t>엑섹스를</w:t>
+      </w:r>
+      <w:proofErr w:type="spellEnd"/>
+      <w:r>
+        <w:rPr>
+          <w:rFonts w:hint="eastAsia"/>
+        </w:rPr>
+        <w:t xml:space="preserve"> 확인할 수 있다.</w:t>
       </w:r>
       <w:r>
         <w:t xml:space="preserve"> </w:t>
@@ -2727,6 +3032,7 @@
       </w:r>
     </w:p>
     <w:p>
+      <w:proofErr w:type="spellStart"/>
       <w:r>
         <w:rPr>
           <w:rFonts w:hint="eastAsia"/>
@@ -2735,7 +3041,11 @@
         <w:t>k</w:t>
       </w:r>
       <w:r>
-        <w:t xml:space="preserve">ubectl get nodes: </w:t>
+        <w:t>ubectl</w:t>
+      </w:r>
+      <w:proofErr w:type="spellEnd"/>
+      <w:r>
+        <w:t xml:space="preserve"> get nodes: </w:t>
       </w:r>
       <w:r>
         <w:rPr>
@@ -2804,8 +3114,29 @@
       </w:r>
     </w:p>
     <w:p>
-      <w:r>
-        <w:t>kubectl create deploy tc --image=consol/tomcat-</w:t>
+      <w:proofErr w:type="spellStart"/>
+      <w:r>
+        <w:t>kubectl</w:t>
+      </w:r>
+      <w:proofErr w:type="spellEnd"/>
+      <w:r>
+        <w:t xml:space="preserve"> create deploy </w:t>
+      </w:r>
+      <w:proofErr w:type="spellStart"/>
+      <w:r>
+        <w:t>tc</w:t>
+      </w:r>
+      <w:proofErr w:type="spellEnd"/>
+      <w:r>
+        <w:t xml:space="preserve"> --image=</w:t>
+      </w:r>
+      <w:proofErr w:type="spellStart"/>
+      <w:r>
+        <w:t>consol</w:t>
+      </w:r>
+      <w:proofErr w:type="spellEnd"/>
+      <w:r>
+        <w:t>/tomcat-</w:t>
       </w:r>
       <w:r>
         <w:t>9</w:t>
@@ -2848,6 +3179,7 @@
         </w:numPr>
         <w:ind w:leftChars="0"/>
       </w:pPr>
+      <w:proofErr w:type="spellStart"/>
       <w:r>
         <w:rPr>
           <w:rFonts w:hint="eastAsia"/>
@@ -2855,7 +3187,11 @@
         <w:t>t</w:t>
       </w:r>
       <w:r>
-        <w:t xml:space="preserve">c: </w:t>
+        <w:t>c</w:t>
+      </w:r>
+      <w:proofErr w:type="spellEnd"/>
+      <w:r>
+        <w:t xml:space="preserve">: </w:t>
       </w:r>
       <w:r>
         <w:rPr>
@@ -2924,8 +3260,29 @@
       </w:r>
     </w:p>
     <w:p>
-      <w:r>
-        <w:t>kubectl expose deploy tc --type=LoadBalancer --port=80 --target-port=8080</w:t>
+      <w:proofErr w:type="spellStart"/>
+      <w:r>
+        <w:t>kubectl</w:t>
+      </w:r>
+      <w:proofErr w:type="spellEnd"/>
+      <w:r>
+        <w:t xml:space="preserve"> expose deploy </w:t>
+      </w:r>
+      <w:proofErr w:type="spellStart"/>
+      <w:r>
+        <w:t>tc</w:t>
+      </w:r>
+      <w:proofErr w:type="spellEnd"/>
+      <w:r>
+        <w:t xml:space="preserve"> --type=</w:t>
+      </w:r>
+      <w:proofErr w:type="spellStart"/>
+      <w:r>
+        <w:t>LoadBalancer</w:t>
+      </w:r>
+      <w:proofErr w:type="spellEnd"/>
+      <w:r>
+        <w:t xml:space="preserve"> --port=80 --target-port=8080</w:t>
       </w:r>
     </w:p>
     <w:p>
@@ -2940,11 +3297,19 @@
       <w:r>
         <w:t xml:space="preserve">expose: </w:t>
       </w:r>
-      <w:r>
-        <w:rPr>
-          <w:rFonts w:hint="eastAsia"/>
-        </w:rPr>
-        <w:t>포트포워딩을 통해 외부에 서비스를 노출하는 명령어</w:t>
+      <w:proofErr w:type="spellStart"/>
+      <w:r>
+        <w:rPr>
+          <w:rFonts w:hint="eastAsia"/>
+        </w:rPr>
+        <w:t>포트포워딩을</w:t>
+      </w:r>
+      <w:proofErr w:type="spellEnd"/>
+      <w:r>
+        <w:rPr>
+          <w:rFonts w:hint="eastAsia"/>
+        </w:rPr>
+        <w:t xml:space="preserve"> 통해 외부에 서비스를 노출하는 명령어</w:t>
       </w:r>
     </w:p>
     <w:p>
@@ -2972,7 +3337,15 @@
         <w:t>t</w:t>
       </w:r>
       <w:r>
-        <w:t xml:space="preserve">ype-LoadBalancer: </w:t>
+        <w:t>ype-</w:t>
+      </w:r>
+      <w:proofErr w:type="spellStart"/>
+      <w:r>
+        <w:t>LoadBalancer</w:t>
+      </w:r>
+      <w:proofErr w:type="spellEnd"/>
+      <w:r>
+        <w:t xml:space="preserve">: </w:t>
       </w:r>
       <w:r>
         <w:rPr>
@@ -3024,9 +3397,19 @@
       </w:r>
     </w:p>
     <w:p>
-      <w:r>
-        <w:t>kubectl get pods,svc</w:t>
-      </w:r>
+      <w:proofErr w:type="spellStart"/>
+      <w:r>
+        <w:t>kubectl</w:t>
+      </w:r>
+      <w:proofErr w:type="spellEnd"/>
+      <w:r>
+        <w:t xml:space="preserve"> get </w:t>
+      </w:r>
+      <w:proofErr w:type="spellStart"/>
+      <w:r>
+        <w:t>pods,svc</w:t>
+      </w:r>
+      <w:proofErr w:type="spellEnd"/>
     </w:p>
     <w:p>
       <w:pPr>
@@ -3172,8 +3555,13 @@
         <w:t>개가 배포된 것과,</w:t>
       </w:r>
       <w:r>
-        <w:t xml:space="preserve"> service/tc</w:t>
-      </w:r>
+        <w:t xml:space="preserve"> service/</w:t>
+      </w:r>
+      <w:proofErr w:type="spellStart"/>
+      <w:r>
+        <w:t>tc</w:t>
+      </w:r>
+      <w:proofErr w:type="spellEnd"/>
       <w:r>
         <w:rPr>
           <w:rFonts w:hint="eastAsia"/>
@@ -3253,8 +3641,13 @@
         </w:rPr>
         <w:t xml:space="preserve">하지만 </w:t>
       </w:r>
-      <w:r>
-        <w:t>ImagePullBackOff(</w:t>
+      <w:proofErr w:type="spellStart"/>
+      <w:r>
+        <w:t>ImagePullBackOff</w:t>
+      </w:r>
+      <w:proofErr w:type="spellEnd"/>
+      <w:r>
+        <w:t>(</w:t>
       </w:r>
       <w:r>
         <w:rPr>
@@ -3286,12 +3679,55 @@
         <w:rPr>
           <w:rFonts w:hint="eastAsia"/>
         </w:rPr>
-        <w:t>이를 해결하기 위해 공식 이미지를 사용하도록 디플로이먼트의 이미지를 변경하였다.</w:t>
-      </w:r>
-    </w:p>
-    <w:p>
-      <w:r>
-        <w:t>kubectl get deploy tc -o jsonpath='{.spec.template.spec.containers[*].name}{"\n"}'</w:t>
+        <w:t xml:space="preserve">이를 해결하기 위해 공식 이미지를 사용하도록 </w:t>
+      </w:r>
+      <w:proofErr w:type="spellStart"/>
+      <w:r>
+        <w:rPr>
+          <w:rFonts w:hint="eastAsia"/>
+        </w:rPr>
+        <w:t>디플로이먼트의</w:t>
+      </w:r>
+      <w:proofErr w:type="spellEnd"/>
+      <w:r>
+        <w:rPr>
+          <w:rFonts w:hint="eastAsia"/>
+        </w:rPr>
+        <w:t xml:space="preserve"> 이미지를 변경하였다.</w:t>
+      </w:r>
+    </w:p>
+    <w:p>
+      <w:proofErr w:type="spellStart"/>
+      <w:r>
+        <w:t>kubectl</w:t>
+      </w:r>
+      <w:proofErr w:type="spellEnd"/>
+      <w:r>
+        <w:t xml:space="preserve"> get deploy </w:t>
+      </w:r>
+      <w:proofErr w:type="spellStart"/>
+      <w:r>
+        <w:t>tc</w:t>
+      </w:r>
+      <w:proofErr w:type="spellEnd"/>
+      <w:r>
+        <w:t xml:space="preserve"> -o </w:t>
+      </w:r>
+      <w:proofErr w:type="spellStart"/>
+      <w:r>
+        <w:t>jsonpath</w:t>
+      </w:r>
+      <w:proofErr w:type="spellEnd"/>
+      <w:r>
+        <w:t>='{.</w:t>
+      </w:r>
+      <w:proofErr w:type="spellStart"/>
+      <w:r>
+        <w:t>spec.template.spec.containers</w:t>
+      </w:r>
+      <w:proofErr w:type="spellEnd"/>
+      <w:r>
+        <w:t>[*].name}{"\n"}'</w:t>
       </w:r>
       <w:r>
         <w:rPr>
@@ -3343,18 +3779,46 @@
       </w:r>
     </w:p>
     <w:p>
-      <w:r>
-        <w:t>kubectl set image deploy/tc tomcat-7-0-jnnr9=tomcat:7.0</w:t>
-      </w:r>
-    </w:p>
-    <w:p>
-      <w:r>
-        <w:t>kubectl rollout status deploy/tc</w:t>
-      </w:r>
-    </w:p>
-    <w:p>
-      <w:r>
-        <w:t>kubectl get pods -o wide</w:t>
+      <w:proofErr w:type="spellStart"/>
+      <w:r>
+        <w:t>kubectl</w:t>
+      </w:r>
+      <w:proofErr w:type="spellEnd"/>
+      <w:r>
+        <w:t xml:space="preserve"> set image deploy/</w:t>
+      </w:r>
+      <w:proofErr w:type="spellStart"/>
+      <w:r>
+        <w:t>tc</w:t>
+      </w:r>
+      <w:proofErr w:type="spellEnd"/>
+      <w:r>
+        <w:t xml:space="preserve"> tomcat-7-0-jnnr9=tomcat:7.0</w:t>
+      </w:r>
+    </w:p>
+    <w:p>
+      <w:proofErr w:type="spellStart"/>
+      <w:r>
+        <w:t>kubectl</w:t>
+      </w:r>
+      <w:proofErr w:type="spellEnd"/>
+      <w:r>
+        <w:t xml:space="preserve"> rollout status deploy/</w:t>
+      </w:r>
+      <w:proofErr w:type="spellStart"/>
+      <w:r>
+        <w:t>tc</w:t>
+      </w:r>
+      <w:proofErr w:type="spellEnd"/>
+    </w:p>
+    <w:p>
+      <w:proofErr w:type="spellStart"/>
+      <w:r>
+        <w:t>kubectl</w:t>
+      </w:r>
+      <w:proofErr w:type="spellEnd"/>
+      <w:r>
+        <w:t xml:space="preserve"> get pods -o wide</w:t>
       </w:r>
     </w:p>
     <w:p>
@@ -3413,12 +3877,39 @@
         <w:rPr>
           <w:rFonts w:hint="eastAsia"/>
         </w:rPr>
-        <w:t>가 제대로 작동하는 것을 확인 후 혹시 모르니 다음 명령어를 통해 엔드포인트가 생성된 것도 확인한다.</w:t>
-      </w:r>
-    </w:p>
-    <w:p>
-      <w:r>
-        <w:t>kubectl get endpoints tc -o wide</w:t>
+        <w:t xml:space="preserve">가 제대로 작동하는 것을 확인 후 혹시 모르니 다음 명령어를 통해 </w:t>
+      </w:r>
+      <w:proofErr w:type="spellStart"/>
+      <w:r>
+        <w:rPr>
+          <w:rFonts w:hint="eastAsia"/>
+        </w:rPr>
+        <w:t>엔드포인트가</w:t>
+      </w:r>
+      <w:proofErr w:type="spellEnd"/>
+      <w:r>
+        <w:rPr>
+          <w:rFonts w:hint="eastAsia"/>
+        </w:rPr>
+        <w:t xml:space="preserve"> 생성된 것도 확인한다.</w:t>
+      </w:r>
+    </w:p>
+    <w:p>
+      <w:proofErr w:type="spellStart"/>
+      <w:r>
+        <w:t>kubectl</w:t>
+      </w:r>
+      <w:proofErr w:type="spellEnd"/>
+      <w:r>
+        <w:t xml:space="preserve"> get endpoints </w:t>
+      </w:r>
+      <w:proofErr w:type="spellStart"/>
+      <w:r>
+        <w:t>tc</w:t>
+      </w:r>
+      <w:proofErr w:type="spellEnd"/>
+      <w:r>
+        <w:t xml:space="preserve"> -o wide</w:t>
       </w:r>
     </w:p>
     <w:p>
@@ -3471,8 +3962,13 @@
         <w:lastRenderedPageBreak/>
         <w:t xml:space="preserve">이후 다시 </w:t>
       </w:r>
-      <w:r>
-        <w:t xml:space="preserve">kubectl get pod, svc </w:t>
+      <w:proofErr w:type="spellStart"/>
+      <w:r>
+        <w:t>kubectl</w:t>
+      </w:r>
+      <w:proofErr w:type="spellEnd"/>
+      <w:r>
+        <w:t xml:space="preserve"> get pod, svc </w:t>
       </w:r>
       <w:r>
         <w:rPr>
@@ -3546,7 +4042,21 @@
         <w:rPr>
           <w:rFonts w:hint="eastAsia"/>
         </w:rPr>
-        <w:t>에러(트래픽은 톰캣까지 도달했지만,</w:t>
+        <w:t xml:space="preserve">에러(트래픽은 </w:t>
+      </w:r>
+      <w:proofErr w:type="spellStart"/>
+      <w:r>
+        <w:rPr>
+          <w:rFonts w:hint="eastAsia"/>
+        </w:rPr>
+        <w:t>톰캣까지</w:t>
+      </w:r>
+      <w:proofErr w:type="spellEnd"/>
+      <w:r>
+        <w:rPr>
+          <w:rFonts w:hint="eastAsia"/>
+        </w:rPr>
+        <w:t xml:space="preserve"> 도달했지만,</w:t>
       </w:r>
       <w:r>
         <w:t xml:space="preserve"> </w:t>
@@ -3564,7 +4074,21 @@
         <w:rPr>
           <w:rFonts w:hint="eastAsia"/>
         </w:rPr>
-        <w:t>에 올라간 웹앱이 없는 상태)가 발생할</w:t>
+        <w:t xml:space="preserve">에 올라간 </w:t>
+      </w:r>
+      <w:proofErr w:type="spellStart"/>
+      <w:r>
+        <w:rPr>
+          <w:rFonts w:hint="eastAsia"/>
+        </w:rPr>
+        <w:t>웹앱이</w:t>
+      </w:r>
+      <w:proofErr w:type="spellEnd"/>
+      <w:r>
+        <w:rPr>
+          <w:rFonts w:hint="eastAsia"/>
+        </w:rPr>
+        <w:t xml:space="preserve"> 없는 상태)가 발생할</w:t>
       </w:r>
       <w:r>
         <w:t xml:space="preserve"> </w:t>
@@ -3582,17 +4106,76 @@
         <w:rPr>
           <w:rFonts w:hint="eastAsia"/>
         </w:rPr>
-        <w:t>이를 위해 기본 앱을 복사해서 띄워둔 후 접속해보자.</w:t>
-      </w:r>
-    </w:p>
-    <w:p>
-      <w:r>
-        <w:t>kubectl patch deploy tc --type='json' -p='[</w:t>
-      </w:r>
-    </w:p>
-    <w:p>
-      <w:r>
-        <w:t xml:space="preserve">  {"op":"add","path":"/spec/template/spec/containers/0/command","value":["/bin/sh","-c","cp -r /usr/local/tomcat/webapps.dist/* /usr/local/tomcat/webapps/; exec catalina.sh run"]}</w:t>
+        <w:t xml:space="preserve">이를 위해 기본 앱을 복사해서 </w:t>
+      </w:r>
+      <w:proofErr w:type="spellStart"/>
+      <w:r>
+        <w:rPr>
+          <w:rFonts w:hint="eastAsia"/>
+        </w:rPr>
+        <w:t>띄워둔</w:t>
+      </w:r>
+      <w:proofErr w:type="spellEnd"/>
+      <w:r>
+        <w:rPr>
+          <w:rFonts w:hint="eastAsia"/>
+        </w:rPr>
+        <w:t xml:space="preserve"> 후 접속해보자.</w:t>
+      </w:r>
+    </w:p>
+    <w:p>
+      <w:proofErr w:type="spellStart"/>
+      <w:r>
+        <w:t>kubectl</w:t>
+      </w:r>
+      <w:proofErr w:type="spellEnd"/>
+      <w:r>
+        <w:t xml:space="preserve"> patch deploy </w:t>
+      </w:r>
+      <w:proofErr w:type="spellStart"/>
+      <w:r>
+        <w:t>tc</w:t>
+      </w:r>
+      <w:proofErr w:type="spellEnd"/>
+      <w:r>
+        <w:t xml:space="preserve"> --type='</w:t>
+      </w:r>
+      <w:proofErr w:type="spellStart"/>
+      <w:r>
+        <w:t>json</w:t>
+      </w:r>
+      <w:proofErr w:type="spellEnd"/>
+      <w:r>
+        <w:t>' -p='[</w:t>
+      </w:r>
+    </w:p>
+    <w:p>
+      <w:r>
+        <w:t xml:space="preserve">  {"op":"add","path":"/spec/template/spec/containers/0/command","value":["/bin/sh","-c","cp -r /</w:t>
+      </w:r>
+      <w:proofErr w:type="spellStart"/>
+      <w:r>
+        <w:t>usr</w:t>
+      </w:r>
+      <w:proofErr w:type="spellEnd"/>
+      <w:r>
+        <w:t>/local/tomcat/</w:t>
+      </w:r>
+      <w:proofErr w:type="spellStart"/>
+      <w:r>
+        <w:t>webapps.dist</w:t>
+      </w:r>
+      <w:proofErr w:type="spellEnd"/>
+      <w:r>
+        <w:t>/* /</w:t>
+      </w:r>
+      <w:proofErr w:type="spellStart"/>
+      <w:r>
+        <w:t>usr</w:t>
+      </w:r>
+      <w:proofErr w:type="spellEnd"/>
+      <w:r>
+        <w:t>/local/tomcat/webapps/; exec catalina.sh run"]}</w:t>
       </w:r>
     </w:p>
     <w:p>
@@ -3601,9 +4184,19 @@
       </w:r>
     </w:p>
     <w:p>
-      <w:r>
-        <w:t>kubectl rollout status deploy/tc</w:t>
-      </w:r>
+      <w:proofErr w:type="spellStart"/>
+      <w:r>
+        <w:t>kubectl</w:t>
+      </w:r>
+      <w:proofErr w:type="spellEnd"/>
+      <w:r>
+        <w:t xml:space="preserve"> rollout status deploy/</w:t>
+      </w:r>
+      <w:proofErr w:type="spellStart"/>
+      <w:r>
+        <w:t>tc</w:t>
+      </w:r>
+      <w:proofErr w:type="spellEnd"/>
     </w:p>
     <w:p>
       <w:r>
@@ -3710,9 +4303,19 @@
       </w:r>
     </w:p>
     <w:p>
-      <w:r>
-        <w:t>kubectl delete all --all</w:t>
-      </w:r>
+      <w:proofErr w:type="spellStart"/>
+      <w:r>
+        <w:t>kubectl</w:t>
+      </w:r>
+      <w:proofErr w:type="spellEnd"/>
+      <w:r>
+        <w:t xml:space="preserve"> delete all --</w:t>
+      </w:r>
+      <w:proofErr w:type="spellStart"/>
+      <w:r>
+        <w:t>all</w:t>
+      </w:r>
+      <w:proofErr w:type="spellEnd"/>
     </w:p>
     <w:p>
       <w:r>
@@ -3838,7 +4441,21 @@
         <w:rPr>
           <w:rFonts w:hint="eastAsia"/>
         </w:rPr>
-        <w:t xml:space="preserve">이는 새로고침을 하면 </w:t>
+        <w:t xml:space="preserve">이는 </w:t>
+      </w:r>
+      <w:proofErr w:type="spellStart"/>
+      <w:r>
+        <w:rPr>
+          <w:rFonts w:hint="eastAsia"/>
+        </w:rPr>
+        <w:t>새로고침을</w:t>
+      </w:r>
+      <w:proofErr w:type="spellEnd"/>
+      <w:r>
+        <w:rPr>
+          <w:rFonts w:hint="eastAsia"/>
+        </w:rPr>
+        <w:t xml:space="preserve"> 하면 </w:t>
       </w:r>
       <w:r>
         <w:t>5</w:t>
@@ -3847,7 +4464,21 @@
         <w:rPr>
           <w:rFonts w:hint="eastAsia"/>
         </w:rPr>
-        <w:t>개 중 랜덤으로 바뀌어 로드밸런싱이 이뤄지고 있다는 것을 볼 수 있다.</w:t>
+        <w:t xml:space="preserve">개 중 랜덤으로 바뀌어 </w:t>
+      </w:r>
+      <w:proofErr w:type="spellStart"/>
+      <w:r>
+        <w:rPr>
+          <w:rFonts w:hint="eastAsia"/>
+        </w:rPr>
+        <w:t>로드밸런싱이</w:t>
+      </w:r>
+      <w:proofErr w:type="spellEnd"/>
+      <w:r>
+        <w:rPr>
+          <w:rFonts w:hint="eastAsia"/>
+        </w:rPr>
+        <w:t xml:space="preserve"> 이뤄지고 있다는 것을 볼 수 있다.</w:t>
       </w:r>
       <w:r>
         <w:t>1</w:t>
@@ -4128,8 +4759,13 @@
       </w:r>
       <w:r>
         <w:br/>
-        <w:t>Manager GUI( /manager/html ) → manager-gui</w:t>
-      </w:r>
+        <w:t>Manager GUI( /manager/html ) → manager-</w:t>
+      </w:r>
+      <w:proofErr w:type="spellStart"/>
+      <w:r>
+        <w:t>gui</w:t>
+      </w:r>
+      <w:proofErr w:type="spellEnd"/>
     </w:p>
     <w:p>
       <w:pPr>
@@ -4141,7 +4777,23 @@
         <w:ind w:leftChars="0"/>
       </w:pPr>
       <w:r>
-        <w:t xml:space="preserve">(보안 밸브) manager/host-manager의 context.xml에 있는 RemoteAddrValve가 로컬호스트만 허용하도록 막고 있어서 외부에서 403 </w:t>
+        <w:t xml:space="preserve">(보안 밸브) manager/host-manager의 context.xml에 있는 </w:t>
+      </w:r>
+      <w:proofErr w:type="spellStart"/>
+      <w:r>
+        <w:t>RemoteAddrValve</w:t>
+      </w:r>
+      <w:proofErr w:type="spellEnd"/>
+      <w:r>
+        <w:t xml:space="preserve">가 </w:t>
+      </w:r>
+      <w:proofErr w:type="spellStart"/>
+      <w:r>
+        <w:t>로컬호스트만</w:t>
+      </w:r>
+      <w:proofErr w:type="spellEnd"/>
+      <w:r>
+        <w:t xml:space="preserve"> 허용하도록 막고 있어서 외부에서 403 </w:t>
       </w:r>
       <w:r>
         <w:rPr>
@@ -4175,7 +4827,15 @@
     </w:p>
     <w:p>
       <w:r>
-        <w:t># 1) manager 기본 앱도 보이게 webapps.dist 복사</w:t>
+        <w:t xml:space="preserve"># 1) manager 기본 앱도 보이게 </w:t>
+      </w:r>
+      <w:proofErr w:type="spellStart"/>
+      <w:r>
+        <w:t>webapps.dist</w:t>
+      </w:r>
+      <w:proofErr w:type="spellEnd"/>
+      <w:r>
+        <w:t xml:space="preserve"> 복사</w:t>
       </w:r>
     </w:p>
     <w:p>
@@ -4185,12 +4845,41 @@
     </w:p>
     <w:p>
       <w:r>
-        <w:t># 3) manager/host-manager의 RemoteAddrValve 제거(또는 허용대역으로 수정)</w:t>
-      </w:r>
-    </w:p>
-    <w:p>
-      <w:r>
-        <w:t>kubectl patch deploy tc --type='json' -p='[</w:t>
+        <w:t xml:space="preserve"># 3) manager/host-manager의 </w:t>
+      </w:r>
+      <w:proofErr w:type="spellStart"/>
+      <w:r>
+        <w:t>RemoteAddrValve</w:t>
+      </w:r>
+      <w:proofErr w:type="spellEnd"/>
+      <w:r>
+        <w:t xml:space="preserve"> 제거(또는 허용대역으로 수정)</w:t>
+      </w:r>
+    </w:p>
+    <w:p>
+      <w:proofErr w:type="spellStart"/>
+      <w:r>
+        <w:t>kubectl</w:t>
+      </w:r>
+      <w:proofErr w:type="spellEnd"/>
+      <w:r>
+        <w:t xml:space="preserve"> patch deploy </w:t>
+      </w:r>
+      <w:proofErr w:type="spellStart"/>
+      <w:r>
+        <w:t>tc</w:t>
+      </w:r>
+      <w:proofErr w:type="spellEnd"/>
+      <w:r>
+        <w:t xml:space="preserve"> --type='</w:t>
+      </w:r>
+      <w:proofErr w:type="spellStart"/>
+      <w:r>
+        <w:t>json</w:t>
+      </w:r>
+      <w:proofErr w:type="spellEnd"/>
+      <w:r>
+        <w:t>' -p='[</w:t>
       </w:r>
     </w:p>
     <w:p>
@@ -4205,17 +4894,105 @@
     </w:p>
     <w:p>
       <w:r>
-        <w:t xml:space="preserve">     cp -r /usr/local/tomcat/webapps.dist/* /usr/local/tomcat/webapps/; \</w:t>
-      </w:r>
-    </w:p>
-    <w:p>
-      <w:r>
-        <w:t xml:space="preserve">     if ! grep -q manager-status /usr/local/tomcat/conf/tomcat-users.xml; then \</w:t>
-      </w:r>
-    </w:p>
-    <w:p>
-      <w:r>
-        <w:t xml:space="preserve">       sed -i \"s#&lt;/tomcat-users&gt;#&lt;role rolename=\\\"manager-gui\\\"/&gt;\\n&lt;role rolename=\\\"manager-status\\\"/&gt;\\n&lt;user username=\\\"admin\\\" password=\\\"adminpass\\\" roles=\\\"manager-gui,manager-status\\\"/&gt;\\n&lt;/tomcat-users&gt;#\" /usr/local/tomcat/conf/tomcat-users.xml; \</w:t>
+        <w:t xml:space="preserve">     cp -r /</w:t>
+      </w:r>
+      <w:proofErr w:type="spellStart"/>
+      <w:r>
+        <w:t>usr</w:t>
+      </w:r>
+      <w:proofErr w:type="spellEnd"/>
+      <w:r>
+        <w:t>/local/tomcat/</w:t>
+      </w:r>
+      <w:proofErr w:type="spellStart"/>
+      <w:r>
+        <w:t>webapps.dist</w:t>
+      </w:r>
+      <w:proofErr w:type="spellEnd"/>
+      <w:r>
+        <w:t>/* /</w:t>
+      </w:r>
+      <w:proofErr w:type="spellStart"/>
+      <w:r>
+        <w:t>usr</w:t>
+      </w:r>
+      <w:proofErr w:type="spellEnd"/>
+      <w:r>
+        <w:t>/local/tomcat/webapps/; \</w:t>
+      </w:r>
+    </w:p>
+    <w:p>
+      <w:r>
+        <w:t xml:space="preserve">     if ! grep -q manager-status /</w:t>
+      </w:r>
+      <w:proofErr w:type="spellStart"/>
+      <w:r>
+        <w:t>usr</w:t>
+      </w:r>
+      <w:proofErr w:type="spellEnd"/>
+      <w:r>
+        <w:t>/local/tomcat/conf/tomcat-users.xml; then \</w:t>
+      </w:r>
+    </w:p>
+    <w:p>
+      <w:r>
+        <w:t xml:space="preserve">       sed -</w:t>
+      </w:r>
+      <w:proofErr w:type="spellStart"/>
+      <w:r>
+        <w:t>i</w:t>
+      </w:r>
+      <w:proofErr w:type="spellEnd"/>
+      <w:r>
+        <w:t xml:space="preserve"> \"s#&lt;/tomcat-users&gt;#&lt;role </w:t>
+      </w:r>
+      <w:proofErr w:type="spellStart"/>
+      <w:r>
+        <w:t>rolename</w:t>
+      </w:r>
+      <w:proofErr w:type="spellEnd"/>
+      <w:r>
+        <w:t>=\\\"manager-</w:t>
+      </w:r>
+      <w:proofErr w:type="spellStart"/>
+      <w:r>
+        <w:t>gui</w:t>
+      </w:r>
+      <w:proofErr w:type="spellEnd"/>
+      <w:r>
+        <w:t xml:space="preserve">\\\"/&gt;\\n&lt;role </w:t>
+      </w:r>
+      <w:proofErr w:type="spellStart"/>
+      <w:r>
+        <w:t>rolename</w:t>
+      </w:r>
+      <w:proofErr w:type="spellEnd"/>
+      <w:r>
+        <w:t>=\\\"manager-status\\\"/&gt;\\n&lt;user username=\\\"admin\\\" password=\\\"</w:t>
+      </w:r>
+      <w:proofErr w:type="spellStart"/>
+      <w:r>
+        <w:t>adminpass</w:t>
+      </w:r>
+      <w:proofErr w:type="spellEnd"/>
+      <w:r>
+        <w:t>\\\" roles=\\\"manager-</w:t>
+      </w:r>
+      <w:proofErr w:type="spellStart"/>
+      <w:r>
+        <w:t>gui,manager</w:t>
+      </w:r>
+      <w:proofErr w:type="spellEnd"/>
+      <w:r>
+        <w:t>-status\\\"/&gt;\\n&lt;/tomcat-users&gt;#\" /</w:t>
+      </w:r>
+      <w:proofErr w:type="spellStart"/>
+      <w:r>
+        <w:t>usr</w:t>
+      </w:r>
+      <w:proofErr w:type="spellEnd"/>
+      <w:r>
+        <w:t>/local/tomcat/conf/tomcat-users.xml; \</w:t>
       </w:r>
     </w:p>
     <w:p>
@@ -4225,12 +5002,60 @@
     </w:p>
     <w:p>
       <w:r>
-        <w:t xml:space="preserve">     sed -i \"/RemoteAddrValve/d\" /usr/local/tomcat/webapps/manager/META-INF/context.xml || true; \</w:t>
-      </w:r>
-    </w:p>
-    <w:p>
-      <w:r>
-        <w:t xml:space="preserve">     sed -i \"/RemoteAddrValve/d\" /usr/local/tomcat/webapps/host-manager/META-INF/context.xml || true; \</w:t>
+        <w:t xml:space="preserve">     sed -</w:t>
+      </w:r>
+      <w:proofErr w:type="spellStart"/>
+      <w:r>
+        <w:t>i</w:t>
+      </w:r>
+      <w:proofErr w:type="spellEnd"/>
+      <w:r>
+        <w:t xml:space="preserve"> \"/</w:t>
+      </w:r>
+      <w:proofErr w:type="spellStart"/>
+      <w:r>
+        <w:t>RemoteAddrValve</w:t>
+      </w:r>
+      <w:proofErr w:type="spellEnd"/>
+      <w:r>
+        <w:t>/d\" /</w:t>
+      </w:r>
+      <w:proofErr w:type="spellStart"/>
+      <w:r>
+        <w:t>usr</w:t>
+      </w:r>
+      <w:proofErr w:type="spellEnd"/>
+      <w:r>
+        <w:t>/local/tomcat/webapps/manager/META-INF/context.xml || true; \</w:t>
+      </w:r>
+    </w:p>
+    <w:p>
+      <w:r>
+        <w:t xml:space="preserve">     sed -</w:t>
+      </w:r>
+      <w:proofErr w:type="spellStart"/>
+      <w:r>
+        <w:t>i</w:t>
+      </w:r>
+      <w:proofErr w:type="spellEnd"/>
+      <w:r>
+        <w:t xml:space="preserve"> \"/</w:t>
+      </w:r>
+      <w:proofErr w:type="spellStart"/>
+      <w:r>
+        <w:t>RemoteAddrValve</w:t>
+      </w:r>
+      <w:proofErr w:type="spellEnd"/>
+      <w:r>
+        <w:t>/d\" /</w:t>
+      </w:r>
+      <w:proofErr w:type="spellStart"/>
+      <w:r>
+        <w:t>usr</w:t>
+      </w:r>
+      <w:proofErr w:type="spellEnd"/>
+      <w:r>
+        <w:t>/local/tomcat/webapps/host-manager/META-INF/context.xml || true; \</w:t>
       </w:r>
     </w:p>
     <w:p>
@@ -4249,9 +5074,19 @@
       </w:r>
     </w:p>
     <w:p>
-      <w:r>
-        <w:t>kubectl rollout status deploy/tc</w:t>
-      </w:r>
+      <w:proofErr w:type="spellStart"/>
+      <w:r>
+        <w:t>kubectl</w:t>
+      </w:r>
+      <w:proofErr w:type="spellEnd"/>
+      <w:r>
+        <w:t xml:space="preserve"> rollout status deploy/</w:t>
+      </w:r>
+      <w:proofErr w:type="spellStart"/>
+      <w:r>
+        <w:t>tc</w:t>
+      </w:r>
+      <w:proofErr w:type="spellEnd"/>
     </w:p>
     <w:p>
       <w:r>
@@ -4261,7 +5096,15 @@
         <w:t xml:space="preserve">이후 다시 접속한 후 인증창에 </w:t>
       </w:r>
       <w:r>
-        <w:t xml:space="preserve">admin / adminpass </w:t>
+        <w:t xml:space="preserve">admin / </w:t>
+      </w:r>
+      <w:proofErr w:type="spellStart"/>
+      <w:r>
+        <w:t>adminpass</w:t>
+      </w:r>
+      <w:proofErr w:type="spellEnd"/>
+      <w:r>
+        <w:t xml:space="preserve"> </w:t>
       </w:r>
       <w:r>
         <w:rPr>
@@ -4315,8 +5158,21 @@
         </w:numPr>
         <w:ind w:leftChars="0"/>
       </w:pPr>
-      <w:r>
-        <w:t>RemoteAddrValve를 다시 넣고 본인 고정 IP만 허용(정규식 allow 수정)</w:t>
+      <w:proofErr w:type="spellStart"/>
+      <w:r>
+        <w:t>RemoteAddrValve</w:t>
+      </w:r>
+      <w:proofErr w:type="spellEnd"/>
+      <w:r>
+        <w:t>를 다시 넣고 본인 고정 IP만 허용(</w:t>
+      </w:r>
+      <w:proofErr w:type="spellStart"/>
+      <w:r>
+        <w:t>정규식</w:t>
+      </w:r>
+      <w:proofErr w:type="spellEnd"/>
+      <w:r>
+        <w:t xml:space="preserve"> allow 수정)</w:t>
       </w:r>
     </w:p>
     <w:p>
@@ -4348,7 +5204,15 @@
         <w:t>외부</w:t>
       </w:r>
       <w:r>
-        <w:t xml:space="preserve"> 노출 금지(내부 서비스로 전환) 후, kubectl port-forward로만 접근</w:t>
+        <w:t xml:space="preserve"> 노출 금지(내부 서비스로 전환) 후, </w:t>
+      </w:r>
+      <w:proofErr w:type="spellStart"/>
+      <w:r>
+        <w:t>kubectl</w:t>
+      </w:r>
+      <w:proofErr w:type="spellEnd"/>
+      <w:r>
+        <w:t xml:space="preserve"> port-forward로만 접근</w:t>
       </w:r>
     </w:p>
     <w:p>
@@ -4379,6 +5243,7 @@
       </w:r>
     </w:p>
     <w:p>
+      <w:proofErr w:type="spellStart"/>
       <w:r>
         <w:rPr>
           <w:rFonts w:hint="eastAsia"/>
@@ -4386,7 +5251,19 @@
         <w:t>k</w:t>
       </w:r>
       <w:r>
-        <w:t xml:space="preserve">ubectl get pods -owide </w:t>
+        <w:t>ubectl</w:t>
+      </w:r>
+      <w:proofErr w:type="spellEnd"/>
+      <w:r>
+        <w:t xml:space="preserve"> get pods -</w:t>
+      </w:r>
+      <w:proofErr w:type="spellStart"/>
+      <w:r>
+        <w:t>owide</w:t>
+      </w:r>
+      <w:proofErr w:type="spellEnd"/>
+      <w:r>
+        <w:t xml:space="preserve"> </w:t>
       </w:r>
       <w:r>
         <w:rPr>
@@ -4529,11 +5406,19 @@
       <w:pPr>
         <w:pStyle w:val="2"/>
       </w:pPr>
-      <w:r>
-        <w:rPr>
-          <w:rFonts w:hint="eastAsia"/>
-        </w:rPr>
-        <w:t>쿠버네티스 설치 필요 사항</w:t>
+      <w:proofErr w:type="spellStart"/>
+      <w:r>
+        <w:rPr>
+          <w:rFonts w:hint="eastAsia"/>
+        </w:rPr>
+        <w:t>쿠버네티스</w:t>
+      </w:r>
+      <w:proofErr w:type="spellEnd"/>
+      <w:r>
+        <w:rPr>
+          <w:rFonts w:hint="eastAsia"/>
+        </w:rPr>
+        <w:t xml:space="preserve"> 설치 필요 사항</w:t>
       </w:r>
     </w:p>
     <w:p>
@@ -4591,11 +5476,33 @@
       <w:r>
         <w:t xml:space="preserve">: </w:t>
       </w:r>
-      <w:r>
-        <w:rPr>
-          <w:rFonts w:hint="eastAsia"/>
-        </w:rPr>
-        <w:t>쿠퍼네티스의 마스터노드가 설정될 호스트</w:t>
+      <w:proofErr w:type="spellStart"/>
+      <w:r>
+        <w:rPr>
+          <w:rFonts w:hint="eastAsia"/>
+        </w:rPr>
+        <w:t>쿠퍼네티스의</w:t>
+      </w:r>
+      <w:proofErr w:type="spellEnd"/>
+      <w:r>
+        <w:rPr>
+          <w:rFonts w:hint="eastAsia"/>
+        </w:rPr>
+        <w:t xml:space="preserve"> </w:t>
+      </w:r>
+      <w:proofErr w:type="spellStart"/>
+      <w:r>
+        <w:rPr>
+          <w:rFonts w:hint="eastAsia"/>
+        </w:rPr>
+        <w:t>마스터노드가</w:t>
+      </w:r>
+      <w:proofErr w:type="spellEnd"/>
+      <w:r>
+        <w:rPr>
+          <w:rFonts w:hint="eastAsia"/>
+        </w:rPr>
+        <w:t xml:space="preserve"> 설정될 호스트</w:t>
       </w:r>
     </w:p>
     <w:p>
@@ -4654,7 +5561,21 @@
         <w:rPr>
           <w:rFonts w:hint="eastAsia"/>
         </w:rPr>
-        <w:t xml:space="preserve">가상 머신은 </w:t>
+        <w:t xml:space="preserve">가상 </w:t>
+      </w:r>
+      <w:proofErr w:type="spellStart"/>
+      <w:r>
+        <w:rPr>
+          <w:rFonts w:hint="eastAsia"/>
+        </w:rPr>
+        <w:t>머신은</w:t>
+      </w:r>
+      <w:proofErr w:type="spellEnd"/>
+      <w:r>
+        <w:rPr>
+          <w:rFonts w:hint="eastAsia"/>
+        </w:rPr>
+        <w:t xml:space="preserve"> </w:t>
       </w:r>
       <w:r>
         <w:t>2</w:t>
@@ -4676,12 +5597,10 @@
       </w:r>
     </w:p>
     <w:p>
-      <w:pPr>
-        <w:rPr>
-          <w:rFonts w:hint="eastAsia"/>
-        </w:rPr>
-      </w:pPr>
-      <w:r>
+      <w:r>
+        <w:rPr>
+          <w:noProof/>
+        </w:rPr>
         <w:lastRenderedPageBreak/>
         <w:drawing>
           <wp:inline distT="0" distB="0" distL="0" distR="0" wp14:anchorId="4F4ECD81" wp14:editId="5BA2EFDE">
@@ -4741,8 +5660,45 @@
         <w:ind w:leftChars="0"/>
       </w:pPr>
       <w:r>
-        <w:t>호환되는 리눅스 머신. 쿠버네티스 프로젝트는 데비안 기반 배포판, 레드햇 기반 배포판</w:t>
-      </w:r>
+        <w:t xml:space="preserve">호환되는 리눅스 머신. </w:t>
+      </w:r>
+      <w:proofErr w:type="spellStart"/>
+      <w:r>
+        <w:t>쿠버네티스</w:t>
+      </w:r>
+      <w:proofErr w:type="spellEnd"/>
+      <w:r>
+        <w:t xml:space="preserve"> 프로젝트는 </w:t>
+      </w:r>
+      <w:proofErr w:type="spellStart"/>
+      <w:r>
+        <w:t>데비안</w:t>
+      </w:r>
+      <w:proofErr w:type="spellEnd"/>
+      <w:r>
+        <w:t xml:space="preserve"> 기반 </w:t>
+      </w:r>
+      <w:proofErr w:type="spellStart"/>
+      <w:r>
+        <w:t>배포판</w:t>
+      </w:r>
+      <w:proofErr w:type="spellEnd"/>
+      <w:r>
+        <w:t xml:space="preserve">, </w:t>
+      </w:r>
+      <w:proofErr w:type="spellStart"/>
+      <w:r>
+        <w:t>레드햇</w:t>
+      </w:r>
+      <w:proofErr w:type="spellEnd"/>
+      <w:r>
+        <w:t xml:space="preserve"> 기반 </w:t>
+      </w:r>
+      <w:proofErr w:type="spellStart"/>
+      <w:r>
+        <w:t>배포판</w:t>
+      </w:r>
+      <w:proofErr w:type="spellEnd"/>
       <w:r>
         <w:rPr>
           <w:rFonts w:hint="eastAsia"/>
@@ -4987,7 +5943,21 @@
         <w:rPr>
           <w:rFonts w:hint="eastAsia"/>
         </w:rPr>
-        <w:t>클러스터의 모든 머신에 걸친 전체 네트워크 연결</w:t>
+        <w:t xml:space="preserve">클러스터의 모든 </w:t>
+      </w:r>
+      <w:proofErr w:type="spellStart"/>
+      <w:r>
+        <w:rPr>
+          <w:rFonts w:hint="eastAsia"/>
+        </w:rPr>
+        <w:t>머신에</w:t>
+      </w:r>
+      <w:proofErr w:type="spellEnd"/>
+      <w:r>
+        <w:rPr>
+          <w:rFonts w:hint="eastAsia"/>
+        </w:rPr>
+        <w:t xml:space="preserve"> 걸친 전체 네트워크 연결</w:t>
       </w:r>
       <w:r>
         <w:t>. (</w:t>
@@ -5023,8 +5993,13 @@
         </w:rPr>
         <w:t xml:space="preserve">주소 및 </w:t>
       </w:r>
-      <w:r>
-        <w:t xml:space="preserve">product_uuid. </w:t>
+      <w:proofErr w:type="spellStart"/>
+      <w:r>
+        <w:t>product_uuid</w:t>
+      </w:r>
+      <w:proofErr w:type="spellEnd"/>
+      <w:r>
+        <w:t xml:space="preserve">. </w:t>
       </w:r>
       <w:r>
         <w:rPr>
@@ -5095,20 +6070,47 @@
         </w:numPr>
         <w:ind w:leftChars="0"/>
       </w:pPr>
-      <w:r>
-        <w:rPr>
-          <w:rFonts w:hint="eastAsia"/>
-        </w:rPr>
-        <w:t>스왑의 비활성화.</w:t>
-      </w:r>
-      <w:r>
-        <w:t xml:space="preserve"> kubelet</w:t>
-      </w:r>
-      <w:r>
-        <w:rPr>
-          <w:rFonts w:hint="eastAsia"/>
-        </w:rPr>
-        <w:t>이 제대로 작동하게 하려면 반드시 스왑을 사용하지 않도록 설정한다.</w:t>
+      <w:proofErr w:type="spellStart"/>
+      <w:r>
+        <w:rPr>
+          <w:rFonts w:hint="eastAsia"/>
+        </w:rPr>
+        <w:t>스왑의</w:t>
+      </w:r>
+      <w:proofErr w:type="spellEnd"/>
+      <w:r>
+        <w:rPr>
+          <w:rFonts w:hint="eastAsia"/>
+        </w:rPr>
+        <w:t xml:space="preserve"> 비활성화.</w:t>
+      </w:r>
+      <w:r>
+        <w:t xml:space="preserve"> </w:t>
+      </w:r>
+      <w:proofErr w:type="spellStart"/>
+      <w:r>
+        <w:t>kubelet</w:t>
+      </w:r>
+      <w:proofErr w:type="spellEnd"/>
+      <w:r>
+        <w:rPr>
+          <w:rFonts w:hint="eastAsia"/>
+        </w:rPr>
+        <w:t xml:space="preserve">이 제대로 작동하게 하려면 반드시 </w:t>
+      </w:r>
+      <w:proofErr w:type="spellStart"/>
+      <w:r>
+        <w:rPr>
+          <w:rFonts w:hint="eastAsia"/>
+        </w:rPr>
+        <w:t>스왑을</w:t>
+      </w:r>
+      <w:proofErr w:type="spellEnd"/>
+      <w:r>
+        <w:rPr>
+          <w:rFonts w:hint="eastAsia"/>
+        </w:rPr>
+        <w:t xml:space="preserve"> 사용하지 않도록 설정한다.</w:t>
       </w:r>
     </w:p>
     <w:p>
@@ -5179,11 +6181,73 @@
       </w:r>
       <w:r>
         <w:br/>
-        <w:t>sudo swapoff -a # 현재 시스템에 적용(리부팅하면 재설정 필요)</w:t>
+      </w:r>
+      <w:proofErr w:type="spellStart"/>
+      <w:r>
+        <w:t>sudo</w:t>
+      </w:r>
+      <w:proofErr w:type="spellEnd"/>
+      <w:r>
+        <w:t xml:space="preserve"> </w:t>
+      </w:r>
+      <w:proofErr w:type="spellStart"/>
+      <w:r>
+        <w:t>swapoff</w:t>
+      </w:r>
+      <w:proofErr w:type="spellEnd"/>
+      <w:r>
+        <w:t xml:space="preserve"> -a # 현재 시스템에 적용(</w:t>
+      </w:r>
+      <w:proofErr w:type="spellStart"/>
+      <w:r>
+        <w:t>리부팅하면</w:t>
+      </w:r>
+      <w:proofErr w:type="spellEnd"/>
+      <w:r>
+        <w:t xml:space="preserve"> 재설정 필요)</w:t>
       </w:r>
       <w:r>
         <w:br/>
-        <w:t>sudo sed -i '/ swap / s/^\(.*\)$/#\1/g' /etc/fstab # 리부팅 필수</w:t>
+      </w:r>
+      <w:proofErr w:type="spellStart"/>
+      <w:r>
+        <w:t>sudo</w:t>
+      </w:r>
+      <w:proofErr w:type="spellEnd"/>
+      <w:r>
+        <w:t xml:space="preserve"> sed -</w:t>
+      </w:r>
+      <w:proofErr w:type="spellStart"/>
+      <w:r>
+        <w:t>i</w:t>
+      </w:r>
+      <w:proofErr w:type="spellEnd"/>
+      <w:r>
+        <w:t xml:space="preserve"> '/ swap / s/^\(.*\)$/#\1/g' /</w:t>
+      </w:r>
+      <w:proofErr w:type="spellStart"/>
+      <w:r>
+        <w:t>etc</w:t>
+      </w:r>
+      <w:proofErr w:type="spellEnd"/>
+      <w:r>
+        <w:t>/</w:t>
+      </w:r>
+      <w:proofErr w:type="spellStart"/>
+      <w:r>
+        <w:t>fstab</w:t>
+      </w:r>
+      <w:proofErr w:type="spellEnd"/>
+      <w:r>
+        <w:t xml:space="preserve"> # </w:t>
+      </w:r>
+      <w:proofErr w:type="spellStart"/>
+      <w:r>
+        <w:t>리부팅</w:t>
+      </w:r>
+      <w:proofErr w:type="spellEnd"/>
+      <w:r>
+        <w:t xml:space="preserve"> 필수</w:t>
       </w:r>
     </w:p>
     <w:p>
@@ -5225,20 +6289,51 @@
           <w:rFonts w:hint="eastAsia"/>
         </w:rPr>
         <w:lastRenderedPageBreak/>
-        <w:t>우분투에 쿠버네티스 설치 및 쿠버네티스 관리하는 명령어</w:t>
-      </w:r>
-    </w:p>
-    <w:p>
-      <w:pPr>
-        <w:rPr>
-          <w:rFonts w:hint="eastAsia"/>
-        </w:rPr>
-      </w:pPr>
-      <w:r>
-        <w:rPr>
-          <w:rFonts w:hint="eastAsia"/>
-        </w:rPr>
-        <w:t xml:space="preserve">쿠버네티스 설치 사이트에서 스크립트를 참조하여 </w:t>
+        <w:t xml:space="preserve">우분투에 </w:t>
+      </w:r>
+      <w:proofErr w:type="spellStart"/>
+      <w:r>
+        <w:rPr>
+          <w:rFonts w:hint="eastAsia"/>
+        </w:rPr>
+        <w:t>쿠버네티스</w:t>
+      </w:r>
+      <w:proofErr w:type="spellEnd"/>
+      <w:r>
+        <w:rPr>
+          <w:rFonts w:hint="eastAsia"/>
+        </w:rPr>
+        <w:t xml:space="preserve"> 설치 및 </w:t>
+      </w:r>
+      <w:proofErr w:type="spellStart"/>
+      <w:r>
+        <w:rPr>
+          <w:rFonts w:hint="eastAsia"/>
+        </w:rPr>
+        <w:t>쿠버네티스</w:t>
+      </w:r>
+      <w:proofErr w:type="spellEnd"/>
+      <w:r>
+        <w:rPr>
+          <w:rFonts w:hint="eastAsia"/>
+        </w:rPr>
+        <w:t xml:space="preserve"> 관리하는 명령어</w:t>
+      </w:r>
+    </w:p>
+    <w:p>
+      <w:proofErr w:type="spellStart"/>
+      <w:r>
+        <w:rPr>
+          <w:rFonts w:hint="eastAsia"/>
+        </w:rPr>
+        <w:t>쿠버네티스</w:t>
+      </w:r>
+      <w:proofErr w:type="spellEnd"/>
+      <w:r>
+        <w:rPr>
+          <w:rFonts w:hint="eastAsia"/>
+        </w:rPr>
+        <w:t xml:space="preserve"> 설치 사이트에서 스크립트를 참조하여 </w:t>
       </w:r>
       <w:r>
         <w:t xml:space="preserve">kube_install.sh </w:t>
@@ -5247,11 +6342,19 @@
         <w:rPr>
           <w:rFonts w:hint="eastAsia"/>
         </w:rPr>
-        <w:t>파일에 작성하고 c</w:t>
+        <w:t xml:space="preserve">파일에 작성하고 </w:t>
+      </w:r>
+      <w:proofErr w:type="spellStart"/>
+      <w:r>
+        <w:rPr>
+          <w:rFonts w:hint="eastAsia"/>
+        </w:rPr>
+        <w:t>c</w:t>
       </w:r>
       <w:r>
         <w:t>hmod</w:t>
       </w:r>
+      <w:proofErr w:type="spellEnd"/>
       <w:r>
         <w:rPr>
           <w:rFonts w:hint="eastAsia"/>
@@ -5270,6 +6373,7 @@
       </w:hyperlink>
     </w:p>
     <w:p>
+      <w:proofErr w:type="spellStart"/>
       <w:r>
         <w:rPr>
           <w:rFonts w:hint="eastAsia"/>
@@ -5277,13 +6381,31 @@
         <w:t>k</w:t>
       </w:r>
       <w:r>
-        <w:t xml:space="preserve">ubeadm: </w:t>
-      </w:r>
-      <w:r>
-        <w:rPr>
-          <w:rFonts w:hint="eastAsia"/>
-        </w:rPr>
-        <w:t>클러스터를 부트스트랩하는 명령어이다.</w:t>
+        <w:t>ubeadm</w:t>
+      </w:r>
+      <w:proofErr w:type="spellEnd"/>
+      <w:r>
+        <w:t xml:space="preserve">: </w:t>
+      </w:r>
+      <w:r>
+        <w:rPr>
+          <w:rFonts w:hint="eastAsia"/>
+        </w:rPr>
+        <w:t xml:space="preserve">클러스터를 </w:t>
+      </w:r>
+      <w:proofErr w:type="spellStart"/>
+      <w:r>
+        <w:rPr>
+          <w:rFonts w:hint="eastAsia"/>
+        </w:rPr>
+        <w:t>부트스트랩하는</w:t>
+      </w:r>
+      <w:proofErr w:type="spellEnd"/>
+      <w:r>
+        <w:rPr>
+          <w:rFonts w:hint="eastAsia"/>
+        </w:rPr>
+        <w:t xml:space="preserve"> 명령어이다.</w:t>
       </w:r>
       <w:r>
         <w:t xml:space="preserve"> </w:t>
@@ -5296,6 +6418,7 @@
       </w:r>
     </w:p>
     <w:p>
+      <w:proofErr w:type="spellStart"/>
       <w:r>
         <w:rPr>
           <w:rFonts w:hint="eastAsia"/>
@@ -5303,30 +6426,52 @@
         <w:t>k</w:t>
       </w:r>
       <w:r>
-        <w:t xml:space="preserve">ubelet: </w:t>
-      </w:r>
-      <w:r>
-        <w:rPr>
-          <w:rFonts w:hint="eastAsia"/>
-        </w:rPr>
-        <w:t>클러스터의 모든 머신에서 실행되는 파트와 컨테이너 시작과 같은 작업을 수행하는 컴포넌트이다.</w:t>
-      </w:r>
-      <w:r>
-        <w:t xml:space="preserve"> </w:t>
-      </w:r>
-      <w:r>
-        <w:rPr>
-          <w:rFonts w:hint="eastAsia"/>
-        </w:rPr>
-        <w:t>데몬으로 동작하며 컨테이너를 관리한다.</w:t>
-      </w:r>
-    </w:p>
-    <w:p>
-      <w:pPr>
-        <w:rPr>
-          <w:rFonts w:hint="eastAsia"/>
-        </w:rPr>
-      </w:pPr>
+        <w:t>ubelet</w:t>
+      </w:r>
+      <w:proofErr w:type="spellEnd"/>
+      <w:r>
+        <w:t xml:space="preserve">: </w:t>
+      </w:r>
+      <w:r>
+        <w:rPr>
+          <w:rFonts w:hint="eastAsia"/>
+        </w:rPr>
+        <w:t xml:space="preserve">클러스터의 모든 </w:t>
+      </w:r>
+      <w:proofErr w:type="spellStart"/>
+      <w:r>
+        <w:rPr>
+          <w:rFonts w:hint="eastAsia"/>
+        </w:rPr>
+        <w:t>머신에서</w:t>
+      </w:r>
+      <w:proofErr w:type="spellEnd"/>
+      <w:r>
+        <w:rPr>
+          <w:rFonts w:hint="eastAsia"/>
+        </w:rPr>
+        <w:t xml:space="preserve"> 실행되는 파트와 컨테이너 시작과 같은 작업을 수행하는 컴포넌트이다.</w:t>
+      </w:r>
+      <w:r>
+        <w:t xml:space="preserve"> </w:t>
+      </w:r>
+      <w:proofErr w:type="spellStart"/>
+      <w:r>
+        <w:rPr>
+          <w:rFonts w:hint="eastAsia"/>
+        </w:rPr>
+        <w:t>데몬으로</w:t>
+      </w:r>
+      <w:proofErr w:type="spellEnd"/>
+      <w:r>
+        <w:rPr>
+          <w:rFonts w:hint="eastAsia"/>
+        </w:rPr>
+        <w:t xml:space="preserve"> 동작하며 컨테이너를 관리한다.</w:t>
+      </w:r>
+    </w:p>
+    <w:p>
+      <w:proofErr w:type="spellStart"/>
       <w:r>
         <w:rPr>
           <w:rFonts w:hint="eastAsia"/>
@@ -5334,7 +6479,11 @@
         <w:t>k</w:t>
       </w:r>
       <w:r>
-        <w:t xml:space="preserve">ubectl: </w:t>
+        <w:t>ubectl</w:t>
+      </w:r>
+      <w:proofErr w:type="spellEnd"/>
+      <w:r>
+        <w:t xml:space="preserve">: </w:t>
       </w:r>
       <w:r>
         <w:rPr>
@@ -5354,6 +6503,7 @@
     </w:p>
     <w:p/>
     <w:p>
+      <w:proofErr w:type="spellStart"/>
       <w:r>
         <w:rPr>
           <w:rFonts w:hint="eastAsia"/>
@@ -5363,6 +6513,7 @@
       <w:r>
         <w:t>ubeadm</w:t>
       </w:r>
+      <w:proofErr w:type="spellEnd"/>
       <w:r>
         <w:rPr>
           <w:rFonts w:hint="eastAsia"/>
@@ -5377,62 +6528,291 @@
     </w:p>
     <w:p>
       <w:r>
-        <w:t># 1. apt 패키지 색인을 업데이트하고, 쿠버네티스 apt 리포지터리를 사용하는 데 필요한 패키지를 설치한다.</w:t>
-      </w:r>
-    </w:p>
-    <w:p>
-      <w:r>
-        <w:t>sudo apt-get update</w:t>
-      </w:r>
-    </w:p>
-    <w:p>
-      <w:r>
-        <w:t>sudo apt-get install -y apt-transport-https ca-certificates curl</w:t>
+        <w:t xml:space="preserve"># 1. apt 패키지 색인을 업데이트하고, </w:t>
+      </w:r>
+      <w:proofErr w:type="spellStart"/>
+      <w:r>
+        <w:t>쿠버네티스</w:t>
+      </w:r>
+      <w:proofErr w:type="spellEnd"/>
+      <w:r>
+        <w:t xml:space="preserve"> apt </w:t>
+      </w:r>
+      <w:proofErr w:type="spellStart"/>
+      <w:r>
+        <w:t>리포지터리를</w:t>
+      </w:r>
+      <w:proofErr w:type="spellEnd"/>
+      <w:r>
+        <w:t xml:space="preserve"> 사용하는 데 필요한 패키지를 설치한다.</w:t>
+      </w:r>
+    </w:p>
+    <w:p>
+      <w:proofErr w:type="spellStart"/>
+      <w:r>
+        <w:t>sudo</w:t>
+      </w:r>
+      <w:proofErr w:type="spellEnd"/>
+      <w:r>
+        <w:t xml:space="preserve"> apt-get update</w:t>
+      </w:r>
+    </w:p>
+    <w:p>
+      <w:proofErr w:type="spellStart"/>
+      <w:r>
+        <w:t>sudo</w:t>
+      </w:r>
+      <w:proofErr w:type="spellEnd"/>
+      <w:r>
+        <w:t xml:space="preserve"> apt-get install -y apt-transport-https ca-certificates curl</w:t>
       </w:r>
     </w:p>
     <w:p/>
     <w:p>
       <w:r>
-        <w:t># 2. 구글 클라우드의 공개 사이닝 키를 다운로드 한다.</w:t>
-      </w:r>
-    </w:p>
-    <w:p>
-      <w:r>
-        <w:t>sudo curl -fsSLo /usr/share/keyrings/kubernetes-archive-keyring.gpg https://packages.cloud.google.com/apt/doc/apt-key.gpg</w:t>
+        <w:t xml:space="preserve"># 2. 구글 클라우드의 공개 </w:t>
+      </w:r>
+      <w:proofErr w:type="spellStart"/>
+      <w:r>
+        <w:t>사이닝</w:t>
+      </w:r>
+      <w:proofErr w:type="spellEnd"/>
+      <w:r>
+        <w:t xml:space="preserve"> 키를 다운로드 한다.</w:t>
+      </w:r>
+    </w:p>
+    <w:p>
+      <w:proofErr w:type="spellStart"/>
+      <w:r>
+        <w:t>sudo</w:t>
+      </w:r>
+      <w:proofErr w:type="spellEnd"/>
+      <w:r>
+        <w:t xml:space="preserve"> curl -</w:t>
+      </w:r>
+      <w:proofErr w:type="spellStart"/>
+      <w:r>
+        <w:t>fsSLo</w:t>
+      </w:r>
+      <w:proofErr w:type="spellEnd"/>
+      <w:r>
+        <w:t xml:space="preserve"> /</w:t>
+      </w:r>
+      <w:proofErr w:type="spellStart"/>
+      <w:r>
+        <w:t>usr</w:t>
+      </w:r>
+      <w:proofErr w:type="spellEnd"/>
+      <w:r>
+        <w:t>/share/keyrings/</w:t>
+      </w:r>
+      <w:proofErr w:type="spellStart"/>
+      <w:r>
+        <w:t>kubernetes</w:t>
+      </w:r>
+      <w:proofErr w:type="spellEnd"/>
+      <w:r>
+        <w:t>-archive-</w:t>
+      </w:r>
+      <w:proofErr w:type="spellStart"/>
+      <w:r>
+        <w:t>keyring.gpg</w:t>
+      </w:r>
+      <w:proofErr w:type="spellEnd"/>
+      <w:r>
+        <w:t xml:space="preserve"> https://packages.cloud.google.com/apt/doc/apt-key.gpg</w:t>
       </w:r>
     </w:p>
     <w:p/>
     <w:p>
       <w:r>
-        <w:t># 3. 쿠버네티스 apt 리포지터리를 추가한다.</w:t>
-      </w:r>
-    </w:p>
-    <w:p>
-      <w:r>
-        <w:t>echo "deb [signed-by=/usr/share/keyrings/kubernetes-archive-keyring.gpg] https://apt.kubernetes.io/ kubernetes-xenial main" | sudo tee /etc/apt/sources.list.d/kubernetes.list</w:t>
-      </w:r>
+        <w:t xml:space="preserve"># 3. </w:t>
+      </w:r>
+      <w:proofErr w:type="spellStart"/>
+      <w:r>
+        <w:t>쿠버네티스</w:t>
+      </w:r>
+      <w:proofErr w:type="spellEnd"/>
+      <w:r>
+        <w:t xml:space="preserve"> apt </w:t>
+      </w:r>
+      <w:proofErr w:type="spellStart"/>
+      <w:r>
+        <w:t>리포지터리를</w:t>
+      </w:r>
+      <w:proofErr w:type="spellEnd"/>
+      <w:r>
+        <w:t xml:space="preserve"> 추가한다.</w:t>
+      </w:r>
+    </w:p>
+    <w:p>
+      <w:r>
+        <w:t>echo "deb [signed-by=/</w:t>
+      </w:r>
+      <w:proofErr w:type="spellStart"/>
+      <w:r>
+        <w:t>usr</w:t>
+      </w:r>
+      <w:proofErr w:type="spellEnd"/>
+      <w:r>
+        <w:t>/share/keyrings/</w:t>
+      </w:r>
+      <w:proofErr w:type="spellStart"/>
+      <w:r>
+        <w:t>kubernetes</w:t>
+      </w:r>
+      <w:proofErr w:type="spellEnd"/>
+      <w:r>
+        <w:t>-archive-</w:t>
+      </w:r>
+      <w:proofErr w:type="spellStart"/>
+      <w:r>
+        <w:t>keyring.gpg</w:t>
+      </w:r>
+      <w:proofErr w:type="spellEnd"/>
+      <w:r>
+        <w:t xml:space="preserve">] https://apt.kubernetes.io/ </w:t>
+      </w:r>
+      <w:proofErr w:type="spellStart"/>
+      <w:r>
+        <w:t>kubernetes-xenial</w:t>
+      </w:r>
+      <w:proofErr w:type="spellEnd"/>
+      <w:r>
+        <w:t xml:space="preserve"> main" | </w:t>
+      </w:r>
+      <w:proofErr w:type="spellStart"/>
+      <w:r>
+        <w:t>sudo</w:t>
+      </w:r>
+      <w:proofErr w:type="spellEnd"/>
+      <w:r>
+        <w:t xml:space="preserve"> tee /</w:t>
+      </w:r>
+      <w:proofErr w:type="spellStart"/>
+      <w:r>
+        <w:t>etc</w:t>
+      </w:r>
+      <w:proofErr w:type="spellEnd"/>
+      <w:r>
+        <w:t>/apt/</w:t>
+      </w:r>
+      <w:proofErr w:type="spellStart"/>
+      <w:r>
+        <w:t>sources.list.d</w:t>
+      </w:r>
+      <w:proofErr w:type="spellEnd"/>
+      <w:r>
+        <w:t>/</w:t>
+      </w:r>
+      <w:proofErr w:type="spellStart"/>
+      <w:r>
+        <w:t>kubernetes.list</w:t>
+      </w:r>
+      <w:proofErr w:type="spellEnd"/>
     </w:p>
     <w:p/>
     <w:p>
       <w:r>
-        <w:t># 4. apt 패키지 색인을 업데이트하고, kubelet, kubeadm, kubectl을 설치하고 해당 버전을 고정한다.</w:t>
-      </w:r>
-    </w:p>
-    <w:p>
-      <w:r>
-        <w:t>sudo apt-get update</w:t>
-      </w:r>
-    </w:p>
-    <w:p>
+        <w:t xml:space="preserve"># 4. apt 패키지 색인을 업데이트하고, </w:t>
+      </w:r>
+      <w:proofErr w:type="spellStart"/>
+      <w:r>
+        <w:t>kubelet</w:t>
+      </w:r>
+      <w:proofErr w:type="spellEnd"/>
+      <w:r>
+        <w:t xml:space="preserve">, </w:t>
+      </w:r>
+      <w:proofErr w:type="spellStart"/>
+      <w:r>
+        <w:t>kubeadm</w:t>
+      </w:r>
+      <w:proofErr w:type="spellEnd"/>
+      <w:r>
+        <w:t xml:space="preserve">, </w:t>
+      </w:r>
+      <w:proofErr w:type="spellStart"/>
+      <w:r>
+        <w:t>kubectl</w:t>
+      </w:r>
+      <w:proofErr w:type="spellEnd"/>
+      <w:r>
+        <w:t>을 설치하고 해당 버전을 고정한다.</w:t>
+      </w:r>
+    </w:p>
+    <w:p>
+      <w:proofErr w:type="spellStart"/>
+      <w:r>
+        <w:t>sudo</w:t>
+      </w:r>
+      <w:proofErr w:type="spellEnd"/>
+      <w:r>
+        <w:t xml:space="preserve"> apt-get update</w:t>
+      </w:r>
+    </w:p>
+    <w:p>
+      <w:proofErr w:type="spellStart"/>
       <w:r>
         <w:lastRenderedPageBreak/>
-        <w:t>sudo apt-get install -y kubelet kubeadm kubectl</w:t>
-      </w:r>
-    </w:p>
-    <w:p>
-      <w:r>
-        <w:t>sudo apt-mark hold kubelet kubeadm kubectl</w:t>
-      </w:r>
+        <w:t>sudo</w:t>
+      </w:r>
+      <w:proofErr w:type="spellEnd"/>
+      <w:r>
+        <w:t xml:space="preserve"> apt-get install -y </w:t>
+      </w:r>
+      <w:proofErr w:type="spellStart"/>
+      <w:r>
+        <w:t>kubelet</w:t>
+      </w:r>
+      <w:proofErr w:type="spellEnd"/>
+      <w:r>
+        <w:t xml:space="preserve"> </w:t>
+      </w:r>
+      <w:proofErr w:type="spellStart"/>
+      <w:r>
+        <w:t>kubeadm</w:t>
+      </w:r>
+      <w:proofErr w:type="spellEnd"/>
+      <w:r>
+        <w:t xml:space="preserve"> </w:t>
+      </w:r>
+      <w:proofErr w:type="spellStart"/>
+      <w:r>
+        <w:t>kubectl</w:t>
+      </w:r>
+      <w:proofErr w:type="spellEnd"/>
+    </w:p>
+    <w:p>
+      <w:proofErr w:type="spellStart"/>
+      <w:r>
+        <w:t>sudo</w:t>
+      </w:r>
+      <w:proofErr w:type="spellEnd"/>
+      <w:r>
+        <w:t xml:space="preserve"> apt-mark hold </w:t>
+      </w:r>
+      <w:proofErr w:type="spellStart"/>
+      <w:r>
+        <w:t>kubelet</w:t>
+      </w:r>
+      <w:proofErr w:type="spellEnd"/>
+      <w:r>
+        <w:t xml:space="preserve"> </w:t>
+      </w:r>
+      <w:proofErr w:type="spellStart"/>
+      <w:r>
+        <w:t>kubeadm</w:t>
+      </w:r>
+      <w:proofErr w:type="spellEnd"/>
+      <w:r>
+        <w:t xml:space="preserve"> </w:t>
+      </w:r>
+      <w:proofErr w:type="spellStart"/>
+      <w:r>
+        <w:t>kubectl</w:t>
+      </w:r>
+      <w:proofErr w:type="spellEnd"/>
     </w:p>
     <w:p>
       <w:r>
@@ -5441,24 +6821,46 @@
     </w:p>
     <w:p/>
     <w:p>
-      <w:pPr>
-        <w:rPr>
-          <w:rFonts w:hint="eastAsia"/>
-        </w:rPr>
-      </w:pPr>
-      <w:r>
-        <w:t>sudo bash kube_install.sh</w:t>
+      <w:proofErr w:type="spellStart"/>
+      <w:r>
+        <w:t>sudo</w:t>
+      </w:r>
+      <w:proofErr w:type="spellEnd"/>
+      <w:r>
+        <w:t xml:space="preserve"> bash kube_install.sh</w:t>
       </w:r>
     </w:p>
     <w:p>
       <w:pPr>
         <w:pStyle w:val="2"/>
       </w:pPr>
-      <w:r>
-        <w:rPr>
-          <w:rFonts w:hint="eastAsia"/>
-        </w:rPr>
-        <w:t>넷필터 브릿지 설정</w:t>
+      <w:proofErr w:type="spellStart"/>
+      <w:r>
+        <w:rPr>
+          <w:rFonts w:hint="eastAsia"/>
+        </w:rPr>
+        <w:t>넷필터</w:t>
+      </w:r>
+      <w:proofErr w:type="spellEnd"/>
+      <w:r>
+        <w:rPr>
+          <w:rFonts w:hint="eastAsia"/>
+        </w:rPr>
+        <w:t xml:space="preserve"> </w:t>
+      </w:r>
+      <w:proofErr w:type="spellStart"/>
+      <w:r>
+        <w:rPr>
+          <w:rFonts w:hint="eastAsia"/>
+        </w:rPr>
+        <w:t>브릿지</w:t>
+      </w:r>
+      <w:proofErr w:type="spellEnd"/>
+      <w:r>
+        <w:rPr>
+          <w:rFonts w:hint="eastAsia"/>
+        </w:rPr>
+        <w:t xml:space="preserve"> 설정</w:t>
       </w:r>
     </w:p>
     <w:p>
@@ -5475,27 +6877,88 @@
         <w:rPr>
           <w:rFonts w:hint="eastAsia"/>
         </w:rPr>
-        <w:t>가 아닌 컨테이너D를 직접 설치하기 때문에 모든 노드에 다음 명령으로 넷필터 브릿지를 설정한다.</w:t>
-      </w:r>
-    </w:p>
-    <w:p>
-      <w:r>
-        <w:t>sudo -i</w:t>
-      </w:r>
-    </w:p>
-    <w:p>
-      <w:r>
-        <w:t>modprobe br_netfilter</w:t>
-      </w:r>
-    </w:p>
-    <w:p>
-      <w:r>
-        <w:t>echo 1 &gt; /proc/sys/net/ipv4/ip_forward</w:t>
-      </w:r>
-    </w:p>
-    <w:p>
-      <w:r>
-        <w:t>echo 1 &gt; /proc/sys/net/bridge/bridge-nf-call-iptables</w:t>
+        <w:t xml:space="preserve">가 아닌 컨테이너D를 직접 설치하기 때문에 모든 노드에 다음 명령으로 </w:t>
+      </w:r>
+      <w:proofErr w:type="spellStart"/>
+      <w:r>
+        <w:rPr>
+          <w:rFonts w:hint="eastAsia"/>
+        </w:rPr>
+        <w:t>넷필터</w:t>
+      </w:r>
+      <w:proofErr w:type="spellEnd"/>
+      <w:r>
+        <w:rPr>
+          <w:rFonts w:hint="eastAsia"/>
+        </w:rPr>
+        <w:t xml:space="preserve"> </w:t>
+      </w:r>
+      <w:proofErr w:type="spellStart"/>
+      <w:r>
+        <w:rPr>
+          <w:rFonts w:hint="eastAsia"/>
+        </w:rPr>
+        <w:t>브릿지를</w:t>
+      </w:r>
+      <w:proofErr w:type="spellEnd"/>
+      <w:r>
+        <w:rPr>
+          <w:rFonts w:hint="eastAsia"/>
+        </w:rPr>
+        <w:t xml:space="preserve"> 설정한다.</w:t>
+      </w:r>
+    </w:p>
+    <w:p>
+      <w:proofErr w:type="spellStart"/>
+      <w:r>
+        <w:t>sudo</w:t>
+      </w:r>
+      <w:proofErr w:type="spellEnd"/>
+      <w:r>
+        <w:t xml:space="preserve"> -</w:t>
+      </w:r>
+      <w:proofErr w:type="spellStart"/>
+      <w:r>
+        <w:t>i</w:t>
+      </w:r>
+      <w:proofErr w:type="spellEnd"/>
+    </w:p>
+    <w:p>
+      <w:proofErr w:type="spellStart"/>
+      <w:r>
+        <w:t>modprobe</w:t>
+      </w:r>
+      <w:proofErr w:type="spellEnd"/>
+      <w:r>
+        <w:t xml:space="preserve"> </w:t>
+      </w:r>
+      <w:proofErr w:type="spellStart"/>
+      <w:r>
+        <w:t>br_netfilter</w:t>
+      </w:r>
+      <w:proofErr w:type="spellEnd"/>
+    </w:p>
+    <w:p>
+      <w:r>
+        <w:t>echo 1 &gt; /proc/sys/net/ipv4/</w:t>
+      </w:r>
+      <w:proofErr w:type="spellStart"/>
+      <w:r>
+        <w:t>ip_forward</w:t>
+      </w:r>
+      <w:proofErr w:type="spellEnd"/>
+    </w:p>
+    <w:p>
+      <w:r>
+        <w:t>echo 1 &gt; /proc/sys/net/bridge/bridge-</w:t>
+      </w:r>
+      <w:proofErr w:type="spellStart"/>
+      <w:r>
+        <w:t>nf</w:t>
+      </w:r>
+      <w:proofErr w:type="spellEnd"/>
+      <w:r>
+        <w:t>-call-iptables</w:t>
       </w:r>
     </w:p>
     <w:p>
@@ -5573,6 +7036,7 @@
         </w:numPr>
         <w:ind w:leftChars="0"/>
       </w:pPr>
+      <w:proofErr w:type="spellStart"/>
       <w:r>
         <w:rPr>
           <w:rFonts w:hint="eastAsia"/>
@@ -5580,7 +7044,19 @@
         <w:t>m</w:t>
       </w:r>
       <w:r>
-        <w:t xml:space="preserve">odprobe br_netfilter </w:t>
+        <w:t>odprobe</w:t>
+      </w:r>
+      <w:proofErr w:type="spellEnd"/>
+      <w:r>
+        <w:t xml:space="preserve"> </w:t>
+      </w:r>
+      <w:proofErr w:type="spellStart"/>
+      <w:r>
+        <w:t>br_netfilter</w:t>
+      </w:r>
+      <w:proofErr w:type="spellEnd"/>
+      <w:r>
+        <w:t xml:space="preserve"> </w:t>
       </w:r>
       <w:r>
         <w:rPr>
@@ -5608,8 +7084,13 @@
         <w:ind w:leftChars="0"/>
       </w:pPr>
       <w:r>
-        <w:t>echo 1 &gt; /proc/sys/net/ipv4/ip_forward</w:t>
-      </w:r>
+        <w:t>echo 1 &gt; /proc/sys/net/ipv4/</w:t>
+      </w:r>
+      <w:proofErr w:type="spellStart"/>
+      <w:r>
+        <w:t>ip_forward</w:t>
+      </w:r>
+      <w:proofErr w:type="spellEnd"/>
       <w:r>
         <w:rPr>
           <w:rFonts w:hint="eastAsia"/>
@@ -5643,15 +7124,17 @@
           <w:numId w:val="17"/>
         </w:numPr>
         <w:ind w:leftChars="0"/>
-        <w:rPr>
-          <w:rFonts w:hint="eastAsia"/>
-        </w:rPr>
-      </w:pPr>
-      <w:r>
-        <w:t>echo 1 &gt; /proc/sys/net/bridge/bridge-nf-call-iptables</w:t>
-      </w:r>
-      <w:r>
-        <w:t xml:space="preserve"> </w:t>
+      </w:pPr>
+      <w:r>
+        <w:t>echo 1 &gt; /proc/sys/net/bridge/bridge-</w:t>
+      </w:r>
+      <w:proofErr w:type="spellStart"/>
+      <w:r>
+        <w:t>nf</w:t>
+      </w:r>
+      <w:proofErr w:type="spellEnd"/>
+      <w:r>
+        <w:t xml:space="preserve">-call-iptables </w:t>
       </w:r>
       <w:r>
         <w:rPr>
@@ -5696,6 +7179,7 @@
         <w:rPr>
           <w:rFonts w:hint="eastAsia"/>
         </w:rPr>
+        <w:lastRenderedPageBreak/>
         <w:t xml:space="preserve">우분투 환경으로 클러스터 구성 설명 </w:t>
       </w:r>
       <w:r>
@@ -5706,6 +7190,918 @@
           <w:rFonts w:hint="eastAsia"/>
         </w:rPr>
         <w:t>클러스터 설정</w:t>
+      </w:r>
+    </w:p>
+    <w:p>
+      <w:pPr>
+        <w:pStyle w:val="2"/>
+      </w:pPr>
+      <w:r>
+        <w:rPr>
+          <w:rFonts w:hint="eastAsia"/>
+        </w:rPr>
+        <w:t>마스터 노드 초기화</w:t>
+      </w:r>
+    </w:p>
+    <w:p>
+      <w:r>
+        <w:t>‘</w:t>
+      </w:r>
+      <w:r>
+        <w:rPr>
+          <w:rFonts w:hint="eastAsia"/>
+        </w:rPr>
+        <w:t>마스터 노드</w:t>
+      </w:r>
+      <w:r>
+        <w:t>’</w:t>
+      </w:r>
+      <w:r>
+        <w:rPr>
+          <w:rFonts w:hint="eastAsia"/>
+        </w:rPr>
+        <w:t xml:space="preserve">에서 </w:t>
+      </w:r>
+      <w:proofErr w:type="spellStart"/>
+      <w:r>
+        <w:t>init</w:t>
+      </w:r>
+      <w:proofErr w:type="spellEnd"/>
+      <w:r>
+        <w:t xml:space="preserve"> </w:t>
+      </w:r>
+      <w:r>
+        <w:rPr>
+          <w:rFonts w:hint="eastAsia"/>
+        </w:rPr>
+        <w:t>작업을 시작하기 위해 다음 명령어를 작성한다.</w:t>
+      </w:r>
+    </w:p>
+    <w:p>
+      <w:proofErr w:type="spellStart"/>
+      <w:r>
+        <w:rPr>
+          <w:rFonts w:hint="eastAsia"/>
+        </w:rPr>
+        <w:t>s</w:t>
+      </w:r>
+      <w:r>
+        <w:t>udo</w:t>
+      </w:r>
+      <w:proofErr w:type="spellEnd"/>
+      <w:r>
+        <w:t xml:space="preserve"> </w:t>
+      </w:r>
+      <w:proofErr w:type="spellStart"/>
+      <w:r>
+        <w:t>kubeadm</w:t>
+      </w:r>
+      <w:proofErr w:type="spellEnd"/>
+      <w:r>
+        <w:t xml:space="preserve"> </w:t>
+      </w:r>
+      <w:proofErr w:type="spellStart"/>
+      <w:r>
+        <w:t>init</w:t>
+      </w:r>
+      <w:proofErr w:type="spellEnd"/>
+    </w:p>
+    <w:p>
+      <w:r>
+        <w:rPr>
+          <w:rFonts w:hint="eastAsia"/>
+        </w:rPr>
+        <w:t>m</w:t>
+      </w:r>
+      <w:r>
+        <w:t xml:space="preserve">aster </w:t>
+      </w:r>
+      <w:r>
+        <w:rPr>
+          <w:rFonts w:hint="eastAsia"/>
+        </w:rPr>
+        <w:t>노드 초기화 성공 시 다음과 같은 메시지가 출력된다.</w:t>
+      </w:r>
+    </w:p>
+    <w:p>
+      <w:r>
+        <w:t>Your Kubernetes control-plane has initialized successfully!</w:t>
+      </w:r>
+    </w:p>
+    <w:p>
+      <w:r>
+        <w:t>To start using your cluster, you need to run the following as a regular user:</w:t>
+      </w:r>
+    </w:p>
+    <w:p>
+      <w:proofErr w:type="spellStart"/>
+      <w:r>
+        <w:t>mkdir</w:t>
+      </w:r>
+      <w:proofErr w:type="spellEnd"/>
+      <w:r>
+        <w:t>-p $HOME/.</w:t>
+      </w:r>
+      <w:proofErr w:type="spellStart"/>
+      <w:r>
+        <w:t>kube</w:t>
+      </w:r>
+      <w:proofErr w:type="spellEnd"/>
+    </w:p>
+    <w:p>
+      <w:proofErr w:type="spellStart"/>
+      <w:r>
+        <w:t>sudo</w:t>
+      </w:r>
+      <w:proofErr w:type="spellEnd"/>
+      <w:r>
+        <w:t xml:space="preserve"> cp-</w:t>
+      </w:r>
+      <w:proofErr w:type="spellStart"/>
+      <w:r>
+        <w:t>i</w:t>
+      </w:r>
+      <w:proofErr w:type="spellEnd"/>
+      <w:r>
+        <w:t xml:space="preserve"> /</w:t>
+      </w:r>
+      <w:proofErr w:type="spellStart"/>
+      <w:r>
+        <w:t>etc</w:t>
+      </w:r>
+      <w:proofErr w:type="spellEnd"/>
+      <w:r>
+        <w:t>/</w:t>
+      </w:r>
+      <w:proofErr w:type="spellStart"/>
+      <w:r>
+        <w:t>kubernetes</w:t>
+      </w:r>
+      <w:proofErr w:type="spellEnd"/>
+      <w:r>
+        <w:t>/</w:t>
+      </w:r>
+      <w:proofErr w:type="spellStart"/>
+      <w:r>
+        <w:t>admin.conf</w:t>
+      </w:r>
+      <w:proofErr w:type="spellEnd"/>
+      <w:r>
+        <w:t xml:space="preserve"> $HOME/.</w:t>
+      </w:r>
+      <w:proofErr w:type="spellStart"/>
+      <w:r>
+        <w:t>kube</w:t>
+      </w:r>
+      <w:proofErr w:type="spellEnd"/>
+      <w:r>
+        <w:t>/config</w:t>
+      </w:r>
+    </w:p>
+    <w:p>
+      <w:proofErr w:type="spellStart"/>
+      <w:r>
+        <w:t>sudo</w:t>
+      </w:r>
+      <w:proofErr w:type="spellEnd"/>
+      <w:r>
+        <w:t xml:space="preserve"> </w:t>
+      </w:r>
+      <w:proofErr w:type="spellStart"/>
+      <w:r>
+        <w:t>chown</w:t>
+      </w:r>
+      <w:proofErr w:type="spellEnd"/>
+      <w:r>
+        <w:t xml:space="preserve"> $(id-u):$(id-g) $HOME/.</w:t>
+      </w:r>
+      <w:proofErr w:type="spellStart"/>
+      <w:r>
+        <w:t>kube</w:t>
+      </w:r>
+      <w:proofErr w:type="spellEnd"/>
+      <w:r>
+        <w:t>/config</w:t>
+      </w:r>
+    </w:p>
+    <w:p>
+      <w:r>
+        <w:t>You should now deploy a pod network to the cluster.</w:t>
+      </w:r>
+    </w:p>
+    <w:p>
+      <w:r>
+        <w:t>Run "</w:t>
+      </w:r>
+      <w:proofErr w:type="spellStart"/>
+      <w:r>
+        <w:t>kubectl</w:t>
+      </w:r>
+      <w:proofErr w:type="spellEnd"/>
+      <w:r>
+        <w:t xml:space="preserve"> apply-f [</w:t>
+      </w:r>
+      <w:proofErr w:type="spellStart"/>
+      <w:r>
+        <w:t>podnetwork</w:t>
+      </w:r>
+      <w:proofErr w:type="spellEnd"/>
+      <w:r>
+        <w:t>].</w:t>
+      </w:r>
+      <w:proofErr w:type="spellStart"/>
+      <w:r>
+        <w:t>yaml</w:t>
+      </w:r>
+      <w:proofErr w:type="spellEnd"/>
+      <w:r>
+        <w:t>" with one of the options listed at:</w:t>
+      </w:r>
+    </w:p>
+    <w:p>
+      <w:hyperlink r:id="rId53" w:history="1">
+        <w:r>
+          <w:rPr>
+            <w:rStyle w:val="a4"/>
+          </w:rPr>
+          <w:t>https://kubernetes.io/docs/concepts/cluster-administration/addons/</w:t>
+        </w:r>
+      </w:hyperlink>
+    </w:p>
+    <w:p>
+      <w:r>
+        <w:t>Then you can join any number of worker nodes by running the following on each as root:</w:t>
+      </w:r>
+    </w:p>
+    <w:p>
+      <w:proofErr w:type="spellStart"/>
+      <w:r>
+        <w:t>kubeadm</w:t>
+      </w:r>
+      <w:proofErr w:type="spellEnd"/>
+      <w:r>
+        <w:t xml:space="preserve"> join 10.0.2.15:6443 --token dwaoa1.4nf7b81nsfnkxctw \</w:t>
+      </w:r>
+    </w:p>
+    <w:p>
+      <w:r>
+        <w:t>--discovery-token-ca-cert-hash</w:t>
+      </w:r>
+    </w:p>
+    <w:p>
+      <w:r>
+        <w:t>sha256:b16367e80df58c3dbacfc3961126ae82d68519368d345fdb228addf04cb4ea2f</w:t>
+      </w:r>
+    </w:p>
+    <w:p>
+      <w:pPr>
+        <w:pStyle w:val="2"/>
+      </w:pPr>
+      <w:r>
+        <w:rPr>
+          <w:rFonts w:hint="eastAsia"/>
+        </w:rPr>
+        <w:t>클러스터를 사용 초기 세팅(마스터 노드에서만 진행하기)</w:t>
+      </w:r>
+    </w:p>
+    <w:p>
+      <w:r>
+        <w:rPr>
+          <w:rFonts w:hint="eastAsia"/>
+        </w:rPr>
+        <w:t xml:space="preserve">다음을 일반 사용자 계정으로 실행(콘솔에 출력된 메시지를 </w:t>
+      </w:r>
+      <w:proofErr w:type="spellStart"/>
+      <w:r>
+        <w:rPr>
+          <w:rFonts w:hint="eastAsia"/>
+        </w:rPr>
+        <w:t>복붙</w:t>
+      </w:r>
+      <w:proofErr w:type="spellEnd"/>
+      <w:r>
+        <w:rPr>
+          <w:rFonts w:hint="eastAsia"/>
+        </w:rPr>
+        <w:t>)</w:t>
+      </w:r>
+    </w:p>
+    <w:p>
+      <w:proofErr w:type="spellStart"/>
+      <w:r>
+        <w:t>mkdir</w:t>
+      </w:r>
+      <w:proofErr w:type="spellEnd"/>
+      <w:r>
+        <w:t>-p $HOME/.</w:t>
+      </w:r>
+      <w:proofErr w:type="spellStart"/>
+      <w:r>
+        <w:t>kube</w:t>
+      </w:r>
+      <w:proofErr w:type="spellEnd"/>
+    </w:p>
+    <w:p>
+      <w:proofErr w:type="spellStart"/>
+      <w:r>
+        <w:t>sudo</w:t>
+      </w:r>
+      <w:proofErr w:type="spellEnd"/>
+      <w:r>
+        <w:t xml:space="preserve"> cp-</w:t>
+      </w:r>
+      <w:proofErr w:type="spellStart"/>
+      <w:r>
+        <w:t>i</w:t>
+      </w:r>
+      <w:proofErr w:type="spellEnd"/>
+      <w:r>
+        <w:t xml:space="preserve"> /</w:t>
+      </w:r>
+      <w:proofErr w:type="spellStart"/>
+      <w:r>
+        <w:t>etc</w:t>
+      </w:r>
+      <w:proofErr w:type="spellEnd"/>
+      <w:r>
+        <w:t>/</w:t>
+      </w:r>
+      <w:proofErr w:type="spellStart"/>
+      <w:r>
+        <w:t>kubernetes</w:t>
+      </w:r>
+      <w:proofErr w:type="spellEnd"/>
+      <w:r>
+        <w:t>/</w:t>
+      </w:r>
+      <w:proofErr w:type="spellStart"/>
+      <w:r>
+        <w:t>admin.conf</w:t>
+      </w:r>
+      <w:proofErr w:type="spellEnd"/>
+      <w:r>
+        <w:t xml:space="preserve"> $HOME/.</w:t>
+      </w:r>
+      <w:proofErr w:type="spellStart"/>
+      <w:r>
+        <w:t>kube</w:t>
+      </w:r>
+      <w:proofErr w:type="spellEnd"/>
+      <w:r>
+        <w:t>/config</w:t>
+      </w:r>
+    </w:p>
+    <w:p>
+      <w:proofErr w:type="spellStart"/>
+      <w:r>
+        <w:t>sudo</w:t>
+      </w:r>
+      <w:proofErr w:type="spellEnd"/>
+      <w:r>
+        <w:t xml:space="preserve"> </w:t>
+      </w:r>
+      <w:proofErr w:type="spellStart"/>
+      <w:r>
+        <w:t>chown</w:t>
+      </w:r>
+      <w:proofErr w:type="spellEnd"/>
+      <w:r>
+        <w:t xml:space="preserve"> $(id-u):$(id-g) $HOME/.</w:t>
+      </w:r>
+      <w:proofErr w:type="spellStart"/>
+      <w:r>
+        <w:t>kube</w:t>
+      </w:r>
+      <w:proofErr w:type="spellEnd"/>
+      <w:r>
+        <w:t>/config</w:t>
+      </w:r>
+    </w:p>
+    <w:p>
+      <w:pPr>
+        <w:pStyle w:val="2"/>
+      </w:pPr>
+      <w:r>
+        <w:rPr>
+          <w:rFonts w:hint="eastAsia"/>
+        </w:rPr>
+        <w:t>워커 노드 추가(워커 노드에서만 할 것)</w:t>
+      </w:r>
+    </w:p>
+    <w:p>
+      <w:r>
+        <w:rPr>
+          <w:rFonts w:hint="eastAsia"/>
+        </w:rPr>
+        <w:t xml:space="preserve">앞서 설치한 대로 </w:t>
+      </w:r>
+      <w:proofErr w:type="spellStart"/>
+      <w:r>
+        <w:rPr>
+          <w:rFonts w:hint="eastAsia"/>
+        </w:rPr>
+        <w:t>쿠버네티스</w:t>
+      </w:r>
+      <w:proofErr w:type="spellEnd"/>
+      <w:r>
+        <w:rPr>
+          <w:rFonts w:hint="eastAsia"/>
+        </w:rPr>
+        <w:t xml:space="preserve"> 설치한 후 </w:t>
+      </w:r>
+      <w:proofErr w:type="spellStart"/>
+      <w:r>
+        <w:t>init</w:t>
+      </w:r>
+      <w:proofErr w:type="spellEnd"/>
+      <w:r>
+        <w:t xml:space="preserve"> </w:t>
+      </w:r>
+      <w:r>
+        <w:rPr>
+          <w:rFonts w:hint="eastAsia"/>
+        </w:rPr>
+        <w:t xml:space="preserve">명령어 </w:t>
+      </w:r>
+      <w:proofErr w:type="spellStart"/>
+      <w:r>
+        <w:rPr>
+          <w:rFonts w:hint="eastAsia"/>
+        </w:rPr>
+        <w:t>전까지만</w:t>
+      </w:r>
+      <w:proofErr w:type="spellEnd"/>
+      <w:r>
+        <w:rPr>
+          <w:rFonts w:hint="eastAsia"/>
+        </w:rPr>
+        <w:t xml:space="preserve"> 수행</w:t>
+      </w:r>
+    </w:p>
+    <w:p>
+      <w:r>
+        <w:rPr>
+          <w:rFonts w:hint="eastAsia"/>
+        </w:rPr>
+        <w:t xml:space="preserve">이후 각 노드에서 관리자 권한으로 워커 노드를 참가 시키기(콘솔에 출력된 메시지를 </w:t>
+      </w:r>
+      <w:proofErr w:type="spellStart"/>
+      <w:r>
+        <w:rPr>
+          <w:rFonts w:hint="eastAsia"/>
+        </w:rPr>
+        <w:t>복붙</w:t>
+      </w:r>
+      <w:proofErr w:type="spellEnd"/>
+      <w:r>
+        <w:rPr>
+          <w:rFonts w:hint="eastAsia"/>
+        </w:rPr>
+        <w:t>)</w:t>
+      </w:r>
+    </w:p>
+    <w:p>
+      <w:proofErr w:type="spellStart"/>
+      <w:r>
+        <w:rPr>
+          <w:rFonts w:hint="eastAsia"/>
+        </w:rPr>
+        <w:lastRenderedPageBreak/>
+        <w:t>s</w:t>
+      </w:r>
+      <w:r>
+        <w:t>udo</w:t>
+      </w:r>
+      <w:proofErr w:type="spellEnd"/>
+      <w:r>
+        <w:t xml:space="preserve"> </w:t>
+      </w:r>
+      <w:proofErr w:type="spellStart"/>
+      <w:r>
+        <w:t>kubeadm</w:t>
+      </w:r>
+      <w:proofErr w:type="spellEnd"/>
+      <w:r>
+        <w:t xml:space="preserve"> join 10.0.2.15:6443 --token dwaoa1.4nf7b81nsfnkxctw \</w:t>
+      </w:r>
+    </w:p>
+    <w:p>
+      <w:r>
+        <w:t>--discovery-token-ca-cert-hash</w:t>
+      </w:r>
+    </w:p>
+    <w:p>
+      <w:r>
+        <w:t>sha256:b16367e80df58c3dbacfc3961126ae82d68519368d345fdb228addf04cb4ea2f</w:t>
+      </w:r>
+    </w:p>
+    <w:p>
+      <w:pPr>
+        <w:pStyle w:val="2"/>
+      </w:pPr>
+      <w:r>
+        <w:rPr>
+          <w:rFonts w:hint="eastAsia"/>
+        </w:rPr>
+        <w:t>연결된 노드들의 상태 확인하기</w:t>
+      </w:r>
+    </w:p>
+    <w:p>
+      <w:proofErr w:type="spellStart"/>
+      <w:r>
+        <w:rPr>
+          <w:rFonts w:hint="eastAsia"/>
+        </w:rPr>
+        <w:t>k</w:t>
+      </w:r>
+      <w:r>
+        <w:t>ubectl</w:t>
+      </w:r>
+      <w:proofErr w:type="spellEnd"/>
+      <w:r>
+        <w:t xml:space="preserve"> get nodes</w:t>
+      </w:r>
+      <w:r>
+        <w:rPr>
+          <w:rFonts w:hint="eastAsia"/>
+        </w:rPr>
+        <w:t>를 사용하여 상태를 확인할 수 있다.</w:t>
+      </w:r>
+    </w:p>
+    <w:p>
+      <w:r>
+        <w:t>STATUS</w:t>
+      </w:r>
+      <w:r>
+        <w:rPr>
+          <w:rFonts w:hint="eastAsia"/>
+        </w:rPr>
+        <w:t xml:space="preserve"> 값이 </w:t>
+      </w:r>
+      <w:proofErr w:type="spellStart"/>
+      <w:r>
+        <w:t>NotReady</w:t>
+      </w:r>
+      <w:proofErr w:type="spellEnd"/>
+      <w:r>
+        <w:t xml:space="preserve"> </w:t>
+      </w:r>
+      <w:r>
+        <w:rPr>
+          <w:rFonts w:hint="eastAsia"/>
+        </w:rPr>
+        <w:t>상태는 P</w:t>
+      </w:r>
+      <w:r>
+        <w:t>od Network</w:t>
+      </w:r>
+      <w:r>
+        <w:rPr>
+          <w:rFonts w:hint="eastAsia"/>
+        </w:rPr>
+        <w:t xml:space="preserve">가 </w:t>
+      </w:r>
+      <w:r>
+        <w:t>deploy</w:t>
+      </w:r>
+      <w:r>
+        <w:rPr>
+          <w:rFonts w:hint="eastAsia"/>
+        </w:rPr>
+        <w:t xml:space="preserve">되면 </w:t>
+      </w:r>
+      <w:r>
+        <w:t>Ready</w:t>
+      </w:r>
+      <w:r>
+        <w:rPr>
+          <w:rFonts w:hint="eastAsia"/>
+        </w:rPr>
+        <w:t>로 변경된다.</w:t>
+      </w:r>
+    </w:p>
+    <w:p>
+      <w:r>
+        <w:rPr>
+          <w:rFonts w:hint="eastAsia"/>
+        </w:rPr>
+        <w:t>만약 노드 연결 실패 시 점검 방법은 다음과 같다.</w:t>
+      </w:r>
+    </w:p>
+    <w:p>
+      <w:pPr>
+        <w:pStyle w:val="a3"/>
+        <w:numPr>
+          <w:ilvl w:val="0"/>
+          <w:numId w:val="18"/>
+        </w:numPr>
+        <w:ind w:leftChars="0"/>
+      </w:pPr>
+      <w:proofErr w:type="spellStart"/>
+      <w:r>
+        <w:rPr>
+          <w:rFonts w:hint="eastAsia"/>
+        </w:rPr>
+        <w:t>i</w:t>
+      </w:r>
+      <w:r>
+        <w:t>nit</w:t>
+      </w:r>
+      <w:proofErr w:type="spellEnd"/>
+      <w:r>
+        <w:rPr>
+          <w:rFonts w:hint="eastAsia"/>
+        </w:rPr>
+        <w:t xml:space="preserve">이나 </w:t>
+      </w:r>
+      <w:r>
+        <w:t>join</w:t>
+      </w:r>
+      <w:r>
+        <w:rPr>
+          <w:rFonts w:hint="eastAsia"/>
+        </w:rPr>
+        <w:t>을 잘못 수행한 경우</w:t>
+      </w:r>
+      <w:r>
+        <w:br/>
+      </w:r>
+      <w:proofErr w:type="spellStart"/>
+      <w:r>
+        <w:t>sudo</w:t>
+      </w:r>
+      <w:proofErr w:type="spellEnd"/>
+      <w:r>
+        <w:t xml:space="preserve"> </w:t>
+      </w:r>
+      <w:proofErr w:type="spellStart"/>
+      <w:r>
+        <w:t>kubeadm</w:t>
+      </w:r>
+      <w:proofErr w:type="spellEnd"/>
+      <w:r>
+        <w:t xml:space="preserve"> reset</w:t>
+      </w:r>
+      <w:r>
+        <w:rPr>
+          <w:rFonts w:hint="eastAsia"/>
+        </w:rPr>
+        <w:t>을 사용해 초기 설정으로 돌아갈 수 있다.</w:t>
+      </w:r>
+    </w:p>
+    <w:p>
+      <w:pPr>
+        <w:pStyle w:val="a3"/>
+        <w:numPr>
+          <w:ilvl w:val="0"/>
+          <w:numId w:val="18"/>
+        </w:numPr>
+        <w:ind w:leftChars="0"/>
+      </w:pPr>
+      <w:r>
+        <w:rPr>
+          <w:rFonts w:hint="eastAsia"/>
+        </w:rPr>
+        <w:t>t</w:t>
+      </w:r>
+      <w:r>
+        <w:t xml:space="preserve">oken </w:t>
+      </w:r>
+      <w:r>
+        <w:rPr>
+          <w:rFonts w:hint="eastAsia"/>
+        </w:rPr>
+        <w:t xml:space="preserve">재발급 받는 방법 </w:t>
+      </w:r>
+      <w:r>
+        <w:t>(</w:t>
+      </w:r>
+      <w:r>
+        <w:rPr>
+          <w:rFonts w:hint="eastAsia"/>
+        </w:rPr>
+        <w:t>마스터 노드에서 실습)</w:t>
+      </w:r>
+      <w:r>
+        <w:br/>
+        <w:t xml:space="preserve">- </w:t>
+      </w:r>
+      <w:r>
+        <w:rPr>
+          <w:rFonts w:hint="eastAsia"/>
+        </w:rPr>
+        <w:t>토근 리스트 확인하기:</w:t>
+      </w:r>
+      <w:r>
+        <w:t xml:space="preserve"> </w:t>
+      </w:r>
+      <w:proofErr w:type="spellStart"/>
+      <w:r>
+        <w:t>sudo</w:t>
+      </w:r>
+      <w:proofErr w:type="spellEnd"/>
+      <w:r>
+        <w:t xml:space="preserve"> </w:t>
+      </w:r>
+      <w:proofErr w:type="spellStart"/>
+      <w:r>
+        <w:t>kubeadm</w:t>
+      </w:r>
+      <w:proofErr w:type="spellEnd"/>
+      <w:r>
+        <w:t xml:space="preserve"> token list</w:t>
+      </w:r>
+      <w:r>
+        <w:br/>
+        <w:t xml:space="preserve">- </w:t>
+      </w:r>
+      <w:r>
+        <w:rPr>
+          <w:rFonts w:hint="eastAsia"/>
+        </w:rPr>
+        <w:t>토큰 재발급하기:</w:t>
+      </w:r>
+      <w:r>
+        <w:t xml:space="preserve"> </w:t>
+      </w:r>
+      <w:proofErr w:type="spellStart"/>
+      <w:r>
+        <w:t>sudo</w:t>
+      </w:r>
+      <w:proofErr w:type="spellEnd"/>
+      <w:r>
+        <w:t xml:space="preserve"> </w:t>
+      </w:r>
+      <w:proofErr w:type="spellStart"/>
+      <w:r>
+        <w:t>kubeadm</w:t>
+      </w:r>
+      <w:proofErr w:type="spellEnd"/>
+      <w:r>
+        <w:t xml:space="preserve"> token create --print-join-command</w:t>
+      </w:r>
+    </w:p>
+    <w:p>
+      <w:pPr>
+        <w:pStyle w:val="2"/>
+      </w:pPr>
+      <w:proofErr w:type="spellStart"/>
+      <w:r>
+        <w:rPr>
+          <w:rFonts w:hint="eastAsia"/>
+        </w:rPr>
+        <w:t>파드</w:t>
+      </w:r>
+      <w:proofErr w:type="spellEnd"/>
+      <w:r>
+        <w:rPr>
+          <w:rFonts w:hint="eastAsia"/>
+        </w:rPr>
+        <w:t xml:space="preserve"> 네트워크 배포</w:t>
+      </w:r>
+    </w:p>
+    <w:p>
+      <w:r>
+        <w:t>“</w:t>
+      </w:r>
+      <w:r>
+        <w:rPr>
+          <w:rFonts w:hint="eastAsia"/>
+        </w:rPr>
+        <w:t>마스터 노드</w:t>
+      </w:r>
+      <w:r>
+        <w:t>”</w:t>
+      </w:r>
+      <w:r>
+        <w:rPr>
+          <w:rFonts w:hint="eastAsia"/>
+        </w:rPr>
+        <w:t xml:space="preserve">에서 다음 명령을 실행하면 앞서 구성한 유저 설정을 통해 클러스터에 </w:t>
+      </w:r>
+      <w:r>
+        <w:t>cilium</w:t>
+      </w:r>
+      <w:r>
+        <w:rPr>
+          <w:rFonts w:hint="eastAsia"/>
+        </w:rPr>
+        <w:t>을 설치</w:t>
+      </w:r>
+    </w:p>
+    <w:p>
+      <w:hyperlink r:id="rId54" w:history="1">
+        <w:r>
+          <w:rPr>
+            <w:rStyle w:val="a4"/>
+          </w:rPr>
+          <w:t>https://kubernetes.io/docs/tasks/administer-cluster/network-policy-provider/cilium-network-policy/</w:t>
+        </w:r>
+      </w:hyperlink>
+      <w:r>
+        <w:t xml:space="preserve"> </w:t>
+      </w:r>
+      <w:r>
+        <w:rPr>
+          <w:rFonts w:hint="eastAsia"/>
+        </w:rPr>
+        <w:t>사이트 참조</w:t>
+      </w:r>
+    </w:p>
+    <w:p>
+      <w:r>
+        <w:t>curl -LO https://github.com/cilium/cilium-cli/releases/latest/download/cilium-linux amd64.tar.gz</w:t>
+      </w:r>
+    </w:p>
+    <w:p>
+      <w:proofErr w:type="spellStart"/>
+      <w:r>
+        <w:t>sudo</w:t>
+      </w:r>
+      <w:proofErr w:type="spellEnd"/>
+      <w:r>
+        <w:t xml:space="preserve"> tar </w:t>
+      </w:r>
+      <w:proofErr w:type="spellStart"/>
+      <w:r>
+        <w:t>xzvfC</w:t>
+      </w:r>
+      <w:proofErr w:type="spellEnd"/>
+      <w:r>
+        <w:t xml:space="preserve"> cilium-linux-amd64.tar.gz /</w:t>
+      </w:r>
+      <w:proofErr w:type="spellStart"/>
+      <w:r>
+        <w:t>usr</w:t>
+      </w:r>
+      <w:proofErr w:type="spellEnd"/>
+      <w:r>
+        <w:t>/local/bin</w:t>
+      </w:r>
+    </w:p>
+    <w:p>
+      <w:r>
+        <w:t>rm cilium-linux-amd64.tar.gz</w:t>
+      </w:r>
+    </w:p>
+    <w:p>
+      <w:r>
+        <w:t>cilium install</w:t>
+      </w:r>
+    </w:p>
+    <w:p>
+      <w:r>
+        <w:rPr>
+          <w:rFonts w:hint="eastAsia"/>
+        </w:rPr>
+        <w:t xml:space="preserve">이후 노드의 상태를 다시 확인을 해본다면 </w:t>
+      </w:r>
+      <w:r>
+        <w:t>STATUS</w:t>
+      </w:r>
+      <w:r>
+        <w:rPr>
+          <w:rFonts w:hint="eastAsia"/>
+        </w:rPr>
+        <w:t xml:space="preserve">가 </w:t>
+      </w:r>
+      <w:r>
+        <w:t>Ready</w:t>
+      </w:r>
+      <w:r>
+        <w:rPr>
+          <w:rFonts w:hint="eastAsia"/>
+        </w:rPr>
+        <w:t>가 된 것을 확인할 수 있다.</w:t>
+      </w:r>
+    </w:p>
+    <w:p>
+      <w:pPr>
+        <w:pStyle w:val="1"/>
+      </w:pPr>
+      <w:r>
+        <w:rPr>
+          <w:rFonts w:hint="eastAsia"/>
+        </w:rPr>
+        <w:t>G</w:t>
+      </w:r>
+      <w:r>
+        <w:t xml:space="preserve">CP </w:t>
+      </w:r>
+      <w:r>
+        <w:rPr>
+          <w:rFonts w:hint="eastAsia"/>
+        </w:rPr>
+        <w:t xml:space="preserve">환경에서 </w:t>
+      </w:r>
+      <w:r>
+        <w:t xml:space="preserve">VM </w:t>
+      </w:r>
+      <w:r>
+        <w:rPr>
+          <w:rFonts w:hint="eastAsia"/>
+        </w:rPr>
+        <w:t>준비하기</w:t>
       </w:r>
     </w:p>
     <w:p/>
@@ -5718,37 +8114,7 @@
         <w:rPr>
           <w:rFonts w:hint="eastAsia"/>
         </w:rPr>
-        <w:t>G</w:t>
-      </w:r>
-      <w:r>
-        <w:t xml:space="preserve">CP </w:t>
-      </w:r>
-      <w:r>
-        <w:rPr>
-          <w:rFonts w:hint="eastAsia"/>
-        </w:rPr>
-        <w:t xml:space="preserve">환경에서 </w:t>
-      </w:r>
-      <w:r>
-        <w:t xml:space="preserve">VM </w:t>
-      </w:r>
-      <w:r>
-        <w:rPr>
-          <w:rFonts w:hint="eastAsia"/>
-        </w:rPr>
-        <w:t>준비하기</w:t>
-      </w:r>
-    </w:p>
-    <w:p/>
-    <w:p/>
-    <w:p>
-      <w:pPr>
-        <w:pStyle w:val="1"/>
-      </w:pPr>
-      <w:r>
-        <w:rPr>
-          <w:rFonts w:hint="eastAsia"/>
-        </w:rPr>
+        <w:lastRenderedPageBreak/>
         <w:t>V</w:t>
       </w:r>
       <w:r>
@@ -6664,6 +9030,95 @@
     </w:lvl>
   </w:abstractNum>
   <w:abstractNum w:abstractNumId="8" w15:restartNumberingAfterBreak="0">
+    <w:nsid w:val="36A3430D"/>
+    <w:multiLevelType w:val="hybridMultilevel"/>
+    <w:tmpl w:val="1286200C"/>
+    <w:lvl w:ilvl="0" w:tplc="1A3855DA">
+      <w:start w:val="1"/>
+      <w:numFmt w:val="decimal"/>
+      <w:lvlText w:val="%1."/>
+      <w:lvlJc w:val="left"/>
+      <w:pPr>
+        <w:ind w:left="800" w:hanging="360"/>
+      </w:pPr>
+      <w:rPr>
+        <w:rFonts w:hint="default"/>
+      </w:rPr>
+    </w:lvl>
+    <w:lvl w:ilvl="1" w:tplc="04090019" w:tentative="1">
+      <w:start w:val="1"/>
+      <w:numFmt w:val="upperLetter"/>
+      <w:lvlText w:val="%2."/>
+      <w:lvlJc w:val="left"/>
+      <w:pPr>
+        <w:ind w:left="1320" w:hanging="440"/>
+      </w:pPr>
+    </w:lvl>
+    <w:lvl w:ilvl="2" w:tplc="0409001B" w:tentative="1">
+      <w:start w:val="1"/>
+      <w:numFmt w:val="lowerRoman"/>
+      <w:lvlText w:val="%3."/>
+      <w:lvlJc w:val="right"/>
+      <w:pPr>
+        <w:ind w:left="1760" w:hanging="440"/>
+      </w:pPr>
+    </w:lvl>
+    <w:lvl w:ilvl="3" w:tplc="0409000F" w:tentative="1">
+      <w:start w:val="1"/>
+      <w:numFmt w:val="decimal"/>
+      <w:lvlText w:val="%4."/>
+      <w:lvlJc w:val="left"/>
+      <w:pPr>
+        <w:ind w:left="2200" w:hanging="440"/>
+      </w:pPr>
+    </w:lvl>
+    <w:lvl w:ilvl="4" w:tplc="04090019" w:tentative="1">
+      <w:start w:val="1"/>
+      <w:numFmt w:val="upperLetter"/>
+      <w:lvlText w:val="%5."/>
+      <w:lvlJc w:val="left"/>
+      <w:pPr>
+        <w:ind w:left="2640" w:hanging="440"/>
+      </w:pPr>
+    </w:lvl>
+    <w:lvl w:ilvl="5" w:tplc="0409001B" w:tentative="1">
+      <w:start w:val="1"/>
+      <w:numFmt w:val="lowerRoman"/>
+      <w:lvlText w:val="%6."/>
+      <w:lvlJc w:val="right"/>
+      <w:pPr>
+        <w:ind w:left="3080" w:hanging="440"/>
+      </w:pPr>
+    </w:lvl>
+    <w:lvl w:ilvl="6" w:tplc="0409000F" w:tentative="1">
+      <w:start w:val="1"/>
+      <w:numFmt w:val="decimal"/>
+      <w:lvlText w:val="%7."/>
+      <w:lvlJc w:val="left"/>
+      <w:pPr>
+        <w:ind w:left="3520" w:hanging="440"/>
+      </w:pPr>
+    </w:lvl>
+    <w:lvl w:ilvl="7" w:tplc="04090019" w:tentative="1">
+      <w:start w:val="1"/>
+      <w:numFmt w:val="upperLetter"/>
+      <w:lvlText w:val="%8."/>
+      <w:lvlJc w:val="left"/>
+      <w:pPr>
+        <w:ind w:left="3960" w:hanging="440"/>
+      </w:pPr>
+    </w:lvl>
+    <w:lvl w:ilvl="8" w:tplc="0409001B" w:tentative="1">
+      <w:start w:val="1"/>
+      <w:numFmt w:val="lowerRoman"/>
+      <w:lvlText w:val="%9."/>
+      <w:lvlJc w:val="right"/>
+      <w:pPr>
+        <w:ind w:left="4400" w:hanging="440"/>
+      </w:pPr>
+    </w:lvl>
+  </w:abstractNum>
+  <w:abstractNum w:abstractNumId="9" w15:restartNumberingAfterBreak="0">
     <w:nsid w:val="40705409"/>
     <w:multiLevelType w:val="hybridMultilevel"/>
     <w:tmpl w:val="69DEC8BE"/>
@@ -6752,7 +9207,7 @@
       </w:pPr>
     </w:lvl>
   </w:abstractNum>
-  <w:abstractNum w:abstractNumId="9" w15:restartNumberingAfterBreak="0">
+  <w:abstractNum w:abstractNumId="10" w15:restartNumberingAfterBreak="0">
     <w:nsid w:val="4BCD3FE5"/>
     <w:multiLevelType w:val="hybridMultilevel"/>
     <w:tmpl w:val="BC3A9706"/>
@@ -6864,7 +9319,7 @@
       </w:rPr>
     </w:lvl>
   </w:abstractNum>
-  <w:abstractNum w:abstractNumId="10" w15:restartNumberingAfterBreak="0">
+  <w:abstractNum w:abstractNumId="11" w15:restartNumberingAfterBreak="0">
     <w:nsid w:val="62174A98"/>
     <w:multiLevelType w:val="hybridMultilevel"/>
     <w:tmpl w:val="D7A0D508"/>
@@ -6977,7 +9432,7 @@
       </w:rPr>
     </w:lvl>
   </w:abstractNum>
-  <w:abstractNum w:abstractNumId="11" w15:restartNumberingAfterBreak="0">
+  <w:abstractNum w:abstractNumId="12" w15:restartNumberingAfterBreak="0">
     <w:nsid w:val="62DB492A"/>
     <w:multiLevelType w:val="hybridMultilevel"/>
     <w:tmpl w:val="B4581EA4"/>
@@ -7089,7 +9544,7 @@
       </w:rPr>
     </w:lvl>
   </w:abstractNum>
-  <w:abstractNum w:abstractNumId="12" w15:restartNumberingAfterBreak="0">
+  <w:abstractNum w:abstractNumId="13" w15:restartNumberingAfterBreak="0">
     <w:nsid w:val="69A943F0"/>
     <w:multiLevelType w:val="hybridMultilevel"/>
     <w:tmpl w:val="1D0CDC5A"/>
@@ -7202,7 +9657,7 @@
       </w:rPr>
     </w:lvl>
   </w:abstractNum>
-  <w:abstractNum w:abstractNumId="13" w15:restartNumberingAfterBreak="0">
+  <w:abstractNum w:abstractNumId="14" w15:restartNumberingAfterBreak="0">
     <w:nsid w:val="6C4E3AC8"/>
     <w:multiLevelType w:val="hybridMultilevel"/>
     <w:tmpl w:val="1F7A0E02"/>
@@ -7291,7 +9746,7 @@
       </w:pPr>
     </w:lvl>
   </w:abstractNum>
-  <w:abstractNum w:abstractNumId="14" w15:restartNumberingAfterBreak="0">
+  <w:abstractNum w:abstractNumId="15" w15:restartNumberingAfterBreak="0">
     <w:nsid w:val="6C6648B1"/>
     <w:multiLevelType w:val="hybridMultilevel"/>
     <w:tmpl w:val="D8C0018A"/>
@@ -7380,7 +9835,7 @@
       </w:pPr>
     </w:lvl>
   </w:abstractNum>
-  <w:abstractNum w:abstractNumId="15" w15:restartNumberingAfterBreak="0">
+  <w:abstractNum w:abstractNumId="16" w15:restartNumberingAfterBreak="0">
     <w:nsid w:val="764511F5"/>
     <w:multiLevelType w:val="hybridMultilevel"/>
     <w:tmpl w:val="0D0E4B60"/>
@@ -7493,7 +9948,7 @@
       </w:rPr>
     </w:lvl>
   </w:abstractNum>
-  <w:abstractNum w:abstractNumId="16" w15:restartNumberingAfterBreak="0">
+  <w:abstractNum w:abstractNumId="17" w15:restartNumberingAfterBreak="0">
     <w:nsid w:val="7CD83118"/>
     <w:multiLevelType w:val="hybridMultilevel"/>
     <w:tmpl w:val="452AD748"/>
@@ -7609,40 +10064,40 @@
     <w:abstractNumId w:val="0"/>
   </w:num>
   <w:num w:numId="2" w16cid:durableId="2050064200">
-    <w:abstractNumId w:val="14"/>
+    <w:abstractNumId w:val="15"/>
   </w:num>
   <w:num w:numId="3" w16cid:durableId="334042425">
     <w:abstractNumId w:val="4"/>
   </w:num>
   <w:num w:numId="4" w16cid:durableId="1053312061">
-    <w:abstractNumId w:val="13"/>
+    <w:abstractNumId w:val="14"/>
   </w:num>
   <w:num w:numId="5" w16cid:durableId="1567763632">
-    <w:abstractNumId w:val="9"/>
+    <w:abstractNumId w:val="10"/>
   </w:num>
   <w:num w:numId="6" w16cid:durableId="761948301">
-    <w:abstractNumId w:val="16"/>
+    <w:abstractNumId w:val="17"/>
   </w:num>
   <w:num w:numId="7" w16cid:durableId="858274405">
     <w:abstractNumId w:val="1"/>
   </w:num>
   <w:num w:numId="8" w16cid:durableId="137890861">
-    <w:abstractNumId w:val="11"/>
+    <w:abstractNumId w:val="12"/>
   </w:num>
   <w:num w:numId="9" w16cid:durableId="441001776">
-    <w:abstractNumId w:val="8"/>
+    <w:abstractNumId w:val="9"/>
   </w:num>
   <w:num w:numId="10" w16cid:durableId="1334645595">
-    <w:abstractNumId w:val="10"/>
+    <w:abstractNumId w:val="11"/>
   </w:num>
   <w:num w:numId="11" w16cid:durableId="1406415926">
     <w:abstractNumId w:val="6"/>
   </w:num>
   <w:num w:numId="12" w16cid:durableId="65079625">
-    <w:abstractNumId w:val="15"/>
+    <w:abstractNumId w:val="16"/>
   </w:num>
   <w:num w:numId="13" w16cid:durableId="1975867874">
-    <w:abstractNumId w:val="12"/>
+    <w:abstractNumId w:val="13"/>
   </w:num>
   <w:num w:numId="14" w16cid:durableId="555968738">
     <w:abstractNumId w:val="5"/>
@@ -7655,6 +10110,9 @@
   </w:num>
   <w:num w:numId="17" w16cid:durableId="803935490">
     <w:abstractNumId w:val="2"/>
+  </w:num>
+  <w:num w:numId="18" w16cid:durableId="1992437786">
+    <w:abstractNumId w:val="8"/>
   </w:num>
 </w:numbering>
 </file>
@@ -8058,7 +10516,7 @@
   <w:style w:type="paragraph" w:default="1" w:styleId="a">
     <w:name w:val="Normal"/>
     <w:qFormat/>
-    <w:rsid w:val="009856C8"/>
+    <w:rsid w:val="005B0E84"/>
     <w:pPr>
       <w:widowControl w:val="0"/>
       <w:wordWrap w:val="0"/>
